--- a/lab1/report.docx
+++ b/lab1/report.docx
@@ -202,7 +202,6 @@
           <w:b/>
           <w:sz w:val="32"/>
           <w:szCs w:val="32"/>
-          <w:lang w:val="en-US"/>
         </w:rPr>
       </w:pPr>
       <w:r>
@@ -229,7 +228,6 @@
           <w:b/>
           <w:sz w:val="32"/>
           <w:szCs w:val="32"/>
-          <w:lang w:val="en-US"/>
         </w:rPr>
         <w:t>589</w:t>
       </w:r>
@@ -753,7 +751,7 @@
           <w:szCs w:val="32"/>
         </w:rPr>
         <w:drawing>
-          <wp:inline distT="0" distB="0" distL="0" distR="0" wp14:anchorId="1003B110" wp14:editId="32987AC6">
+          <wp:inline distT="0" distB="0" distL="0" distR="0" wp14:anchorId="1003B110" wp14:editId="4CF19C68">
             <wp:extent cx="5939790" cy="2880995"/>
             <wp:effectExtent l="0" t="0" r="3810" b="1905"/>
             <wp:docPr id="870515762" name="Рисунок 2" descr="Изображение выглядит как линия, График, диаграмма, скат&#10;&#10;Содержимое, созданное искусственным интеллектом, может быть неверным."/>
@@ -1412,7 +1410,6 @@
           <w:rFonts w:ascii="Times New Roman" w:eastAsia="Times New Roman" w:hAnsi="Times New Roman" w:cs="Times New Roman"/>
           <w:sz w:val="28"/>
           <w:szCs w:val="28"/>
-          <w:lang w:val="en-US"/>
         </w:rPr>
       </w:pPr>
     </w:p>
@@ -1883,19 +1880,18 @@
           <w:rFonts w:ascii="Times New Roman" w:eastAsia="Times New Roman" w:hAnsi="Times New Roman" w:cs="Times New Roman"/>
           <w:sz w:val="28"/>
           <w:szCs w:val="28"/>
+        </w:rPr>
+      </w:pPr>
+    </w:p>
+    <w:p>
+      <w:pPr>
+        <w:rPr>
+          <w:rFonts w:ascii="Times New Roman" w:eastAsia="Times New Roman" w:hAnsi="Times New Roman" w:cs="Times New Roman"/>
+          <w:sz w:val="28"/>
+          <w:szCs w:val="28"/>
           <w:lang w:val="en-US"/>
         </w:rPr>
       </w:pPr>
-    </w:p>
-    <w:p>
-      <w:pPr>
-        <w:rPr>
-          <w:rFonts w:ascii="Times New Roman" w:eastAsia="Times New Roman" w:hAnsi="Times New Roman" w:cs="Times New Roman"/>
-          <w:sz w:val="28"/>
-          <w:szCs w:val="28"/>
-          <w:lang w:val="en-US"/>
-        </w:rPr>
-      </w:pPr>
       <w:r>
         <w:rPr>
           <w:rFonts w:ascii="Times New Roman" w:eastAsia="Times New Roman" w:hAnsi="Times New Roman" w:cs="Times New Roman"/>
@@ -1904,7 +1900,7 @@
           <w:szCs w:val="28"/>
         </w:rPr>
         <w:drawing>
-          <wp:inline distT="0" distB="0" distL="0" distR="0" wp14:anchorId="181BAD56" wp14:editId="26BC7042">
+          <wp:inline distT="0" distB="0" distL="0" distR="0" wp14:anchorId="181BAD56" wp14:editId="0396D838">
             <wp:extent cx="5939790" cy="2157730"/>
             <wp:effectExtent l="0" t="0" r="3810" b="1270"/>
             <wp:docPr id="1856435127" name="Рисунок 3" descr="Изображение выглядит как текст, снимок экрана, Шрифт&#10;&#10;Содержимое, созданное искусственным интеллектом, может быть неверным."/>
@@ -1993,7 +1989,7 @@
           <w:szCs w:val="28"/>
         </w:rPr>
         <w:drawing>
-          <wp:inline distT="0" distB="0" distL="0" distR="0" wp14:anchorId="65A85366" wp14:editId="0F8970E3">
+          <wp:inline distT="0" distB="0" distL="0" distR="0" wp14:anchorId="65A85366" wp14:editId="6B6B0474">
             <wp:extent cx="5939790" cy="767715"/>
             <wp:effectExtent l="0" t="0" r="3810" b="0"/>
             <wp:docPr id="1743718949" name="Рисунок 4" descr="Изображение выглядит как текст, Шрифт, снимок экрана, мерная рейка&#10;&#10;Содержимое, созданное искусственным интеллектом, может быть неверным."/>
@@ -2183,103 +2179,4174 @@
     </w:p>
     <w:p>
       <w:pPr>
-        <w:rPr>
-          <w:rFonts w:ascii="Times New Roman" w:eastAsia="Times New Roman" w:hAnsi="Times New Roman" w:cs="Times New Roman"/>
+        <w:autoSpaceDE w:val="0"/>
+        <w:autoSpaceDN w:val="0"/>
+        <w:adjustRightInd w:val="0"/>
+        <w:spacing w:after="40" w:line="240" w:lineRule="auto"/>
+        <w:rPr>
+          <w:rFonts w:ascii="Times New Roman" w:hAnsi="Times New Roman" w:cs="Times New Roman"/>
+          <w:b/>
+          <w:bCs/>
+          <w:sz w:val="32"/>
+          <w:szCs w:val="32"/>
+        </w:rPr>
+      </w:pPr>
+      <w:r>
+        <w:rPr>
+          <w:rFonts w:ascii="Times New Roman" w:hAnsi="Times New Roman" w:cs="Times New Roman"/>
+          <w:b/>
+          <w:bCs/>
+          <w:sz w:val="32"/>
+          <w:szCs w:val="32"/>
+        </w:rPr>
+        <w:lastRenderedPageBreak/>
+        <w:t xml:space="preserve">Задание </w:t>
+      </w:r>
+      <w:r>
+        <w:rPr>
+          <w:rFonts w:ascii="Times New Roman" w:hAnsi="Times New Roman" w:cs="Times New Roman"/>
+          <w:b/>
+          <w:bCs/>
+          <w:sz w:val="32"/>
+          <w:szCs w:val="32"/>
+        </w:rPr>
+        <w:t>2</w:t>
+      </w:r>
+      <w:r>
+        <w:rPr>
+          <w:rFonts w:ascii="Times New Roman" w:hAnsi="Times New Roman" w:cs="Times New Roman"/>
+          <w:b/>
+          <w:bCs/>
+          <w:sz w:val="32"/>
+          <w:szCs w:val="32"/>
+        </w:rPr>
+        <w:t>:</w:t>
+      </w:r>
+      <w:r>
+        <w:rPr>
+          <w:rFonts w:ascii="Times New Roman" w:hAnsi="Times New Roman" w:cs="Times New Roman"/>
+          <w:b/>
+          <w:bCs/>
+          <w:sz w:val="32"/>
+          <w:szCs w:val="32"/>
+        </w:rPr>
+        <w:t xml:space="preserve"> </w:t>
+      </w:r>
+      <w:r>
+        <w:rPr>
+          <w:rFonts w:ascii="Times New Roman" w:hAnsi="Times New Roman" w:cs="Times New Roman"/>
           <w:i/>
-          <w:sz w:val="38"/>
-          <w:szCs w:val="38"/>
-        </w:rPr>
-      </w:pPr>
-      <w:r>
-        <w:rPr>
-          <w:rFonts w:ascii="Times New Roman" w:eastAsia="Times New Roman" w:hAnsi="Times New Roman" w:cs="Times New Roman"/>
+          <w:iCs/>
+          <w:sz w:val="32"/>
+          <w:szCs w:val="32"/>
+        </w:rPr>
+        <w:t>Модульное тестирование алгоритма поразрядной сортировки</w:t>
+      </w:r>
+    </w:p>
+    <w:p>
+      <w:pPr>
+        <w:autoSpaceDE w:val="0"/>
+        <w:autoSpaceDN w:val="0"/>
+        <w:adjustRightInd w:val="0"/>
+        <w:spacing w:after="0" w:line="240" w:lineRule="auto"/>
+        <w:rPr>
+          <w:rFonts w:ascii="Times New Roman" w:hAnsi="Times New Roman" w:cs="Times New Roman"/>
           <w:b/>
-          <w:sz w:val="30"/>
-          <w:szCs w:val="30"/>
-        </w:rPr>
-        <w:lastRenderedPageBreak/>
-        <w:t xml:space="preserve">Задание 2: </w:t>
-      </w:r>
-      <w:r>
-        <w:rPr>
-          <w:rFonts w:ascii="Times New Roman" w:eastAsia="Times New Roman" w:hAnsi="Times New Roman" w:cs="Times New Roman"/>
-          <w:i/>
-          <w:sz w:val="30"/>
-          <w:szCs w:val="30"/>
-        </w:rPr>
-        <w:t>Красно-чёрное дерево</w:t>
-      </w:r>
-    </w:p>
-    <w:p>
-      <w:pPr>
-        <w:spacing w:before="200"/>
-        <w:rPr>
-          <w:rFonts w:ascii="Times New Roman" w:eastAsia="Times New Roman" w:hAnsi="Times New Roman" w:cs="Times New Roman"/>
-          <w:sz w:val="28"/>
-          <w:szCs w:val="28"/>
-        </w:rPr>
-      </w:pPr>
-      <w:r>
-        <w:rPr>
-          <w:rFonts w:ascii="Times New Roman" w:eastAsia="Times New Roman" w:hAnsi="Times New Roman" w:cs="Times New Roman"/>
-          <w:sz w:val="28"/>
-          <w:szCs w:val="28"/>
-        </w:rPr>
-        <w:t xml:space="preserve">Эталонная реализация по варианту: </w:t>
-      </w:r>
-      <w:hyperlink r:id="rId11">
+          <w:bCs/>
+          <w:sz w:val="28"/>
+          <w:szCs w:val="28"/>
+        </w:rPr>
+      </w:pPr>
+      <w:r>
+        <w:rPr>
+          <w:rFonts w:ascii="Times New Roman" w:hAnsi="Times New Roman" w:cs="Times New Roman"/>
+          <w:b/>
+          <w:bCs/>
+          <w:sz w:val="28"/>
+          <w:szCs w:val="28"/>
+        </w:rPr>
+        <w:t>2.1. Описание алгоритма</w:t>
+      </w:r>
+    </w:p>
+    <w:p>
+      <w:pPr>
+        <w:autoSpaceDE w:val="0"/>
+        <w:autoSpaceDN w:val="0"/>
+        <w:adjustRightInd w:val="0"/>
+        <w:spacing w:after="0" w:line="240" w:lineRule="auto"/>
+        <w:ind w:firstLine="720"/>
+        <w:rPr>
+          <w:rFonts w:ascii="Times New Roman" w:hAnsi="Times New Roman" w:cs="Times New Roman"/>
+          <w:sz w:val="28"/>
+          <w:szCs w:val="28"/>
+        </w:rPr>
+      </w:pPr>
+      <w:r>
+        <w:rPr>
+          <w:rFonts w:ascii="Times New Roman" w:hAnsi="Times New Roman" w:cs="Times New Roman"/>
+          <w:b/>
+          <w:bCs/>
+          <w:sz w:val="28"/>
+          <w:szCs w:val="28"/>
+        </w:rPr>
+        <w:t>Алгоритм:</w:t>
+      </w:r>
+      <w:r>
+        <w:rPr>
+          <w:rFonts w:ascii="Times New Roman" w:hAnsi="Times New Roman" w:cs="Times New Roman"/>
+          <w:sz w:val="28"/>
+          <w:szCs w:val="28"/>
+        </w:rPr>
+        <w:t> Поразрядная сортировка (Radix Sort) — не сравнивающий алгоритм сортировки, обрабатывающий числа по отдельным разрядам (цифрам). Использует сортировку подсчетом (Counting Sort) как вспомогательную для каждого разряда.</w:t>
+      </w:r>
+    </w:p>
+    <w:p>
+      <w:pPr>
+        <w:autoSpaceDE w:val="0"/>
+        <w:autoSpaceDN w:val="0"/>
+        <w:adjustRightInd w:val="0"/>
+        <w:spacing w:after="0" w:line="240" w:lineRule="auto"/>
+        <w:rPr>
+          <w:rFonts w:ascii="Times New Roman" w:hAnsi="Times New Roman" w:cs="Times New Roman"/>
+          <w:sz w:val="28"/>
+          <w:szCs w:val="28"/>
+        </w:rPr>
+      </w:pPr>
+      <w:r>
+        <w:rPr>
+          <w:rFonts w:ascii="Times New Roman" w:hAnsi="Times New Roman" w:cs="Times New Roman"/>
+          <w:b/>
+          <w:bCs/>
+          <w:sz w:val="28"/>
+          <w:szCs w:val="28"/>
+        </w:rPr>
+        <w:t>Источник:</w:t>
+      </w:r>
+      <w:r>
+        <w:rPr>
+          <w:rFonts w:ascii="Times New Roman" w:hAnsi="Times New Roman" w:cs="Times New Roman"/>
+          <w:sz w:val="28"/>
+          <w:szCs w:val="28"/>
+        </w:rPr>
+        <w:t> </w:t>
+      </w:r>
+      <w:hyperlink r:id="rId11" w:history="1">
         <w:r>
           <w:rPr>
-            <w:rFonts w:ascii="Times New Roman" w:eastAsia="Times New Roman" w:hAnsi="Times New Roman" w:cs="Times New Roman"/>
-            <w:color w:val="1155CC"/>
+            <w:rFonts w:ascii="Times New Roman" w:hAnsi="Times New Roman" w:cs="Times New Roman"/>
             <w:sz w:val="28"/>
             <w:szCs w:val="28"/>
             <w:u w:val="single"/>
           </w:rPr>
-          <w:t>http://www.cs.usfca.edu/~galles/visualization/RedBlack.html</w:t>
+          <w:t>Radix Sort Visu</w:t>
+        </w:r>
+        <w:r>
+          <w:rPr>
+            <w:rFonts w:ascii="Times New Roman" w:hAnsi="Times New Roman" w:cs="Times New Roman"/>
+            <w:sz w:val="28"/>
+            <w:szCs w:val="28"/>
+            <w:u w:val="single"/>
+          </w:rPr>
+          <w:t>a</w:t>
+        </w:r>
+        <w:r>
+          <w:rPr>
+            <w:rFonts w:ascii="Times New Roman" w:hAnsi="Times New Roman" w:cs="Times New Roman"/>
+            <w:sz w:val="28"/>
+            <w:szCs w:val="28"/>
+            <w:u w:val="single"/>
+          </w:rPr>
+          <w:t>lization</w:t>
         </w:r>
       </w:hyperlink>
-      <w:r>
-        <w:rPr>
-          <w:rFonts w:ascii="Times New Roman" w:eastAsia="Times New Roman" w:hAnsi="Times New Roman" w:cs="Times New Roman"/>
-          <w:sz w:val="28"/>
-          <w:szCs w:val="28"/>
+    </w:p>
+    <w:p>
+      <w:pPr>
+        <w:autoSpaceDE w:val="0"/>
+        <w:autoSpaceDN w:val="0"/>
+        <w:adjustRightInd w:val="0"/>
+        <w:spacing w:after="0" w:line="240" w:lineRule="auto"/>
+        <w:rPr>
+          <w:rFonts w:ascii="Times New Roman" w:hAnsi="Times New Roman" w:cs="Times New Roman"/>
+          <w:b/>
+          <w:bCs/>
+          <w:sz w:val="28"/>
+          <w:szCs w:val="28"/>
+        </w:rPr>
+      </w:pPr>
+      <w:r>
+        <w:rPr>
+          <w:rFonts w:ascii="Times New Roman" w:hAnsi="Times New Roman" w:cs="Times New Roman"/>
+          <w:b/>
+          <w:bCs/>
+          <w:sz w:val="28"/>
+          <w:szCs w:val="28"/>
+        </w:rPr>
+        <w:t>2.2. Характерные точки алгоритма</w:t>
+      </w:r>
+    </w:p>
+    <w:tbl>
+      <w:tblPr>
+        <w:tblW w:w="0" w:type="auto"/>
+        <w:tblInd w:w="-118" w:type="dxa"/>
+        <w:tblBorders>
+          <w:top w:val="none" w:sz="6" w:space="0" w:color="auto"/>
+          <w:left w:val="none" w:sz="6" w:space="0" w:color="auto"/>
+          <w:right w:val="none" w:sz="6" w:space="0" w:color="auto"/>
+        </w:tblBorders>
+        <w:tblLayout w:type="fixed"/>
+        <w:tblLook w:val="0000" w:firstRow="0" w:lastRow="0" w:firstColumn="0" w:lastColumn="0" w:noHBand="0" w:noVBand="0"/>
+      </w:tblPr>
+      <w:tblGrid>
+        <w:gridCol w:w="4428"/>
+        <w:gridCol w:w="4320"/>
+      </w:tblGrid>
+      <w:tr>
+        <w:tblPrEx>
+          <w:tblCellMar>
+            <w:top w:w="0" w:type="dxa"/>
+            <w:bottom w:w="0" w:type="dxa"/>
+          </w:tblCellMar>
+        </w:tblPrEx>
+        <w:tc>
+          <w:tcPr>
+            <w:tcW w:w="4428" w:type="dxa"/>
+            <w:tcBorders>
+              <w:top w:val="single" w:sz="8" w:space="0" w:color="9A9A9A"/>
+              <w:left w:val="single" w:sz="8" w:space="0" w:color="9A9A9A"/>
+              <w:bottom w:val="single" w:sz="8" w:space="0" w:color="9A9A9A"/>
+              <w:right w:val="single" w:sz="8" w:space="0" w:color="9A9A9A"/>
+            </w:tcBorders>
+            <w:tcMar>
+              <w:top w:w="100" w:type="nil"/>
+              <w:left w:w="20" w:type="nil"/>
+              <w:bottom w:w="20" w:type="nil"/>
+              <w:right w:w="100" w:type="nil"/>
+            </w:tcMar>
+          </w:tcPr>
+          <w:p>
+            <w:pPr>
+              <w:autoSpaceDE w:val="0"/>
+              <w:autoSpaceDN w:val="0"/>
+              <w:adjustRightInd w:val="0"/>
+              <w:spacing w:after="0" w:line="240" w:lineRule="auto"/>
+              <w:rPr>
+                <w:rFonts w:ascii="Times New Roman" w:hAnsi="Times New Roman" w:cs="Times New Roman"/>
+                <w:sz w:val="28"/>
+                <w:szCs w:val="28"/>
+              </w:rPr>
+            </w:pPr>
+            <w:r>
+              <w:rPr>
+                <w:rFonts w:ascii="Times New Roman" w:hAnsi="Times New Roman" w:cs="Times New Roman"/>
+                <w:b/>
+                <w:bCs/>
+                <w:sz w:val="28"/>
+                <w:szCs w:val="28"/>
+              </w:rPr>
+              <w:t>Точка</w:t>
+            </w:r>
+          </w:p>
+        </w:tc>
+        <w:tc>
+          <w:tcPr>
+            <w:tcW w:w="4320" w:type="dxa"/>
+            <w:tcBorders>
+              <w:top w:val="single" w:sz="8" w:space="0" w:color="9A9A9A"/>
+              <w:left w:val="single" w:sz="8" w:space="0" w:color="9A9A9A"/>
+              <w:bottom w:val="single" w:sz="8" w:space="0" w:color="9A9A9A"/>
+              <w:right w:val="single" w:sz="8" w:space="0" w:color="9A9A9A"/>
+            </w:tcBorders>
+            <w:tcMar>
+              <w:top w:w="100" w:type="nil"/>
+              <w:left w:w="20" w:type="nil"/>
+              <w:bottom w:w="20" w:type="nil"/>
+              <w:right w:w="100" w:type="nil"/>
+            </w:tcMar>
+          </w:tcPr>
+          <w:p>
+            <w:pPr>
+              <w:autoSpaceDE w:val="0"/>
+              <w:autoSpaceDN w:val="0"/>
+              <w:adjustRightInd w:val="0"/>
+              <w:spacing w:after="0" w:line="240" w:lineRule="auto"/>
+              <w:rPr>
+                <w:rFonts w:ascii="Times New Roman" w:hAnsi="Times New Roman" w:cs="Times New Roman"/>
+                <w:sz w:val="28"/>
+                <w:szCs w:val="28"/>
+              </w:rPr>
+            </w:pPr>
+            <w:r>
+              <w:rPr>
+                <w:rFonts w:ascii="Times New Roman" w:hAnsi="Times New Roman" w:cs="Times New Roman"/>
+                <w:b/>
+                <w:bCs/>
+                <w:sz w:val="28"/>
+                <w:szCs w:val="28"/>
+              </w:rPr>
+              <w:t>Описание</w:t>
+            </w:r>
+          </w:p>
+        </w:tc>
+      </w:tr>
+      <w:tr>
+        <w:tblPrEx>
+          <w:tblBorders>
+            <w:top w:val="none" w:sz="0" w:space="0" w:color="auto"/>
+          </w:tblBorders>
+          <w:tblCellMar>
+            <w:top w:w="0" w:type="dxa"/>
+            <w:bottom w:w="0" w:type="dxa"/>
+          </w:tblCellMar>
+        </w:tblPrEx>
+        <w:tc>
+          <w:tcPr>
+            <w:tcW w:w="4428" w:type="dxa"/>
+            <w:tcBorders>
+              <w:top w:val="single" w:sz="8" w:space="0" w:color="9A9A9A"/>
+              <w:left w:val="single" w:sz="8" w:space="0" w:color="9A9A9A"/>
+              <w:bottom w:val="single" w:sz="8" w:space="0" w:color="9A9A9A"/>
+              <w:right w:val="single" w:sz="8" w:space="0" w:color="9A9A9A"/>
+            </w:tcBorders>
+            <w:tcMar>
+              <w:top w:w="100" w:type="nil"/>
+              <w:left w:w="20" w:type="nil"/>
+              <w:bottom w:w="20" w:type="nil"/>
+              <w:right w:w="100" w:type="nil"/>
+            </w:tcMar>
+          </w:tcPr>
+          <w:p>
+            <w:pPr>
+              <w:autoSpaceDE w:val="0"/>
+              <w:autoSpaceDN w:val="0"/>
+              <w:adjustRightInd w:val="0"/>
+              <w:spacing w:after="0" w:line="240" w:lineRule="auto"/>
+              <w:rPr>
+                <w:rFonts w:ascii="Times New Roman" w:hAnsi="Times New Roman" w:cs="Times New Roman"/>
+                <w:sz w:val="28"/>
+                <w:szCs w:val="28"/>
+              </w:rPr>
+            </w:pPr>
+            <w:r>
+              <w:rPr>
+                <w:rFonts w:ascii="Times New Roman" w:hAnsi="Times New Roman" w:cs="Times New Roman"/>
+                <w:sz w:val="28"/>
+                <w:szCs w:val="28"/>
+              </w:rPr>
+              <w:t>START</w:t>
+            </w:r>
+          </w:p>
+        </w:tc>
+        <w:tc>
+          <w:tcPr>
+            <w:tcW w:w="4320" w:type="dxa"/>
+            <w:tcBorders>
+              <w:top w:val="single" w:sz="8" w:space="0" w:color="9A9A9A"/>
+              <w:left w:val="single" w:sz="8" w:space="0" w:color="9A9A9A"/>
+              <w:bottom w:val="single" w:sz="8" w:space="0" w:color="9A9A9A"/>
+              <w:right w:val="single" w:sz="8" w:space="0" w:color="9A9A9A"/>
+            </w:tcBorders>
+            <w:tcMar>
+              <w:top w:w="100" w:type="nil"/>
+              <w:left w:w="20" w:type="nil"/>
+              <w:bottom w:w="20" w:type="nil"/>
+              <w:right w:w="100" w:type="nil"/>
+            </w:tcMar>
+          </w:tcPr>
+          <w:p>
+            <w:pPr>
+              <w:autoSpaceDE w:val="0"/>
+              <w:autoSpaceDN w:val="0"/>
+              <w:adjustRightInd w:val="0"/>
+              <w:spacing w:after="0" w:line="240" w:lineRule="auto"/>
+              <w:rPr>
+                <w:rFonts w:ascii="Times New Roman" w:hAnsi="Times New Roman" w:cs="Times New Roman"/>
+                <w:sz w:val="28"/>
+                <w:szCs w:val="28"/>
+              </w:rPr>
+            </w:pPr>
+            <w:r>
+              <w:rPr>
+                <w:rFonts w:ascii="Times New Roman" w:hAnsi="Times New Roman" w:cs="Times New Roman"/>
+                <w:sz w:val="28"/>
+                <w:szCs w:val="28"/>
+              </w:rPr>
+              <w:t>Начало выполнения алгоритма</w:t>
+            </w:r>
+          </w:p>
+        </w:tc>
+      </w:tr>
+      <w:tr>
+        <w:tblPrEx>
+          <w:tblBorders>
+            <w:top w:val="none" w:sz="0" w:space="0" w:color="auto"/>
+          </w:tblBorders>
+          <w:tblCellMar>
+            <w:top w:w="0" w:type="dxa"/>
+            <w:bottom w:w="0" w:type="dxa"/>
+          </w:tblCellMar>
+        </w:tblPrEx>
+        <w:tc>
+          <w:tcPr>
+            <w:tcW w:w="4428" w:type="dxa"/>
+            <w:tcBorders>
+              <w:top w:val="single" w:sz="8" w:space="0" w:color="9A9A9A"/>
+              <w:left w:val="single" w:sz="8" w:space="0" w:color="9A9A9A"/>
+              <w:bottom w:val="single" w:sz="8" w:space="0" w:color="9A9A9A"/>
+              <w:right w:val="single" w:sz="8" w:space="0" w:color="9A9A9A"/>
+            </w:tcBorders>
+            <w:tcMar>
+              <w:top w:w="100" w:type="nil"/>
+              <w:left w:w="20" w:type="nil"/>
+              <w:bottom w:w="20" w:type="nil"/>
+              <w:right w:w="100" w:type="nil"/>
+            </w:tcMar>
+          </w:tcPr>
+          <w:p>
+            <w:pPr>
+              <w:autoSpaceDE w:val="0"/>
+              <w:autoSpaceDN w:val="0"/>
+              <w:adjustRightInd w:val="0"/>
+              <w:spacing w:after="0" w:line="240" w:lineRule="auto"/>
+              <w:rPr>
+                <w:rFonts w:ascii="Times New Roman" w:hAnsi="Times New Roman" w:cs="Times New Roman"/>
+                <w:sz w:val="28"/>
+                <w:szCs w:val="28"/>
+              </w:rPr>
+            </w:pPr>
+            <w:r>
+              <w:rPr>
+                <w:rFonts w:ascii="Times New Roman" w:hAnsi="Times New Roman" w:cs="Times New Roman"/>
+                <w:sz w:val="28"/>
+                <w:szCs w:val="28"/>
+              </w:rPr>
+              <w:t>FIND_MAX</w:t>
+            </w:r>
+          </w:p>
+        </w:tc>
+        <w:tc>
+          <w:tcPr>
+            <w:tcW w:w="4320" w:type="dxa"/>
+            <w:tcBorders>
+              <w:top w:val="single" w:sz="8" w:space="0" w:color="9A9A9A"/>
+              <w:left w:val="single" w:sz="8" w:space="0" w:color="9A9A9A"/>
+              <w:bottom w:val="single" w:sz="8" w:space="0" w:color="9A9A9A"/>
+              <w:right w:val="single" w:sz="8" w:space="0" w:color="9A9A9A"/>
+            </w:tcBorders>
+            <w:tcMar>
+              <w:top w:w="100" w:type="nil"/>
+              <w:left w:w="20" w:type="nil"/>
+              <w:bottom w:w="20" w:type="nil"/>
+              <w:right w:w="100" w:type="nil"/>
+            </w:tcMar>
+          </w:tcPr>
+          <w:p>
+            <w:pPr>
+              <w:autoSpaceDE w:val="0"/>
+              <w:autoSpaceDN w:val="0"/>
+              <w:adjustRightInd w:val="0"/>
+              <w:spacing w:after="0" w:line="240" w:lineRule="auto"/>
+              <w:rPr>
+                <w:rFonts w:ascii="Times New Roman" w:hAnsi="Times New Roman" w:cs="Times New Roman"/>
+                <w:sz w:val="28"/>
+                <w:szCs w:val="28"/>
+              </w:rPr>
+            </w:pPr>
+            <w:r>
+              <w:rPr>
+                <w:rFonts w:ascii="Times New Roman" w:hAnsi="Times New Roman" w:cs="Times New Roman"/>
+                <w:sz w:val="28"/>
+                <w:szCs w:val="28"/>
+              </w:rPr>
+              <w:t>Поиск максимального элемента</w:t>
+            </w:r>
+          </w:p>
+        </w:tc>
+      </w:tr>
+      <w:tr>
+        <w:tblPrEx>
+          <w:tblBorders>
+            <w:top w:val="none" w:sz="0" w:space="0" w:color="auto"/>
+          </w:tblBorders>
+          <w:tblCellMar>
+            <w:top w:w="0" w:type="dxa"/>
+            <w:bottom w:w="0" w:type="dxa"/>
+          </w:tblCellMar>
+        </w:tblPrEx>
+        <w:tc>
+          <w:tcPr>
+            <w:tcW w:w="4428" w:type="dxa"/>
+            <w:tcBorders>
+              <w:top w:val="single" w:sz="8" w:space="0" w:color="9A9A9A"/>
+              <w:left w:val="single" w:sz="8" w:space="0" w:color="9A9A9A"/>
+              <w:bottom w:val="single" w:sz="8" w:space="0" w:color="9A9A9A"/>
+              <w:right w:val="single" w:sz="8" w:space="0" w:color="9A9A9A"/>
+            </w:tcBorders>
+            <w:tcMar>
+              <w:top w:w="100" w:type="nil"/>
+              <w:left w:w="20" w:type="nil"/>
+              <w:bottom w:w="20" w:type="nil"/>
+              <w:right w:w="100" w:type="nil"/>
+            </w:tcMar>
+          </w:tcPr>
+          <w:p>
+            <w:pPr>
+              <w:autoSpaceDE w:val="0"/>
+              <w:autoSpaceDN w:val="0"/>
+              <w:adjustRightInd w:val="0"/>
+              <w:spacing w:after="0" w:line="240" w:lineRule="auto"/>
+              <w:rPr>
+                <w:rFonts w:ascii="Times New Roman" w:hAnsi="Times New Roman" w:cs="Times New Roman"/>
+                <w:sz w:val="28"/>
+                <w:szCs w:val="28"/>
+              </w:rPr>
+            </w:pPr>
+            <w:r>
+              <w:rPr>
+                <w:rFonts w:ascii="Times New Roman" w:hAnsi="Times New Roman" w:cs="Times New Roman"/>
+                <w:sz w:val="28"/>
+                <w:szCs w:val="28"/>
+              </w:rPr>
+              <w:t>FIND_MAX_LOOP</w:t>
+            </w:r>
+          </w:p>
+        </w:tc>
+        <w:tc>
+          <w:tcPr>
+            <w:tcW w:w="4320" w:type="dxa"/>
+            <w:tcBorders>
+              <w:top w:val="single" w:sz="8" w:space="0" w:color="9A9A9A"/>
+              <w:left w:val="single" w:sz="8" w:space="0" w:color="9A9A9A"/>
+              <w:bottom w:val="single" w:sz="8" w:space="0" w:color="9A9A9A"/>
+              <w:right w:val="single" w:sz="8" w:space="0" w:color="9A9A9A"/>
+            </w:tcBorders>
+            <w:tcMar>
+              <w:top w:w="100" w:type="nil"/>
+              <w:left w:w="20" w:type="nil"/>
+              <w:bottom w:w="20" w:type="nil"/>
+              <w:right w:w="100" w:type="nil"/>
+            </w:tcMar>
+          </w:tcPr>
+          <w:p>
+            <w:pPr>
+              <w:autoSpaceDE w:val="0"/>
+              <w:autoSpaceDN w:val="0"/>
+              <w:adjustRightInd w:val="0"/>
+              <w:spacing w:after="0" w:line="240" w:lineRule="auto"/>
+              <w:rPr>
+                <w:rFonts w:ascii="Times New Roman" w:hAnsi="Times New Roman" w:cs="Times New Roman"/>
+                <w:sz w:val="28"/>
+                <w:szCs w:val="28"/>
+              </w:rPr>
+            </w:pPr>
+            <w:r>
+              <w:rPr>
+                <w:rFonts w:ascii="Times New Roman" w:hAnsi="Times New Roman" w:cs="Times New Roman"/>
+                <w:sz w:val="28"/>
+                <w:szCs w:val="28"/>
+              </w:rPr>
+              <w:t>Итерация цикла поиска максимума</w:t>
+            </w:r>
+          </w:p>
+        </w:tc>
+      </w:tr>
+      <w:tr>
+        <w:tblPrEx>
+          <w:tblBorders>
+            <w:top w:val="none" w:sz="0" w:space="0" w:color="auto"/>
+          </w:tblBorders>
+          <w:tblCellMar>
+            <w:top w:w="0" w:type="dxa"/>
+            <w:bottom w:w="0" w:type="dxa"/>
+          </w:tblCellMar>
+        </w:tblPrEx>
+        <w:tc>
+          <w:tcPr>
+            <w:tcW w:w="4428" w:type="dxa"/>
+            <w:tcBorders>
+              <w:top w:val="single" w:sz="8" w:space="0" w:color="9A9A9A"/>
+              <w:left w:val="single" w:sz="8" w:space="0" w:color="9A9A9A"/>
+              <w:bottom w:val="single" w:sz="8" w:space="0" w:color="9A9A9A"/>
+              <w:right w:val="single" w:sz="8" w:space="0" w:color="9A9A9A"/>
+            </w:tcBorders>
+            <w:tcMar>
+              <w:top w:w="100" w:type="nil"/>
+              <w:left w:w="20" w:type="nil"/>
+              <w:bottom w:w="20" w:type="nil"/>
+              <w:right w:w="100" w:type="nil"/>
+            </w:tcMar>
+          </w:tcPr>
+          <w:p>
+            <w:pPr>
+              <w:autoSpaceDE w:val="0"/>
+              <w:autoSpaceDN w:val="0"/>
+              <w:adjustRightInd w:val="0"/>
+              <w:spacing w:after="0" w:line="240" w:lineRule="auto"/>
+              <w:rPr>
+                <w:rFonts w:ascii="Times New Roman" w:hAnsi="Times New Roman" w:cs="Times New Roman"/>
+                <w:sz w:val="28"/>
+                <w:szCs w:val="28"/>
+              </w:rPr>
+            </w:pPr>
+            <w:r>
+              <w:rPr>
+                <w:rFonts w:ascii="Times New Roman" w:hAnsi="Times New Roman" w:cs="Times New Roman"/>
+                <w:sz w:val="28"/>
+                <w:szCs w:val="28"/>
+              </w:rPr>
+              <w:t>NEXT_DIGIT</w:t>
+            </w:r>
+          </w:p>
+        </w:tc>
+        <w:tc>
+          <w:tcPr>
+            <w:tcW w:w="4320" w:type="dxa"/>
+            <w:tcBorders>
+              <w:top w:val="single" w:sz="8" w:space="0" w:color="9A9A9A"/>
+              <w:left w:val="single" w:sz="8" w:space="0" w:color="9A9A9A"/>
+              <w:bottom w:val="single" w:sz="8" w:space="0" w:color="9A9A9A"/>
+              <w:right w:val="single" w:sz="8" w:space="0" w:color="9A9A9A"/>
+            </w:tcBorders>
+            <w:tcMar>
+              <w:top w:w="100" w:type="nil"/>
+              <w:left w:w="20" w:type="nil"/>
+              <w:bottom w:w="20" w:type="nil"/>
+              <w:right w:w="100" w:type="nil"/>
+            </w:tcMar>
+          </w:tcPr>
+          <w:p>
+            <w:pPr>
+              <w:autoSpaceDE w:val="0"/>
+              <w:autoSpaceDN w:val="0"/>
+              <w:adjustRightInd w:val="0"/>
+              <w:spacing w:after="0" w:line="240" w:lineRule="auto"/>
+              <w:rPr>
+                <w:rFonts w:ascii="Times New Roman" w:hAnsi="Times New Roman" w:cs="Times New Roman"/>
+                <w:sz w:val="28"/>
+                <w:szCs w:val="28"/>
+              </w:rPr>
+            </w:pPr>
+            <w:r>
+              <w:rPr>
+                <w:rFonts w:ascii="Times New Roman" w:hAnsi="Times New Roman" w:cs="Times New Roman"/>
+                <w:sz w:val="28"/>
+                <w:szCs w:val="28"/>
+              </w:rPr>
+              <w:t>Переход к следующему разряду</w:t>
+            </w:r>
+          </w:p>
+        </w:tc>
+      </w:tr>
+      <w:tr>
+        <w:tblPrEx>
+          <w:tblBorders>
+            <w:top w:val="none" w:sz="0" w:space="0" w:color="auto"/>
+          </w:tblBorders>
+          <w:tblCellMar>
+            <w:top w:w="0" w:type="dxa"/>
+            <w:bottom w:w="0" w:type="dxa"/>
+          </w:tblCellMar>
+        </w:tblPrEx>
+        <w:tc>
+          <w:tcPr>
+            <w:tcW w:w="4428" w:type="dxa"/>
+            <w:tcBorders>
+              <w:top w:val="single" w:sz="8" w:space="0" w:color="9A9A9A"/>
+              <w:left w:val="single" w:sz="8" w:space="0" w:color="9A9A9A"/>
+              <w:bottom w:val="single" w:sz="8" w:space="0" w:color="9A9A9A"/>
+              <w:right w:val="single" w:sz="8" w:space="0" w:color="9A9A9A"/>
+            </w:tcBorders>
+            <w:tcMar>
+              <w:top w:w="100" w:type="nil"/>
+              <w:left w:w="20" w:type="nil"/>
+              <w:bottom w:w="20" w:type="nil"/>
+              <w:right w:w="100" w:type="nil"/>
+            </w:tcMar>
+          </w:tcPr>
+          <w:p>
+            <w:pPr>
+              <w:autoSpaceDE w:val="0"/>
+              <w:autoSpaceDN w:val="0"/>
+              <w:adjustRightInd w:val="0"/>
+              <w:spacing w:after="0" w:line="240" w:lineRule="auto"/>
+              <w:rPr>
+                <w:rFonts w:ascii="Times New Roman" w:hAnsi="Times New Roman" w:cs="Times New Roman"/>
+                <w:sz w:val="28"/>
+                <w:szCs w:val="28"/>
+              </w:rPr>
+            </w:pPr>
+            <w:r>
+              <w:rPr>
+                <w:rFonts w:ascii="Times New Roman" w:hAnsi="Times New Roman" w:cs="Times New Roman"/>
+                <w:sz w:val="28"/>
+                <w:szCs w:val="28"/>
+              </w:rPr>
+              <w:t>COUNTING_SORT</w:t>
+            </w:r>
+          </w:p>
+        </w:tc>
+        <w:tc>
+          <w:tcPr>
+            <w:tcW w:w="4320" w:type="dxa"/>
+            <w:tcBorders>
+              <w:top w:val="single" w:sz="8" w:space="0" w:color="9A9A9A"/>
+              <w:left w:val="single" w:sz="8" w:space="0" w:color="9A9A9A"/>
+              <w:bottom w:val="single" w:sz="8" w:space="0" w:color="9A9A9A"/>
+              <w:right w:val="single" w:sz="8" w:space="0" w:color="9A9A9A"/>
+            </w:tcBorders>
+            <w:tcMar>
+              <w:top w:w="100" w:type="nil"/>
+              <w:left w:w="20" w:type="nil"/>
+              <w:bottom w:w="20" w:type="nil"/>
+              <w:right w:w="100" w:type="nil"/>
+            </w:tcMar>
+          </w:tcPr>
+          <w:p>
+            <w:pPr>
+              <w:autoSpaceDE w:val="0"/>
+              <w:autoSpaceDN w:val="0"/>
+              <w:adjustRightInd w:val="0"/>
+              <w:spacing w:after="0" w:line="240" w:lineRule="auto"/>
+              <w:rPr>
+                <w:rFonts w:ascii="Times New Roman" w:hAnsi="Times New Roman" w:cs="Times New Roman"/>
+                <w:sz w:val="28"/>
+                <w:szCs w:val="28"/>
+              </w:rPr>
+            </w:pPr>
+            <w:r>
+              <w:rPr>
+                <w:rFonts w:ascii="Times New Roman" w:hAnsi="Times New Roman" w:cs="Times New Roman"/>
+                <w:sz w:val="28"/>
+                <w:szCs w:val="28"/>
+              </w:rPr>
+              <w:t>Вызов сортировки подсчетом</w:t>
+            </w:r>
+          </w:p>
+        </w:tc>
+      </w:tr>
+      <w:tr>
+        <w:tblPrEx>
+          <w:tblBorders>
+            <w:top w:val="none" w:sz="0" w:space="0" w:color="auto"/>
+          </w:tblBorders>
+          <w:tblCellMar>
+            <w:top w:w="0" w:type="dxa"/>
+            <w:bottom w:w="0" w:type="dxa"/>
+          </w:tblCellMar>
+        </w:tblPrEx>
+        <w:tc>
+          <w:tcPr>
+            <w:tcW w:w="4428" w:type="dxa"/>
+            <w:tcBorders>
+              <w:top w:val="single" w:sz="8" w:space="0" w:color="9A9A9A"/>
+              <w:left w:val="single" w:sz="8" w:space="0" w:color="9A9A9A"/>
+              <w:bottom w:val="single" w:sz="8" w:space="0" w:color="9A9A9A"/>
+              <w:right w:val="single" w:sz="8" w:space="0" w:color="9A9A9A"/>
+            </w:tcBorders>
+            <w:tcMar>
+              <w:top w:w="100" w:type="nil"/>
+              <w:left w:w="20" w:type="nil"/>
+              <w:bottom w:w="20" w:type="nil"/>
+              <w:right w:w="100" w:type="nil"/>
+            </w:tcMar>
+          </w:tcPr>
+          <w:p>
+            <w:pPr>
+              <w:autoSpaceDE w:val="0"/>
+              <w:autoSpaceDN w:val="0"/>
+              <w:adjustRightInd w:val="0"/>
+              <w:spacing w:after="0" w:line="240" w:lineRule="auto"/>
+              <w:rPr>
+                <w:rFonts w:ascii="Times New Roman" w:hAnsi="Times New Roman" w:cs="Times New Roman"/>
+                <w:sz w:val="28"/>
+                <w:szCs w:val="28"/>
+              </w:rPr>
+            </w:pPr>
+            <w:r>
+              <w:rPr>
+                <w:rFonts w:ascii="Times New Roman" w:hAnsi="Times New Roman" w:cs="Times New Roman"/>
+                <w:sz w:val="28"/>
+                <w:szCs w:val="28"/>
+              </w:rPr>
+              <w:t>COUNT_ARRAY_INIT</w:t>
+            </w:r>
+          </w:p>
+        </w:tc>
+        <w:tc>
+          <w:tcPr>
+            <w:tcW w:w="4320" w:type="dxa"/>
+            <w:tcBorders>
+              <w:top w:val="single" w:sz="8" w:space="0" w:color="9A9A9A"/>
+              <w:left w:val="single" w:sz="8" w:space="0" w:color="9A9A9A"/>
+              <w:bottom w:val="single" w:sz="8" w:space="0" w:color="9A9A9A"/>
+              <w:right w:val="single" w:sz="8" w:space="0" w:color="9A9A9A"/>
+            </w:tcBorders>
+            <w:tcMar>
+              <w:top w:w="100" w:type="nil"/>
+              <w:left w:w="20" w:type="nil"/>
+              <w:bottom w:w="20" w:type="nil"/>
+              <w:right w:w="100" w:type="nil"/>
+            </w:tcMar>
+          </w:tcPr>
+          <w:p>
+            <w:pPr>
+              <w:autoSpaceDE w:val="0"/>
+              <w:autoSpaceDN w:val="0"/>
+              <w:adjustRightInd w:val="0"/>
+              <w:spacing w:after="0" w:line="240" w:lineRule="auto"/>
+              <w:rPr>
+                <w:rFonts w:ascii="Times New Roman" w:hAnsi="Times New Roman" w:cs="Times New Roman"/>
+                <w:sz w:val="28"/>
+                <w:szCs w:val="28"/>
+              </w:rPr>
+            </w:pPr>
+            <w:r>
+              <w:rPr>
+                <w:rFonts w:ascii="Times New Roman" w:hAnsi="Times New Roman" w:cs="Times New Roman"/>
+                <w:sz w:val="28"/>
+                <w:szCs w:val="28"/>
+              </w:rPr>
+              <w:t>Инициализация массива подсчета</w:t>
+            </w:r>
+          </w:p>
+        </w:tc>
+      </w:tr>
+      <w:tr>
+        <w:tblPrEx>
+          <w:tblBorders>
+            <w:top w:val="none" w:sz="0" w:space="0" w:color="auto"/>
+          </w:tblBorders>
+          <w:tblCellMar>
+            <w:top w:w="0" w:type="dxa"/>
+            <w:bottom w:w="0" w:type="dxa"/>
+          </w:tblCellMar>
+        </w:tblPrEx>
+        <w:tc>
+          <w:tcPr>
+            <w:tcW w:w="4428" w:type="dxa"/>
+            <w:tcBorders>
+              <w:top w:val="single" w:sz="8" w:space="0" w:color="9A9A9A"/>
+              <w:left w:val="single" w:sz="8" w:space="0" w:color="9A9A9A"/>
+              <w:bottom w:val="single" w:sz="8" w:space="0" w:color="9A9A9A"/>
+              <w:right w:val="single" w:sz="8" w:space="0" w:color="9A9A9A"/>
+            </w:tcBorders>
+            <w:tcMar>
+              <w:top w:w="100" w:type="nil"/>
+              <w:left w:w="20" w:type="nil"/>
+              <w:bottom w:w="20" w:type="nil"/>
+              <w:right w:w="100" w:type="nil"/>
+            </w:tcMar>
+          </w:tcPr>
+          <w:p>
+            <w:pPr>
+              <w:autoSpaceDE w:val="0"/>
+              <w:autoSpaceDN w:val="0"/>
+              <w:adjustRightInd w:val="0"/>
+              <w:spacing w:after="0" w:line="240" w:lineRule="auto"/>
+              <w:rPr>
+                <w:rFonts w:ascii="Times New Roman" w:hAnsi="Times New Roman" w:cs="Times New Roman"/>
+                <w:sz w:val="28"/>
+                <w:szCs w:val="28"/>
+              </w:rPr>
+            </w:pPr>
+            <w:r>
+              <w:rPr>
+                <w:rFonts w:ascii="Times New Roman" w:hAnsi="Times New Roman" w:cs="Times New Roman"/>
+                <w:sz w:val="28"/>
+                <w:szCs w:val="28"/>
+              </w:rPr>
+              <w:t>COUNT_DIGITS</w:t>
+            </w:r>
+          </w:p>
+        </w:tc>
+        <w:tc>
+          <w:tcPr>
+            <w:tcW w:w="4320" w:type="dxa"/>
+            <w:tcBorders>
+              <w:top w:val="single" w:sz="8" w:space="0" w:color="9A9A9A"/>
+              <w:left w:val="single" w:sz="8" w:space="0" w:color="9A9A9A"/>
+              <w:bottom w:val="single" w:sz="8" w:space="0" w:color="9A9A9A"/>
+              <w:right w:val="single" w:sz="8" w:space="0" w:color="9A9A9A"/>
+            </w:tcBorders>
+            <w:tcMar>
+              <w:top w:w="100" w:type="nil"/>
+              <w:left w:w="20" w:type="nil"/>
+              <w:bottom w:w="20" w:type="nil"/>
+              <w:right w:w="100" w:type="nil"/>
+            </w:tcMar>
+          </w:tcPr>
+          <w:p>
+            <w:pPr>
+              <w:autoSpaceDE w:val="0"/>
+              <w:autoSpaceDN w:val="0"/>
+              <w:adjustRightInd w:val="0"/>
+              <w:spacing w:after="0" w:line="240" w:lineRule="auto"/>
+              <w:rPr>
+                <w:rFonts w:ascii="Times New Roman" w:hAnsi="Times New Roman" w:cs="Times New Roman"/>
+                <w:sz w:val="28"/>
+                <w:szCs w:val="28"/>
+              </w:rPr>
+            </w:pPr>
+            <w:r>
+              <w:rPr>
+                <w:rFonts w:ascii="Times New Roman" w:hAnsi="Times New Roman" w:cs="Times New Roman"/>
+                <w:sz w:val="28"/>
+                <w:szCs w:val="28"/>
+              </w:rPr>
+              <w:t>Начало подсчета цифр</w:t>
+            </w:r>
+          </w:p>
+        </w:tc>
+      </w:tr>
+      <w:tr>
+        <w:tblPrEx>
+          <w:tblBorders>
+            <w:top w:val="none" w:sz="0" w:space="0" w:color="auto"/>
+          </w:tblBorders>
+          <w:tblCellMar>
+            <w:top w:w="0" w:type="dxa"/>
+            <w:bottom w:w="0" w:type="dxa"/>
+          </w:tblCellMar>
+        </w:tblPrEx>
+        <w:tc>
+          <w:tcPr>
+            <w:tcW w:w="4428" w:type="dxa"/>
+            <w:tcBorders>
+              <w:top w:val="single" w:sz="8" w:space="0" w:color="9A9A9A"/>
+              <w:left w:val="single" w:sz="8" w:space="0" w:color="9A9A9A"/>
+              <w:bottom w:val="single" w:sz="8" w:space="0" w:color="9A9A9A"/>
+              <w:right w:val="single" w:sz="8" w:space="0" w:color="9A9A9A"/>
+            </w:tcBorders>
+            <w:tcMar>
+              <w:top w:w="100" w:type="nil"/>
+              <w:left w:w="20" w:type="nil"/>
+              <w:bottom w:w="20" w:type="nil"/>
+              <w:right w:w="100" w:type="nil"/>
+            </w:tcMar>
+          </w:tcPr>
+          <w:p>
+            <w:pPr>
+              <w:autoSpaceDE w:val="0"/>
+              <w:autoSpaceDN w:val="0"/>
+              <w:adjustRightInd w:val="0"/>
+              <w:spacing w:after="0" w:line="240" w:lineRule="auto"/>
+              <w:rPr>
+                <w:rFonts w:ascii="Times New Roman" w:hAnsi="Times New Roman" w:cs="Times New Roman"/>
+                <w:sz w:val="28"/>
+                <w:szCs w:val="28"/>
+              </w:rPr>
+            </w:pPr>
+            <w:r>
+              <w:rPr>
+                <w:rFonts w:ascii="Times New Roman" w:hAnsi="Times New Roman" w:cs="Times New Roman"/>
+                <w:sz w:val="28"/>
+                <w:szCs w:val="28"/>
+              </w:rPr>
+              <w:t>COUNT_DIGITS_LOOP</w:t>
+            </w:r>
+          </w:p>
+        </w:tc>
+        <w:tc>
+          <w:tcPr>
+            <w:tcW w:w="4320" w:type="dxa"/>
+            <w:tcBorders>
+              <w:top w:val="single" w:sz="8" w:space="0" w:color="9A9A9A"/>
+              <w:left w:val="single" w:sz="8" w:space="0" w:color="9A9A9A"/>
+              <w:bottom w:val="single" w:sz="8" w:space="0" w:color="9A9A9A"/>
+              <w:right w:val="single" w:sz="8" w:space="0" w:color="9A9A9A"/>
+            </w:tcBorders>
+            <w:tcMar>
+              <w:top w:w="100" w:type="nil"/>
+              <w:left w:w="20" w:type="nil"/>
+              <w:bottom w:w="20" w:type="nil"/>
+              <w:right w:w="100" w:type="nil"/>
+            </w:tcMar>
+          </w:tcPr>
+          <w:p>
+            <w:pPr>
+              <w:autoSpaceDE w:val="0"/>
+              <w:autoSpaceDN w:val="0"/>
+              <w:adjustRightInd w:val="0"/>
+              <w:spacing w:after="0" w:line="240" w:lineRule="auto"/>
+              <w:rPr>
+                <w:rFonts w:ascii="Times New Roman" w:hAnsi="Times New Roman" w:cs="Times New Roman"/>
+                <w:sz w:val="28"/>
+                <w:szCs w:val="28"/>
+              </w:rPr>
+            </w:pPr>
+            <w:r>
+              <w:rPr>
+                <w:rFonts w:ascii="Times New Roman" w:hAnsi="Times New Roman" w:cs="Times New Roman"/>
+                <w:sz w:val="28"/>
+                <w:szCs w:val="28"/>
+              </w:rPr>
+              <w:t>Итерация подсчета цифр</w:t>
+            </w:r>
+          </w:p>
+        </w:tc>
+      </w:tr>
+      <w:tr>
+        <w:tblPrEx>
+          <w:tblBorders>
+            <w:top w:val="none" w:sz="0" w:space="0" w:color="auto"/>
+          </w:tblBorders>
+          <w:tblCellMar>
+            <w:top w:w="0" w:type="dxa"/>
+            <w:bottom w:w="0" w:type="dxa"/>
+          </w:tblCellMar>
+        </w:tblPrEx>
+        <w:tc>
+          <w:tcPr>
+            <w:tcW w:w="4428" w:type="dxa"/>
+            <w:tcBorders>
+              <w:top w:val="single" w:sz="8" w:space="0" w:color="9A9A9A"/>
+              <w:left w:val="single" w:sz="8" w:space="0" w:color="9A9A9A"/>
+              <w:bottom w:val="single" w:sz="8" w:space="0" w:color="9A9A9A"/>
+              <w:right w:val="single" w:sz="8" w:space="0" w:color="9A9A9A"/>
+            </w:tcBorders>
+            <w:tcMar>
+              <w:top w:w="100" w:type="nil"/>
+              <w:left w:w="20" w:type="nil"/>
+              <w:bottom w:w="20" w:type="nil"/>
+              <w:right w:w="100" w:type="nil"/>
+            </w:tcMar>
+          </w:tcPr>
+          <w:p>
+            <w:pPr>
+              <w:autoSpaceDE w:val="0"/>
+              <w:autoSpaceDN w:val="0"/>
+              <w:adjustRightInd w:val="0"/>
+              <w:spacing w:after="0" w:line="240" w:lineRule="auto"/>
+              <w:rPr>
+                <w:rFonts w:ascii="Times New Roman" w:hAnsi="Times New Roman" w:cs="Times New Roman"/>
+                <w:sz w:val="28"/>
+                <w:szCs w:val="28"/>
+              </w:rPr>
+            </w:pPr>
+            <w:r>
+              <w:rPr>
+                <w:rFonts w:ascii="Times New Roman" w:hAnsi="Times New Roman" w:cs="Times New Roman"/>
+                <w:sz w:val="28"/>
+                <w:szCs w:val="28"/>
+              </w:rPr>
+              <w:t>COMPUTE_PREFIX_SUM</w:t>
+            </w:r>
+          </w:p>
+        </w:tc>
+        <w:tc>
+          <w:tcPr>
+            <w:tcW w:w="4320" w:type="dxa"/>
+            <w:tcBorders>
+              <w:top w:val="single" w:sz="8" w:space="0" w:color="9A9A9A"/>
+              <w:left w:val="single" w:sz="8" w:space="0" w:color="9A9A9A"/>
+              <w:bottom w:val="single" w:sz="8" w:space="0" w:color="9A9A9A"/>
+              <w:right w:val="single" w:sz="8" w:space="0" w:color="9A9A9A"/>
+            </w:tcBorders>
+            <w:tcMar>
+              <w:top w:w="100" w:type="nil"/>
+              <w:left w:w="20" w:type="nil"/>
+              <w:bottom w:w="20" w:type="nil"/>
+              <w:right w:w="100" w:type="nil"/>
+            </w:tcMar>
+          </w:tcPr>
+          <w:p>
+            <w:pPr>
+              <w:autoSpaceDE w:val="0"/>
+              <w:autoSpaceDN w:val="0"/>
+              <w:adjustRightInd w:val="0"/>
+              <w:spacing w:after="0" w:line="240" w:lineRule="auto"/>
+              <w:rPr>
+                <w:rFonts w:ascii="Times New Roman" w:hAnsi="Times New Roman" w:cs="Times New Roman"/>
+                <w:sz w:val="28"/>
+                <w:szCs w:val="28"/>
+              </w:rPr>
+            </w:pPr>
+            <w:r>
+              <w:rPr>
+                <w:rFonts w:ascii="Times New Roman" w:hAnsi="Times New Roman" w:cs="Times New Roman"/>
+                <w:sz w:val="28"/>
+                <w:szCs w:val="28"/>
+              </w:rPr>
+              <w:t>Вычисление префиксных сумм</w:t>
+            </w:r>
+          </w:p>
+        </w:tc>
+      </w:tr>
+      <w:tr>
+        <w:tblPrEx>
+          <w:tblBorders>
+            <w:top w:val="none" w:sz="0" w:space="0" w:color="auto"/>
+          </w:tblBorders>
+          <w:tblCellMar>
+            <w:top w:w="0" w:type="dxa"/>
+            <w:bottom w:w="0" w:type="dxa"/>
+          </w:tblCellMar>
+        </w:tblPrEx>
+        <w:tc>
+          <w:tcPr>
+            <w:tcW w:w="4428" w:type="dxa"/>
+            <w:tcBorders>
+              <w:top w:val="single" w:sz="8" w:space="0" w:color="9A9A9A"/>
+              <w:left w:val="single" w:sz="8" w:space="0" w:color="9A9A9A"/>
+              <w:bottom w:val="single" w:sz="8" w:space="0" w:color="9A9A9A"/>
+              <w:right w:val="single" w:sz="8" w:space="0" w:color="9A9A9A"/>
+            </w:tcBorders>
+            <w:tcMar>
+              <w:top w:w="100" w:type="nil"/>
+              <w:left w:w="20" w:type="nil"/>
+              <w:bottom w:w="20" w:type="nil"/>
+              <w:right w:w="100" w:type="nil"/>
+            </w:tcMar>
+          </w:tcPr>
+          <w:p>
+            <w:pPr>
+              <w:autoSpaceDE w:val="0"/>
+              <w:autoSpaceDN w:val="0"/>
+              <w:adjustRightInd w:val="0"/>
+              <w:spacing w:after="0" w:line="240" w:lineRule="auto"/>
+              <w:rPr>
+                <w:rFonts w:ascii="Times New Roman" w:hAnsi="Times New Roman" w:cs="Times New Roman"/>
+                <w:sz w:val="28"/>
+                <w:szCs w:val="28"/>
+              </w:rPr>
+            </w:pPr>
+            <w:r>
+              <w:rPr>
+                <w:rFonts w:ascii="Times New Roman" w:hAnsi="Times New Roman" w:cs="Times New Roman"/>
+                <w:sz w:val="28"/>
+                <w:szCs w:val="28"/>
+              </w:rPr>
+              <w:t>BUILD_OUTPUT</w:t>
+            </w:r>
+          </w:p>
+        </w:tc>
+        <w:tc>
+          <w:tcPr>
+            <w:tcW w:w="4320" w:type="dxa"/>
+            <w:tcBorders>
+              <w:top w:val="single" w:sz="8" w:space="0" w:color="9A9A9A"/>
+              <w:left w:val="single" w:sz="8" w:space="0" w:color="9A9A9A"/>
+              <w:bottom w:val="single" w:sz="8" w:space="0" w:color="9A9A9A"/>
+              <w:right w:val="single" w:sz="8" w:space="0" w:color="9A9A9A"/>
+            </w:tcBorders>
+            <w:tcMar>
+              <w:top w:w="100" w:type="nil"/>
+              <w:left w:w="20" w:type="nil"/>
+              <w:bottom w:w="20" w:type="nil"/>
+              <w:right w:w="100" w:type="nil"/>
+            </w:tcMar>
+          </w:tcPr>
+          <w:p>
+            <w:pPr>
+              <w:autoSpaceDE w:val="0"/>
+              <w:autoSpaceDN w:val="0"/>
+              <w:adjustRightInd w:val="0"/>
+              <w:spacing w:after="0" w:line="240" w:lineRule="auto"/>
+              <w:rPr>
+                <w:rFonts w:ascii="Times New Roman" w:hAnsi="Times New Roman" w:cs="Times New Roman"/>
+                <w:sz w:val="28"/>
+                <w:szCs w:val="28"/>
+              </w:rPr>
+            </w:pPr>
+            <w:r>
+              <w:rPr>
+                <w:rFonts w:ascii="Times New Roman" w:hAnsi="Times New Roman" w:cs="Times New Roman"/>
+                <w:sz w:val="28"/>
+                <w:szCs w:val="28"/>
+              </w:rPr>
+              <w:t>Построение выходного массива</w:t>
+            </w:r>
+          </w:p>
+        </w:tc>
+      </w:tr>
+      <w:tr>
+        <w:tblPrEx>
+          <w:tblBorders>
+            <w:top w:val="none" w:sz="0" w:space="0" w:color="auto"/>
+          </w:tblBorders>
+          <w:tblCellMar>
+            <w:top w:w="0" w:type="dxa"/>
+            <w:bottom w:w="0" w:type="dxa"/>
+          </w:tblCellMar>
+        </w:tblPrEx>
+        <w:tc>
+          <w:tcPr>
+            <w:tcW w:w="4428" w:type="dxa"/>
+            <w:tcBorders>
+              <w:top w:val="single" w:sz="8" w:space="0" w:color="9A9A9A"/>
+              <w:left w:val="single" w:sz="8" w:space="0" w:color="9A9A9A"/>
+              <w:bottom w:val="single" w:sz="8" w:space="0" w:color="9A9A9A"/>
+              <w:right w:val="single" w:sz="8" w:space="0" w:color="9A9A9A"/>
+            </w:tcBorders>
+            <w:tcMar>
+              <w:top w:w="100" w:type="nil"/>
+              <w:left w:w="20" w:type="nil"/>
+              <w:bottom w:w="20" w:type="nil"/>
+              <w:right w:w="100" w:type="nil"/>
+            </w:tcMar>
+          </w:tcPr>
+          <w:p>
+            <w:pPr>
+              <w:autoSpaceDE w:val="0"/>
+              <w:autoSpaceDN w:val="0"/>
+              <w:adjustRightInd w:val="0"/>
+              <w:spacing w:after="0" w:line="240" w:lineRule="auto"/>
+              <w:rPr>
+                <w:rFonts w:ascii="Times New Roman" w:hAnsi="Times New Roman" w:cs="Times New Roman"/>
+                <w:sz w:val="28"/>
+                <w:szCs w:val="28"/>
+              </w:rPr>
+            </w:pPr>
+            <w:r>
+              <w:rPr>
+                <w:rFonts w:ascii="Times New Roman" w:hAnsi="Times New Roman" w:cs="Times New Roman"/>
+                <w:sz w:val="28"/>
+                <w:szCs w:val="28"/>
+              </w:rPr>
+              <w:t>BUILD_OUTPUT_LOOP</w:t>
+            </w:r>
+          </w:p>
+        </w:tc>
+        <w:tc>
+          <w:tcPr>
+            <w:tcW w:w="4320" w:type="dxa"/>
+            <w:tcBorders>
+              <w:top w:val="single" w:sz="8" w:space="0" w:color="9A9A9A"/>
+              <w:left w:val="single" w:sz="8" w:space="0" w:color="9A9A9A"/>
+              <w:bottom w:val="single" w:sz="8" w:space="0" w:color="9A9A9A"/>
+              <w:right w:val="single" w:sz="8" w:space="0" w:color="9A9A9A"/>
+            </w:tcBorders>
+            <w:tcMar>
+              <w:top w:w="100" w:type="nil"/>
+              <w:left w:w="20" w:type="nil"/>
+              <w:bottom w:w="20" w:type="nil"/>
+              <w:right w:w="100" w:type="nil"/>
+            </w:tcMar>
+          </w:tcPr>
+          <w:p>
+            <w:pPr>
+              <w:autoSpaceDE w:val="0"/>
+              <w:autoSpaceDN w:val="0"/>
+              <w:adjustRightInd w:val="0"/>
+              <w:spacing w:after="0" w:line="240" w:lineRule="auto"/>
+              <w:rPr>
+                <w:rFonts w:ascii="Times New Roman" w:hAnsi="Times New Roman" w:cs="Times New Roman"/>
+                <w:sz w:val="28"/>
+                <w:szCs w:val="28"/>
+              </w:rPr>
+            </w:pPr>
+            <w:r>
+              <w:rPr>
+                <w:rFonts w:ascii="Times New Roman" w:hAnsi="Times New Roman" w:cs="Times New Roman"/>
+                <w:sz w:val="28"/>
+                <w:szCs w:val="28"/>
+              </w:rPr>
+              <w:t>Итерация построения выходного массива</w:t>
+            </w:r>
+          </w:p>
+        </w:tc>
+      </w:tr>
+      <w:tr>
+        <w:tblPrEx>
+          <w:tblBorders>
+            <w:top w:val="none" w:sz="0" w:space="0" w:color="auto"/>
+          </w:tblBorders>
+          <w:tblCellMar>
+            <w:top w:w="0" w:type="dxa"/>
+            <w:bottom w:w="0" w:type="dxa"/>
+          </w:tblCellMar>
+        </w:tblPrEx>
+        <w:tc>
+          <w:tcPr>
+            <w:tcW w:w="4428" w:type="dxa"/>
+            <w:tcBorders>
+              <w:top w:val="single" w:sz="8" w:space="0" w:color="9A9A9A"/>
+              <w:left w:val="single" w:sz="8" w:space="0" w:color="9A9A9A"/>
+              <w:bottom w:val="single" w:sz="8" w:space="0" w:color="9A9A9A"/>
+              <w:right w:val="single" w:sz="8" w:space="0" w:color="9A9A9A"/>
+            </w:tcBorders>
+            <w:tcMar>
+              <w:top w:w="100" w:type="nil"/>
+              <w:left w:w="20" w:type="nil"/>
+              <w:bottom w:w="20" w:type="nil"/>
+              <w:right w:w="100" w:type="nil"/>
+            </w:tcMar>
+          </w:tcPr>
+          <w:p>
+            <w:pPr>
+              <w:autoSpaceDE w:val="0"/>
+              <w:autoSpaceDN w:val="0"/>
+              <w:adjustRightInd w:val="0"/>
+              <w:spacing w:after="0" w:line="240" w:lineRule="auto"/>
+              <w:rPr>
+                <w:rFonts w:ascii="Times New Roman" w:hAnsi="Times New Roman" w:cs="Times New Roman"/>
+                <w:sz w:val="28"/>
+                <w:szCs w:val="28"/>
+              </w:rPr>
+            </w:pPr>
+            <w:r>
+              <w:rPr>
+                <w:rFonts w:ascii="Times New Roman" w:hAnsi="Times New Roman" w:cs="Times New Roman"/>
+                <w:sz w:val="28"/>
+                <w:szCs w:val="28"/>
+              </w:rPr>
+              <w:t>COPY_TO_ORIGINAL</w:t>
+            </w:r>
+          </w:p>
+        </w:tc>
+        <w:tc>
+          <w:tcPr>
+            <w:tcW w:w="4320" w:type="dxa"/>
+            <w:tcBorders>
+              <w:top w:val="single" w:sz="8" w:space="0" w:color="9A9A9A"/>
+              <w:left w:val="single" w:sz="8" w:space="0" w:color="9A9A9A"/>
+              <w:bottom w:val="single" w:sz="8" w:space="0" w:color="9A9A9A"/>
+              <w:right w:val="single" w:sz="8" w:space="0" w:color="9A9A9A"/>
+            </w:tcBorders>
+            <w:tcMar>
+              <w:top w:w="100" w:type="nil"/>
+              <w:left w:w="20" w:type="nil"/>
+              <w:bottom w:w="20" w:type="nil"/>
+              <w:right w:w="100" w:type="nil"/>
+            </w:tcMar>
+          </w:tcPr>
+          <w:p>
+            <w:pPr>
+              <w:autoSpaceDE w:val="0"/>
+              <w:autoSpaceDN w:val="0"/>
+              <w:adjustRightInd w:val="0"/>
+              <w:spacing w:after="0" w:line="240" w:lineRule="auto"/>
+              <w:rPr>
+                <w:rFonts w:ascii="Times New Roman" w:hAnsi="Times New Roman" w:cs="Times New Roman"/>
+                <w:sz w:val="28"/>
+                <w:szCs w:val="28"/>
+              </w:rPr>
+            </w:pPr>
+            <w:r>
+              <w:rPr>
+                <w:rFonts w:ascii="Times New Roman" w:hAnsi="Times New Roman" w:cs="Times New Roman"/>
+                <w:sz w:val="28"/>
+                <w:szCs w:val="28"/>
+              </w:rPr>
+              <w:t>Копирование в исходный массив</w:t>
+            </w:r>
+          </w:p>
+        </w:tc>
+      </w:tr>
+      <w:tr>
+        <w:tblPrEx>
+          <w:tblBorders>
+            <w:top w:val="none" w:sz="0" w:space="0" w:color="auto"/>
+          </w:tblBorders>
+          <w:tblCellMar>
+            <w:top w:w="0" w:type="dxa"/>
+            <w:bottom w:w="0" w:type="dxa"/>
+          </w:tblCellMar>
+        </w:tblPrEx>
+        <w:tc>
+          <w:tcPr>
+            <w:tcW w:w="4428" w:type="dxa"/>
+            <w:tcBorders>
+              <w:top w:val="single" w:sz="8" w:space="0" w:color="9A9A9A"/>
+              <w:left w:val="single" w:sz="8" w:space="0" w:color="9A9A9A"/>
+              <w:bottom w:val="single" w:sz="8" w:space="0" w:color="9A9A9A"/>
+              <w:right w:val="single" w:sz="8" w:space="0" w:color="9A9A9A"/>
+            </w:tcBorders>
+            <w:tcMar>
+              <w:top w:w="100" w:type="nil"/>
+              <w:left w:w="20" w:type="nil"/>
+              <w:bottom w:w="20" w:type="nil"/>
+              <w:right w:w="100" w:type="nil"/>
+            </w:tcMar>
+          </w:tcPr>
+          <w:p>
+            <w:pPr>
+              <w:autoSpaceDE w:val="0"/>
+              <w:autoSpaceDN w:val="0"/>
+              <w:adjustRightInd w:val="0"/>
+              <w:spacing w:after="0" w:line="240" w:lineRule="auto"/>
+              <w:rPr>
+                <w:rFonts w:ascii="Times New Roman" w:hAnsi="Times New Roman" w:cs="Times New Roman"/>
+                <w:sz w:val="28"/>
+                <w:szCs w:val="28"/>
+              </w:rPr>
+            </w:pPr>
+            <w:r>
+              <w:rPr>
+                <w:rFonts w:ascii="Times New Roman" w:hAnsi="Times New Roman" w:cs="Times New Roman"/>
+                <w:sz w:val="28"/>
+                <w:szCs w:val="28"/>
+              </w:rPr>
+              <w:t>COPY_LOOP</w:t>
+            </w:r>
+          </w:p>
+        </w:tc>
+        <w:tc>
+          <w:tcPr>
+            <w:tcW w:w="4320" w:type="dxa"/>
+            <w:tcBorders>
+              <w:top w:val="single" w:sz="8" w:space="0" w:color="9A9A9A"/>
+              <w:left w:val="single" w:sz="8" w:space="0" w:color="9A9A9A"/>
+              <w:bottom w:val="single" w:sz="8" w:space="0" w:color="9A9A9A"/>
+              <w:right w:val="single" w:sz="8" w:space="0" w:color="9A9A9A"/>
+            </w:tcBorders>
+            <w:tcMar>
+              <w:top w:w="100" w:type="nil"/>
+              <w:left w:w="20" w:type="nil"/>
+              <w:bottom w:w="20" w:type="nil"/>
+              <w:right w:w="100" w:type="nil"/>
+            </w:tcMar>
+          </w:tcPr>
+          <w:p>
+            <w:pPr>
+              <w:autoSpaceDE w:val="0"/>
+              <w:autoSpaceDN w:val="0"/>
+              <w:adjustRightInd w:val="0"/>
+              <w:spacing w:after="0" w:line="240" w:lineRule="auto"/>
+              <w:rPr>
+                <w:rFonts w:ascii="Times New Roman" w:hAnsi="Times New Roman" w:cs="Times New Roman"/>
+                <w:sz w:val="28"/>
+                <w:szCs w:val="28"/>
+              </w:rPr>
+            </w:pPr>
+            <w:r>
+              <w:rPr>
+                <w:rFonts w:ascii="Times New Roman" w:hAnsi="Times New Roman" w:cs="Times New Roman"/>
+                <w:sz w:val="28"/>
+                <w:szCs w:val="28"/>
+              </w:rPr>
+              <w:t>Итерация копирования</w:t>
+            </w:r>
+          </w:p>
+        </w:tc>
+      </w:tr>
+      <w:tr>
+        <w:tblPrEx>
+          <w:tblCellMar>
+            <w:top w:w="0" w:type="dxa"/>
+            <w:bottom w:w="0" w:type="dxa"/>
+          </w:tblCellMar>
+        </w:tblPrEx>
+        <w:tc>
+          <w:tcPr>
+            <w:tcW w:w="4428" w:type="dxa"/>
+            <w:tcBorders>
+              <w:top w:val="single" w:sz="8" w:space="0" w:color="9A9A9A"/>
+              <w:left w:val="single" w:sz="8" w:space="0" w:color="9A9A9A"/>
+              <w:bottom w:val="single" w:sz="8" w:space="0" w:color="9A9A9A"/>
+              <w:right w:val="single" w:sz="8" w:space="0" w:color="9A9A9A"/>
+            </w:tcBorders>
+            <w:tcMar>
+              <w:top w:w="100" w:type="nil"/>
+              <w:left w:w="20" w:type="nil"/>
+              <w:bottom w:w="20" w:type="nil"/>
+              <w:right w:w="100" w:type="nil"/>
+            </w:tcMar>
+          </w:tcPr>
+          <w:p>
+            <w:pPr>
+              <w:autoSpaceDE w:val="0"/>
+              <w:autoSpaceDN w:val="0"/>
+              <w:adjustRightInd w:val="0"/>
+              <w:spacing w:after="0" w:line="240" w:lineRule="auto"/>
+              <w:rPr>
+                <w:rFonts w:ascii="Times New Roman" w:hAnsi="Times New Roman" w:cs="Times New Roman"/>
+                <w:sz w:val="28"/>
+                <w:szCs w:val="28"/>
+              </w:rPr>
+            </w:pPr>
+            <w:r>
+              <w:rPr>
+                <w:rFonts w:ascii="Times New Roman" w:hAnsi="Times New Roman" w:cs="Times New Roman"/>
+                <w:sz w:val="28"/>
+                <w:szCs w:val="28"/>
+              </w:rPr>
+              <w:t>FINISH</w:t>
+            </w:r>
+          </w:p>
+        </w:tc>
+        <w:tc>
+          <w:tcPr>
+            <w:tcW w:w="4320" w:type="dxa"/>
+            <w:tcBorders>
+              <w:top w:val="single" w:sz="8" w:space="0" w:color="9A9A9A"/>
+              <w:left w:val="single" w:sz="8" w:space="0" w:color="9A9A9A"/>
+              <w:bottom w:val="single" w:sz="8" w:space="0" w:color="9A9A9A"/>
+              <w:right w:val="single" w:sz="8" w:space="0" w:color="9A9A9A"/>
+            </w:tcBorders>
+            <w:tcMar>
+              <w:top w:w="100" w:type="nil"/>
+              <w:left w:w="20" w:type="nil"/>
+              <w:bottom w:w="20" w:type="nil"/>
+              <w:right w:w="100" w:type="nil"/>
+            </w:tcMar>
+          </w:tcPr>
+          <w:p>
+            <w:pPr>
+              <w:autoSpaceDE w:val="0"/>
+              <w:autoSpaceDN w:val="0"/>
+              <w:adjustRightInd w:val="0"/>
+              <w:spacing w:after="0" w:line="240" w:lineRule="auto"/>
+              <w:rPr>
+                <w:rFonts w:ascii="Times New Roman" w:hAnsi="Times New Roman" w:cs="Times New Roman"/>
+                <w:sz w:val="28"/>
+                <w:szCs w:val="28"/>
+              </w:rPr>
+            </w:pPr>
+            <w:r>
+              <w:rPr>
+                <w:rFonts w:ascii="Times New Roman" w:hAnsi="Times New Roman" w:cs="Times New Roman"/>
+                <w:sz w:val="28"/>
+                <w:szCs w:val="28"/>
+              </w:rPr>
+              <w:t>Завершение алгоритма</w:t>
+            </w:r>
+          </w:p>
+        </w:tc>
+      </w:tr>
+    </w:tbl>
+    <w:p>
+      <w:pPr>
+        <w:autoSpaceDE w:val="0"/>
+        <w:autoSpaceDN w:val="0"/>
+        <w:adjustRightInd w:val="0"/>
+        <w:spacing w:after="0" w:line="240" w:lineRule="auto"/>
+        <w:rPr>
+          <w:rFonts w:ascii="Times New Roman" w:hAnsi="Times New Roman" w:cs="Times New Roman"/>
+          <w:b/>
+          <w:bCs/>
+          <w:sz w:val="28"/>
+          <w:szCs w:val="28"/>
+        </w:rPr>
+      </w:pPr>
+    </w:p>
+    <w:p>
+      <w:pPr>
+        <w:autoSpaceDE w:val="0"/>
+        <w:autoSpaceDN w:val="0"/>
+        <w:adjustRightInd w:val="0"/>
+        <w:spacing w:after="40" w:line="240" w:lineRule="auto"/>
+        <w:rPr>
+          <w:rFonts w:ascii="Times New Roman" w:hAnsi="Times New Roman" w:cs="Times New Roman"/>
+          <w:b/>
+          <w:bCs/>
+          <w:sz w:val="28"/>
+          <w:szCs w:val="28"/>
+        </w:rPr>
+      </w:pPr>
+      <w:r>
+        <w:rPr>
+          <w:rFonts w:ascii="Times New Roman" w:hAnsi="Times New Roman" w:cs="Times New Roman"/>
+          <w:b/>
+          <w:bCs/>
+          <w:sz w:val="28"/>
+          <w:szCs w:val="28"/>
+        </w:rPr>
+        <w:t>2.3. Тестовые наборы данных и эталонные последовательности</w:t>
+      </w:r>
+    </w:p>
+    <w:p>
+      <w:pPr>
+        <w:autoSpaceDE w:val="0"/>
+        <w:autoSpaceDN w:val="0"/>
+        <w:adjustRightInd w:val="0"/>
+        <w:spacing w:after="0" w:line="240" w:lineRule="auto"/>
+        <w:rPr>
+          <w:rFonts w:ascii="Times New Roman" w:hAnsi="Times New Roman" w:cs="Times New Roman"/>
+          <w:b/>
+          <w:bCs/>
+          <w:sz w:val="28"/>
+          <w:szCs w:val="28"/>
+        </w:rPr>
+      </w:pPr>
+      <w:r>
+        <w:rPr>
+          <w:rFonts w:ascii="Times New Roman" w:hAnsi="Times New Roman" w:cs="Times New Roman"/>
+          <w:b/>
+          <w:bCs/>
+          <w:sz w:val="28"/>
+          <w:szCs w:val="28"/>
+        </w:rPr>
+        <w:t>Тест 1: Пустой массив</w:t>
+      </w:r>
+    </w:p>
+    <w:p>
+      <w:pPr>
+        <w:autoSpaceDE w:val="0"/>
+        <w:autoSpaceDN w:val="0"/>
+        <w:adjustRightInd w:val="0"/>
+        <w:spacing w:after="0" w:line="240" w:lineRule="auto"/>
+        <w:ind w:firstLine="720"/>
+        <w:rPr>
+          <w:rFonts w:ascii="Times New Roman" w:hAnsi="Times New Roman" w:cs="Times New Roman"/>
+          <w:sz w:val="28"/>
+          <w:szCs w:val="28"/>
+        </w:rPr>
+      </w:pPr>
+      <w:r>
+        <w:rPr>
+          <w:rFonts w:ascii="Times New Roman" w:hAnsi="Times New Roman" w:cs="Times New Roman"/>
+          <w:b/>
+          <w:bCs/>
+          <w:sz w:val="28"/>
+          <w:szCs w:val="28"/>
+        </w:rPr>
+        <w:t>Входные данные:</w:t>
+      </w:r>
+      <w:r>
+        <w:rPr>
+          <w:rFonts w:ascii="Times New Roman" w:hAnsi="Times New Roman" w:cs="Times New Roman"/>
+          <w:sz w:val="28"/>
+          <w:szCs w:val="28"/>
+        </w:rPr>
+        <w:t> {}</w:t>
+      </w:r>
+    </w:p>
+    <w:p>
+      <w:pPr>
+        <w:autoSpaceDE w:val="0"/>
+        <w:autoSpaceDN w:val="0"/>
+        <w:adjustRightInd w:val="0"/>
+        <w:spacing w:after="0" w:line="240" w:lineRule="auto"/>
+        <w:ind w:firstLine="720"/>
+        <w:rPr>
+          <w:rFonts w:ascii="Times New Roman" w:hAnsi="Times New Roman" w:cs="Times New Roman"/>
+          <w:sz w:val="28"/>
+          <w:szCs w:val="28"/>
+        </w:rPr>
+      </w:pPr>
+      <w:r>
+        <w:rPr>
+          <w:rFonts w:ascii="Times New Roman" w:hAnsi="Times New Roman" w:cs="Times New Roman"/>
+          <w:b/>
+          <w:bCs/>
+          <w:sz w:val="28"/>
+          <w:szCs w:val="28"/>
+        </w:rPr>
+        <w:t>Эталонная последовательность:</w:t>
+      </w:r>
+    </w:p>
+    <w:p>
+      <w:pPr>
+        <w:autoSpaceDE w:val="0"/>
+        <w:autoSpaceDN w:val="0"/>
+        <w:adjustRightInd w:val="0"/>
+        <w:spacing w:after="0" w:line="240" w:lineRule="auto"/>
+        <w:ind w:firstLine="720"/>
+        <w:rPr>
+          <w:rFonts w:ascii="Times New Roman" w:hAnsi="Times New Roman" w:cs="Times New Roman"/>
+          <w:sz w:val="28"/>
+          <w:szCs w:val="28"/>
+        </w:rPr>
+      </w:pPr>
+      <w:r>
+        <w:rPr>
+          <w:rFonts w:ascii="Times New Roman" w:hAnsi="Times New Roman" w:cs="Times New Roman"/>
+          <w:sz w:val="28"/>
+          <w:szCs w:val="28"/>
+        </w:rPr>
+        <w:t xml:space="preserve">START </w:t>
+      </w:r>
+      <w:r>
+        <w:rPr>
+          <w:rFonts w:ascii="Times New Roman" w:hAnsi="Times New Roman" w:cs="Times New Roman"/>
+          <w:sz w:val="28"/>
+          <w:szCs w:val="28"/>
+          <w:lang w:val="en-US"/>
+        </w:rPr>
+        <w:t>-&gt;</w:t>
+      </w:r>
+      <w:r>
+        <w:rPr>
+          <w:rFonts w:ascii="Times New Roman" w:hAnsi="Times New Roman" w:cs="Times New Roman"/>
+          <w:sz w:val="28"/>
+          <w:szCs w:val="28"/>
+        </w:rPr>
+        <w:t xml:space="preserve"> FINISH</w:t>
+      </w:r>
+    </w:p>
+    <w:p>
+      <w:pPr>
+        <w:autoSpaceDE w:val="0"/>
+        <w:autoSpaceDN w:val="0"/>
+        <w:adjustRightInd w:val="0"/>
+        <w:spacing w:after="0" w:line="240" w:lineRule="auto"/>
+        <w:rPr>
+          <w:rFonts w:ascii="Times New Roman" w:hAnsi="Times New Roman" w:cs="Times New Roman"/>
+          <w:b/>
+          <w:bCs/>
+          <w:sz w:val="28"/>
+          <w:szCs w:val="28"/>
+        </w:rPr>
+      </w:pPr>
+      <w:r>
+        <w:rPr>
+          <w:rFonts w:ascii="Times New Roman" w:hAnsi="Times New Roman" w:cs="Times New Roman"/>
+          <w:b/>
+          <w:bCs/>
+          <w:sz w:val="28"/>
+          <w:szCs w:val="28"/>
+        </w:rPr>
+        <w:t>Тест 2: Один элемент [5]</w:t>
+      </w:r>
+    </w:p>
+    <w:p>
+      <w:pPr>
+        <w:autoSpaceDE w:val="0"/>
+        <w:autoSpaceDN w:val="0"/>
+        <w:adjustRightInd w:val="0"/>
+        <w:spacing w:after="0" w:line="240" w:lineRule="auto"/>
+        <w:ind w:firstLine="720"/>
+        <w:rPr>
+          <w:rFonts w:ascii="Times New Roman" w:hAnsi="Times New Roman" w:cs="Times New Roman"/>
+          <w:sz w:val="28"/>
+          <w:szCs w:val="28"/>
+        </w:rPr>
+      </w:pPr>
+      <w:r>
+        <w:rPr>
+          <w:rFonts w:ascii="Times New Roman" w:hAnsi="Times New Roman" w:cs="Times New Roman"/>
+          <w:b/>
+          <w:bCs/>
+          <w:sz w:val="28"/>
+          <w:szCs w:val="28"/>
+        </w:rPr>
+        <w:t>Входные данные:</w:t>
+      </w:r>
+      <w:r>
+        <w:rPr>
+          <w:rFonts w:ascii="Times New Roman" w:hAnsi="Times New Roman" w:cs="Times New Roman"/>
+          <w:sz w:val="28"/>
+          <w:szCs w:val="28"/>
+        </w:rPr>
+        <w:t> {5} (max=5, 1 разряд)</w:t>
+      </w:r>
+    </w:p>
+    <w:p>
+      <w:pPr>
+        <w:autoSpaceDE w:val="0"/>
+        <w:autoSpaceDN w:val="0"/>
+        <w:adjustRightInd w:val="0"/>
+        <w:spacing w:after="0" w:line="240" w:lineRule="auto"/>
+        <w:ind w:firstLine="720"/>
+        <w:rPr>
+          <w:rFonts w:ascii="Times New Roman" w:hAnsi="Times New Roman" w:cs="Times New Roman"/>
+          <w:sz w:val="28"/>
+          <w:szCs w:val="28"/>
+        </w:rPr>
+      </w:pPr>
+      <w:r>
+        <w:rPr>
+          <w:rFonts w:ascii="Times New Roman" w:hAnsi="Times New Roman" w:cs="Times New Roman"/>
+          <w:b/>
+          <w:bCs/>
+          <w:sz w:val="28"/>
+          <w:szCs w:val="28"/>
+        </w:rPr>
+        <w:t>Эталонная последовательность:</w:t>
+      </w:r>
+    </w:p>
+    <w:p>
+      <w:pPr>
+        <w:autoSpaceDE w:val="0"/>
+        <w:autoSpaceDN w:val="0"/>
+        <w:adjustRightInd w:val="0"/>
+        <w:spacing w:after="0" w:line="240" w:lineRule="auto"/>
+        <w:ind w:left="720"/>
+        <w:rPr>
+          <w:rFonts w:ascii="Times New Roman" w:hAnsi="Times New Roman" w:cs="Times New Roman"/>
+          <w:sz w:val="28"/>
+          <w:szCs w:val="28"/>
+          <w:lang w:val="en-US"/>
+        </w:rPr>
+      </w:pPr>
+      <w:r>
+        <w:rPr>
+          <w:rFonts w:ascii="Times New Roman" w:hAnsi="Times New Roman" w:cs="Times New Roman"/>
+          <w:sz w:val="28"/>
+          <w:szCs w:val="28"/>
+          <w:lang w:val="en-US"/>
+        </w:rPr>
+        <w:t xml:space="preserve">START </w:t>
+      </w:r>
+      <w:r>
+        <w:rPr>
+          <w:rFonts w:ascii="Times New Roman" w:hAnsi="Times New Roman" w:cs="Times New Roman"/>
+          <w:sz w:val="28"/>
+          <w:szCs w:val="28"/>
+          <w:lang w:val="en-US"/>
+        </w:rPr>
+        <w:t>-&gt;</w:t>
+      </w:r>
+      <w:r>
+        <w:rPr>
+          <w:rFonts w:ascii="Times New Roman" w:hAnsi="Times New Roman" w:cs="Times New Roman"/>
+          <w:sz w:val="28"/>
+          <w:szCs w:val="28"/>
+          <w:lang w:val="en-US"/>
+        </w:rPr>
+        <w:t xml:space="preserve"> FIND_MAX </w:t>
+      </w:r>
+      <w:r>
+        <w:rPr>
+          <w:rFonts w:ascii="Times New Roman" w:hAnsi="Times New Roman" w:cs="Times New Roman"/>
+          <w:sz w:val="28"/>
+          <w:szCs w:val="28"/>
+          <w:lang w:val="en-US"/>
+        </w:rPr>
+        <w:t>-&gt;</w:t>
+      </w:r>
+      <w:r>
+        <w:rPr>
+          <w:rFonts w:ascii="Times New Roman" w:hAnsi="Times New Roman" w:cs="Times New Roman"/>
+          <w:sz w:val="28"/>
+          <w:szCs w:val="28"/>
+          <w:lang w:val="en-US"/>
+        </w:rPr>
+        <w:t xml:space="preserve"> FIND_MAX_LOOP </w:t>
+      </w:r>
+      <w:r>
+        <w:rPr>
+          <w:rFonts w:ascii="Times New Roman" w:hAnsi="Times New Roman" w:cs="Times New Roman"/>
+          <w:sz w:val="28"/>
+          <w:szCs w:val="28"/>
+          <w:lang w:val="en-US"/>
+        </w:rPr>
+        <w:t>-&gt;</w:t>
+      </w:r>
+      <w:r>
+        <w:rPr>
+          <w:rFonts w:ascii="Times New Roman" w:hAnsi="Times New Roman" w:cs="Times New Roman"/>
+          <w:sz w:val="28"/>
+          <w:szCs w:val="28"/>
+          <w:lang w:val="en-US"/>
+        </w:rPr>
+        <w:t xml:space="preserve"> NEXT_DIGIT </w:t>
+      </w:r>
+      <w:r>
+        <w:rPr>
+          <w:rFonts w:ascii="Times New Roman" w:hAnsi="Times New Roman" w:cs="Times New Roman"/>
+          <w:sz w:val="28"/>
+          <w:szCs w:val="28"/>
+          <w:lang w:val="en-US"/>
+        </w:rPr>
+        <w:t>-&gt;</w:t>
+      </w:r>
+      <w:r>
+        <w:rPr>
+          <w:rFonts w:ascii="Times New Roman" w:hAnsi="Times New Roman" w:cs="Times New Roman"/>
+          <w:sz w:val="28"/>
+          <w:szCs w:val="28"/>
+          <w:lang w:val="en-US"/>
+        </w:rPr>
+        <w:t xml:space="preserve"> COUNTING_SORT </w:t>
+      </w:r>
+      <w:r>
+        <w:rPr>
+          <w:rFonts w:ascii="Times New Roman" w:hAnsi="Times New Roman" w:cs="Times New Roman"/>
+          <w:sz w:val="28"/>
+          <w:szCs w:val="28"/>
+          <w:lang w:val="en-US"/>
+        </w:rPr>
+        <w:t>-&gt;</w:t>
+      </w:r>
+      <w:r>
+        <w:rPr>
+          <w:rFonts w:ascii="Times New Roman" w:hAnsi="Times New Roman" w:cs="Times New Roman"/>
+          <w:sz w:val="28"/>
+          <w:szCs w:val="28"/>
+          <w:lang w:val="en-US"/>
         </w:rPr>
         <w:t xml:space="preserve"> </w:t>
       </w:r>
     </w:p>
     <w:p>
       <w:pPr>
-        <w:rPr>
-          <w:rFonts w:ascii="Times New Roman" w:eastAsia="Times New Roman" w:hAnsi="Times New Roman" w:cs="Times New Roman"/>
-          <w:sz w:val="28"/>
-          <w:szCs w:val="28"/>
-        </w:rPr>
-      </w:pPr>
-    </w:p>
-    <w:p>
-      <w:pPr>
-        <w:rPr>
-          <w:rFonts w:ascii="Times New Roman" w:eastAsia="Times New Roman" w:hAnsi="Times New Roman" w:cs="Times New Roman"/>
-          <w:sz w:val="28"/>
-          <w:szCs w:val="28"/>
-        </w:rPr>
-      </w:pPr>
-      <w:r>
-        <w:rPr>
-          <w:rFonts w:ascii="Times New Roman" w:eastAsia="Times New Roman" w:hAnsi="Times New Roman" w:cs="Times New Roman"/>
-          <w:sz w:val="28"/>
-          <w:szCs w:val="28"/>
-        </w:rPr>
-        <w:t>Красно-чёрное дерево — это самобалансирующееся бинарное дерево поиска, которое гарантирует логарифмическую сложность операций вставки, удаления и поиска. Для обеспечения корректности работы дерева необходимо тщательно протестировать его основные операции:</w:t>
-      </w:r>
-    </w:p>
-    <w:p>
-      <w:pPr>
-        <w:numPr>
-          <w:ilvl w:val="0"/>
-          <w:numId w:val="9"/>
-        </w:numPr>
+        <w:autoSpaceDE w:val="0"/>
+        <w:autoSpaceDN w:val="0"/>
+        <w:adjustRightInd w:val="0"/>
+        <w:spacing w:after="0" w:line="240" w:lineRule="auto"/>
+        <w:ind w:left="720"/>
+        <w:rPr>
+          <w:rFonts w:ascii="Times New Roman" w:hAnsi="Times New Roman" w:cs="Times New Roman"/>
+          <w:sz w:val="28"/>
+          <w:szCs w:val="28"/>
+          <w:lang w:val="en-US"/>
+        </w:rPr>
+      </w:pPr>
+      <w:r>
+        <w:rPr>
+          <w:rFonts w:ascii="Times New Roman" w:hAnsi="Times New Roman" w:cs="Times New Roman"/>
+          <w:sz w:val="28"/>
+          <w:szCs w:val="28"/>
+          <w:lang w:val="en-US"/>
+        </w:rPr>
+        <w:t xml:space="preserve">COUNT_ARRAY_INIT </w:t>
+      </w:r>
+      <w:r>
+        <w:rPr>
+          <w:rFonts w:ascii="Times New Roman" w:hAnsi="Times New Roman" w:cs="Times New Roman"/>
+          <w:sz w:val="28"/>
+          <w:szCs w:val="28"/>
+          <w:lang w:val="en-US"/>
+        </w:rPr>
+        <w:t>-&gt;</w:t>
+      </w:r>
+      <w:r>
+        <w:rPr>
+          <w:rFonts w:ascii="Times New Roman" w:hAnsi="Times New Roman" w:cs="Times New Roman"/>
+          <w:sz w:val="28"/>
+          <w:szCs w:val="28"/>
+          <w:lang w:val="en-US"/>
+        </w:rPr>
+        <w:t xml:space="preserve"> COUNT_DIGITS </w:t>
+      </w:r>
+      <w:r>
+        <w:rPr>
+          <w:rFonts w:ascii="Times New Roman" w:hAnsi="Times New Roman" w:cs="Times New Roman"/>
+          <w:sz w:val="28"/>
+          <w:szCs w:val="28"/>
+          <w:lang w:val="en-US"/>
+        </w:rPr>
+        <w:t>-&gt;</w:t>
+      </w:r>
+      <w:r>
+        <w:rPr>
+          <w:rFonts w:ascii="Times New Roman" w:hAnsi="Times New Roman" w:cs="Times New Roman"/>
+          <w:sz w:val="28"/>
+          <w:szCs w:val="28"/>
+          <w:lang w:val="en-US"/>
+        </w:rPr>
+        <w:t xml:space="preserve"> COUNT_DIGITS_LOOP </w:t>
+      </w:r>
+      <w:r>
+        <w:rPr>
+          <w:rFonts w:ascii="Times New Roman" w:hAnsi="Times New Roman" w:cs="Times New Roman"/>
+          <w:sz w:val="28"/>
+          <w:szCs w:val="28"/>
+          <w:lang w:val="en-US"/>
+        </w:rPr>
+        <w:t>-&gt;</w:t>
+      </w:r>
+      <w:r>
+        <w:rPr>
+          <w:rFonts w:ascii="Times New Roman" w:hAnsi="Times New Roman" w:cs="Times New Roman"/>
+          <w:sz w:val="28"/>
+          <w:szCs w:val="28"/>
+          <w:lang w:val="en-US"/>
+        </w:rPr>
+        <w:t xml:space="preserve"> COMPUTE_PREFIX_SUM </w:t>
+      </w:r>
+      <w:r>
+        <w:rPr>
+          <w:rFonts w:ascii="Times New Roman" w:hAnsi="Times New Roman" w:cs="Times New Roman"/>
+          <w:sz w:val="28"/>
+          <w:szCs w:val="28"/>
+          <w:lang w:val="en-US"/>
+        </w:rPr>
+        <w:t>-&gt;</w:t>
+      </w:r>
+      <w:r>
+        <w:rPr>
+          <w:rFonts w:ascii="Times New Roman" w:hAnsi="Times New Roman" w:cs="Times New Roman"/>
+          <w:sz w:val="28"/>
+          <w:szCs w:val="28"/>
+          <w:lang w:val="en-US"/>
+        </w:rPr>
+        <w:t xml:space="preserve"> </w:t>
+      </w:r>
+    </w:p>
+    <w:p>
+      <w:pPr>
+        <w:autoSpaceDE w:val="0"/>
+        <w:autoSpaceDN w:val="0"/>
+        <w:adjustRightInd w:val="0"/>
+        <w:spacing w:after="0" w:line="240" w:lineRule="auto"/>
+        <w:ind w:left="720"/>
+        <w:rPr>
+          <w:rFonts w:ascii="Times New Roman" w:hAnsi="Times New Roman" w:cs="Times New Roman"/>
+          <w:sz w:val="28"/>
+          <w:szCs w:val="28"/>
+          <w:lang w:val="en-US"/>
+        </w:rPr>
+      </w:pPr>
+      <w:r>
+        <w:rPr>
+          <w:rFonts w:ascii="Times New Roman" w:hAnsi="Times New Roman" w:cs="Times New Roman"/>
+          <w:sz w:val="28"/>
+          <w:szCs w:val="28"/>
+          <w:lang w:val="en-US"/>
+        </w:rPr>
+        <w:t xml:space="preserve">BUILD_OUTPUT </w:t>
+      </w:r>
+      <w:r>
+        <w:rPr>
+          <w:rFonts w:ascii="Times New Roman" w:hAnsi="Times New Roman" w:cs="Times New Roman"/>
+          <w:sz w:val="28"/>
+          <w:szCs w:val="28"/>
+          <w:lang w:val="en-US"/>
+        </w:rPr>
+        <w:t>-&gt;</w:t>
+      </w:r>
+      <w:r>
+        <w:rPr>
+          <w:rFonts w:ascii="Times New Roman" w:hAnsi="Times New Roman" w:cs="Times New Roman"/>
+          <w:sz w:val="28"/>
+          <w:szCs w:val="28"/>
+          <w:lang w:val="en-US"/>
+        </w:rPr>
+        <w:t xml:space="preserve"> BUILD_OUTPUT_LOOP </w:t>
+      </w:r>
+      <w:r>
+        <w:rPr>
+          <w:rFonts w:ascii="Times New Roman" w:hAnsi="Times New Roman" w:cs="Times New Roman"/>
+          <w:sz w:val="28"/>
+          <w:szCs w:val="28"/>
+          <w:lang w:val="en-US"/>
+        </w:rPr>
+        <w:t>-&gt;</w:t>
+      </w:r>
+      <w:r>
+        <w:rPr>
+          <w:rFonts w:ascii="Times New Roman" w:hAnsi="Times New Roman" w:cs="Times New Roman"/>
+          <w:sz w:val="28"/>
+          <w:szCs w:val="28"/>
+          <w:lang w:val="en-US"/>
+        </w:rPr>
+        <w:t xml:space="preserve"> COPY_TO_ORIGINAL </w:t>
+      </w:r>
+      <w:r>
+        <w:rPr>
+          <w:rFonts w:ascii="Times New Roman" w:hAnsi="Times New Roman" w:cs="Times New Roman"/>
+          <w:sz w:val="28"/>
+          <w:szCs w:val="28"/>
+          <w:lang w:val="en-US"/>
+        </w:rPr>
+        <w:t>-&gt;</w:t>
+      </w:r>
+      <w:r>
+        <w:rPr>
+          <w:rFonts w:ascii="Times New Roman" w:hAnsi="Times New Roman" w:cs="Times New Roman"/>
+          <w:sz w:val="28"/>
+          <w:szCs w:val="28"/>
+          <w:lang w:val="en-US"/>
+        </w:rPr>
+        <w:t xml:space="preserve"> COPY_LOOP </w:t>
+      </w:r>
+      <w:r>
+        <w:rPr>
+          <w:rFonts w:ascii="Times New Roman" w:hAnsi="Times New Roman" w:cs="Times New Roman"/>
+          <w:sz w:val="28"/>
+          <w:szCs w:val="28"/>
+          <w:lang w:val="en-US"/>
+        </w:rPr>
+        <w:t>-&gt;</w:t>
+      </w:r>
+      <w:r>
+        <w:rPr>
+          <w:rFonts w:ascii="Times New Roman" w:hAnsi="Times New Roman" w:cs="Times New Roman"/>
+          <w:sz w:val="28"/>
+          <w:szCs w:val="28"/>
+          <w:lang w:val="en-US"/>
+        </w:rPr>
+        <w:t xml:space="preserve"> FINISH</w:t>
+      </w:r>
+    </w:p>
+    <w:p>
+      <w:pPr>
+        <w:autoSpaceDE w:val="0"/>
+        <w:autoSpaceDN w:val="0"/>
+        <w:adjustRightInd w:val="0"/>
+        <w:spacing w:after="0" w:line="240" w:lineRule="auto"/>
+        <w:rPr>
+          <w:rFonts w:ascii="Times New Roman" w:hAnsi="Times New Roman" w:cs="Times New Roman"/>
+          <w:b/>
+          <w:bCs/>
+          <w:sz w:val="28"/>
+          <w:szCs w:val="28"/>
+        </w:rPr>
+      </w:pPr>
+      <w:r>
+        <w:rPr>
+          <w:rFonts w:ascii="Times New Roman" w:hAnsi="Times New Roman" w:cs="Times New Roman"/>
+          <w:b/>
+          <w:bCs/>
+          <w:sz w:val="28"/>
+          <w:szCs w:val="28"/>
+        </w:rPr>
+        <w:t>Тест 3: Два элемента [3, 7]</w:t>
+      </w:r>
+    </w:p>
+    <w:p>
+      <w:pPr>
+        <w:autoSpaceDE w:val="0"/>
+        <w:autoSpaceDN w:val="0"/>
+        <w:adjustRightInd w:val="0"/>
+        <w:spacing w:after="0" w:line="240" w:lineRule="auto"/>
+        <w:ind w:firstLine="720"/>
+        <w:rPr>
+          <w:rFonts w:ascii="Times New Roman" w:hAnsi="Times New Roman" w:cs="Times New Roman"/>
+          <w:sz w:val="28"/>
+          <w:szCs w:val="28"/>
+        </w:rPr>
+      </w:pPr>
+      <w:r>
+        <w:rPr>
+          <w:rFonts w:ascii="Times New Roman" w:hAnsi="Times New Roman" w:cs="Times New Roman"/>
+          <w:b/>
+          <w:bCs/>
+          <w:sz w:val="28"/>
+          <w:szCs w:val="28"/>
+        </w:rPr>
+        <w:t>Входные данные:</w:t>
+      </w:r>
+      <w:r>
+        <w:rPr>
+          <w:rFonts w:ascii="Times New Roman" w:hAnsi="Times New Roman" w:cs="Times New Roman"/>
+          <w:sz w:val="28"/>
+          <w:szCs w:val="28"/>
+        </w:rPr>
+        <w:t> {3, 7} (max=7, 1 разряд)</w:t>
+      </w:r>
+    </w:p>
+    <w:p>
+      <w:pPr>
+        <w:autoSpaceDE w:val="0"/>
+        <w:autoSpaceDN w:val="0"/>
+        <w:adjustRightInd w:val="0"/>
+        <w:spacing w:after="0" w:line="240" w:lineRule="auto"/>
+        <w:ind w:firstLine="720"/>
+        <w:rPr>
+          <w:rFonts w:ascii="Times New Roman" w:hAnsi="Times New Roman" w:cs="Times New Roman"/>
+          <w:sz w:val="28"/>
+          <w:szCs w:val="28"/>
+        </w:rPr>
+      </w:pPr>
+      <w:r>
+        <w:rPr>
+          <w:rFonts w:ascii="Times New Roman" w:hAnsi="Times New Roman" w:cs="Times New Roman"/>
+          <w:b/>
+          <w:bCs/>
+          <w:sz w:val="28"/>
+          <w:szCs w:val="28"/>
+        </w:rPr>
+        <w:t>Эталонная последовательность:</w:t>
+      </w:r>
+    </w:p>
+    <w:p>
+      <w:pPr>
+        <w:autoSpaceDE w:val="0"/>
+        <w:autoSpaceDN w:val="0"/>
+        <w:adjustRightInd w:val="0"/>
+        <w:spacing w:after="0" w:line="240" w:lineRule="auto"/>
+        <w:ind w:left="720"/>
+        <w:rPr>
+          <w:rFonts w:ascii="Times New Roman" w:hAnsi="Times New Roman" w:cs="Times New Roman"/>
+          <w:sz w:val="28"/>
+          <w:szCs w:val="28"/>
+          <w:lang w:val="en-US"/>
+        </w:rPr>
+      </w:pPr>
+      <w:r>
+        <w:rPr>
+          <w:rFonts w:ascii="Times New Roman" w:hAnsi="Times New Roman" w:cs="Times New Roman"/>
+          <w:sz w:val="28"/>
+          <w:szCs w:val="28"/>
+          <w:lang w:val="en-US"/>
+        </w:rPr>
+        <w:lastRenderedPageBreak/>
+        <w:t xml:space="preserve">START </w:t>
+      </w:r>
+      <w:r>
+        <w:rPr>
+          <w:rFonts w:ascii="Times New Roman" w:hAnsi="Times New Roman" w:cs="Times New Roman"/>
+          <w:sz w:val="28"/>
+          <w:szCs w:val="28"/>
+          <w:lang w:val="en-US"/>
+        </w:rPr>
+        <w:t>-&gt;</w:t>
+      </w:r>
+      <w:r>
+        <w:rPr>
+          <w:rFonts w:ascii="Times New Roman" w:hAnsi="Times New Roman" w:cs="Times New Roman"/>
+          <w:sz w:val="28"/>
+          <w:szCs w:val="28"/>
+          <w:lang w:val="en-US"/>
+        </w:rPr>
+        <w:t xml:space="preserve"> FIND_MAX </w:t>
+      </w:r>
+      <w:r>
+        <w:rPr>
+          <w:rFonts w:ascii="Times New Roman" w:hAnsi="Times New Roman" w:cs="Times New Roman"/>
+          <w:sz w:val="28"/>
+          <w:szCs w:val="28"/>
+          <w:lang w:val="en-US"/>
+        </w:rPr>
+        <w:t>-&gt;</w:t>
+      </w:r>
+      <w:r>
+        <w:rPr>
+          <w:rFonts w:ascii="Times New Roman" w:hAnsi="Times New Roman" w:cs="Times New Roman"/>
+          <w:sz w:val="28"/>
+          <w:szCs w:val="28"/>
+          <w:lang w:val="en-US"/>
+        </w:rPr>
+        <w:t xml:space="preserve"> FIND_MAX_LOOP(2) </w:t>
+      </w:r>
+      <w:r>
+        <w:rPr>
+          <w:rFonts w:ascii="Times New Roman" w:hAnsi="Times New Roman" w:cs="Times New Roman"/>
+          <w:sz w:val="28"/>
+          <w:szCs w:val="28"/>
+          <w:lang w:val="en-US"/>
+        </w:rPr>
+        <w:t>-&gt;</w:t>
+      </w:r>
+      <w:r>
+        <w:rPr>
+          <w:rFonts w:ascii="Times New Roman" w:hAnsi="Times New Roman" w:cs="Times New Roman"/>
+          <w:sz w:val="28"/>
+          <w:szCs w:val="28"/>
+          <w:lang w:val="en-US"/>
+        </w:rPr>
+        <w:t xml:space="preserve"> NEXT_DIGIT </w:t>
+      </w:r>
+      <w:r>
+        <w:rPr>
+          <w:rFonts w:ascii="Times New Roman" w:hAnsi="Times New Roman" w:cs="Times New Roman"/>
+          <w:sz w:val="28"/>
+          <w:szCs w:val="28"/>
+          <w:lang w:val="en-US"/>
+        </w:rPr>
+        <w:t>-&gt;</w:t>
+      </w:r>
+      <w:r>
+        <w:rPr>
+          <w:rFonts w:ascii="Times New Roman" w:hAnsi="Times New Roman" w:cs="Times New Roman"/>
+          <w:sz w:val="28"/>
+          <w:szCs w:val="28"/>
+          <w:lang w:val="en-US"/>
+        </w:rPr>
+        <w:t xml:space="preserve"> COUNTING_SORT </w:t>
+      </w:r>
+      <w:r>
+        <w:rPr>
+          <w:rFonts w:ascii="Times New Roman" w:hAnsi="Times New Roman" w:cs="Times New Roman"/>
+          <w:sz w:val="28"/>
+          <w:szCs w:val="28"/>
+          <w:lang w:val="en-US"/>
+        </w:rPr>
+        <w:t>-&gt;</w:t>
+      </w:r>
+      <w:r>
+        <w:rPr>
+          <w:rFonts w:ascii="Times New Roman" w:hAnsi="Times New Roman" w:cs="Times New Roman"/>
+          <w:sz w:val="28"/>
+          <w:szCs w:val="28"/>
+          <w:lang w:val="en-US"/>
+        </w:rPr>
+        <w:t xml:space="preserve"> </w:t>
+      </w:r>
+    </w:p>
+    <w:p>
+      <w:pPr>
+        <w:autoSpaceDE w:val="0"/>
+        <w:autoSpaceDN w:val="0"/>
+        <w:adjustRightInd w:val="0"/>
+        <w:spacing w:after="0" w:line="240" w:lineRule="auto"/>
+        <w:ind w:left="720"/>
+        <w:rPr>
+          <w:rFonts w:ascii="Times New Roman" w:hAnsi="Times New Roman" w:cs="Times New Roman"/>
+          <w:sz w:val="28"/>
+          <w:szCs w:val="28"/>
+          <w:lang w:val="en-US"/>
+        </w:rPr>
+      </w:pPr>
+      <w:r>
+        <w:rPr>
+          <w:rFonts w:ascii="Times New Roman" w:hAnsi="Times New Roman" w:cs="Times New Roman"/>
+          <w:sz w:val="28"/>
+          <w:szCs w:val="28"/>
+          <w:lang w:val="en-US"/>
+        </w:rPr>
+        <w:t xml:space="preserve">COUNT_ARRAY_INIT </w:t>
+      </w:r>
+      <w:r>
+        <w:rPr>
+          <w:rFonts w:ascii="Times New Roman" w:hAnsi="Times New Roman" w:cs="Times New Roman"/>
+          <w:sz w:val="28"/>
+          <w:szCs w:val="28"/>
+          <w:lang w:val="en-US"/>
+        </w:rPr>
+        <w:t>-&gt;</w:t>
+      </w:r>
+      <w:r>
+        <w:rPr>
+          <w:rFonts w:ascii="Times New Roman" w:hAnsi="Times New Roman" w:cs="Times New Roman"/>
+          <w:sz w:val="28"/>
+          <w:szCs w:val="28"/>
+          <w:lang w:val="en-US"/>
+        </w:rPr>
+        <w:t xml:space="preserve"> COUNT_DIGITS </w:t>
+      </w:r>
+      <w:r>
+        <w:rPr>
+          <w:rFonts w:ascii="Times New Roman" w:hAnsi="Times New Roman" w:cs="Times New Roman"/>
+          <w:sz w:val="28"/>
+          <w:szCs w:val="28"/>
+          <w:lang w:val="en-US"/>
+        </w:rPr>
+        <w:t>-&gt;</w:t>
+      </w:r>
+      <w:r>
+        <w:rPr>
+          <w:rFonts w:ascii="Times New Roman" w:hAnsi="Times New Roman" w:cs="Times New Roman"/>
+          <w:sz w:val="28"/>
+          <w:szCs w:val="28"/>
+          <w:lang w:val="en-US"/>
+        </w:rPr>
+        <w:t xml:space="preserve"> COUNT_DIGITS_LOOP(2) </w:t>
+      </w:r>
+      <w:r>
+        <w:rPr>
+          <w:rFonts w:ascii="Times New Roman" w:hAnsi="Times New Roman" w:cs="Times New Roman"/>
+          <w:sz w:val="28"/>
+          <w:szCs w:val="28"/>
+          <w:lang w:val="en-US"/>
+        </w:rPr>
+        <w:t>-&gt;</w:t>
+      </w:r>
+      <w:r>
+        <w:rPr>
+          <w:rFonts w:ascii="Times New Roman" w:hAnsi="Times New Roman" w:cs="Times New Roman"/>
+          <w:sz w:val="28"/>
+          <w:szCs w:val="28"/>
+          <w:lang w:val="en-US"/>
+        </w:rPr>
+        <w:t xml:space="preserve"> COMPUTE_PREFIX_SUM </w:t>
+      </w:r>
+      <w:r>
+        <w:rPr>
+          <w:rFonts w:ascii="Times New Roman" w:hAnsi="Times New Roman" w:cs="Times New Roman"/>
+          <w:sz w:val="28"/>
+          <w:szCs w:val="28"/>
+          <w:lang w:val="en-US"/>
+        </w:rPr>
+        <w:t>-&gt;</w:t>
+      </w:r>
+      <w:r>
+        <w:rPr>
+          <w:rFonts w:ascii="Times New Roman" w:hAnsi="Times New Roman" w:cs="Times New Roman"/>
+          <w:sz w:val="28"/>
+          <w:szCs w:val="28"/>
+          <w:lang w:val="en-US"/>
+        </w:rPr>
+        <w:t xml:space="preserve"> </w:t>
+      </w:r>
+    </w:p>
+    <w:p>
+      <w:pPr>
+        <w:autoSpaceDE w:val="0"/>
+        <w:autoSpaceDN w:val="0"/>
+        <w:adjustRightInd w:val="0"/>
+        <w:spacing w:after="0" w:line="240" w:lineRule="auto"/>
+        <w:ind w:left="720"/>
+        <w:rPr>
+          <w:rFonts w:ascii="Times New Roman" w:hAnsi="Times New Roman" w:cs="Times New Roman"/>
+          <w:sz w:val="28"/>
+          <w:szCs w:val="28"/>
+          <w:lang w:val="en-US"/>
+        </w:rPr>
+      </w:pPr>
+      <w:r>
+        <w:rPr>
+          <w:rFonts w:ascii="Times New Roman" w:hAnsi="Times New Roman" w:cs="Times New Roman"/>
+          <w:sz w:val="28"/>
+          <w:szCs w:val="28"/>
+          <w:lang w:val="en-US"/>
+        </w:rPr>
+        <w:t xml:space="preserve">BUILD_OUTPUT </w:t>
+      </w:r>
+      <w:r>
+        <w:rPr>
+          <w:rFonts w:ascii="Times New Roman" w:hAnsi="Times New Roman" w:cs="Times New Roman"/>
+          <w:sz w:val="28"/>
+          <w:szCs w:val="28"/>
+          <w:lang w:val="en-US"/>
+        </w:rPr>
+        <w:t>-&gt;</w:t>
+      </w:r>
+      <w:r>
+        <w:rPr>
+          <w:rFonts w:ascii="Times New Roman" w:hAnsi="Times New Roman" w:cs="Times New Roman"/>
+          <w:sz w:val="28"/>
+          <w:szCs w:val="28"/>
+          <w:lang w:val="en-US"/>
+        </w:rPr>
+        <w:t xml:space="preserve"> BUILD_OUTPUT_LOOP(2) </w:t>
+      </w:r>
+      <w:r>
+        <w:rPr>
+          <w:rFonts w:ascii="Times New Roman" w:hAnsi="Times New Roman" w:cs="Times New Roman"/>
+          <w:sz w:val="28"/>
+          <w:szCs w:val="28"/>
+          <w:lang w:val="en-US"/>
+        </w:rPr>
+        <w:t>-&gt;</w:t>
+      </w:r>
+      <w:r>
+        <w:rPr>
+          <w:rFonts w:ascii="Times New Roman" w:hAnsi="Times New Roman" w:cs="Times New Roman"/>
+          <w:sz w:val="28"/>
+          <w:szCs w:val="28"/>
+          <w:lang w:val="en-US"/>
+        </w:rPr>
+        <w:t xml:space="preserve"> COPY_TO_ORIGINAL </w:t>
+      </w:r>
+      <w:r>
+        <w:rPr>
+          <w:rFonts w:ascii="Times New Roman" w:hAnsi="Times New Roman" w:cs="Times New Roman"/>
+          <w:sz w:val="28"/>
+          <w:szCs w:val="28"/>
+          <w:lang w:val="en-US"/>
+        </w:rPr>
+        <w:t>-&gt;</w:t>
+      </w:r>
+      <w:r>
+        <w:rPr>
+          <w:rFonts w:ascii="Times New Roman" w:hAnsi="Times New Roman" w:cs="Times New Roman"/>
+          <w:sz w:val="28"/>
+          <w:szCs w:val="28"/>
+          <w:lang w:val="en-US"/>
+        </w:rPr>
+        <w:t xml:space="preserve"> COPY_LOOP(2) </w:t>
+      </w:r>
+      <w:r>
+        <w:rPr>
+          <w:rFonts w:ascii="Times New Roman" w:hAnsi="Times New Roman" w:cs="Times New Roman"/>
+          <w:sz w:val="28"/>
+          <w:szCs w:val="28"/>
+          <w:lang w:val="en-US"/>
+        </w:rPr>
+        <w:t xml:space="preserve">-&gt; </w:t>
+      </w:r>
+      <w:r>
+        <w:rPr>
+          <w:rFonts w:ascii="Times New Roman" w:hAnsi="Times New Roman" w:cs="Times New Roman"/>
+          <w:sz w:val="28"/>
+          <w:szCs w:val="28"/>
+          <w:lang w:val="en-US"/>
+        </w:rPr>
+        <w:t>FINISH</w:t>
+      </w:r>
+    </w:p>
+    <w:p>
+      <w:pPr>
+        <w:autoSpaceDE w:val="0"/>
+        <w:autoSpaceDN w:val="0"/>
+        <w:adjustRightInd w:val="0"/>
+        <w:spacing w:after="0" w:line="240" w:lineRule="auto"/>
+        <w:rPr>
+          <w:rFonts w:ascii="Times New Roman" w:hAnsi="Times New Roman" w:cs="Times New Roman"/>
+          <w:b/>
+          <w:bCs/>
+          <w:sz w:val="28"/>
+          <w:szCs w:val="28"/>
+        </w:rPr>
+      </w:pPr>
+      <w:r>
+        <w:rPr>
+          <w:rFonts w:ascii="Times New Roman" w:hAnsi="Times New Roman" w:cs="Times New Roman"/>
+          <w:b/>
+          <w:bCs/>
+          <w:sz w:val="28"/>
+          <w:szCs w:val="28"/>
+        </w:rPr>
+        <w:t>Тест 4: Двузначные числа [5, 12]</w:t>
+      </w:r>
+    </w:p>
+    <w:p>
+      <w:pPr>
+        <w:autoSpaceDE w:val="0"/>
+        <w:autoSpaceDN w:val="0"/>
+        <w:adjustRightInd w:val="0"/>
+        <w:spacing w:after="0" w:line="240" w:lineRule="auto"/>
+        <w:ind w:firstLine="720"/>
+        <w:rPr>
+          <w:rFonts w:ascii="Times New Roman" w:hAnsi="Times New Roman" w:cs="Times New Roman"/>
+          <w:sz w:val="28"/>
+          <w:szCs w:val="28"/>
+        </w:rPr>
+      </w:pPr>
+      <w:r>
+        <w:rPr>
+          <w:rFonts w:ascii="Times New Roman" w:hAnsi="Times New Roman" w:cs="Times New Roman"/>
+          <w:b/>
+          <w:bCs/>
+          <w:sz w:val="28"/>
+          <w:szCs w:val="28"/>
+        </w:rPr>
+        <w:t>Входные данные:</w:t>
+      </w:r>
+      <w:r>
+        <w:rPr>
+          <w:rFonts w:ascii="Times New Roman" w:hAnsi="Times New Roman" w:cs="Times New Roman"/>
+          <w:sz w:val="28"/>
+          <w:szCs w:val="28"/>
+        </w:rPr>
+        <w:t> {5, 12} (max=12, 2 разряда)</w:t>
+      </w:r>
+    </w:p>
+    <w:p>
+      <w:pPr>
+        <w:autoSpaceDE w:val="0"/>
+        <w:autoSpaceDN w:val="0"/>
+        <w:adjustRightInd w:val="0"/>
+        <w:spacing w:after="0" w:line="240" w:lineRule="auto"/>
+        <w:ind w:firstLine="720"/>
+        <w:rPr>
+          <w:rFonts w:ascii="Times New Roman" w:hAnsi="Times New Roman" w:cs="Times New Roman"/>
+          <w:sz w:val="28"/>
+          <w:szCs w:val="28"/>
+        </w:rPr>
+      </w:pPr>
+      <w:r>
+        <w:rPr>
+          <w:rFonts w:ascii="Times New Roman" w:hAnsi="Times New Roman" w:cs="Times New Roman"/>
+          <w:b/>
+          <w:bCs/>
+          <w:sz w:val="28"/>
+          <w:szCs w:val="28"/>
+        </w:rPr>
+        <w:t>Ключевые проверки:</w:t>
+      </w:r>
+    </w:p>
+    <w:p>
+      <w:pPr>
+        <w:autoSpaceDE w:val="0"/>
+        <w:autoSpaceDN w:val="0"/>
+        <w:adjustRightInd w:val="0"/>
+        <w:spacing w:after="0" w:line="240" w:lineRule="auto"/>
+        <w:ind w:firstLine="720"/>
+        <w:rPr>
+          <w:rFonts w:ascii="Times New Roman" w:hAnsi="Times New Roman" w:cs="Times New Roman"/>
+          <w:sz w:val="28"/>
+          <w:szCs w:val="28"/>
+        </w:rPr>
+      </w:pPr>
+      <w:r>
+        <w:rPr>
+          <w:rFonts w:ascii="Times New Roman" w:hAnsi="Times New Roman" w:cs="Times New Roman"/>
+          <w:sz w:val="28"/>
+          <w:szCs w:val="28"/>
+        </w:rPr>
+        <w:t>·       Количество проходов NEXT_DIGIT: </w:t>
+      </w:r>
+      <w:r>
+        <w:rPr>
+          <w:rFonts w:ascii="Times New Roman" w:hAnsi="Times New Roman" w:cs="Times New Roman"/>
+          <w:b/>
+          <w:bCs/>
+          <w:sz w:val="28"/>
+          <w:szCs w:val="28"/>
+        </w:rPr>
+        <w:t>2</w:t>
+      </w:r>
+    </w:p>
+    <w:p>
+      <w:pPr>
+        <w:autoSpaceDE w:val="0"/>
+        <w:autoSpaceDN w:val="0"/>
+        <w:adjustRightInd w:val="0"/>
+        <w:spacing w:after="0" w:line="240" w:lineRule="auto"/>
+        <w:ind w:firstLine="720"/>
+        <w:rPr>
+          <w:rFonts w:ascii="Times New Roman" w:hAnsi="Times New Roman" w:cs="Times New Roman"/>
+          <w:sz w:val="28"/>
+          <w:szCs w:val="28"/>
+        </w:rPr>
+      </w:pPr>
+      <w:r>
+        <w:rPr>
+          <w:rFonts w:ascii="Times New Roman" w:hAnsi="Times New Roman" w:cs="Times New Roman"/>
+          <w:sz w:val="28"/>
+          <w:szCs w:val="28"/>
+        </w:rPr>
+        <w:t>·       Количество вызовов COUNTING_SORT: </w:t>
+      </w:r>
+      <w:r>
+        <w:rPr>
+          <w:rFonts w:ascii="Times New Roman" w:hAnsi="Times New Roman" w:cs="Times New Roman"/>
+          <w:b/>
+          <w:bCs/>
+          <w:sz w:val="28"/>
+          <w:szCs w:val="28"/>
+        </w:rPr>
+        <w:t>2</w:t>
+      </w:r>
+    </w:p>
+    <w:p>
+      <w:pPr>
+        <w:autoSpaceDE w:val="0"/>
+        <w:autoSpaceDN w:val="0"/>
+        <w:adjustRightInd w:val="0"/>
+        <w:spacing w:after="0" w:line="240" w:lineRule="auto"/>
+        <w:rPr>
+          <w:rFonts w:ascii="Times New Roman" w:hAnsi="Times New Roman" w:cs="Times New Roman"/>
+          <w:b/>
+          <w:bCs/>
+          <w:sz w:val="28"/>
+          <w:szCs w:val="28"/>
+        </w:rPr>
+      </w:pPr>
+      <w:r>
+        <w:rPr>
+          <w:rFonts w:ascii="Times New Roman" w:hAnsi="Times New Roman" w:cs="Times New Roman"/>
+          <w:b/>
+          <w:bCs/>
+          <w:sz w:val="28"/>
+          <w:szCs w:val="28"/>
+        </w:rPr>
+        <w:t>Тест 5: Массив [3, 1, 4, 1, 5]</w:t>
+      </w:r>
+    </w:p>
+    <w:p>
+      <w:pPr>
+        <w:autoSpaceDE w:val="0"/>
+        <w:autoSpaceDN w:val="0"/>
+        <w:adjustRightInd w:val="0"/>
+        <w:spacing w:after="0" w:line="240" w:lineRule="auto"/>
+        <w:ind w:firstLine="720"/>
+        <w:rPr>
+          <w:rFonts w:ascii="Times New Roman" w:hAnsi="Times New Roman" w:cs="Times New Roman"/>
+          <w:sz w:val="28"/>
+          <w:szCs w:val="28"/>
+        </w:rPr>
+      </w:pPr>
+      <w:r>
+        <w:rPr>
+          <w:rFonts w:ascii="Times New Roman" w:hAnsi="Times New Roman" w:cs="Times New Roman"/>
+          <w:b/>
+          <w:bCs/>
+          <w:sz w:val="28"/>
+          <w:szCs w:val="28"/>
+        </w:rPr>
+        <w:t>Входные данные:</w:t>
+      </w:r>
+      <w:r>
+        <w:rPr>
+          <w:rFonts w:ascii="Times New Roman" w:hAnsi="Times New Roman" w:cs="Times New Roman"/>
+          <w:sz w:val="28"/>
+          <w:szCs w:val="28"/>
+        </w:rPr>
+        <w:t> {3, 1, 4, 1,</w:t>
+      </w:r>
+      <w:r>
+        <w:rPr>
+          <w:rFonts w:ascii="Times New Roman" w:hAnsi="Times New Roman" w:cs="Times New Roman"/>
+          <w:sz w:val="28"/>
+          <w:szCs w:val="28"/>
+        </w:rPr>
+        <w:t xml:space="preserve"> </w:t>
+      </w:r>
+      <w:r>
+        <w:rPr>
+          <w:rFonts w:ascii="Times New Roman" w:hAnsi="Times New Roman" w:cs="Times New Roman"/>
+          <w:sz w:val="28"/>
+          <w:szCs w:val="28"/>
+        </w:rPr>
+        <w:t>5} (max=5, 1 разряд, 5 элементов)</w:t>
+      </w:r>
+    </w:p>
+    <w:p>
+      <w:pPr>
+        <w:autoSpaceDE w:val="0"/>
+        <w:autoSpaceDN w:val="0"/>
+        <w:adjustRightInd w:val="0"/>
+        <w:spacing w:after="0" w:line="240" w:lineRule="auto"/>
+        <w:ind w:firstLine="720"/>
+        <w:rPr>
+          <w:rFonts w:ascii="Times New Roman" w:hAnsi="Times New Roman" w:cs="Times New Roman"/>
+          <w:sz w:val="28"/>
+          <w:szCs w:val="28"/>
+        </w:rPr>
+      </w:pPr>
+      <w:r>
+        <w:rPr>
+          <w:rFonts w:ascii="Times New Roman" w:hAnsi="Times New Roman" w:cs="Times New Roman"/>
+          <w:b/>
+          <w:bCs/>
+          <w:sz w:val="28"/>
+          <w:szCs w:val="28"/>
+        </w:rPr>
+        <w:t>Проверка количества итераций:</w:t>
+      </w:r>
+    </w:p>
+    <w:p>
+      <w:pPr>
+        <w:autoSpaceDE w:val="0"/>
+        <w:autoSpaceDN w:val="0"/>
+        <w:adjustRightInd w:val="0"/>
+        <w:spacing w:after="0" w:line="240" w:lineRule="auto"/>
+        <w:ind w:firstLine="720"/>
+        <w:rPr>
+          <w:rFonts w:ascii="Times New Roman" w:hAnsi="Times New Roman" w:cs="Times New Roman"/>
+          <w:sz w:val="28"/>
+          <w:szCs w:val="28"/>
+        </w:rPr>
+      </w:pPr>
+      <w:r>
+        <w:rPr>
+          <w:rFonts w:ascii="Times New Roman" w:hAnsi="Times New Roman" w:cs="Times New Roman"/>
+          <w:sz w:val="28"/>
+          <w:szCs w:val="28"/>
+        </w:rPr>
+        <w:t>·       FIND_MAX_LOOP: </w:t>
+      </w:r>
+      <w:r>
+        <w:rPr>
+          <w:rFonts w:ascii="Times New Roman" w:hAnsi="Times New Roman" w:cs="Times New Roman"/>
+          <w:b/>
+          <w:bCs/>
+          <w:sz w:val="28"/>
+          <w:szCs w:val="28"/>
+        </w:rPr>
+        <w:t>5</w:t>
+      </w:r>
+    </w:p>
+    <w:p>
+      <w:pPr>
+        <w:autoSpaceDE w:val="0"/>
+        <w:autoSpaceDN w:val="0"/>
+        <w:adjustRightInd w:val="0"/>
+        <w:spacing w:after="0" w:line="240" w:lineRule="auto"/>
+        <w:ind w:firstLine="720"/>
+        <w:rPr>
+          <w:rFonts w:ascii="Times New Roman" w:hAnsi="Times New Roman" w:cs="Times New Roman"/>
+          <w:sz w:val="28"/>
+          <w:szCs w:val="28"/>
+          <w:lang w:val="en-US"/>
+        </w:rPr>
+      </w:pPr>
+      <w:r>
+        <w:rPr>
+          <w:rFonts w:ascii="Times New Roman" w:hAnsi="Times New Roman" w:cs="Times New Roman"/>
+          <w:sz w:val="28"/>
+          <w:szCs w:val="28"/>
+          <w:lang w:val="en-US"/>
+        </w:rPr>
+        <w:t>·       COUNT_DIGITS_LOOP: </w:t>
+      </w:r>
+      <w:r>
+        <w:rPr>
+          <w:rFonts w:ascii="Times New Roman" w:hAnsi="Times New Roman" w:cs="Times New Roman"/>
+          <w:b/>
+          <w:bCs/>
+          <w:sz w:val="28"/>
+          <w:szCs w:val="28"/>
+          <w:lang w:val="en-US"/>
+        </w:rPr>
+        <w:t>5</w:t>
+      </w:r>
+    </w:p>
+    <w:p>
+      <w:pPr>
+        <w:autoSpaceDE w:val="0"/>
+        <w:autoSpaceDN w:val="0"/>
+        <w:adjustRightInd w:val="0"/>
+        <w:spacing w:after="0" w:line="240" w:lineRule="auto"/>
+        <w:ind w:firstLine="720"/>
+        <w:rPr>
+          <w:rFonts w:ascii="Times New Roman" w:hAnsi="Times New Roman" w:cs="Times New Roman"/>
+          <w:sz w:val="28"/>
+          <w:szCs w:val="28"/>
+          <w:lang w:val="en-US"/>
+        </w:rPr>
+      </w:pPr>
+      <w:r>
+        <w:rPr>
+          <w:rFonts w:ascii="Times New Roman" w:hAnsi="Times New Roman" w:cs="Times New Roman"/>
+          <w:sz w:val="28"/>
+          <w:szCs w:val="28"/>
+          <w:lang w:val="en-US"/>
+        </w:rPr>
+        <w:t>·       BUILD_OUTPUT_LOOP: </w:t>
+      </w:r>
+      <w:r>
+        <w:rPr>
+          <w:rFonts w:ascii="Times New Roman" w:hAnsi="Times New Roman" w:cs="Times New Roman"/>
+          <w:b/>
+          <w:bCs/>
+          <w:sz w:val="28"/>
+          <w:szCs w:val="28"/>
+          <w:lang w:val="en-US"/>
+        </w:rPr>
+        <w:t>5</w:t>
+      </w:r>
+    </w:p>
+    <w:p>
+      <w:pPr>
+        <w:autoSpaceDE w:val="0"/>
+        <w:autoSpaceDN w:val="0"/>
+        <w:adjustRightInd w:val="0"/>
+        <w:spacing w:after="0" w:line="240" w:lineRule="auto"/>
+        <w:ind w:firstLine="720"/>
+        <w:rPr>
+          <w:rFonts w:ascii="Times New Roman" w:hAnsi="Times New Roman" w:cs="Times New Roman"/>
+          <w:sz w:val="28"/>
+          <w:szCs w:val="28"/>
+        </w:rPr>
+      </w:pPr>
+      <w:r>
+        <w:rPr>
+          <w:rFonts w:ascii="Times New Roman" w:hAnsi="Times New Roman" w:cs="Times New Roman"/>
+          <w:sz w:val="28"/>
+          <w:szCs w:val="28"/>
+        </w:rPr>
+        <w:t>·       COPY_LOOP: </w:t>
+      </w:r>
+      <w:r>
+        <w:rPr>
+          <w:rFonts w:ascii="Times New Roman" w:hAnsi="Times New Roman" w:cs="Times New Roman"/>
+          <w:b/>
+          <w:bCs/>
+          <w:sz w:val="28"/>
+          <w:szCs w:val="28"/>
+        </w:rPr>
+        <w:t>5</w:t>
+      </w:r>
+    </w:p>
+    <w:p>
+      <w:pPr>
+        <w:autoSpaceDE w:val="0"/>
+        <w:autoSpaceDN w:val="0"/>
+        <w:adjustRightInd w:val="0"/>
+        <w:spacing w:after="0" w:line="240" w:lineRule="auto"/>
+        <w:rPr>
+          <w:rFonts w:ascii="Times New Roman" w:hAnsi="Times New Roman" w:cs="Times New Roman"/>
+          <w:b/>
+          <w:bCs/>
+          <w:sz w:val="28"/>
+          <w:szCs w:val="28"/>
+        </w:rPr>
+      </w:pPr>
+      <w:r>
+        <w:rPr>
+          <w:rFonts w:ascii="Times New Roman" w:hAnsi="Times New Roman" w:cs="Times New Roman"/>
+          <w:b/>
+          <w:bCs/>
+          <w:sz w:val="28"/>
+          <w:szCs w:val="28"/>
+        </w:rPr>
+        <w:t>Тест 6: Двузначные числа [10, 2]</w:t>
+      </w:r>
+    </w:p>
+    <w:p>
+      <w:pPr>
+        <w:autoSpaceDE w:val="0"/>
+        <w:autoSpaceDN w:val="0"/>
+        <w:adjustRightInd w:val="0"/>
+        <w:spacing w:after="0" w:line="240" w:lineRule="auto"/>
+        <w:ind w:firstLine="720"/>
+        <w:rPr>
+          <w:rFonts w:ascii="Times New Roman" w:hAnsi="Times New Roman" w:cs="Times New Roman"/>
+          <w:sz w:val="28"/>
+          <w:szCs w:val="28"/>
+        </w:rPr>
+      </w:pPr>
+      <w:r>
+        <w:rPr>
+          <w:rFonts w:ascii="Times New Roman" w:hAnsi="Times New Roman" w:cs="Times New Roman"/>
+          <w:b/>
+          <w:bCs/>
+          <w:sz w:val="28"/>
+          <w:szCs w:val="28"/>
+        </w:rPr>
+        <w:t>Входные данные:</w:t>
+      </w:r>
+      <w:r>
+        <w:rPr>
+          <w:rFonts w:ascii="Times New Roman" w:hAnsi="Times New Roman" w:cs="Times New Roman"/>
+          <w:sz w:val="28"/>
+          <w:szCs w:val="28"/>
+        </w:rPr>
+        <w:t> {10, 2} (max=10, 2 разряда)</w:t>
+      </w:r>
+    </w:p>
+    <w:p>
+      <w:pPr>
+        <w:autoSpaceDE w:val="0"/>
+        <w:autoSpaceDN w:val="0"/>
+        <w:adjustRightInd w:val="0"/>
+        <w:spacing w:after="0" w:line="240" w:lineRule="auto"/>
+        <w:ind w:left="720"/>
+        <w:rPr>
+          <w:rFonts w:ascii="Times New Roman" w:hAnsi="Times New Roman" w:cs="Times New Roman"/>
+          <w:sz w:val="28"/>
+          <w:szCs w:val="28"/>
+        </w:rPr>
+      </w:pPr>
+      <w:r>
+        <w:rPr>
+          <w:rFonts w:ascii="Times New Roman" w:hAnsi="Times New Roman" w:cs="Times New Roman"/>
+          <w:b/>
+          <w:bCs/>
+          <w:sz w:val="28"/>
+          <w:szCs w:val="28"/>
+        </w:rPr>
+        <w:t>Эталонная последовательность</w:t>
+      </w:r>
+      <w:r>
+        <w:rPr>
+          <w:rFonts w:ascii="Times New Roman" w:hAnsi="Times New Roman" w:cs="Times New Roman"/>
+          <w:sz w:val="28"/>
+          <w:szCs w:val="28"/>
+        </w:rPr>
+        <w:t> включает 2 полных цикла обработки разрядов (единицы и десятки).</w:t>
+      </w:r>
+    </w:p>
+    <w:p>
+      <w:pPr>
+        <w:autoSpaceDE w:val="0"/>
+        <w:autoSpaceDN w:val="0"/>
+        <w:adjustRightInd w:val="0"/>
+        <w:spacing w:after="0" w:line="240" w:lineRule="auto"/>
+        <w:rPr>
+          <w:rFonts w:ascii="Times New Roman" w:hAnsi="Times New Roman" w:cs="Times New Roman"/>
+          <w:b/>
+          <w:bCs/>
+          <w:sz w:val="28"/>
+          <w:szCs w:val="28"/>
+        </w:rPr>
+      </w:pPr>
+      <w:r>
+        <w:rPr>
+          <w:rFonts w:ascii="Times New Roman" w:hAnsi="Times New Roman" w:cs="Times New Roman"/>
+          <w:b/>
+          <w:bCs/>
+          <w:sz w:val="28"/>
+          <w:szCs w:val="28"/>
+        </w:rPr>
+        <w:t>2.4. Результаты сравнения</w:t>
+      </w:r>
+    </w:p>
+    <w:tbl>
+      <w:tblPr>
+        <w:tblW w:w="0" w:type="auto"/>
+        <w:tblInd w:w="-118" w:type="dxa"/>
+        <w:tblBorders>
+          <w:top w:val="none" w:sz="6" w:space="0" w:color="auto"/>
+          <w:left w:val="none" w:sz="6" w:space="0" w:color="auto"/>
+          <w:right w:val="none" w:sz="6" w:space="0" w:color="auto"/>
+        </w:tblBorders>
+        <w:tblLayout w:type="fixed"/>
+        <w:tblLook w:val="0000" w:firstRow="0" w:lastRow="0" w:firstColumn="0" w:lastColumn="0" w:noHBand="0" w:noVBand="0"/>
+      </w:tblPr>
+      <w:tblGrid>
+        <w:gridCol w:w="2268"/>
+        <w:gridCol w:w="2160"/>
+        <w:gridCol w:w="2160"/>
+        <w:gridCol w:w="2592"/>
+      </w:tblGrid>
+      <w:tr>
+        <w:tblPrEx>
+          <w:tblCellMar>
+            <w:top w:w="0" w:type="dxa"/>
+            <w:bottom w:w="0" w:type="dxa"/>
+          </w:tblCellMar>
+        </w:tblPrEx>
+        <w:tc>
+          <w:tcPr>
+            <w:tcW w:w="2268" w:type="dxa"/>
+            <w:tcBorders>
+              <w:top w:val="single" w:sz="8" w:space="0" w:color="9A9A9A"/>
+              <w:left w:val="single" w:sz="8" w:space="0" w:color="9A9A9A"/>
+              <w:bottom w:val="single" w:sz="8" w:space="0" w:color="9A9A9A"/>
+              <w:right w:val="single" w:sz="8" w:space="0" w:color="9A9A9A"/>
+            </w:tcBorders>
+            <w:tcMar>
+              <w:top w:w="100" w:type="nil"/>
+              <w:left w:w="20" w:type="nil"/>
+              <w:bottom w:w="20" w:type="nil"/>
+              <w:right w:w="100" w:type="nil"/>
+            </w:tcMar>
+          </w:tcPr>
+          <w:p>
+            <w:pPr>
+              <w:autoSpaceDE w:val="0"/>
+              <w:autoSpaceDN w:val="0"/>
+              <w:adjustRightInd w:val="0"/>
+              <w:spacing w:after="0" w:line="240" w:lineRule="auto"/>
+              <w:rPr>
+                <w:rFonts w:ascii="Times New Roman" w:hAnsi="Times New Roman" w:cs="Times New Roman"/>
+                <w:sz w:val="28"/>
+                <w:szCs w:val="28"/>
+              </w:rPr>
+            </w:pPr>
+            <w:r>
+              <w:rPr>
+                <w:rFonts w:ascii="Times New Roman" w:hAnsi="Times New Roman" w:cs="Times New Roman"/>
+                <w:b/>
+                <w:bCs/>
+                <w:sz w:val="28"/>
+                <w:szCs w:val="28"/>
+              </w:rPr>
+              <w:t>Тест</w:t>
+            </w:r>
+          </w:p>
+        </w:tc>
+        <w:tc>
+          <w:tcPr>
+            <w:tcW w:w="2160" w:type="dxa"/>
+            <w:tcBorders>
+              <w:top w:val="single" w:sz="8" w:space="0" w:color="9A9A9A"/>
+              <w:left w:val="single" w:sz="8" w:space="0" w:color="9A9A9A"/>
+              <w:bottom w:val="single" w:sz="8" w:space="0" w:color="9A9A9A"/>
+              <w:right w:val="single" w:sz="8" w:space="0" w:color="9A9A9A"/>
+            </w:tcBorders>
+            <w:tcMar>
+              <w:top w:w="100" w:type="nil"/>
+              <w:left w:w="20" w:type="nil"/>
+              <w:bottom w:w="20" w:type="nil"/>
+              <w:right w:w="100" w:type="nil"/>
+            </w:tcMar>
+          </w:tcPr>
+          <w:p>
+            <w:pPr>
+              <w:autoSpaceDE w:val="0"/>
+              <w:autoSpaceDN w:val="0"/>
+              <w:adjustRightInd w:val="0"/>
+              <w:spacing w:after="0" w:line="240" w:lineRule="auto"/>
+              <w:rPr>
+                <w:rFonts w:ascii="Times New Roman" w:hAnsi="Times New Roman" w:cs="Times New Roman"/>
+                <w:sz w:val="28"/>
+                <w:szCs w:val="28"/>
+              </w:rPr>
+            </w:pPr>
+            <w:r>
+              <w:rPr>
+                <w:rFonts w:ascii="Times New Roman" w:hAnsi="Times New Roman" w:cs="Times New Roman"/>
+                <w:b/>
+                <w:bCs/>
+                <w:sz w:val="28"/>
+                <w:szCs w:val="28"/>
+              </w:rPr>
+              <w:t>Ожидаемая длина трассы</w:t>
+            </w:r>
+          </w:p>
+        </w:tc>
+        <w:tc>
+          <w:tcPr>
+            <w:tcW w:w="2160" w:type="dxa"/>
+            <w:tcBorders>
+              <w:top w:val="single" w:sz="8" w:space="0" w:color="9A9A9A"/>
+              <w:left w:val="single" w:sz="8" w:space="0" w:color="9A9A9A"/>
+              <w:bottom w:val="single" w:sz="8" w:space="0" w:color="9A9A9A"/>
+              <w:right w:val="single" w:sz="8" w:space="0" w:color="9A9A9A"/>
+            </w:tcBorders>
+            <w:tcMar>
+              <w:top w:w="100" w:type="nil"/>
+              <w:left w:w="20" w:type="nil"/>
+              <w:bottom w:w="20" w:type="nil"/>
+              <w:right w:w="100" w:type="nil"/>
+            </w:tcMar>
+          </w:tcPr>
+          <w:p>
+            <w:pPr>
+              <w:autoSpaceDE w:val="0"/>
+              <w:autoSpaceDN w:val="0"/>
+              <w:adjustRightInd w:val="0"/>
+              <w:spacing w:after="0" w:line="240" w:lineRule="auto"/>
+              <w:rPr>
+                <w:rFonts w:ascii="Times New Roman" w:hAnsi="Times New Roman" w:cs="Times New Roman"/>
+                <w:sz w:val="28"/>
+                <w:szCs w:val="28"/>
+              </w:rPr>
+            </w:pPr>
+            <w:r>
+              <w:rPr>
+                <w:rFonts w:ascii="Times New Roman" w:hAnsi="Times New Roman" w:cs="Times New Roman"/>
+                <w:b/>
+                <w:bCs/>
+                <w:sz w:val="28"/>
+                <w:szCs w:val="28"/>
+              </w:rPr>
+              <w:t>Фактическая длина трассы</w:t>
+            </w:r>
+          </w:p>
+        </w:tc>
+        <w:tc>
+          <w:tcPr>
+            <w:tcW w:w="2592" w:type="dxa"/>
+            <w:tcBorders>
+              <w:top w:val="single" w:sz="8" w:space="0" w:color="9A9A9A"/>
+              <w:left w:val="single" w:sz="8" w:space="0" w:color="9A9A9A"/>
+              <w:bottom w:val="single" w:sz="8" w:space="0" w:color="9A9A9A"/>
+              <w:right w:val="single" w:sz="8" w:space="0" w:color="9A9A9A"/>
+            </w:tcBorders>
+            <w:tcMar>
+              <w:top w:w="100" w:type="nil"/>
+              <w:left w:w="20" w:type="nil"/>
+              <w:bottom w:w="20" w:type="nil"/>
+              <w:right w:w="100" w:type="nil"/>
+            </w:tcMar>
+          </w:tcPr>
+          <w:p>
+            <w:pPr>
+              <w:autoSpaceDE w:val="0"/>
+              <w:autoSpaceDN w:val="0"/>
+              <w:adjustRightInd w:val="0"/>
+              <w:spacing w:after="0" w:line="240" w:lineRule="auto"/>
+              <w:rPr>
+                <w:rFonts w:ascii="Times New Roman" w:hAnsi="Times New Roman" w:cs="Times New Roman"/>
+                <w:sz w:val="28"/>
+                <w:szCs w:val="28"/>
+              </w:rPr>
+            </w:pPr>
+            <w:r>
+              <w:rPr>
+                <w:rFonts w:ascii="Times New Roman" w:hAnsi="Times New Roman" w:cs="Times New Roman"/>
+                <w:b/>
+                <w:bCs/>
+                <w:sz w:val="28"/>
+                <w:szCs w:val="28"/>
+              </w:rPr>
+              <w:t>Статус</w:t>
+            </w:r>
+          </w:p>
+        </w:tc>
+      </w:tr>
+      <w:tr>
+        <w:tblPrEx>
+          <w:tblBorders>
+            <w:top w:val="none" w:sz="0" w:space="0" w:color="auto"/>
+          </w:tblBorders>
+          <w:tblCellMar>
+            <w:top w:w="0" w:type="dxa"/>
+            <w:bottom w:w="0" w:type="dxa"/>
+          </w:tblCellMar>
+        </w:tblPrEx>
+        <w:tc>
+          <w:tcPr>
+            <w:tcW w:w="2268" w:type="dxa"/>
+            <w:tcBorders>
+              <w:top w:val="single" w:sz="8" w:space="0" w:color="9A9A9A"/>
+              <w:left w:val="single" w:sz="8" w:space="0" w:color="9A9A9A"/>
+              <w:bottom w:val="single" w:sz="8" w:space="0" w:color="9A9A9A"/>
+              <w:right w:val="single" w:sz="8" w:space="0" w:color="9A9A9A"/>
+            </w:tcBorders>
+            <w:tcMar>
+              <w:top w:w="100" w:type="nil"/>
+              <w:left w:w="20" w:type="nil"/>
+              <w:bottom w:w="20" w:type="nil"/>
+              <w:right w:w="100" w:type="nil"/>
+            </w:tcMar>
+          </w:tcPr>
+          <w:p>
+            <w:pPr>
+              <w:autoSpaceDE w:val="0"/>
+              <w:autoSpaceDN w:val="0"/>
+              <w:adjustRightInd w:val="0"/>
+              <w:spacing w:after="0" w:line="240" w:lineRule="auto"/>
+              <w:rPr>
+                <w:rFonts w:ascii="Times New Roman" w:hAnsi="Times New Roman" w:cs="Times New Roman"/>
+                <w:sz w:val="28"/>
+                <w:szCs w:val="28"/>
+              </w:rPr>
+            </w:pPr>
+            <w:r>
+              <w:rPr>
+                <w:rFonts w:ascii="Times New Roman" w:hAnsi="Times New Roman" w:cs="Times New Roman"/>
+                <w:sz w:val="28"/>
+                <w:szCs w:val="28"/>
+              </w:rPr>
+              <w:t>Пустой массив</w:t>
+            </w:r>
+          </w:p>
+        </w:tc>
+        <w:tc>
+          <w:tcPr>
+            <w:tcW w:w="2160" w:type="dxa"/>
+            <w:tcBorders>
+              <w:top w:val="single" w:sz="8" w:space="0" w:color="9A9A9A"/>
+              <w:left w:val="single" w:sz="8" w:space="0" w:color="9A9A9A"/>
+              <w:bottom w:val="single" w:sz="8" w:space="0" w:color="9A9A9A"/>
+              <w:right w:val="single" w:sz="8" w:space="0" w:color="9A9A9A"/>
+            </w:tcBorders>
+            <w:tcMar>
+              <w:top w:w="100" w:type="nil"/>
+              <w:left w:w="20" w:type="nil"/>
+              <w:bottom w:w="20" w:type="nil"/>
+              <w:right w:w="100" w:type="nil"/>
+            </w:tcMar>
+          </w:tcPr>
+          <w:p>
+            <w:pPr>
+              <w:autoSpaceDE w:val="0"/>
+              <w:autoSpaceDN w:val="0"/>
+              <w:adjustRightInd w:val="0"/>
+              <w:spacing w:after="0" w:line="240" w:lineRule="auto"/>
+              <w:rPr>
+                <w:rFonts w:ascii="Times New Roman" w:hAnsi="Times New Roman" w:cs="Times New Roman"/>
+                <w:sz w:val="28"/>
+                <w:szCs w:val="28"/>
+              </w:rPr>
+            </w:pPr>
+            <w:r>
+              <w:rPr>
+                <w:rFonts w:ascii="Times New Roman" w:hAnsi="Times New Roman" w:cs="Times New Roman"/>
+                <w:sz w:val="28"/>
+                <w:szCs w:val="28"/>
+              </w:rPr>
+              <w:t>2</w:t>
+            </w:r>
+          </w:p>
+        </w:tc>
+        <w:tc>
+          <w:tcPr>
+            <w:tcW w:w="2160" w:type="dxa"/>
+            <w:tcBorders>
+              <w:top w:val="single" w:sz="8" w:space="0" w:color="9A9A9A"/>
+              <w:left w:val="single" w:sz="8" w:space="0" w:color="9A9A9A"/>
+              <w:bottom w:val="single" w:sz="8" w:space="0" w:color="9A9A9A"/>
+              <w:right w:val="single" w:sz="8" w:space="0" w:color="9A9A9A"/>
+            </w:tcBorders>
+            <w:tcMar>
+              <w:top w:w="100" w:type="nil"/>
+              <w:left w:w="20" w:type="nil"/>
+              <w:bottom w:w="20" w:type="nil"/>
+              <w:right w:w="100" w:type="nil"/>
+            </w:tcMar>
+          </w:tcPr>
+          <w:p>
+            <w:pPr>
+              <w:autoSpaceDE w:val="0"/>
+              <w:autoSpaceDN w:val="0"/>
+              <w:adjustRightInd w:val="0"/>
+              <w:spacing w:after="0" w:line="240" w:lineRule="auto"/>
+              <w:rPr>
+                <w:rFonts w:ascii="Times New Roman" w:hAnsi="Times New Roman" w:cs="Times New Roman"/>
+                <w:sz w:val="28"/>
+                <w:szCs w:val="28"/>
+              </w:rPr>
+            </w:pPr>
+            <w:r>
+              <w:rPr>
+                <w:rFonts w:ascii="Times New Roman" w:hAnsi="Times New Roman" w:cs="Times New Roman"/>
+                <w:sz w:val="28"/>
+                <w:szCs w:val="28"/>
+              </w:rPr>
+              <w:t>2</w:t>
+            </w:r>
+          </w:p>
+        </w:tc>
+        <w:tc>
+          <w:tcPr>
+            <w:tcW w:w="2592" w:type="dxa"/>
+            <w:tcBorders>
+              <w:top w:val="single" w:sz="8" w:space="0" w:color="9A9A9A"/>
+              <w:left w:val="single" w:sz="8" w:space="0" w:color="9A9A9A"/>
+              <w:bottom w:val="single" w:sz="8" w:space="0" w:color="9A9A9A"/>
+              <w:right w:val="single" w:sz="8" w:space="0" w:color="9A9A9A"/>
+            </w:tcBorders>
+            <w:tcMar>
+              <w:top w:w="100" w:type="nil"/>
+              <w:left w:w="20" w:type="nil"/>
+              <w:bottom w:w="20" w:type="nil"/>
+              <w:right w:w="100" w:type="nil"/>
+            </w:tcMar>
+          </w:tcPr>
+          <w:p>
+            <w:pPr>
+              <w:autoSpaceDE w:val="0"/>
+              <w:autoSpaceDN w:val="0"/>
+              <w:adjustRightInd w:val="0"/>
+              <w:spacing w:after="0" w:line="240" w:lineRule="auto"/>
+              <w:rPr>
+                <w:rFonts w:ascii="Times New Roman" w:hAnsi="Times New Roman" w:cs="Times New Roman"/>
+                <w:sz w:val="28"/>
+                <w:szCs w:val="28"/>
+              </w:rPr>
+            </w:pPr>
+            <w:r>
+              <w:rPr>
+                <w:rFonts w:ascii="Times New Roman" w:hAnsi="Times New Roman" w:cs="Times New Roman"/>
+                <w:sz w:val="28"/>
+                <w:szCs w:val="28"/>
+              </w:rPr>
+              <w:t>Совпадает</w:t>
+            </w:r>
+          </w:p>
+        </w:tc>
+      </w:tr>
+      <w:tr>
+        <w:tblPrEx>
+          <w:tblBorders>
+            <w:top w:val="none" w:sz="0" w:space="0" w:color="auto"/>
+          </w:tblBorders>
+          <w:tblCellMar>
+            <w:top w:w="0" w:type="dxa"/>
+            <w:bottom w:w="0" w:type="dxa"/>
+          </w:tblCellMar>
+        </w:tblPrEx>
+        <w:tc>
+          <w:tcPr>
+            <w:tcW w:w="2268" w:type="dxa"/>
+            <w:tcBorders>
+              <w:top w:val="single" w:sz="8" w:space="0" w:color="9A9A9A"/>
+              <w:left w:val="single" w:sz="8" w:space="0" w:color="9A9A9A"/>
+              <w:bottom w:val="single" w:sz="8" w:space="0" w:color="9A9A9A"/>
+              <w:right w:val="single" w:sz="8" w:space="0" w:color="9A9A9A"/>
+            </w:tcBorders>
+            <w:tcMar>
+              <w:top w:w="100" w:type="nil"/>
+              <w:left w:w="20" w:type="nil"/>
+              <w:bottom w:w="20" w:type="nil"/>
+              <w:right w:w="100" w:type="nil"/>
+            </w:tcMar>
+          </w:tcPr>
+          <w:p>
+            <w:pPr>
+              <w:autoSpaceDE w:val="0"/>
+              <w:autoSpaceDN w:val="0"/>
+              <w:adjustRightInd w:val="0"/>
+              <w:spacing w:after="0" w:line="240" w:lineRule="auto"/>
+              <w:rPr>
+                <w:rFonts w:ascii="Times New Roman" w:hAnsi="Times New Roman" w:cs="Times New Roman"/>
+                <w:sz w:val="28"/>
+                <w:szCs w:val="28"/>
+              </w:rPr>
+            </w:pPr>
+            <w:r>
+              <w:rPr>
+                <w:rFonts w:ascii="Times New Roman" w:hAnsi="Times New Roman" w:cs="Times New Roman"/>
+                <w:sz w:val="28"/>
+                <w:szCs w:val="28"/>
+              </w:rPr>
+              <w:t>[5]</w:t>
+            </w:r>
+          </w:p>
+        </w:tc>
+        <w:tc>
+          <w:tcPr>
+            <w:tcW w:w="2160" w:type="dxa"/>
+            <w:tcBorders>
+              <w:top w:val="single" w:sz="8" w:space="0" w:color="9A9A9A"/>
+              <w:left w:val="single" w:sz="8" w:space="0" w:color="9A9A9A"/>
+              <w:bottom w:val="single" w:sz="8" w:space="0" w:color="9A9A9A"/>
+              <w:right w:val="single" w:sz="8" w:space="0" w:color="9A9A9A"/>
+            </w:tcBorders>
+            <w:tcMar>
+              <w:top w:w="100" w:type="nil"/>
+              <w:left w:w="20" w:type="nil"/>
+              <w:bottom w:w="20" w:type="nil"/>
+              <w:right w:w="100" w:type="nil"/>
+            </w:tcMar>
+          </w:tcPr>
+          <w:p>
+            <w:pPr>
+              <w:autoSpaceDE w:val="0"/>
+              <w:autoSpaceDN w:val="0"/>
+              <w:adjustRightInd w:val="0"/>
+              <w:spacing w:after="0" w:line="240" w:lineRule="auto"/>
+              <w:rPr>
+                <w:rFonts w:ascii="Times New Roman" w:hAnsi="Times New Roman" w:cs="Times New Roman"/>
+                <w:sz w:val="28"/>
+                <w:szCs w:val="28"/>
+              </w:rPr>
+            </w:pPr>
+            <w:r>
+              <w:rPr>
+                <w:rFonts w:ascii="Times New Roman" w:hAnsi="Times New Roman" w:cs="Times New Roman"/>
+                <w:sz w:val="28"/>
+                <w:szCs w:val="28"/>
+              </w:rPr>
+              <w:t>14</w:t>
+            </w:r>
+          </w:p>
+        </w:tc>
+        <w:tc>
+          <w:tcPr>
+            <w:tcW w:w="2160" w:type="dxa"/>
+            <w:tcBorders>
+              <w:top w:val="single" w:sz="8" w:space="0" w:color="9A9A9A"/>
+              <w:left w:val="single" w:sz="8" w:space="0" w:color="9A9A9A"/>
+              <w:bottom w:val="single" w:sz="8" w:space="0" w:color="9A9A9A"/>
+              <w:right w:val="single" w:sz="8" w:space="0" w:color="9A9A9A"/>
+            </w:tcBorders>
+            <w:tcMar>
+              <w:top w:w="100" w:type="nil"/>
+              <w:left w:w="20" w:type="nil"/>
+              <w:bottom w:w="20" w:type="nil"/>
+              <w:right w:w="100" w:type="nil"/>
+            </w:tcMar>
+          </w:tcPr>
+          <w:p>
+            <w:pPr>
+              <w:autoSpaceDE w:val="0"/>
+              <w:autoSpaceDN w:val="0"/>
+              <w:adjustRightInd w:val="0"/>
+              <w:spacing w:after="0" w:line="240" w:lineRule="auto"/>
+              <w:rPr>
+                <w:rFonts w:ascii="Times New Roman" w:hAnsi="Times New Roman" w:cs="Times New Roman"/>
+                <w:sz w:val="28"/>
+                <w:szCs w:val="28"/>
+              </w:rPr>
+            </w:pPr>
+            <w:r>
+              <w:rPr>
+                <w:rFonts w:ascii="Times New Roman" w:hAnsi="Times New Roman" w:cs="Times New Roman"/>
+                <w:sz w:val="28"/>
+                <w:szCs w:val="28"/>
+              </w:rPr>
+              <w:t>14</w:t>
+            </w:r>
+          </w:p>
+        </w:tc>
+        <w:tc>
+          <w:tcPr>
+            <w:tcW w:w="2592" w:type="dxa"/>
+            <w:tcBorders>
+              <w:top w:val="single" w:sz="8" w:space="0" w:color="9A9A9A"/>
+              <w:left w:val="single" w:sz="8" w:space="0" w:color="9A9A9A"/>
+              <w:bottom w:val="single" w:sz="8" w:space="0" w:color="9A9A9A"/>
+              <w:right w:val="single" w:sz="8" w:space="0" w:color="9A9A9A"/>
+            </w:tcBorders>
+            <w:tcMar>
+              <w:top w:w="100" w:type="nil"/>
+              <w:left w:w="20" w:type="nil"/>
+              <w:bottom w:w="20" w:type="nil"/>
+              <w:right w:w="100" w:type="nil"/>
+            </w:tcMar>
+          </w:tcPr>
+          <w:p>
+            <w:pPr>
+              <w:autoSpaceDE w:val="0"/>
+              <w:autoSpaceDN w:val="0"/>
+              <w:adjustRightInd w:val="0"/>
+              <w:spacing w:after="0" w:line="240" w:lineRule="auto"/>
+              <w:rPr>
+                <w:rFonts w:ascii="Times New Roman" w:hAnsi="Times New Roman" w:cs="Times New Roman"/>
+                <w:sz w:val="28"/>
+                <w:szCs w:val="28"/>
+              </w:rPr>
+            </w:pPr>
+            <w:r>
+              <w:rPr>
+                <w:rFonts w:ascii="Times New Roman" w:hAnsi="Times New Roman" w:cs="Times New Roman"/>
+                <w:sz w:val="28"/>
+                <w:szCs w:val="28"/>
+              </w:rPr>
+              <w:t>Совпадает</w:t>
+            </w:r>
+          </w:p>
+        </w:tc>
+      </w:tr>
+      <w:tr>
+        <w:tblPrEx>
+          <w:tblBorders>
+            <w:top w:val="none" w:sz="0" w:space="0" w:color="auto"/>
+          </w:tblBorders>
+          <w:tblCellMar>
+            <w:top w:w="0" w:type="dxa"/>
+            <w:bottom w:w="0" w:type="dxa"/>
+          </w:tblCellMar>
+        </w:tblPrEx>
+        <w:tc>
+          <w:tcPr>
+            <w:tcW w:w="2268" w:type="dxa"/>
+            <w:tcBorders>
+              <w:top w:val="single" w:sz="8" w:space="0" w:color="9A9A9A"/>
+              <w:left w:val="single" w:sz="8" w:space="0" w:color="9A9A9A"/>
+              <w:bottom w:val="single" w:sz="8" w:space="0" w:color="9A9A9A"/>
+              <w:right w:val="single" w:sz="8" w:space="0" w:color="9A9A9A"/>
+            </w:tcBorders>
+            <w:tcMar>
+              <w:top w:w="100" w:type="nil"/>
+              <w:left w:w="20" w:type="nil"/>
+              <w:bottom w:w="20" w:type="nil"/>
+              <w:right w:w="100" w:type="nil"/>
+            </w:tcMar>
+          </w:tcPr>
+          <w:p>
+            <w:pPr>
+              <w:autoSpaceDE w:val="0"/>
+              <w:autoSpaceDN w:val="0"/>
+              <w:adjustRightInd w:val="0"/>
+              <w:spacing w:after="0" w:line="240" w:lineRule="auto"/>
+              <w:rPr>
+                <w:rFonts w:ascii="Times New Roman" w:hAnsi="Times New Roman" w:cs="Times New Roman"/>
+                <w:sz w:val="28"/>
+                <w:szCs w:val="28"/>
+              </w:rPr>
+            </w:pPr>
+            <w:r>
+              <w:rPr>
+                <w:rFonts w:ascii="Times New Roman" w:hAnsi="Times New Roman" w:cs="Times New Roman"/>
+                <w:sz w:val="28"/>
+                <w:szCs w:val="28"/>
+              </w:rPr>
+              <w:t>[3, 7]</w:t>
+            </w:r>
+          </w:p>
+        </w:tc>
+        <w:tc>
+          <w:tcPr>
+            <w:tcW w:w="2160" w:type="dxa"/>
+            <w:tcBorders>
+              <w:top w:val="single" w:sz="8" w:space="0" w:color="9A9A9A"/>
+              <w:left w:val="single" w:sz="8" w:space="0" w:color="9A9A9A"/>
+              <w:bottom w:val="single" w:sz="8" w:space="0" w:color="9A9A9A"/>
+              <w:right w:val="single" w:sz="8" w:space="0" w:color="9A9A9A"/>
+            </w:tcBorders>
+            <w:tcMar>
+              <w:top w:w="100" w:type="nil"/>
+              <w:left w:w="20" w:type="nil"/>
+              <w:bottom w:w="20" w:type="nil"/>
+              <w:right w:w="100" w:type="nil"/>
+            </w:tcMar>
+          </w:tcPr>
+          <w:p>
+            <w:pPr>
+              <w:autoSpaceDE w:val="0"/>
+              <w:autoSpaceDN w:val="0"/>
+              <w:adjustRightInd w:val="0"/>
+              <w:spacing w:after="0" w:line="240" w:lineRule="auto"/>
+              <w:rPr>
+                <w:rFonts w:ascii="Times New Roman" w:hAnsi="Times New Roman" w:cs="Times New Roman"/>
+                <w:sz w:val="28"/>
+                <w:szCs w:val="28"/>
+              </w:rPr>
+            </w:pPr>
+            <w:r>
+              <w:rPr>
+                <w:rFonts w:ascii="Times New Roman" w:hAnsi="Times New Roman" w:cs="Times New Roman"/>
+                <w:sz w:val="28"/>
+                <w:szCs w:val="28"/>
+              </w:rPr>
+              <w:t>19</w:t>
+            </w:r>
+          </w:p>
+        </w:tc>
+        <w:tc>
+          <w:tcPr>
+            <w:tcW w:w="2160" w:type="dxa"/>
+            <w:tcBorders>
+              <w:top w:val="single" w:sz="8" w:space="0" w:color="9A9A9A"/>
+              <w:left w:val="single" w:sz="8" w:space="0" w:color="9A9A9A"/>
+              <w:bottom w:val="single" w:sz="8" w:space="0" w:color="9A9A9A"/>
+              <w:right w:val="single" w:sz="8" w:space="0" w:color="9A9A9A"/>
+            </w:tcBorders>
+            <w:tcMar>
+              <w:top w:w="100" w:type="nil"/>
+              <w:left w:w="20" w:type="nil"/>
+              <w:bottom w:w="20" w:type="nil"/>
+              <w:right w:w="100" w:type="nil"/>
+            </w:tcMar>
+          </w:tcPr>
+          <w:p>
+            <w:pPr>
+              <w:autoSpaceDE w:val="0"/>
+              <w:autoSpaceDN w:val="0"/>
+              <w:adjustRightInd w:val="0"/>
+              <w:spacing w:after="0" w:line="240" w:lineRule="auto"/>
+              <w:rPr>
+                <w:rFonts w:ascii="Times New Roman" w:hAnsi="Times New Roman" w:cs="Times New Roman"/>
+                <w:sz w:val="28"/>
+                <w:szCs w:val="28"/>
+              </w:rPr>
+            </w:pPr>
+            <w:r>
+              <w:rPr>
+                <w:rFonts w:ascii="Times New Roman" w:hAnsi="Times New Roman" w:cs="Times New Roman"/>
+                <w:sz w:val="28"/>
+                <w:szCs w:val="28"/>
+              </w:rPr>
+              <w:t>19</w:t>
+            </w:r>
+          </w:p>
+        </w:tc>
+        <w:tc>
+          <w:tcPr>
+            <w:tcW w:w="2592" w:type="dxa"/>
+            <w:tcBorders>
+              <w:top w:val="single" w:sz="8" w:space="0" w:color="9A9A9A"/>
+              <w:left w:val="single" w:sz="8" w:space="0" w:color="9A9A9A"/>
+              <w:bottom w:val="single" w:sz="8" w:space="0" w:color="9A9A9A"/>
+              <w:right w:val="single" w:sz="8" w:space="0" w:color="9A9A9A"/>
+            </w:tcBorders>
+            <w:tcMar>
+              <w:top w:w="100" w:type="nil"/>
+              <w:left w:w="20" w:type="nil"/>
+              <w:bottom w:w="20" w:type="nil"/>
+              <w:right w:w="100" w:type="nil"/>
+            </w:tcMar>
+          </w:tcPr>
+          <w:p>
+            <w:pPr>
+              <w:autoSpaceDE w:val="0"/>
+              <w:autoSpaceDN w:val="0"/>
+              <w:adjustRightInd w:val="0"/>
+              <w:spacing w:after="0" w:line="240" w:lineRule="auto"/>
+              <w:rPr>
+                <w:rFonts w:ascii="Times New Roman" w:hAnsi="Times New Roman" w:cs="Times New Roman"/>
+                <w:sz w:val="28"/>
+                <w:szCs w:val="28"/>
+              </w:rPr>
+            </w:pPr>
+            <w:r>
+              <w:rPr>
+                <w:rFonts w:ascii="Times New Roman" w:hAnsi="Times New Roman" w:cs="Times New Roman"/>
+                <w:sz w:val="28"/>
+                <w:szCs w:val="28"/>
+              </w:rPr>
+              <w:t>Совпадает</w:t>
+            </w:r>
+          </w:p>
+        </w:tc>
+      </w:tr>
+      <w:tr>
+        <w:tblPrEx>
+          <w:tblBorders>
+            <w:top w:val="none" w:sz="0" w:space="0" w:color="auto"/>
+          </w:tblBorders>
+          <w:tblCellMar>
+            <w:top w:w="0" w:type="dxa"/>
+            <w:bottom w:w="0" w:type="dxa"/>
+          </w:tblCellMar>
+        </w:tblPrEx>
+        <w:tc>
+          <w:tcPr>
+            <w:tcW w:w="2268" w:type="dxa"/>
+            <w:tcBorders>
+              <w:top w:val="single" w:sz="8" w:space="0" w:color="9A9A9A"/>
+              <w:left w:val="single" w:sz="8" w:space="0" w:color="9A9A9A"/>
+              <w:bottom w:val="single" w:sz="8" w:space="0" w:color="9A9A9A"/>
+              <w:right w:val="single" w:sz="8" w:space="0" w:color="9A9A9A"/>
+            </w:tcBorders>
+            <w:tcMar>
+              <w:top w:w="100" w:type="nil"/>
+              <w:left w:w="20" w:type="nil"/>
+              <w:bottom w:w="20" w:type="nil"/>
+              <w:right w:w="100" w:type="nil"/>
+            </w:tcMar>
+          </w:tcPr>
+          <w:p>
+            <w:pPr>
+              <w:autoSpaceDE w:val="0"/>
+              <w:autoSpaceDN w:val="0"/>
+              <w:adjustRightInd w:val="0"/>
+              <w:spacing w:after="0" w:line="240" w:lineRule="auto"/>
+              <w:rPr>
+                <w:rFonts w:ascii="Times New Roman" w:hAnsi="Times New Roman" w:cs="Times New Roman"/>
+                <w:sz w:val="28"/>
+                <w:szCs w:val="28"/>
+              </w:rPr>
+            </w:pPr>
+            <w:r>
+              <w:rPr>
+                <w:rFonts w:ascii="Times New Roman" w:hAnsi="Times New Roman" w:cs="Times New Roman"/>
+                <w:sz w:val="28"/>
+                <w:szCs w:val="28"/>
+              </w:rPr>
+              <w:t>[5, 12]</w:t>
+            </w:r>
+          </w:p>
+        </w:tc>
+        <w:tc>
+          <w:tcPr>
+            <w:tcW w:w="2160" w:type="dxa"/>
+            <w:tcBorders>
+              <w:top w:val="single" w:sz="8" w:space="0" w:color="9A9A9A"/>
+              <w:left w:val="single" w:sz="8" w:space="0" w:color="9A9A9A"/>
+              <w:bottom w:val="single" w:sz="8" w:space="0" w:color="9A9A9A"/>
+              <w:right w:val="single" w:sz="8" w:space="0" w:color="9A9A9A"/>
+            </w:tcBorders>
+            <w:tcMar>
+              <w:top w:w="100" w:type="nil"/>
+              <w:left w:w="20" w:type="nil"/>
+              <w:bottom w:w="20" w:type="nil"/>
+              <w:right w:w="100" w:type="nil"/>
+            </w:tcMar>
+          </w:tcPr>
+          <w:p>
+            <w:pPr>
+              <w:autoSpaceDE w:val="0"/>
+              <w:autoSpaceDN w:val="0"/>
+              <w:adjustRightInd w:val="0"/>
+              <w:spacing w:after="0" w:line="240" w:lineRule="auto"/>
+              <w:rPr>
+                <w:rFonts w:ascii="Times New Roman" w:hAnsi="Times New Roman" w:cs="Times New Roman"/>
+                <w:sz w:val="28"/>
+                <w:szCs w:val="28"/>
+                <w:lang w:val="en-US"/>
+              </w:rPr>
+            </w:pPr>
+            <w:r>
+              <w:rPr>
+                <w:rFonts w:ascii="Times New Roman" w:hAnsi="Times New Roman" w:cs="Times New Roman"/>
+                <w:sz w:val="28"/>
+                <w:szCs w:val="28"/>
+                <w:lang w:val="en-US"/>
+              </w:rPr>
+              <w:t>-</w:t>
+            </w:r>
+          </w:p>
+        </w:tc>
+        <w:tc>
+          <w:tcPr>
+            <w:tcW w:w="2160" w:type="dxa"/>
+            <w:tcBorders>
+              <w:top w:val="single" w:sz="8" w:space="0" w:color="9A9A9A"/>
+              <w:left w:val="single" w:sz="8" w:space="0" w:color="9A9A9A"/>
+              <w:bottom w:val="single" w:sz="8" w:space="0" w:color="9A9A9A"/>
+              <w:right w:val="single" w:sz="8" w:space="0" w:color="9A9A9A"/>
+            </w:tcBorders>
+            <w:tcMar>
+              <w:top w:w="100" w:type="nil"/>
+              <w:left w:w="20" w:type="nil"/>
+              <w:bottom w:w="20" w:type="nil"/>
+              <w:right w:w="100" w:type="nil"/>
+            </w:tcMar>
+          </w:tcPr>
+          <w:p>
+            <w:pPr>
+              <w:autoSpaceDE w:val="0"/>
+              <w:autoSpaceDN w:val="0"/>
+              <w:adjustRightInd w:val="0"/>
+              <w:spacing w:after="0" w:line="240" w:lineRule="auto"/>
+              <w:rPr>
+                <w:rFonts w:ascii="Times New Roman" w:hAnsi="Times New Roman" w:cs="Times New Roman"/>
+                <w:sz w:val="28"/>
+                <w:szCs w:val="28"/>
+                <w:lang w:val="en-US"/>
+              </w:rPr>
+            </w:pPr>
+            <w:r>
+              <w:rPr>
+                <w:rFonts w:ascii="Times New Roman" w:hAnsi="Times New Roman" w:cs="Times New Roman"/>
+                <w:sz w:val="28"/>
+                <w:szCs w:val="28"/>
+                <w:lang w:val="en-US"/>
+              </w:rPr>
+              <w:t>-</w:t>
+            </w:r>
+          </w:p>
+        </w:tc>
+        <w:tc>
+          <w:tcPr>
+            <w:tcW w:w="2592" w:type="dxa"/>
+            <w:tcBorders>
+              <w:top w:val="single" w:sz="8" w:space="0" w:color="9A9A9A"/>
+              <w:left w:val="single" w:sz="8" w:space="0" w:color="9A9A9A"/>
+              <w:bottom w:val="single" w:sz="8" w:space="0" w:color="9A9A9A"/>
+              <w:right w:val="single" w:sz="8" w:space="0" w:color="9A9A9A"/>
+            </w:tcBorders>
+            <w:tcMar>
+              <w:top w:w="100" w:type="nil"/>
+              <w:left w:w="20" w:type="nil"/>
+              <w:bottom w:w="20" w:type="nil"/>
+              <w:right w:w="100" w:type="nil"/>
+            </w:tcMar>
+          </w:tcPr>
+          <w:p>
+            <w:pPr>
+              <w:autoSpaceDE w:val="0"/>
+              <w:autoSpaceDN w:val="0"/>
+              <w:adjustRightInd w:val="0"/>
+              <w:spacing w:after="0" w:line="240" w:lineRule="auto"/>
+              <w:rPr>
+                <w:rFonts w:ascii="Times New Roman" w:hAnsi="Times New Roman" w:cs="Times New Roman"/>
+                <w:sz w:val="28"/>
+                <w:szCs w:val="28"/>
+              </w:rPr>
+            </w:pPr>
+            <w:r>
+              <w:rPr>
+                <w:rFonts w:ascii="Times New Roman" w:hAnsi="Times New Roman" w:cs="Times New Roman"/>
+                <w:sz w:val="28"/>
+                <w:szCs w:val="28"/>
+              </w:rPr>
+              <w:t>NEXT_DIGIT</w:t>
+            </w:r>
+            <w:r>
+              <w:rPr>
+                <w:rFonts w:ascii="Times New Roman" w:hAnsi="Times New Roman" w:cs="Times New Roman"/>
+                <w:sz w:val="28"/>
+                <w:szCs w:val="28"/>
+                <w:lang w:val="en-US"/>
+              </w:rPr>
+              <w:t xml:space="preserve"> </w:t>
+            </w:r>
+            <w:r>
+              <w:rPr>
+                <w:rFonts w:ascii="Times New Roman" w:hAnsi="Times New Roman" w:cs="Times New Roman"/>
+                <w:sz w:val="28"/>
+                <w:szCs w:val="28"/>
+              </w:rPr>
+              <w:t>=</w:t>
+            </w:r>
+            <w:r>
+              <w:rPr>
+                <w:rFonts w:ascii="Times New Roman" w:hAnsi="Times New Roman" w:cs="Times New Roman"/>
+                <w:sz w:val="28"/>
+                <w:szCs w:val="28"/>
+                <w:lang w:val="en-US"/>
+              </w:rPr>
+              <w:t xml:space="preserve"> </w:t>
+            </w:r>
+            <w:r>
+              <w:rPr>
+                <w:rFonts w:ascii="Times New Roman" w:hAnsi="Times New Roman" w:cs="Times New Roman"/>
+                <w:sz w:val="28"/>
+                <w:szCs w:val="28"/>
+              </w:rPr>
+              <w:t>2</w:t>
+            </w:r>
+          </w:p>
+        </w:tc>
+      </w:tr>
+      <w:tr>
+        <w:tblPrEx>
+          <w:tblBorders>
+            <w:top w:val="none" w:sz="0" w:space="0" w:color="auto"/>
+          </w:tblBorders>
+          <w:tblCellMar>
+            <w:top w:w="0" w:type="dxa"/>
+            <w:bottom w:w="0" w:type="dxa"/>
+          </w:tblCellMar>
+        </w:tblPrEx>
+        <w:tc>
+          <w:tcPr>
+            <w:tcW w:w="2268" w:type="dxa"/>
+            <w:tcBorders>
+              <w:top w:val="single" w:sz="8" w:space="0" w:color="9A9A9A"/>
+              <w:left w:val="single" w:sz="8" w:space="0" w:color="9A9A9A"/>
+              <w:bottom w:val="single" w:sz="8" w:space="0" w:color="9A9A9A"/>
+              <w:right w:val="single" w:sz="8" w:space="0" w:color="9A9A9A"/>
+            </w:tcBorders>
+            <w:tcMar>
+              <w:top w:w="100" w:type="nil"/>
+              <w:left w:w="20" w:type="nil"/>
+              <w:bottom w:w="20" w:type="nil"/>
+              <w:right w:w="100" w:type="nil"/>
+            </w:tcMar>
+          </w:tcPr>
+          <w:p>
+            <w:pPr>
+              <w:autoSpaceDE w:val="0"/>
+              <w:autoSpaceDN w:val="0"/>
+              <w:adjustRightInd w:val="0"/>
+              <w:spacing w:after="0" w:line="240" w:lineRule="auto"/>
+              <w:rPr>
+                <w:rFonts w:ascii="Times New Roman" w:hAnsi="Times New Roman" w:cs="Times New Roman"/>
+                <w:sz w:val="28"/>
+                <w:szCs w:val="28"/>
+              </w:rPr>
+            </w:pPr>
+            <w:r>
+              <w:rPr>
+                <w:rFonts w:ascii="Times New Roman" w:hAnsi="Times New Roman" w:cs="Times New Roman"/>
+                <w:sz w:val="28"/>
+                <w:szCs w:val="28"/>
+              </w:rPr>
+              <w:t>[3,1,4,1,5]</w:t>
+            </w:r>
+          </w:p>
+        </w:tc>
+        <w:tc>
+          <w:tcPr>
+            <w:tcW w:w="2160" w:type="dxa"/>
+            <w:tcBorders>
+              <w:top w:val="single" w:sz="8" w:space="0" w:color="9A9A9A"/>
+              <w:left w:val="single" w:sz="8" w:space="0" w:color="9A9A9A"/>
+              <w:bottom w:val="single" w:sz="8" w:space="0" w:color="9A9A9A"/>
+              <w:right w:val="single" w:sz="8" w:space="0" w:color="9A9A9A"/>
+            </w:tcBorders>
+            <w:tcMar>
+              <w:top w:w="100" w:type="nil"/>
+              <w:left w:w="20" w:type="nil"/>
+              <w:bottom w:w="20" w:type="nil"/>
+              <w:right w:w="100" w:type="nil"/>
+            </w:tcMar>
+          </w:tcPr>
+          <w:p>
+            <w:pPr>
+              <w:autoSpaceDE w:val="0"/>
+              <w:autoSpaceDN w:val="0"/>
+              <w:adjustRightInd w:val="0"/>
+              <w:spacing w:after="0" w:line="240" w:lineRule="auto"/>
+              <w:rPr>
+                <w:rFonts w:ascii="Times New Roman" w:hAnsi="Times New Roman" w:cs="Times New Roman"/>
+                <w:sz w:val="28"/>
+                <w:szCs w:val="28"/>
+              </w:rPr>
+            </w:pPr>
+            <w:r>
+              <w:rPr>
+                <w:rFonts w:ascii="Times New Roman" w:hAnsi="Times New Roman" w:cs="Times New Roman"/>
+                <w:sz w:val="28"/>
+                <w:szCs w:val="28"/>
+              </w:rPr>
+              <w:t>28</w:t>
+            </w:r>
+          </w:p>
+        </w:tc>
+        <w:tc>
+          <w:tcPr>
+            <w:tcW w:w="2160" w:type="dxa"/>
+            <w:tcBorders>
+              <w:top w:val="single" w:sz="8" w:space="0" w:color="9A9A9A"/>
+              <w:left w:val="single" w:sz="8" w:space="0" w:color="9A9A9A"/>
+              <w:bottom w:val="single" w:sz="8" w:space="0" w:color="9A9A9A"/>
+              <w:right w:val="single" w:sz="8" w:space="0" w:color="9A9A9A"/>
+            </w:tcBorders>
+            <w:tcMar>
+              <w:top w:w="100" w:type="nil"/>
+              <w:left w:w="20" w:type="nil"/>
+              <w:bottom w:w="20" w:type="nil"/>
+              <w:right w:w="100" w:type="nil"/>
+            </w:tcMar>
+          </w:tcPr>
+          <w:p>
+            <w:pPr>
+              <w:autoSpaceDE w:val="0"/>
+              <w:autoSpaceDN w:val="0"/>
+              <w:adjustRightInd w:val="0"/>
+              <w:spacing w:after="0" w:line="240" w:lineRule="auto"/>
+              <w:rPr>
+                <w:rFonts w:ascii="Times New Roman" w:hAnsi="Times New Roman" w:cs="Times New Roman"/>
+                <w:sz w:val="28"/>
+                <w:szCs w:val="28"/>
+              </w:rPr>
+            </w:pPr>
+            <w:r>
+              <w:rPr>
+                <w:rFonts w:ascii="Times New Roman" w:hAnsi="Times New Roman" w:cs="Times New Roman"/>
+                <w:sz w:val="28"/>
+                <w:szCs w:val="28"/>
+              </w:rPr>
+              <w:t>28</w:t>
+            </w:r>
+          </w:p>
+        </w:tc>
+        <w:tc>
+          <w:tcPr>
+            <w:tcW w:w="2592" w:type="dxa"/>
+            <w:tcBorders>
+              <w:top w:val="single" w:sz="8" w:space="0" w:color="9A9A9A"/>
+              <w:left w:val="single" w:sz="8" w:space="0" w:color="9A9A9A"/>
+              <w:bottom w:val="single" w:sz="8" w:space="0" w:color="9A9A9A"/>
+              <w:right w:val="single" w:sz="8" w:space="0" w:color="9A9A9A"/>
+            </w:tcBorders>
+            <w:tcMar>
+              <w:top w:w="100" w:type="nil"/>
+              <w:left w:w="20" w:type="nil"/>
+              <w:bottom w:w="20" w:type="nil"/>
+              <w:right w:w="100" w:type="nil"/>
+            </w:tcMar>
+          </w:tcPr>
+          <w:p>
+            <w:pPr>
+              <w:autoSpaceDE w:val="0"/>
+              <w:autoSpaceDN w:val="0"/>
+              <w:adjustRightInd w:val="0"/>
+              <w:spacing w:after="0" w:line="240" w:lineRule="auto"/>
+              <w:rPr>
+                <w:rFonts w:ascii="Times New Roman" w:hAnsi="Times New Roman" w:cs="Times New Roman"/>
+                <w:sz w:val="28"/>
+                <w:szCs w:val="28"/>
+              </w:rPr>
+            </w:pPr>
+            <w:r>
+              <w:rPr>
+                <w:rFonts w:ascii="Times New Roman" w:hAnsi="Times New Roman" w:cs="Times New Roman"/>
+                <w:sz w:val="28"/>
+                <w:szCs w:val="28"/>
+              </w:rPr>
+              <w:t>Совпадает</w:t>
+            </w:r>
+          </w:p>
+        </w:tc>
+      </w:tr>
+      <w:tr>
+        <w:tblPrEx>
+          <w:tblCellMar>
+            <w:top w:w="0" w:type="dxa"/>
+            <w:bottom w:w="0" w:type="dxa"/>
+          </w:tblCellMar>
+        </w:tblPrEx>
+        <w:tc>
+          <w:tcPr>
+            <w:tcW w:w="2268" w:type="dxa"/>
+            <w:tcBorders>
+              <w:top w:val="single" w:sz="8" w:space="0" w:color="9A9A9A"/>
+              <w:left w:val="single" w:sz="8" w:space="0" w:color="9A9A9A"/>
+              <w:bottom w:val="single" w:sz="8" w:space="0" w:color="9A9A9A"/>
+              <w:right w:val="single" w:sz="8" w:space="0" w:color="9A9A9A"/>
+            </w:tcBorders>
+            <w:tcMar>
+              <w:top w:w="100" w:type="nil"/>
+              <w:left w:w="20" w:type="nil"/>
+              <w:bottom w:w="20" w:type="nil"/>
+              <w:right w:w="100" w:type="nil"/>
+            </w:tcMar>
+          </w:tcPr>
+          <w:p>
+            <w:pPr>
+              <w:autoSpaceDE w:val="0"/>
+              <w:autoSpaceDN w:val="0"/>
+              <w:adjustRightInd w:val="0"/>
+              <w:spacing w:after="0" w:line="240" w:lineRule="auto"/>
+              <w:rPr>
+                <w:rFonts w:ascii="Times New Roman" w:hAnsi="Times New Roman" w:cs="Times New Roman"/>
+                <w:sz w:val="28"/>
+                <w:szCs w:val="28"/>
+              </w:rPr>
+            </w:pPr>
+            <w:r>
+              <w:rPr>
+                <w:rFonts w:ascii="Times New Roman" w:hAnsi="Times New Roman" w:cs="Times New Roman"/>
+                <w:sz w:val="28"/>
+                <w:szCs w:val="28"/>
+              </w:rPr>
+              <w:t>[10, 2]</w:t>
+            </w:r>
+          </w:p>
+        </w:tc>
+        <w:tc>
+          <w:tcPr>
+            <w:tcW w:w="2160" w:type="dxa"/>
+            <w:tcBorders>
+              <w:top w:val="single" w:sz="8" w:space="0" w:color="9A9A9A"/>
+              <w:left w:val="single" w:sz="8" w:space="0" w:color="9A9A9A"/>
+              <w:bottom w:val="single" w:sz="8" w:space="0" w:color="9A9A9A"/>
+              <w:right w:val="single" w:sz="8" w:space="0" w:color="9A9A9A"/>
+            </w:tcBorders>
+            <w:tcMar>
+              <w:top w:w="100" w:type="nil"/>
+              <w:left w:w="20" w:type="nil"/>
+              <w:bottom w:w="20" w:type="nil"/>
+              <w:right w:w="100" w:type="nil"/>
+            </w:tcMar>
+          </w:tcPr>
+          <w:p>
+            <w:pPr>
+              <w:autoSpaceDE w:val="0"/>
+              <w:autoSpaceDN w:val="0"/>
+              <w:adjustRightInd w:val="0"/>
+              <w:spacing w:after="0" w:line="240" w:lineRule="auto"/>
+              <w:rPr>
+                <w:rFonts w:ascii="Times New Roman" w:hAnsi="Times New Roman" w:cs="Times New Roman"/>
+                <w:sz w:val="28"/>
+                <w:szCs w:val="28"/>
+              </w:rPr>
+            </w:pPr>
+            <w:r>
+              <w:rPr>
+                <w:rFonts w:ascii="Times New Roman" w:hAnsi="Times New Roman" w:cs="Times New Roman"/>
+                <w:sz w:val="28"/>
+                <w:szCs w:val="28"/>
+              </w:rPr>
+              <w:t>26</w:t>
+            </w:r>
+          </w:p>
+        </w:tc>
+        <w:tc>
+          <w:tcPr>
+            <w:tcW w:w="2160" w:type="dxa"/>
+            <w:tcBorders>
+              <w:top w:val="single" w:sz="8" w:space="0" w:color="9A9A9A"/>
+              <w:left w:val="single" w:sz="8" w:space="0" w:color="9A9A9A"/>
+              <w:bottom w:val="single" w:sz="8" w:space="0" w:color="9A9A9A"/>
+              <w:right w:val="single" w:sz="8" w:space="0" w:color="9A9A9A"/>
+            </w:tcBorders>
+            <w:tcMar>
+              <w:top w:w="100" w:type="nil"/>
+              <w:left w:w="20" w:type="nil"/>
+              <w:bottom w:w="20" w:type="nil"/>
+              <w:right w:w="100" w:type="nil"/>
+            </w:tcMar>
+          </w:tcPr>
+          <w:p>
+            <w:pPr>
+              <w:autoSpaceDE w:val="0"/>
+              <w:autoSpaceDN w:val="0"/>
+              <w:adjustRightInd w:val="0"/>
+              <w:spacing w:after="0" w:line="240" w:lineRule="auto"/>
+              <w:rPr>
+                <w:rFonts w:ascii="Times New Roman" w:hAnsi="Times New Roman" w:cs="Times New Roman"/>
+                <w:sz w:val="28"/>
+                <w:szCs w:val="28"/>
+              </w:rPr>
+            </w:pPr>
+            <w:r>
+              <w:rPr>
+                <w:rFonts w:ascii="Times New Roman" w:hAnsi="Times New Roman" w:cs="Times New Roman"/>
+                <w:sz w:val="28"/>
+                <w:szCs w:val="28"/>
+              </w:rPr>
+              <w:t>26</w:t>
+            </w:r>
+          </w:p>
+        </w:tc>
+        <w:tc>
+          <w:tcPr>
+            <w:tcW w:w="2592" w:type="dxa"/>
+            <w:tcBorders>
+              <w:top w:val="single" w:sz="8" w:space="0" w:color="9A9A9A"/>
+              <w:left w:val="single" w:sz="8" w:space="0" w:color="9A9A9A"/>
+              <w:bottom w:val="single" w:sz="8" w:space="0" w:color="9A9A9A"/>
+              <w:right w:val="single" w:sz="8" w:space="0" w:color="9A9A9A"/>
+            </w:tcBorders>
+            <w:tcMar>
+              <w:top w:w="100" w:type="nil"/>
+              <w:left w:w="20" w:type="nil"/>
+              <w:bottom w:w="20" w:type="nil"/>
+              <w:right w:w="100" w:type="nil"/>
+            </w:tcMar>
+          </w:tcPr>
+          <w:p>
+            <w:pPr>
+              <w:autoSpaceDE w:val="0"/>
+              <w:autoSpaceDN w:val="0"/>
+              <w:adjustRightInd w:val="0"/>
+              <w:spacing w:after="0" w:line="240" w:lineRule="auto"/>
+              <w:rPr>
+                <w:rFonts w:ascii="Times New Roman" w:hAnsi="Times New Roman" w:cs="Times New Roman"/>
+                <w:sz w:val="28"/>
+                <w:szCs w:val="28"/>
+              </w:rPr>
+            </w:pPr>
+            <w:r>
+              <w:rPr>
+                <w:rFonts w:ascii="Times New Roman" w:hAnsi="Times New Roman" w:cs="Times New Roman"/>
+                <w:sz w:val="28"/>
+                <w:szCs w:val="28"/>
+              </w:rPr>
+              <w:t>Совпадает</w:t>
+            </w:r>
+          </w:p>
+        </w:tc>
+      </w:tr>
+    </w:tbl>
+    <w:p>
+      <w:pPr>
+        <w:autoSpaceDE w:val="0"/>
+        <w:autoSpaceDN w:val="0"/>
+        <w:adjustRightInd w:val="0"/>
+        <w:spacing w:after="0" w:line="240" w:lineRule="auto"/>
+        <w:rPr>
+          <w:rFonts w:ascii="Times New Roman" w:hAnsi="Times New Roman" w:cs="Times New Roman"/>
+          <w:b/>
+          <w:bCs/>
+          <w:sz w:val="26"/>
+          <w:szCs w:val="26"/>
+        </w:rPr>
+      </w:pPr>
+    </w:p>
+    <w:p>
+      <w:pPr>
         <w:spacing w:after="0"/>
         <w:rPr>
           <w:rFonts w:ascii="Times New Roman" w:eastAsia="Times New Roman" w:hAnsi="Times New Roman" w:cs="Times New Roman"/>
@@ -2287,366 +6354,9 @@
           <w:szCs w:val="28"/>
         </w:rPr>
       </w:pPr>
-      <w:r>
-        <w:rPr>
-          <w:rFonts w:ascii="Times New Roman" w:eastAsia="Times New Roman" w:hAnsi="Times New Roman" w:cs="Times New Roman"/>
-          <w:sz w:val="28"/>
-          <w:szCs w:val="28"/>
-        </w:rPr>
-        <w:t>Вставка элемента.</w:t>
-      </w:r>
-    </w:p>
-    <w:p>
-      <w:pPr>
-        <w:numPr>
-          <w:ilvl w:val="0"/>
-          <w:numId w:val="9"/>
-        </w:numPr>
-        <w:spacing w:after="0"/>
-        <w:rPr>
-          <w:rFonts w:ascii="Times New Roman" w:eastAsia="Times New Roman" w:hAnsi="Times New Roman" w:cs="Times New Roman"/>
-          <w:sz w:val="28"/>
-          <w:szCs w:val="28"/>
-        </w:rPr>
-      </w:pPr>
-      <w:r>
-        <w:rPr>
-          <w:rFonts w:ascii="Times New Roman" w:eastAsia="Times New Roman" w:hAnsi="Times New Roman" w:cs="Times New Roman"/>
-          <w:sz w:val="28"/>
-          <w:szCs w:val="28"/>
-        </w:rPr>
-        <w:t>Удаление элемента.</w:t>
-      </w:r>
-    </w:p>
-    <w:p>
-      <w:pPr>
-        <w:numPr>
-          <w:ilvl w:val="0"/>
-          <w:numId w:val="9"/>
-        </w:numPr>
-        <w:spacing w:after="0"/>
-        <w:rPr>
-          <w:rFonts w:ascii="Times New Roman" w:eastAsia="Times New Roman" w:hAnsi="Times New Roman" w:cs="Times New Roman"/>
-          <w:sz w:val="28"/>
-          <w:szCs w:val="28"/>
-        </w:rPr>
-      </w:pPr>
-      <w:r>
-        <w:rPr>
-          <w:rFonts w:ascii="Times New Roman" w:eastAsia="Times New Roman" w:hAnsi="Times New Roman" w:cs="Times New Roman"/>
-          <w:sz w:val="28"/>
-          <w:szCs w:val="28"/>
-        </w:rPr>
-        <w:t>Поиск элемента.</w:t>
-      </w:r>
-    </w:p>
-    <w:p>
-      <w:pPr>
-        <w:numPr>
-          <w:ilvl w:val="0"/>
-          <w:numId w:val="9"/>
-        </w:numPr>
-        <w:rPr>
-          <w:rFonts w:ascii="Times New Roman" w:eastAsia="Times New Roman" w:hAnsi="Times New Roman" w:cs="Times New Roman"/>
-          <w:sz w:val="28"/>
-          <w:szCs w:val="28"/>
-        </w:rPr>
-      </w:pPr>
-      <w:r>
-        <w:rPr>
-          <w:rFonts w:ascii="Times New Roman" w:eastAsia="Times New Roman" w:hAnsi="Times New Roman" w:cs="Times New Roman"/>
-          <w:sz w:val="28"/>
-          <w:szCs w:val="28"/>
-        </w:rPr>
-        <w:t>Проверка свойств красно-черного дерева (инвариантов).</w:t>
-      </w:r>
-    </w:p>
-    <w:p>
-      <w:pPr>
-        <w:rPr>
-          <w:rFonts w:ascii="Times New Roman" w:eastAsia="Times New Roman" w:hAnsi="Times New Roman" w:cs="Times New Roman"/>
-          <w:sz w:val="28"/>
-          <w:szCs w:val="28"/>
-        </w:rPr>
-      </w:pPr>
-      <w:r>
-        <w:rPr>
-          <w:rFonts w:ascii="Times New Roman" w:eastAsia="Times New Roman" w:hAnsi="Times New Roman" w:cs="Times New Roman"/>
-          <w:sz w:val="28"/>
-          <w:szCs w:val="28"/>
-        </w:rPr>
-        <w:t>Цель тестирования — убедиться, что дерево корректно выполняет все операции и сохраняет свои свойства после каждой операции.</w:t>
-      </w:r>
-    </w:p>
-    <w:p>
-      <w:pPr>
-        <w:rPr>
-          <w:rFonts w:ascii="Times New Roman" w:eastAsia="Times New Roman" w:hAnsi="Times New Roman" w:cs="Times New Roman"/>
-          <w:sz w:val="28"/>
-          <w:szCs w:val="28"/>
-        </w:rPr>
-      </w:pPr>
-    </w:p>
-    <w:p>
-      <w:pPr>
-        <w:rPr>
-          <w:rFonts w:ascii="Times New Roman" w:eastAsia="Times New Roman" w:hAnsi="Times New Roman" w:cs="Times New Roman"/>
-          <w:sz w:val="28"/>
-          <w:szCs w:val="28"/>
-        </w:rPr>
-      </w:pPr>
-      <w:r>
-        <w:rPr>
-          <w:rFonts w:ascii="Times New Roman" w:eastAsia="Times New Roman" w:hAnsi="Times New Roman" w:cs="Times New Roman"/>
-          <w:sz w:val="28"/>
-          <w:szCs w:val="28"/>
-        </w:rPr>
-        <w:t>Будем проверять нашу реализацию структуры данных red-black tree следующим образом:</w:t>
-      </w:r>
-    </w:p>
-    <w:p>
-      <w:pPr>
-        <w:numPr>
-          <w:ilvl w:val="0"/>
-          <w:numId w:val="4"/>
-        </w:numPr>
-        <w:spacing w:after="0"/>
-        <w:rPr>
-          <w:rFonts w:ascii="Times New Roman" w:eastAsia="Times New Roman" w:hAnsi="Times New Roman" w:cs="Times New Roman"/>
-          <w:sz w:val="28"/>
-          <w:szCs w:val="28"/>
-        </w:rPr>
-      </w:pPr>
-      <w:r>
-        <w:rPr>
-          <w:rFonts w:ascii="Times New Roman" w:eastAsia="Times New Roman" w:hAnsi="Times New Roman" w:cs="Times New Roman"/>
-          <w:sz w:val="28"/>
-          <w:szCs w:val="28"/>
-        </w:rPr>
-        <w:t>для каждого публичного метода структуры (добавление/удаление/поиск элемента  – интерфейс совпадает с эталонной реализацией) попытаемся выделить основные сценарии работы метода (то есть возможные ветвления для метода);</w:t>
-      </w:r>
-    </w:p>
-    <w:p>
-      <w:pPr>
-        <w:numPr>
-          <w:ilvl w:val="0"/>
-          <w:numId w:val="4"/>
-        </w:numPr>
-        <w:rPr>
-          <w:rFonts w:ascii="Times New Roman" w:eastAsia="Times New Roman" w:hAnsi="Times New Roman" w:cs="Times New Roman"/>
-          <w:sz w:val="28"/>
-          <w:szCs w:val="28"/>
-        </w:rPr>
-      </w:pPr>
-      <w:r>
-        <w:rPr>
-          <w:rFonts w:ascii="Times New Roman" w:eastAsia="Times New Roman" w:hAnsi="Times New Roman" w:cs="Times New Roman"/>
-          <w:sz w:val="28"/>
-          <w:szCs w:val="28"/>
-        </w:rPr>
-        <w:t>проверять приватные методы, мы будем как “белый ящик” – будем проверять их соответствие эталонным данным через вызов публичных методов с заданными исходными данными, которые обеспечат выполнение проверяемого участка кода/метода.</w:t>
-      </w:r>
-    </w:p>
-    <w:p>
-      <w:pPr>
-        <w:rPr>
-          <w:rFonts w:ascii="Times New Roman" w:eastAsia="Times New Roman" w:hAnsi="Times New Roman" w:cs="Times New Roman"/>
-          <w:sz w:val="28"/>
-          <w:szCs w:val="28"/>
-        </w:rPr>
-      </w:pPr>
-      <w:r>
-        <w:rPr>
-          <w:rFonts w:ascii="Times New Roman" w:eastAsia="Times New Roman" w:hAnsi="Times New Roman" w:cs="Times New Roman"/>
-          <w:sz w:val="28"/>
-          <w:szCs w:val="28"/>
-        </w:rPr>
-        <w:t>Для тестирования красно-черного дерева используется комбинация подходов:</w:t>
-      </w:r>
-    </w:p>
-    <w:p>
-      <w:pPr>
-        <w:numPr>
-          <w:ilvl w:val="0"/>
-          <w:numId w:val="15"/>
-        </w:numPr>
-        <w:spacing w:after="0"/>
-        <w:rPr>
-          <w:rFonts w:ascii="Times New Roman" w:eastAsia="Times New Roman" w:hAnsi="Times New Roman" w:cs="Times New Roman"/>
-          <w:sz w:val="28"/>
-          <w:szCs w:val="28"/>
-        </w:rPr>
-      </w:pPr>
-      <w:r>
-        <w:rPr>
-          <w:rFonts w:ascii="Times New Roman" w:eastAsia="Times New Roman" w:hAnsi="Times New Roman" w:cs="Times New Roman"/>
-          <w:sz w:val="28"/>
-          <w:szCs w:val="28"/>
-        </w:rPr>
-        <w:t>Покрытие кода (Code Coverage):</w:t>
-      </w:r>
-    </w:p>
-    <w:p>
-      <w:pPr>
-        <w:numPr>
-          <w:ilvl w:val="0"/>
-          <w:numId w:val="22"/>
-        </w:numPr>
-        <w:spacing w:after="0"/>
-        <w:rPr>
-          <w:rFonts w:ascii="Times New Roman" w:eastAsia="Times New Roman" w:hAnsi="Times New Roman" w:cs="Times New Roman"/>
-          <w:sz w:val="28"/>
-          <w:szCs w:val="28"/>
-        </w:rPr>
-      </w:pPr>
-      <w:r>
-        <w:rPr>
-          <w:rFonts w:ascii="Times New Roman" w:eastAsia="Times New Roman" w:hAnsi="Times New Roman" w:cs="Times New Roman"/>
-          <w:sz w:val="28"/>
-          <w:szCs w:val="28"/>
-        </w:rPr>
-        <w:t>Убедиться, что все строки кода (включая ветви условий и циклов) выполнены хотя бы один раз.</w:t>
-      </w:r>
-    </w:p>
-    <w:p>
-      <w:pPr>
-        <w:numPr>
-          <w:ilvl w:val="0"/>
-          <w:numId w:val="22"/>
-        </w:numPr>
-        <w:spacing w:after="0"/>
-        <w:rPr>
-          <w:rFonts w:ascii="Times New Roman" w:eastAsia="Times New Roman" w:hAnsi="Times New Roman" w:cs="Times New Roman"/>
-          <w:sz w:val="28"/>
-          <w:szCs w:val="28"/>
-        </w:rPr>
-      </w:pPr>
-      <w:r>
-        <w:rPr>
-          <w:rFonts w:ascii="Times New Roman" w:eastAsia="Times New Roman" w:hAnsi="Times New Roman" w:cs="Times New Roman"/>
-          <w:sz w:val="28"/>
-          <w:szCs w:val="28"/>
-        </w:rPr>
-        <w:t>Особое внимание уделяется сложным методам, таким как балансировка после вставки и удаления.</w:t>
-      </w:r>
-    </w:p>
-    <w:p>
-      <w:pPr>
-        <w:numPr>
-          <w:ilvl w:val="0"/>
-          <w:numId w:val="22"/>
-        </w:numPr>
-        <w:spacing w:after="0"/>
-        <w:rPr>
-          <w:rFonts w:ascii="Times New Roman" w:eastAsia="Times New Roman" w:hAnsi="Times New Roman" w:cs="Times New Roman"/>
-          <w:sz w:val="28"/>
-          <w:szCs w:val="28"/>
-        </w:rPr>
-      </w:pPr>
-      <w:r>
-        <w:rPr>
-          <w:rFonts w:ascii="Times New Roman" w:eastAsia="Times New Roman" w:hAnsi="Times New Roman" w:cs="Times New Roman"/>
-          <w:sz w:val="28"/>
-          <w:szCs w:val="28"/>
-        </w:rPr>
-        <w:t>Покрытие граничных значений (Boundary Value Analysis):</w:t>
-      </w:r>
-    </w:p>
-    <w:p>
-      <w:pPr>
-        <w:numPr>
-          <w:ilvl w:val="0"/>
-          <w:numId w:val="15"/>
-        </w:numPr>
-        <w:spacing w:after="0"/>
-        <w:rPr>
-          <w:rFonts w:ascii="Times New Roman" w:eastAsia="Times New Roman" w:hAnsi="Times New Roman" w:cs="Times New Roman"/>
-          <w:sz w:val="28"/>
-          <w:szCs w:val="28"/>
-        </w:rPr>
-      </w:pPr>
-      <w:r>
-        <w:rPr>
-          <w:rFonts w:ascii="Times New Roman" w:eastAsia="Times New Roman" w:hAnsi="Times New Roman" w:cs="Times New Roman"/>
-          <w:sz w:val="28"/>
-          <w:szCs w:val="28"/>
-        </w:rPr>
-        <w:t>Тестирование вставки и удаления на граничных случаях:</w:t>
-      </w:r>
-    </w:p>
-    <w:p>
-      <w:pPr>
-        <w:numPr>
-          <w:ilvl w:val="0"/>
-          <w:numId w:val="10"/>
-        </w:numPr>
-        <w:spacing w:after="0"/>
-        <w:rPr>
-          <w:rFonts w:ascii="Times New Roman" w:eastAsia="Times New Roman" w:hAnsi="Times New Roman" w:cs="Times New Roman"/>
-          <w:sz w:val="28"/>
-          <w:szCs w:val="28"/>
-        </w:rPr>
-      </w:pPr>
-      <w:r>
-        <w:rPr>
-          <w:rFonts w:ascii="Times New Roman" w:eastAsia="Times New Roman" w:hAnsi="Times New Roman" w:cs="Times New Roman"/>
-          <w:sz w:val="28"/>
-          <w:szCs w:val="28"/>
-        </w:rPr>
-        <w:t>Вставка в пустое дерево.</w:t>
-      </w:r>
-    </w:p>
-    <w:p>
-      <w:pPr>
-        <w:numPr>
-          <w:ilvl w:val="0"/>
-          <w:numId w:val="10"/>
-        </w:numPr>
-        <w:spacing w:after="0"/>
-        <w:rPr>
-          <w:rFonts w:ascii="Times New Roman" w:eastAsia="Times New Roman" w:hAnsi="Times New Roman" w:cs="Times New Roman"/>
-          <w:sz w:val="28"/>
-          <w:szCs w:val="28"/>
-        </w:rPr>
-      </w:pPr>
-      <w:r>
-        <w:rPr>
-          <w:rFonts w:ascii="Times New Roman" w:eastAsia="Times New Roman" w:hAnsi="Times New Roman" w:cs="Times New Roman"/>
-          <w:sz w:val="28"/>
-          <w:szCs w:val="28"/>
-        </w:rPr>
-        <w:t>Удаление единственного элемента.</w:t>
-      </w:r>
-    </w:p>
-    <w:p>
-      <w:pPr>
-        <w:numPr>
-          <w:ilvl w:val="0"/>
-          <w:numId w:val="10"/>
-        </w:numPr>
-        <w:spacing w:after="0"/>
-        <w:rPr>
-          <w:rFonts w:ascii="Times New Roman" w:eastAsia="Times New Roman" w:hAnsi="Times New Roman" w:cs="Times New Roman"/>
-          <w:sz w:val="28"/>
-          <w:szCs w:val="28"/>
-        </w:rPr>
-      </w:pPr>
-      <w:r>
-        <w:rPr>
-          <w:rFonts w:ascii="Times New Roman" w:eastAsia="Times New Roman" w:hAnsi="Times New Roman" w:cs="Times New Roman"/>
-          <w:sz w:val="28"/>
-          <w:szCs w:val="28"/>
-        </w:rPr>
-        <w:t>Вставка и удаление элементов в порядке возрастания и убывания.</w:t>
-      </w:r>
-    </w:p>
-    <w:p>
-      <w:pPr>
-        <w:numPr>
-          <w:ilvl w:val="0"/>
-          <w:numId w:val="15"/>
-        </w:numPr>
-        <w:spacing w:after="0"/>
+    </w:p>
+    <w:p>
+      <w:pPr>
         <w:rPr>
           <w:rFonts w:ascii="Times New Roman" w:eastAsia="Times New Roman" w:hAnsi="Times New Roman" w:cs="Times New Roman"/>
           <w:sz w:val="28"/>
@@ -2657,384 +6367,34 @@
       <w:r>
         <w:rPr>
           <w:rFonts w:ascii="Times New Roman" w:eastAsia="Times New Roman" w:hAnsi="Times New Roman" w:cs="Times New Roman"/>
-          <w:sz w:val="28"/>
-          <w:szCs w:val="28"/>
-        </w:rPr>
-        <w:t>Покрытие</w:t>
-      </w:r>
-      <w:r>
-        <w:rPr>
-          <w:rFonts w:ascii="Times New Roman" w:eastAsia="Times New Roman" w:hAnsi="Times New Roman" w:cs="Times New Roman"/>
+          <w:noProof/>
           <w:sz w:val="28"/>
           <w:szCs w:val="28"/>
           <w:lang w:val="en-US"/>
         </w:rPr>
-        <w:t xml:space="preserve"> </w:t>
-      </w:r>
-      <w:r>
-        <w:rPr>
-          <w:rFonts w:ascii="Times New Roman" w:eastAsia="Times New Roman" w:hAnsi="Times New Roman" w:cs="Times New Roman"/>
-          <w:sz w:val="28"/>
-          <w:szCs w:val="28"/>
-        </w:rPr>
-        <w:t>свойств</w:t>
-      </w:r>
-      <w:r>
-        <w:rPr>
-          <w:rFonts w:ascii="Times New Roman" w:eastAsia="Times New Roman" w:hAnsi="Times New Roman" w:cs="Times New Roman"/>
-          <w:sz w:val="28"/>
-          <w:szCs w:val="28"/>
-          <w:lang w:val="en-US"/>
-        </w:rPr>
-        <w:t xml:space="preserve"> (Property-Based Testing):</w:t>
-      </w:r>
-    </w:p>
-    <w:p>
-      <w:pPr>
-        <w:numPr>
-          <w:ilvl w:val="0"/>
-          <w:numId w:val="7"/>
-        </w:numPr>
-        <w:spacing w:after="0"/>
-        <w:rPr>
-          <w:rFonts w:ascii="Times New Roman" w:eastAsia="Times New Roman" w:hAnsi="Times New Roman" w:cs="Times New Roman"/>
-          <w:sz w:val="28"/>
-          <w:szCs w:val="28"/>
-        </w:rPr>
-      </w:pPr>
-      <w:r>
-        <w:rPr>
-          <w:rFonts w:ascii="Times New Roman" w:eastAsia="Times New Roman" w:hAnsi="Times New Roman" w:cs="Times New Roman"/>
-          <w:sz w:val="28"/>
-          <w:szCs w:val="28"/>
-        </w:rPr>
-        <w:lastRenderedPageBreak/>
-        <w:t>Проверка инвариантов красно-черного дерева после каждой операции:</w:t>
-      </w:r>
-    </w:p>
-    <w:p>
-      <w:pPr>
-        <w:numPr>
-          <w:ilvl w:val="0"/>
-          <w:numId w:val="7"/>
-        </w:numPr>
-        <w:spacing w:after="0"/>
-        <w:rPr>
-          <w:rFonts w:ascii="Times New Roman" w:eastAsia="Times New Roman" w:hAnsi="Times New Roman" w:cs="Times New Roman"/>
-          <w:sz w:val="28"/>
-          <w:szCs w:val="28"/>
-        </w:rPr>
-      </w:pPr>
-      <w:r>
-        <w:rPr>
-          <w:rFonts w:ascii="Times New Roman" w:eastAsia="Times New Roman" w:hAnsi="Times New Roman" w:cs="Times New Roman"/>
-          <w:sz w:val="28"/>
-          <w:szCs w:val="28"/>
-        </w:rPr>
-        <w:t>Корень дерева всегда чёрный.</w:t>
-      </w:r>
-    </w:p>
-    <w:p>
-      <w:pPr>
-        <w:numPr>
-          <w:ilvl w:val="0"/>
-          <w:numId w:val="7"/>
-        </w:numPr>
-        <w:spacing w:after="0"/>
-        <w:rPr>
-          <w:rFonts w:ascii="Times New Roman" w:eastAsia="Times New Roman" w:hAnsi="Times New Roman" w:cs="Times New Roman"/>
-          <w:sz w:val="28"/>
-          <w:szCs w:val="28"/>
-        </w:rPr>
-      </w:pPr>
-      <w:r>
-        <w:rPr>
-          <w:rFonts w:ascii="Times New Roman" w:eastAsia="Times New Roman" w:hAnsi="Times New Roman" w:cs="Times New Roman"/>
-          <w:sz w:val="28"/>
-          <w:szCs w:val="28"/>
-        </w:rPr>
-        <w:t>Нет двух последовательных красных узлов.</w:t>
-      </w:r>
-    </w:p>
-    <w:p>
-      <w:pPr>
-        <w:numPr>
-          <w:ilvl w:val="0"/>
-          <w:numId w:val="7"/>
-        </w:numPr>
-        <w:spacing w:after="0"/>
-        <w:rPr>
-          <w:rFonts w:ascii="Times New Roman" w:eastAsia="Times New Roman" w:hAnsi="Times New Roman" w:cs="Times New Roman"/>
-          <w:sz w:val="28"/>
-          <w:szCs w:val="28"/>
-        </w:rPr>
-      </w:pPr>
-      <w:r>
-        <w:rPr>
-          <w:rFonts w:ascii="Times New Roman" w:eastAsia="Times New Roman" w:hAnsi="Times New Roman" w:cs="Times New Roman"/>
-          <w:sz w:val="28"/>
-          <w:szCs w:val="28"/>
-        </w:rPr>
-        <w:t>Все пути от корня до листьев содержат одинаковое количество чёрных узлов (чёрная высота).</w:t>
-      </w:r>
-    </w:p>
-    <w:p>
-      <w:pPr>
-        <w:numPr>
-          <w:ilvl w:val="0"/>
-          <w:numId w:val="15"/>
-        </w:numPr>
-        <w:spacing w:after="0"/>
-        <w:rPr>
-          <w:rFonts w:ascii="Times New Roman" w:eastAsia="Times New Roman" w:hAnsi="Times New Roman" w:cs="Times New Roman"/>
-          <w:sz w:val="28"/>
-          <w:szCs w:val="28"/>
-        </w:rPr>
-      </w:pPr>
-      <w:r>
-        <w:rPr>
-          <w:rFonts w:ascii="Times New Roman" w:eastAsia="Times New Roman" w:hAnsi="Times New Roman" w:cs="Times New Roman"/>
-          <w:sz w:val="28"/>
-          <w:szCs w:val="28"/>
-        </w:rPr>
-        <w:t>Покрытие сценариев использования (Scenario-Based Testing):</w:t>
-      </w:r>
-    </w:p>
-    <w:p>
-      <w:pPr>
-        <w:numPr>
-          <w:ilvl w:val="0"/>
-          <w:numId w:val="21"/>
-        </w:numPr>
-        <w:spacing w:after="0"/>
-        <w:rPr>
-          <w:rFonts w:ascii="Times New Roman" w:eastAsia="Times New Roman" w:hAnsi="Times New Roman" w:cs="Times New Roman"/>
-          <w:sz w:val="28"/>
-          <w:szCs w:val="28"/>
-        </w:rPr>
-      </w:pPr>
-      <w:r>
-        <w:rPr>
-          <w:rFonts w:ascii="Times New Roman" w:eastAsia="Times New Roman" w:hAnsi="Times New Roman" w:cs="Times New Roman"/>
-          <w:sz w:val="28"/>
-          <w:szCs w:val="28"/>
-        </w:rPr>
-        <w:t>Тестирование типичных сценариев использования дерева:</w:t>
-      </w:r>
-    </w:p>
-    <w:p>
-      <w:pPr>
-        <w:numPr>
-          <w:ilvl w:val="0"/>
-          <w:numId w:val="21"/>
-        </w:numPr>
-        <w:spacing w:after="0"/>
-        <w:rPr>
-          <w:rFonts w:ascii="Times New Roman" w:eastAsia="Times New Roman" w:hAnsi="Times New Roman" w:cs="Times New Roman"/>
-          <w:sz w:val="28"/>
-          <w:szCs w:val="28"/>
-        </w:rPr>
-      </w:pPr>
-      <w:r>
-        <w:rPr>
-          <w:rFonts w:ascii="Times New Roman" w:eastAsia="Times New Roman" w:hAnsi="Times New Roman" w:cs="Times New Roman"/>
-          <w:sz w:val="28"/>
-          <w:szCs w:val="28"/>
-        </w:rPr>
-        <w:t>Вставка случайных элементов.</w:t>
-      </w:r>
-    </w:p>
-    <w:p>
-      <w:pPr>
-        <w:numPr>
-          <w:ilvl w:val="0"/>
-          <w:numId w:val="21"/>
-        </w:numPr>
-        <w:spacing w:after="0"/>
-        <w:rPr>
-          <w:rFonts w:ascii="Times New Roman" w:eastAsia="Times New Roman" w:hAnsi="Times New Roman" w:cs="Times New Roman"/>
-          <w:sz w:val="28"/>
-          <w:szCs w:val="28"/>
-        </w:rPr>
-      </w:pPr>
-      <w:r>
-        <w:rPr>
-          <w:rFonts w:ascii="Times New Roman" w:eastAsia="Times New Roman" w:hAnsi="Times New Roman" w:cs="Times New Roman"/>
-          <w:sz w:val="28"/>
-          <w:szCs w:val="28"/>
-        </w:rPr>
-        <w:t>Удаление случайных элементов.</w:t>
-      </w:r>
-    </w:p>
-    <w:p>
-      <w:pPr>
-        <w:numPr>
-          <w:ilvl w:val="0"/>
-          <w:numId w:val="21"/>
-        </w:numPr>
-        <w:rPr>
-          <w:rFonts w:ascii="Times New Roman" w:eastAsia="Times New Roman" w:hAnsi="Times New Roman" w:cs="Times New Roman"/>
-          <w:sz w:val="28"/>
-          <w:szCs w:val="28"/>
-        </w:rPr>
-      </w:pPr>
-      <w:r>
-        <w:rPr>
-          <w:rFonts w:ascii="Times New Roman" w:eastAsia="Times New Roman" w:hAnsi="Times New Roman" w:cs="Times New Roman"/>
-          <w:sz w:val="28"/>
-          <w:szCs w:val="28"/>
-        </w:rPr>
-        <w:t>Поиск элементов в дереве.</w:t>
-      </w:r>
-    </w:p>
-    <w:p>
-      <w:pPr>
-        <w:rPr>
-          <w:rFonts w:ascii="Times New Roman" w:eastAsia="Times New Roman" w:hAnsi="Times New Roman" w:cs="Times New Roman"/>
-          <w:sz w:val="28"/>
-          <w:szCs w:val="28"/>
-        </w:rPr>
-      </w:pPr>
-    </w:p>
-    <w:p>
-      <w:pPr>
-        <w:rPr>
-          <w:rFonts w:ascii="Times New Roman" w:eastAsia="Times New Roman" w:hAnsi="Times New Roman" w:cs="Times New Roman"/>
-          <w:sz w:val="28"/>
-          <w:szCs w:val="28"/>
-        </w:rPr>
-      </w:pPr>
-      <w:r>
-        <w:rPr>
-          <w:rFonts w:ascii="Times New Roman" w:eastAsia="Times New Roman" w:hAnsi="Times New Roman" w:cs="Times New Roman"/>
-          <w:sz w:val="28"/>
-          <w:szCs w:val="28"/>
-        </w:rPr>
-        <w:t>В ходе тестирования была обнаружена ошибка (из-за того, что результаты выполнения для эталонной и нашей реализации отличались):</w:t>
-      </w:r>
-    </w:p>
-    <w:p>
-      <w:pPr>
-        <w:numPr>
-          <w:ilvl w:val="0"/>
-          <w:numId w:val="20"/>
-        </w:numPr>
-        <w:spacing w:after="0"/>
-        <w:rPr>
-          <w:rFonts w:ascii="Times New Roman" w:eastAsia="Times New Roman" w:hAnsi="Times New Roman" w:cs="Times New Roman"/>
-          <w:sz w:val="28"/>
-          <w:szCs w:val="28"/>
-        </w:rPr>
-      </w:pPr>
-      <w:r>
-        <w:rPr>
-          <w:rFonts w:ascii="Times New Roman" w:eastAsia="Times New Roman" w:hAnsi="Times New Roman" w:cs="Times New Roman"/>
-          <w:sz w:val="28"/>
-          <w:szCs w:val="28"/>
-        </w:rPr>
-        <w:t>Ошибка балансировки при удалении:</w:t>
-      </w:r>
-    </w:p>
-    <w:p>
-      <w:pPr>
-        <w:numPr>
-          <w:ilvl w:val="1"/>
-          <w:numId w:val="20"/>
-        </w:numPr>
-        <w:spacing w:after="0"/>
-        <w:rPr>
-          <w:rFonts w:ascii="Times New Roman" w:eastAsia="Times New Roman" w:hAnsi="Times New Roman" w:cs="Times New Roman"/>
-          <w:sz w:val="28"/>
-          <w:szCs w:val="28"/>
-        </w:rPr>
-      </w:pPr>
-      <w:r>
-        <w:rPr>
-          <w:rFonts w:ascii="Times New Roman" w:eastAsia="Times New Roman" w:hAnsi="Times New Roman" w:cs="Times New Roman"/>
-          <w:sz w:val="28"/>
-          <w:szCs w:val="28"/>
-        </w:rPr>
-        <w:t>При удалении элемента в определённых случаях нарушалось свойство чёрной высоты.</w:t>
-      </w:r>
-    </w:p>
-    <w:p>
-      <w:pPr>
-        <w:numPr>
-          <w:ilvl w:val="1"/>
-          <w:numId w:val="20"/>
-        </w:numPr>
-        <w:rPr>
-          <w:rFonts w:ascii="Times New Roman" w:eastAsia="Times New Roman" w:hAnsi="Times New Roman" w:cs="Times New Roman"/>
-          <w:sz w:val="28"/>
-          <w:szCs w:val="28"/>
-        </w:rPr>
-      </w:pPr>
-      <w:r>
-        <w:rPr>
-          <w:rFonts w:ascii="Times New Roman" w:eastAsia="Times New Roman" w:hAnsi="Times New Roman" w:cs="Times New Roman"/>
-          <w:sz w:val="28"/>
-          <w:szCs w:val="28"/>
-        </w:rPr>
-        <w:t>Исправлено путём добавления дополнительных проверок в метод delete.</w:t>
-      </w:r>
-    </w:p>
-    <w:p>
-      <w:pPr>
-        <w:rPr>
-          <w:rFonts w:ascii="Times New Roman" w:eastAsia="Times New Roman" w:hAnsi="Times New Roman" w:cs="Times New Roman"/>
-          <w:sz w:val="28"/>
-          <w:szCs w:val="28"/>
-        </w:rPr>
-      </w:pPr>
-    </w:p>
-    <w:p>
-      <w:pPr>
-        <w:rPr>
-          <w:rFonts w:ascii="Times New Roman" w:eastAsia="Times New Roman" w:hAnsi="Times New Roman" w:cs="Times New Roman"/>
-          <w:sz w:val="28"/>
-          <w:szCs w:val="28"/>
-        </w:rPr>
-      </w:pPr>
-      <w:r>
-        <w:rPr>
-          <w:rFonts w:ascii="Times New Roman" w:eastAsia="Times New Roman" w:hAnsi="Times New Roman" w:cs="Times New Roman"/>
-          <w:sz w:val="28"/>
-          <w:szCs w:val="28"/>
-        </w:rPr>
-        <w:t>Как мы можем видеть, все работает корректно:</w:t>
-      </w:r>
-    </w:p>
-    <w:p>
-      <w:pPr>
-        <w:rPr>
-          <w:rFonts w:ascii="Times New Roman" w:eastAsia="Times New Roman" w:hAnsi="Times New Roman" w:cs="Times New Roman"/>
-          <w:sz w:val="28"/>
-          <w:szCs w:val="28"/>
-        </w:rPr>
-      </w:pPr>
-      <w:r>
-        <w:rPr>
-          <w:rFonts w:ascii="Times New Roman" w:eastAsia="Times New Roman" w:hAnsi="Times New Roman" w:cs="Times New Roman"/>
-          <w:noProof/>
-          <w:sz w:val="28"/>
-          <w:szCs w:val="28"/>
-        </w:rPr>
         <w:drawing>
-          <wp:inline distT="114300" distB="114300" distL="114300" distR="114300" wp14:anchorId="24131CFD" wp14:editId="0C4BE783">
-            <wp:extent cx="5939480" cy="2006600"/>
-            <wp:effectExtent l="0" t="0" r="0" b="0"/>
-            <wp:docPr id="5" name="image5.png"/>
-            <wp:cNvGraphicFramePr/>
+          <wp:inline distT="0" distB="0" distL="0" distR="0" wp14:anchorId="37ACDA42" wp14:editId="21FD4C8F">
+            <wp:extent cx="5939790" cy="1856740"/>
+            <wp:effectExtent l="0" t="0" r="3810" b="0"/>
+            <wp:docPr id="1258726408" name="Рисунок 1" descr="Изображение выглядит как текст, снимок экрана, Шрифт&#10;&#10;Содержимое, созданное искусственным интеллектом, может быть неверным."/>
+            <wp:cNvGraphicFramePr>
+              <a:graphicFrameLocks xmlns:a="http://schemas.openxmlformats.org/drawingml/2006/main" noChangeAspect="1"/>
+            </wp:cNvGraphicFramePr>
             <a:graphic xmlns:a="http://schemas.openxmlformats.org/drawingml/2006/main">
               <a:graphicData uri="http://schemas.openxmlformats.org/drawingml/2006/picture">
                 <pic:pic xmlns:pic="http://schemas.openxmlformats.org/drawingml/2006/picture">
                   <pic:nvPicPr>
-                    <pic:cNvPr id="0" name="image5.png"/>
-                    <pic:cNvPicPr preferRelativeResize="0"/>
+                    <pic:cNvPr id="1258726408" name="Рисунок 1" descr="Изображение выглядит как текст, снимок экрана, Шрифт&#10;&#10;Содержимое, созданное искусственным интеллектом, может быть неверным."/>
+                    <pic:cNvPicPr/>
                   </pic:nvPicPr>
                   <pic:blipFill>
-                    <a:blip r:embed="rId12"/>
-                    <a:srcRect/>
+                    <a:blip r:embed="rId12">
+                      <a:extLst>
+                        <a:ext uri="{28A0092B-C50C-407E-A947-70E740481C1C}">
+                          <a14:useLocalDpi xmlns:a14="http://schemas.microsoft.com/office/drawing/2010/main" val="0"/>
+                        </a:ext>
+                      </a:extLst>
+                    </a:blip>
                     <a:stretch>
                       <a:fillRect/>
                     </a:stretch>
@@ -3042,12 +6402,11 @@
                   <pic:spPr>
                     <a:xfrm>
                       <a:off x="0" y="0"/>
-                      <a:ext cx="5939480" cy="2006600"/>
+                      <a:ext cx="5939790" cy="1856740"/>
                     </a:xfrm>
                     <a:prstGeom prst="rect">
                       <a:avLst/>
                     </a:prstGeom>
-                    <a:ln/>
                   </pic:spPr>
                 </pic:pic>
               </a:graphicData>
@@ -3104,21 +6463,28 @@
         </w:rPr>
         <w:lastRenderedPageBreak/>
         <w:drawing>
-          <wp:inline distT="114300" distB="114300" distL="114300" distR="114300" wp14:anchorId="56FD38A6" wp14:editId="4B730AA7">
-            <wp:extent cx="5939480" cy="3429000"/>
-            <wp:effectExtent l="0" t="0" r="0" b="0"/>
-            <wp:docPr id="2" name="image7.png"/>
-            <wp:cNvGraphicFramePr/>
+          <wp:inline distT="0" distB="0" distL="0" distR="0" wp14:anchorId="1DB2C906" wp14:editId="174D439F">
+            <wp:extent cx="5939790" cy="825500"/>
+            <wp:effectExtent l="0" t="0" r="3810" b="0"/>
+            <wp:docPr id="1846790315" name="Рисунок 3"/>
+            <wp:cNvGraphicFramePr>
+              <a:graphicFrameLocks xmlns:a="http://schemas.openxmlformats.org/drawingml/2006/main" noChangeAspect="1"/>
+            </wp:cNvGraphicFramePr>
             <a:graphic xmlns:a="http://schemas.openxmlformats.org/drawingml/2006/main">
               <a:graphicData uri="http://schemas.openxmlformats.org/drawingml/2006/picture">
                 <pic:pic xmlns:pic="http://schemas.openxmlformats.org/drawingml/2006/picture">
                   <pic:nvPicPr>
-                    <pic:cNvPr id="0" name="image7.png"/>
-                    <pic:cNvPicPr preferRelativeResize="0"/>
+                    <pic:cNvPr id="1846790315" name="Рисунок 1846790315"/>
+                    <pic:cNvPicPr/>
                   </pic:nvPicPr>
                   <pic:blipFill>
-                    <a:blip r:embed="rId13"/>
-                    <a:srcRect/>
+                    <a:blip r:embed="rId13" cstate="print">
+                      <a:extLst>
+                        <a:ext uri="{28A0092B-C50C-407E-A947-70E740481C1C}">
+                          <a14:useLocalDpi xmlns:a14="http://schemas.microsoft.com/office/drawing/2010/main" val="0"/>
+                        </a:ext>
+                      </a:extLst>
+                    </a:blip>
                     <a:stretch>
                       <a:fillRect/>
                     </a:stretch>
@@ -3126,12 +6492,11 @@
                   <pic:spPr>
                     <a:xfrm>
                       <a:off x="0" y="0"/>
-                      <a:ext cx="5939480" cy="3429000"/>
+                      <a:ext cx="5939790" cy="825500"/>
                     </a:xfrm>
                     <a:prstGeom prst="rect">
                       <a:avLst/>
                     </a:prstGeom>
-                    <a:ln/>
                   </pic:spPr>
                 </pic:pic>
               </a:graphicData>
@@ -3159,111 +6524,78 @@
           <w:sz w:val="28"/>
           <w:szCs w:val="28"/>
         </w:rPr>
-        <w:t>Итоговое тестовое покрытие методов класса RedBlackTree.</w:t>
-      </w:r>
-    </w:p>
-    <w:p>
-      <w:pPr>
-        <w:rPr>
-          <w:rFonts w:ascii="Times New Roman" w:eastAsia="Times New Roman" w:hAnsi="Times New Roman" w:cs="Times New Roman"/>
-          <w:sz w:val="28"/>
-          <w:szCs w:val="28"/>
-        </w:rPr>
-      </w:pPr>
-    </w:p>
-    <w:p>
-      <w:pPr>
-        <w:rPr>
-          <w:rFonts w:ascii="Times New Roman" w:eastAsia="Times New Roman" w:hAnsi="Times New Roman" w:cs="Times New Roman"/>
-          <w:sz w:val="28"/>
-          <w:szCs w:val="28"/>
-        </w:rPr>
-      </w:pPr>
-      <w:r>
-        <w:rPr>
-          <w:rFonts w:ascii="Times New Roman" w:eastAsia="Times New Roman" w:hAnsi="Times New Roman" w:cs="Times New Roman"/>
-          <w:sz w:val="28"/>
-          <w:szCs w:val="28"/>
-        </w:rPr>
-        <w:t>Результаты тестирования:</w:t>
-      </w:r>
-    </w:p>
-    <w:p>
-      <w:pPr>
-        <w:numPr>
-          <w:ilvl w:val="0"/>
-          <w:numId w:val="12"/>
-        </w:numPr>
-        <w:spacing w:after="0"/>
-        <w:rPr>
-          <w:rFonts w:ascii="Times New Roman" w:eastAsia="Times New Roman" w:hAnsi="Times New Roman" w:cs="Times New Roman"/>
-          <w:sz w:val="28"/>
-          <w:szCs w:val="28"/>
-        </w:rPr>
-      </w:pPr>
-      <w:r>
-        <w:rPr>
-          <w:rFonts w:ascii="Times New Roman" w:eastAsia="Times New Roman" w:hAnsi="Times New Roman" w:cs="Times New Roman"/>
-          <w:sz w:val="28"/>
-          <w:szCs w:val="28"/>
-        </w:rPr>
-        <w:t>Красно-черное дерево реализовано корректно и проходит все тесты.</w:t>
-      </w:r>
-    </w:p>
-    <w:p>
-      <w:pPr>
-        <w:numPr>
-          <w:ilvl w:val="0"/>
-          <w:numId w:val="12"/>
-        </w:numPr>
-        <w:spacing w:after="0"/>
-        <w:rPr>
-          <w:rFonts w:ascii="Times New Roman" w:eastAsia="Times New Roman" w:hAnsi="Times New Roman" w:cs="Times New Roman"/>
-          <w:sz w:val="28"/>
-          <w:szCs w:val="28"/>
-        </w:rPr>
-      </w:pPr>
-      <w:r>
-        <w:rPr>
-          <w:rFonts w:ascii="Times New Roman" w:eastAsia="Times New Roman" w:hAnsi="Times New Roman" w:cs="Times New Roman"/>
-          <w:sz w:val="28"/>
-          <w:szCs w:val="28"/>
-        </w:rPr>
-        <w:t>Код покрыт модульными тестами.</w:t>
-      </w:r>
-    </w:p>
-    <w:p>
-      <w:pPr>
-        <w:numPr>
-          <w:ilvl w:val="0"/>
-          <w:numId w:val="12"/>
-        </w:numPr>
-        <w:rPr>
-          <w:rFonts w:ascii="Times New Roman" w:eastAsia="Times New Roman" w:hAnsi="Times New Roman" w:cs="Times New Roman"/>
-          <w:sz w:val="28"/>
-          <w:szCs w:val="28"/>
-        </w:rPr>
-      </w:pPr>
-      <w:r>
-        <w:rPr>
-          <w:rFonts w:ascii="Times New Roman" w:eastAsia="Times New Roman" w:hAnsi="Times New Roman" w:cs="Times New Roman"/>
-          <w:sz w:val="28"/>
-          <w:szCs w:val="28"/>
-        </w:rPr>
-        <w:t xml:space="preserve">Тестирование подтвердило, что дерево корректно выполняет все основные операции и сохраняет свои свойства. </w:t>
-      </w:r>
-    </w:p>
-    <w:p>
-      <w:pPr>
-        <w:rPr>
-          <w:rFonts w:ascii="Times New Roman" w:eastAsia="Times New Roman" w:hAnsi="Times New Roman" w:cs="Times New Roman"/>
-          <w:sz w:val="28"/>
-          <w:szCs w:val="28"/>
-        </w:rPr>
-      </w:pPr>
-      <w:r>
-        <w:br w:type="page"/>
-      </w:r>
+        <w:t>Итоговое тестовое покрытие.</w:t>
+      </w:r>
+    </w:p>
+    <w:p>
+      <w:pPr>
+        <w:autoSpaceDE w:val="0"/>
+        <w:autoSpaceDN w:val="0"/>
+        <w:adjustRightInd w:val="0"/>
+        <w:spacing w:after="0" w:line="240" w:lineRule="auto"/>
+        <w:rPr>
+          <w:rFonts w:ascii="Times New Roman" w:hAnsi="Times New Roman" w:cs="Times New Roman"/>
+          <w:b/>
+          <w:bCs/>
+          <w:sz w:val="26"/>
+          <w:szCs w:val="26"/>
+        </w:rPr>
+      </w:pPr>
+    </w:p>
+    <w:p>
+      <w:pPr>
+        <w:autoSpaceDE w:val="0"/>
+        <w:autoSpaceDN w:val="0"/>
+        <w:adjustRightInd w:val="0"/>
+        <w:spacing w:after="0" w:line="240" w:lineRule="auto"/>
+        <w:rPr>
+          <w:rFonts w:ascii="Times New Roman" w:hAnsi="Times New Roman" w:cs="Times New Roman"/>
+          <w:b/>
+          <w:bCs/>
+          <w:sz w:val="28"/>
+          <w:szCs w:val="28"/>
+        </w:rPr>
+      </w:pPr>
+      <w:r>
+        <w:rPr>
+          <w:rFonts w:ascii="Times New Roman" w:hAnsi="Times New Roman" w:cs="Times New Roman"/>
+          <w:b/>
+          <w:bCs/>
+          <w:sz w:val="28"/>
+          <w:szCs w:val="28"/>
+        </w:rPr>
+        <w:t>2.5. Выводы</w:t>
+      </w:r>
+    </w:p>
+    <w:p>
+      <w:pPr>
+        <w:autoSpaceDE w:val="0"/>
+        <w:autoSpaceDN w:val="0"/>
+        <w:adjustRightInd w:val="0"/>
+        <w:spacing w:after="0" w:line="240" w:lineRule="auto"/>
+        <w:rPr>
+          <w:rFonts w:ascii="Times New Roman" w:hAnsi="Times New Roman" w:cs="Times New Roman"/>
+          <w:sz w:val="28"/>
+          <w:szCs w:val="28"/>
+        </w:rPr>
+      </w:pPr>
+      <w:r>
+        <w:rPr>
+          <w:rFonts w:ascii="Times New Roman" w:hAnsi="Times New Roman" w:cs="Times New Roman"/>
+          <w:sz w:val="28"/>
+          <w:szCs w:val="28"/>
+        </w:rPr>
+        <w:t>Модульное тестирование показало, что реализация алгоритма поразрядной сортировки корректно проходит все характерные точки в ожидаемой последовательности. Все тестовые наборы данных демонстрируют правильное количество итераций циклов и корректное количество проходов по разрядам (зависит от максимального элемента).</w:t>
+      </w:r>
+    </w:p>
+    <w:p>
+      <w:pPr>
+        <w:rPr>
+          <w:rFonts w:ascii="AppleSystemUIFont" w:hAnsi="AppleSystemUIFont" w:cs="AppleSystemUIFont"/>
+          <w:sz w:val="26"/>
+          <w:szCs w:val="26"/>
+        </w:rPr>
+      </w:pPr>
     </w:p>
     <w:p>
       <w:pPr>
@@ -3280,7 +6612,6 @@
           <w:sz w:val="30"/>
           <w:szCs w:val="30"/>
         </w:rPr>
-        <w:lastRenderedPageBreak/>
         <w:t xml:space="preserve">Задание 3: </w:t>
       </w:r>
       <w:r>
@@ -3431,6 +6762,7 @@
           <w:sz w:val="28"/>
           <w:szCs w:val="28"/>
         </w:rPr>
+        <w:lastRenderedPageBreak/>
         <w:t>Персонажи (например, Триллиан, Артур).</w:t>
       </w:r>
     </w:p>
@@ -3621,7 +6953,6 @@
           <w:sz w:val="28"/>
           <w:szCs w:val="28"/>
         </w:rPr>
-        <w:lastRenderedPageBreak/>
         <w:t>Составим следующие тесты:</w:t>
       </w:r>
     </w:p>
@@ -4057,6 +7388,7 @@
           <w:sz w:val="28"/>
           <w:szCs w:val="28"/>
         </w:rPr>
+        <w:lastRenderedPageBreak/>
         <w:t>testOpenCommandExecution</w:t>
       </w:r>
       <w:r>
@@ -4226,7 +7558,6 @@
           <w:sz w:val="28"/>
           <w:szCs w:val="28"/>
         </w:rPr>
-        <w:lastRenderedPageBreak/>
         <w:t>После написания тестов, реализуем собственно сами классы в соответствии с TDD.</w:t>
       </w:r>
     </w:p>
@@ -4422,6 +7753,7 @@
         </w:rPr>
       </w:pPr>
       <w:r>
+        <w:lastRenderedPageBreak/>
         <w:br w:type="page"/>
       </w:r>
     </w:p>
@@ -6324,6 +9656,155 @@
     </w:lvl>
   </w:abstractNum>
   <w:abstractNum w:abstractNumId="16" w15:restartNumberingAfterBreak="0">
+    <w:nsid w:val="695119C3"/>
+    <w:multiLevelType w:val="multilevel"/>
+    <w:tmpl w:val="26E2F890"/>
+    <w:lvl w:ilvl="0">
+      <w:start w:val="1"/>
+      <w:numFmt w:val="bullet"/>
+      <w:lvlText w:val=""/>
+      <w:lvlJc w:val="left"/>
+      <w:pPr>
+        <w:tabs>
+          <w:tab w:val="num" w:pos="720"/>
+        </w:tabs>
+        <w:ind w:left="720" w:hanging="360"/>
+      </w:pPr>
+      <w:rPr>
+        <w:rFonts w:ascii="Symbol" w:hAnsi="Symbol" w:hint="default"/>
+        <w:sz w:val="20"/>
+      </w:rPr>
+    </w:lvl>
+    <w:lvl w:ilvl="1" w:tentative="1">
+      <w:start w:val="1"/>
+      <w:numFmt w:val="bullet"/>
+      <w:lvlText w:val=""/>
+      <w:lvlJc w:val="left"/>
+      <w:pPr>
+        <w:tabs>
+          <w:tab w:val="num" w:pos="1440"/>
+        </w:tabs>
+        <w:ind w:left="1440" w:hanging="360"/>
+      </w:pPr>
+      <w:rPr>
+        <w:rFonts w:ascii="Symbol" w:hAnsi="Symbol" w:hint="default"/>
+        <w:sz w:val="20"/>
+      </w:rPr>
+    </w:lvl>
+    <w:lvl w:ilvl="2" w:tentative="1">
+      <w:start w:val="1"/>
+      <w:numFmt w:val="bullet"/>
+      <w:lvlText w:val=""/>
+      <w:lvlJc w:val="left"/>
+      <w:pPr>
+        <w:tabs>
+          <w:tab w:val="num" w:pos="2160"/>
+        </w:tabs>
+        <w:ind w:left="2160" w:hanging="360"/>
+      </w:pPr>
+      <w:rPr>
+        <w:rFonts w:ascii="Symbol" w:hAnsi="Symbol" w:hint="default"/>
+        <w:sz w:val="20"/>
+      </w:rPr>
+    </w:lvl>
+    <w:lvl w:ilvl="3" w:tentative="1">
+      <w:start w:val="1"/>
+      <w:numFmt w:val="bullet"/>
+      <w:lvlText w:val=""/>
+      <w:lvlJc w:val="left"/>
+      <w:pPr>
+        <w:tabs>
+          <w:tab w:val="num" w:pos="2880"/>
+        </w:tabs>
+        <w:ind w:left="2880" w:hanging="360"/>
+      </w:pPr>
+      <w:rPr>
+        <w:rFonts w:ascii="Symbol" w:hAnsi="Symbol" w:hint="default"/>
+        <w:sz w:val="20"/>
+      </w:rPr>
+    </w:lvl>
+    <w:lvl w:ilvl="4" w:tentative="1">
+      <w:start w:val="1"/>
+      <w:numFmt w:val="bullet"/>
+      <w:lvlText w:val=""/>
+      <w:lvlJc w:val="left"/>
+      <w:pPr>
+        <w:tabs>
+          <w:tab w:val="num" w:pos="3600"/>
+        </w:tabs>
+        <w:ind w:left="3600" w:hanging="360"/>
+      </w:pPr>
+      <w:rPr>
+        <w:rFonts w:ascii="Symbol" w:hAnsi="Symbol" w:hint="default"/>
+        <w:sz w:val="20"/>
+      </w:rPr>
+    </w:lvl>
+    <w:lvl w:ilvl="5" w:tentative="1">
+      <w:start w:val="1"/>
+      <w:numFmt w:val="bullet"/>
+      <w:lvlText w:val=""/>
+      <w:lvlJc w:val="left"/>
+      <w:pPr>
+        <w:tabs>
+          <w:tab w:val="num" w:pos="4320"/>
+        </w:tabs>
+        <w:ind w:left="4320" w:hanging="360"/>
+      </w:pPr>
+      <w:rPr>
+        <w:rFonts w:ascii="Symbol" w:hAnsi="Symbol" w:hint="default"/>
+        <w:sz w:val="20"/>
+      </w:rPr>
+    </w:lvl>
+    <w:lvl w:ilvl="6" w:tentative="1">
+      <w:start w:val="1"/>
+      <w:numFmt w:val="bullet"/>
+      <w:lvlText w:val=""/>
+      <w:lvlJc w:val="left"/>
+      <w:pPr>
+        <w:tabs>
+          <w:tab w:val="num" w:pos="5040"/>
+        </w:tabs>
+        <w:ind w:left="5040" w:hanging="360"/>
+      </w:pPr>
+      <w:rPr>
+        <w:rFonts w:ascii="Symbol" w:hAnsi="Symbol" w:hint="default"/>
+        <w:sz w:val="20"/>
+      </w:rPr>
+    </w:lvl>
+    <w:lvl w:ilvl="7" w:tentative="1">
+      <w:start w:val="1"/>
+      <w:numFmt w:val="bullet"/>
+      <w:lvlText w:val=""/>
+      <w:lvlJc w:val="left"/>
+      <w:pPr>
+        <w:tabs>
+          <w:tab w:val="num" w:pos="5760"/>
+        </w:tabs>
+        <w:ind w:left="5760" w:hanging="360"/>
+      </w:pPr>
+      <w:rPr>
+        <w:rFonts w:ascii="Symbol" w:hAnsi="Symbol" w:hint="default"/>
+        <w:sz w:val="20"/>
+      </w:rPr>
+    </w:lvl>
+    <w:lvl w:ilvl="8" w:tentative="1">
+      <w:start w:val="1"/>
+      <w:numFmt w:val="bullet"/>
+      <w:lvlText w:val=""/>
+      <w:lvlJc w:val="left"/>
+      <w:pPr>
+        <w:tabs>
+          <w:tab w:val="num" w:pos="6480"/>
+        </w:tabs>
+        <w:ind w:left="6480" w:hanging="360"/>
+      </w:pPr>
+      <w:rPr>
+        <w:rFonts w:ascii="Symbol" w:hAnsi="Symbol" w:hint="default"/>
+        <w:sz w:val="20"/>
+      </w:rPr>
+    </w:lvl>
+  </w:abstractNum>
+  <w:abstractNum w:abstractNumId="17" w15:restartNumberingAfterBreak="0">
     <w:nsid w:val="6D104BFE"/>
     <w:multiLevelType w:val="multilevel"/>
     <w:tmpl w:val="1D2A5010"/>
@@ -6436,7 +9917,156 @@
       </w:rPr>
     </w:lvl>
   </w:abstractNum>
-  <w:abstractNum w:abstractNumId="17" w15:restartNumberingAfterBreak="0">
+  <w:abstractNum w:abstractNumId="18" w15:restartNumberingAfterBreak="0">
+    <w:nsid w:val="70A41378"/>
+    <w:multiLevelType w:val="multilevel"/>
+    <w:tmpl w:val="1618F0FC"/>
+    <w:lvl w:ilvl="0">
+      <w:start w:val="1"/>
+      <w:numFmt w:val="bullet"/>
+      <w:lvlText w:val=""/>
+      <w:lvlJc w:val="left"/>
+      <w:pPr>
+        <w:tabs>
+          <w:tab w:val="num" w:pos="720"/>
+        </w:tabs>
+        <w:ind w:left="720" w:hanging="360"/>
+      </w:pPr>
+      <w:rPr>
+        <w:rFonts w:ascii="Symbol" w:hAnsi="Symbol" w:hint="default"/>
+        <w:sz w:val="20"/>
+      </w:rPr>
+    </w:lvl>
+    <w:lvl w:ilvl="1" w:tentative="1">
+      <w:start w:val="1"/>
+      <w:numFmt w:val="bullet"/>
+      <w:lvlText w:val=""/>
+      <w:lvlJc w:val="left"/>
+      <w:pPr>
+        <w:tabs>
+          <w:tab w:val="num" w:pos="1440"/>
+        </w:tabs>
+        <w:ind w:left="1440" w:hanging="360"/>
+      </w:pPr>
+      <w:rPr>
+        <w:rFonts w:ascii="Symbol" w:hAnsi="Symbol" w:hint="default"/>
+        <w:sz w:val="20"/>
+      </w:rPr>
+    </w:lvl>
+    <w:lvl w:ilvl="2" w:tentative="1">
+      <w:start w:val="1"/>
+      <w:numFmt w:val="bullet"/>
+      <w:lvlText w:val=""/>
+      <w:lvlJc w:val="left"/>
+      <w:pPr>
+        <w:tabs>
+          <w:tab w:val="num" w:pos="2160"/>
+        </w:tabs>
+        <w:ind w:left="2160" w:hanging="360"/>
+      </w:pPr>
+      <w:rPr>
+        <w:rFonts w:ascii="Symbol" w:hAnsi="Symbol" w:hint="default"/>
+        <w:sz w:val="20"/>
+      </w:rPr>
+    </w:lvl>
+    <w:lvl w:ilvl="3" w:tentative="1">
+      <w:start w:val="1"/>
+      <w:numFmt w:val="bullet"/>
+      <w:lvlText w:val=""/>
+      <w:lvlJc w:val="left"/>
+      <w:pPr>
+        <w:tabs>
+          <w:tab w:val="num" w:pos="2880"/>
+        </w:tabs>
+        <w:ind w:left="2880" w:hanging="360"/>
+      </w:pPr>
+      <w:rPr>
+        <w:rFonts w:ascii="Symbol" w:hAnsi="Symbol" w:hint="default"/>
+        <w:sz w:val="20"/>
+      </w:rPr>
+    </w:lvl>
+    <w:lvl w:ilvl="4" w:tentative="1">
+      <w:start w:val="1"/>
+      <w:numFmt w:val="bullet"/>
+      <w:lvlText w:val=""/>
+      <w:lvlJc w:val="left"/>
+      <w:pPr>
+        <w:tabs>
+          <w:tab w:val="num" w:pos="3600"/>
+        </w:tabs>
+        <w:ind w:left="3600" w:hanging="360"/>
+      </w:pPr>
+      <w:rPr>
+        <w:rFonts w:ascii="Symbol" w:hAnsi="Symbol" w:hint="default"/>
+        <w:sz w:val="20"/>
+      </w:rPr>
+    </w:lvl>
+    <w:lvl w:ilvl="5" w:tentative="1">
+      <w:start w:val="1"/>
+      <w:numFmt w:val="bullet"/>
+      <w:lvlText w:val=""/>
+      <w:lvlJc w:val="left"/>
+      <w:pPr>
+        <w:tabs>
+          <w:tab w:val="num" w:pos="4320"/>
+        </w:tabs>
+        <w:ind w:left="4320" w:hanging="360"/>
+      </w:pPr>
+      <w:rPr>
+        <w:rFonts w:ascii="Symbol" w:hAnsi="Symbol" w:hint="default"/>
+        <w:sz w:val="20"/>
+      </w:rPr>
+    </w:lvl>
+    <w:lvl w:ilvl="6" w:tentative="1">
+      <w:start w:val="1"/>
+      <w:numFmt w:val="bullet"/>
+      <w:lvlText w:val=""/>
+      <w:lvlJc w:val="left"/>
+      <w:pPr>
+        <w:tabs>
+          <w:tab w:val="num" w:pos="5040"/>
+        </w:tabs>
+        <w:ind w:left="5040" w:hanging="360"/>
+      </w:pPr>
+      <w:rPr>
+        <w:rFonts w:ascii="Symbol" w:hAnsi="Symbol" w:hint="default"/>
+        <w:sz w:val="20"/>
+      </w:rPr>
+    </w:lvl>
+    <w:lvl w:ilvl="7" w:tentative="1">
+      <w:start w:val="1"/>
+      <w:numFmt w:val="bullet"/>
+      <w:lvlText w:val=""/>
+      <w:lvlJc w:val="left"/>
+      <w:pPr>
+        <w:tabs>
+          <w:tab w:val="num" w:pos="5760"/>
+        </w:tabs>
+        <w:ind w:left="5760" w:hanging="360"/>
+      </w:pPr>
+      <w:rPr>
+        <w:rFonts w:ascii="Symbol" w:hAnsi="Symbol" w:hint="default"/>
+        <w:sz w:val="20"/>
+      </w:rPr>
+    </w:lvl>
+    <w:lvl w:ilvl="8" w:tentative="1">
+      <w:start w:val="1"/>
+      <w:numFmt w:val="bullet"/>
+      <w:lvlText w:val=""/>
+      <w:lvlJc w:val="left"/>
+      <w:pPr>
+        <w:tabs>
+          <w:tab w:val="num" w:pos="6480"/>
+        </w:tabs>
+        <w:ind w:left="6480" w:hanging="360"/>
+      </w:pPr>
+      <w:rPr>
+        <w:rFonts w:ascii="Symbol" w:hAnsi="Symbol" w:hint="default"/>
+        <w:sz w:val="20"/>
+      </w:rPr>
+    </w:lvl>
+  </w:abstractNum>
+  <w:abstractNum w:abstractNumId="19" w15:restartNumberingAfterBreak="0">
     <w:nsid w:val="7401236F"/>
     <w:multiLevelType w:val="multilevel"/>
     <w:tmpl w:val="17E86C5A"/>
@@ -6549,7 +10179,7 @@
       </w:rPr>
     </w:lvl>
   </w:abstractNum>
-  <w:abstractNum w:abstractNumId="18" w15:restartNumberingAfterBreak="0">
+  <w:abstractNum w:abstractNumId="20" w15:restartNumberingAfterBreak="0">
     <w:nsid w:val="770D767B"/>
     <w:multiLevelType w:val="multilevel"/>
     <w:tmpl w:val="261A2664"/>
@@ -6662,7 +10292,7 @@
       </w:rPr>
     </w:lvl>
   </w:abstractNum>
-  <w:abstractNum w:abstractNumId="19" w15:restartNumberingAfterBreak="0">
+  <w:abstractNum w:abstractNumId="21" w15:restartNumberingAfterBreak="0">
     <w:nsid w:val="7A3E62DE"/>
     <w:multiLevelType w:val="multilevel"/>
     <w:tmpl w:val="43741DBE"/>
@@ -6775,7 +10405,7 @@
       </w:rPr>
     </w:lvl>
   </w:abstractNum>
-  <w:abstractNum w:abstractNumId="20" w15:restartNumberingAfterBreak="0">
+  <w:abstractNum w:abstractNumId="22" w15:restartNumberingAfterBreak="0">
     <w:nsid w:val="7E0437FD"/>
     <w:multiLevelType w:val="multilevel"/>
     <w:tmpl w:val="5EF07E34"/>
@@ -6888,7 +10518,7 @@
       </w:rPr>
     </w:lvl>
   </w:abstractNum>
-  <w:abstractNum w:abstractNumId="21" w15:restartNumberingAfterBreak="0">
+  <w:abstractNum w:abstractNumId="23" w15:restartNumberingAfterBreak="0">
     <w:nsid w:val="7E374911"/>
     <w:multiLevelType w:val="multilevel"/>
     <w:tmpl w:val="CAB069C4"/>
@@ -7001,7 +10631,7 @@
       </w:rPr>
     </w:lvl>
   </w:abstractNum>
-  <w:abstractNum w:abstractNumId="22" w15:restartNumberingAfterBreak="0">
+  <w:abstractNum w:abstractNumId="24" w15:restartNumberingAfterBreak="0">
     <w:nsid w:val="7E571647"/>
     <w:multiLevelType w:val="multilevel"/>
     <w:tmpl w:val="88E64BD0"/>
@@ -7118,10 +10748,10 @@
     <w:abstractNumId w:val="2"/>
   </w:num>
   <w:num w:numId="2" w16cid:durableId="1719892325">
-    <w:abstractNumId w:val="16"/>
+    <w:abstractNumId w:val="17"/>
   </w:num>
   <w:num w:numId="3" w16cid:durableId="1751077151">
-    <w:abstractNumId w:val="21"/>
+    <w:abstractNumId w:val="23"/>
   </w:num>
   <w:num w:numId="4" w16cid:durableId="1967422434">
     <w:abstractNumId w:val="7"/>
@@ -7136,16 +10766,16 @@
     <w:abstractNumId w:val="8"/>
   </w:num>
   <w:num w:numId="8" w16cid:durableId="1047728390">
-    <w:abstractNumId w:val="19"/>
+    <w:abstractNumId w:val="21"/>
   </w:num>
   <w:num w:numId="9" w16cid:durableId="868496116">
-    <w:abstractNumId w:val="22"/>
+    <w:abstractNumId w:val="24"/>
   </w:num>
   <w:num w:numId="10" w16cid:durableId="365065577">
     <w:abstractNumId w:val="4"/>
   </w:num>
   <w:num w:numId="11" w16cid:durableId="1882939261">
-    <w:abstractNumId w:val="20"/>
+    <w:abstractNumId w:val="22"/>
   </w:num>
   <w:num w:numId="12" w16cid:durableId="34932529">
     <w:abstractNumId w:val="6"/>
@@ -7154,7 +10784,7 @@
     <w:abstractNumId w:val="10"/>
   </w:num>
   <w:num w:numId="14" w16cid:durableId="469446068">
-    <w:abstractNumId w:val="17"/>
+    <w:abstractNumId w:val="19"/>
   </w:num>
   <w:num w:numId="15" w16cid:durableId="1101027042">
     <w:abstractNumId w:val="11"/>
@@ -7172,7 +10802,7 @@
     <w:abstractNumId w:val="5"/>
   </w:num>
   <w:num w:numId="20" w16cid:durableId="1500190967">
-    <w:abstractNumId w:val="18"/>
+    <w:abstractNumId w:val="20"/>
   </w:num>
   <w:num w:numId="21" w16cid:durableId="755439714">
     <w:abstractNumId w:val="12"/>
@@ -7182,6 +10812,12 @@
   </w:num>
   <w:num w:numId="23" w16cid:durableId="1456830133">
     <w:abstractNumId w:val="0"/>
+  </w:num>
+  <w:num w:numId="24" w16cid:durableId="535512047">
+    <w:abstractNumId w:val="16"/>
+  </w:num>
+  <w:num w:numId="25" w16cid:durableId="1256355066">
+    <w:abstractNumId w:val="18"/>
   </w:num>
 </w:numbering>
 </file>
@@ -7784,9 +11420,7 @@
       <w:tblStyleRowBandSize w:val="1"/>
       <w:tblStyleColBandSize w:val="1"/>
       <w:tblCellMar>
-        <w:top w:w="0" w:type="dxa"/>
         <w:left w:w="108" w:type="dxa"/>
-        <w:bottom w:w="0" w:type="dxa"/>
         <w:right w:w="108" w:type="dxa"/>
       </w:tblCellMar>
     </w:tblPr>
@@ -7814,6 +11448,108 @@
       <w:ind w:left="720"/>
       <w:contextualSpacing/>
     </w:pPr>
+  </w:style>
+  <w:style w:type="paragraph" w:customStyle="1" w:styleId="mb-0">
+    <w:name w:val="!mb-0"/>
+    <w:basedOn w:val="a"/>
+    <w:rsid w:val="00CF5199"/>
+    <w:pPr>
+      <w:spacing w:before="100" w:beforeAutospacing="1" w:after="100" w:afterAutospacing="1" w:line="240" w:lineRule="auto"/>
+    </w:pPr>
+    <w:rPr>
+      <w:rFonts w:ascii="Times New Roman" w:eastAsia="Times New Roman" w:hAnsi="Times New Roman" w:cs="Times New Roman"/>
+      <w:sz w:val="24"/>
+      <w:szCs w:val="24"/>
+    </w:rPr>
+  </w:style>
+  <w:style w:type="character" w:styleId="a8">
+    <w:name w:val="Strong"/>
+    <w:basedOn w:val="a0"/>
+    <w:uiPriority w:val="22"/>
+    <w:qFormat/>
+    <w:rsid w:val="00CF5199"/>
+    <w:rPr>
+      <w:b/>
+      <w:bCs/>
+    </w:rPr>
+  </w:style>
+  <w:style w:type="character" w:styleId="a9">
+    <w:name w:val="Hyperlink"/>
+    <w:basedOn w:val="a0"/>
+    <w:uiPriority w:val="99"/>
+    <w:semiHidden/>
+    <w:unhideWhenUsed/>
+    <w:rsid w:val="00CF5199"/>
+    <w:rPr>
+      <w:color w:val="0000FF"/>
+      <w:u w:val="single"/>
+    </w:rPr>
+  </w:style>
+  <w:style w:type="character" w:styleId="HTML">
+    <w:name w:val="HTML Code"/>
+    <w:basedOn w:val="a0"/>
+    <w:uiPriority w:val="99"/>
+    <w:semiHidden/>
+    <w:unhideWhenUsed/>
+    <w:rsid w:val="00CF5199"/>
+    <w:rPr>
+      <w:rFonts w:ascii="Courier New" w:eastAsia="Times New Roman" w:hAnsi="Courier New" w:cs="Courier New"/>
+      <w:sz w:val="20"/>
+      <w:szCs w:val="20"/>
+    </w:rPr>
+  </w:style>
+  <w:style w:type="paragraph" w:styleId="HTML0">
+    <w:name w:val="HTML Preformatted"/>
+    <w:basedOn w:val="a"/>
+    <w:link w:val="HTML1"/>
+    <w:uiPriority w:val="99"/>
+    <w:semiHidden/>
+    <w:unhideWhenUsed/>
+    <w:rsid w:val="00CF5199"/>
+    <w:pPr>
+      <w:tabs>
+        <w:tab w:val="left" w:pos="916"/>
+        <w:tab w:val="left" w:pos="1832"/>
+        <w:tab w:val="left" w:pos="2748"/>
+        <w:tab w:val="left" w:pos="3664"/>
+        <w:tab w:val="left" w:pos="4580"/>
+        <w:tab w:val="left" w:pos="5496"/>
+        <w:tab w:val="left" w:pos="6412"/>
+        <w:tab w:val="left" w:pos="7328"/>
+        <w:tab w:val="left" w:pos="8244"/>
+        <w:tab w:val="left" w:pos="9160"/>
+        <w:tab w:val="left" w:pos="10076"/>
+        <w:tab w:val="left" w:pos="10992"/>
+        <w:tab w:val="left" w:pos="11908"/>
+        <w:tab w:val="left" w:pos="12824"/>
+        <w:tab w:val="left" w:pos="13740"/>
+        <w:tab w:val="left" w:pos="14656"/>
+      </w:tabs>
+      <w:spacing w:after="0" w:line="240" w:lineRule="auto"/>
+    </w:pPr>
+    <w:rPr>
+      <w:rFonts w:ascii="Courier New" w:eastAsia="Times New Roman" w:hAnsi="Courier New" w:cs="Courier New"/>
+      <w:sz w:val="20"/>
+      <w:szCs w:val="20"/>
+    </w:rPr>
+  </w:style>
+  <w:style w:type="character" w:customStyle="1" w:styleId="HTML1">
+    <w:name w:val="Стандартный HTML Знак"/>
+    <w:basedOn w:val="a0"/>
+    <w:link w:val="HTML0"/>
+    <w:uiPriority w:val="99"/>
+    <w:semiHidden/>
+    <w:rsid w:val="00CF5199"/>
+    <w:rPr>
+      <w:rFonts w:ascii="Courier New" w:eastAsia="Times New Roman" w:hAnsi="Courier New" w:cs="Courier New"/>
+      <w:sz w:val="20"/>
+      <w:szCs w:val="20"/>
+    </w:rPr>
+  </w:style>
+  <w:style w:type="character" w:customStyle="1" w:styleId="mtk1">
+    <w:name w:val="mtk1"/>
+    <w:basedOn w:val="a0"/>
+    <w:rsid w:val="00CF5199"/>
   </w:style>
 </w:styles>
 </file>

--- a/lab1/report.docx
+++ b/lab1/report.docx
@@ -369,6 +369,7 @@
           <w:rFonts w:ascii="Times New Roman" w:eastAsia="Times New Roman" w:hAnsi="Times New Roman" w:cs="Times New Roman"/>
         </w:rPr>
       </w:pPr>
+      <w:proofErr w:type="spellStart"/>
       <w:r>
         <w:rPr>
           <w:rFonts w:ascii="Times New Roman" w:eastAsia="Times New Roman" w:hAnsi="Times New Roman" w:cs="Times New Roman"/>
@@ -376,7 +377,17 @@
           <w:sz w:val="28"/>
           <w:szCs w:val="28"/>
         </w:rPr>
-        <w:t xml:space="preserve">Демурчян </w:t>
+        <w:t>Демурчян</w:t>
+      </w:r>
+      <w:proofErr w:type="spellEnd"/>
+      <w:r>
+        <w:rPr>
+          <w:rFonts w:ascii="Times New Roman" w:eastAsia="Times New Roman" w:hAnsi="Times New Roman" w:cs="Times New Roman"/>
+          <w:i/>
+          <w:sz w:val="28"/>
+          <w:szCs w:val="28"/>
+        </w:rPr>
+        <w:t xml:space="preserve"> </w:t>
       </w:r>
       <w:r>
         <w:rPr>
@@ -715,6 +726,7 @@
         <w:lastRenderedPageBreak/>
         <w:t xml:space="preserve">Задание 1: </w:t>
       </w:r>
+      <w:proofErr w:type="spellStart"/>
       <w:r>
         <w:rPr>
           <w:rFonts w:ascii="Times New Roman" w:eastAsia="Times New Roman" w:hAnsi="Times New Roman" w:cs="Times New Roman"/>
@@ -722,7 +734,17 @@
           <w:sz w:val="30"/>
           <w:szCs w:val="30"/>
         </w:rPr>
-        <w:t>sin(x)</w:t>
+        <w:t>sin</w:t>
+      </w:r>
+      <w:proofErr w:type="spellEnd"/>
+      <w:r>
+        <w:rPr>
+          <w:rFonts w:ascii="Times New Roman" w:eastAsia="Times New Roman" w:hAnsi="Times New Roman" w:cs="Times New Roman"/>
+          <w:i/>
+          <w:sz w:val="30"/>
+          <w:szCs w:val="30"/>
+        </w:rPr>
+        <w:t>(x)</w:t>
       </w:r>
     </w:p>
     <w:p>
@@ -751,7 +773,7 @@
           <w:szCs w:val="32"/>
         </w:rPr>
         <w:drawing>
-          <wp:inline distT="0" distB="0" distL="0" distR="0" wp14:anchorId="1003B110" wp14:editId="4CF19C68">
+          <wp:inline distT="0" distB="0" distL="0" distR="0" wp14:anchorId="1003B110" wp14:editId="7E4567C1">
             <wp:extent cx="5939790" cy="2880995"/>
             <wp:effectExtent l="0" t="0" r="3810" b="1905"/>
             <wp:docPr id="870515762" name="Рисунок 2" descr="Изображение выглядит как линия, График, диаграмма, скат&#10;&#10;Содержимое, созданное искусственным интеллектом, может быть неверным."/>
@@ -812,7 +834,29 @@
           <w:sz w:val="28"/>
           <w:szCs w:val="28"/>
         </w:rPr>
-        <w:t>График функции sin(x) с табличными значениями в точках.</w:t>
+        <w:t xml:space="preserve">График функции </w:t>
+      </w:r>
+      <w:proofErr w:type="spellStart"/>
+      <w:r>
+        <w:rPr>
+          <w:rFonts w:ascii="Times New Roman" w:eastAsia="Times New Roman" w:hAnsi="Times New Roman" w:cs="Times New Roman"/>
+          <w:i/>
+          <w:color w:val="999999"/>
+          <w:sz w:val="28"/>
+          <w:szCs w:val="28"/>
+        </w:rPr>
+        <w:t>sin</w:t>
+      </w:r>
+      <w:proofErr w:type="spellEnd"/>
+      <w:r>
+        <w:rPr>
+          <w:rFonts w:ascii="Times New Roman" w:eastAsia="Times New Roman" w:hAnsi="Times New Roman" w:cs="Times New Roman"/>
+          <w:i/>
+          <w:color w:val="999999"/>
+          <w:sz w:val="28"/>
+          <w:szCs w:val="28"/>
+        </w:rPr>
+        <w:t>(x) с табличными значениями в точках.</w:t>
       </w:r>
     </w:p>
     <w:p>
@@ -911,7 +955,27 @@
           <w:sz w:val="26"/>
           <w:szCs w:val="26"/>
         </w:rPr>
-        <w:t xml:space="preserve"> – максимум функции, sin = 1.0</w:t>
+        <w:t xml:space="preserve"> – максимум функции, </w:t>
+      </w:r>
+      <w:proofErr w:type="spellStart"/>
+      <w:r>
+        <w:rPr>
+          <w:rFonts w:ascii="Helvetica Neue" w:hAnsi="Helvetica Neue" w:cs="Helvetica Neue"/>
+          <w:color w:val="000000" w:themeColor="text1"/>
+          <w:sz w:val="26"/>
+          <w:szCs w:val="26"/>
+        </w:rPr>
+        <w:t>sin</w:t>
+      </w:r>
+      <w:proofErr w:type="spellEnd"/>
+      <w:r>
+        <w:rPr>
+          <w:rFonts w:ascii="Helvetica Neue" w:hAnsi="Helvetica Neue" w:cs="Helvetica Neue"/>
+          <w:color w:val="000000" w:themeColor="text1"/>
+          <w:sz w:val="26"/>
+          <w:szCs w:val="26"/>
+        </w:rPr>
+        <w:t xml:space="preserve"> = 1.0</w:t>
       </w:r>
     </w:p>
     <w:p>
@@ -964,7 +1028,27 @@
           <w:sz w:val="26"/>
           <w:szCs w:val="26"/>
         </w:rPr>
-        <w:t xml:space="preserve"> – минимум функции, sin = -1.0;</w:t>
+        <w:t xml:space="preserve"> – минимум функции, </w:t>
+      </w:r>
+      <w:proofErr w:type="spellStart"/>
+      <w:r>
+        <w:rPr>
+          <w:rFonts w:ascii="Helvetica Neue" w:hAnsi="Helvetica Neue" w:cs="Helvetica Neue"/>
+          <w:color w:val="000000" w:themeColor="text1"/>
+          <w:sz w:val="26"/>
+          <w:szCs w:val="26"/>
+        </w:rPr>
+        <w:t>sin</w:t>
+      </w:r>
+      <w:proofErr w:type="spellEnd"/>
+      <w:r>
+        <w:rPr>
+          <w:rFonts w:ascii="Helvetica Neue" w:hAnsi="Helvetica Neue" w:cs="Helvetica Neue"/>
+          <w:color w:val="000000" w:themeColor="text1"/>
+          <w:sz w:val="26"/>
+          <w:szCs w:val="26"/>
+        </w:rPr>
+        <w:t xml:space="preserve"> = -1.0;</w:t>
       </w:r>
     </w:p>
     <w:p>
@@ -998,7 +1082,27 @@
           <w:sz w:val="26"/>
           <w:szCs w:val="26"/>
         </w:rPr>
-        <w:t xml:space="preserve"> – отрицательный ноль, должен сохранить знак (как в Math.sin)</w:t>
+        <w:t xml:space="preserve"> – отрицательный ноль, должен сохранить знак (как в </w:t>
+      </w:r>
+      <w:proofErr w:type="spellStart"/>
+      <w:r>
+        <w:rPr>
+          <w:rFonts w:ascii="Helvetica Neue" w:hAnsi="Helvetica Neue" w:cs="Helvetica Neue"/>
+          <w:color w:val="000000" w:themeColor="text1"/>
+          <w:sz w:val="26"/>
+          <w:szCs w:val="26"/>
+        </w:rPr>
+        <w:t>Math.sin</w:t>
+      </w:r>
+      <w:proofErr w:type="spellEnd"/>
+      <w:r>
+        <w:rPr>
+          <w:rFonts w:ascii="Helvetica Neue" w:hAnsi="Helvetica Neue" w:cs="Helvetica Neue"/>
+          <w:color w:val="000000" w:themeColor="text1"/>
+          <w:sz w:val="26"/>
+          <w:szCs w:val="26"/>
+        </w:rPr>
+        <w:t>)</w:t>
       </w:r>
     </w:p>
     <w:p>
@@ -1167,7 +1271,38 @@
           <w:sz w:val="26"/>
           <w:szCs w:val="26"/>
         </w:rPr>
-        <w:t xml:space="preserve"> – период, должен равняться sin(0);</w:t>
+        <w:t xml:space="preserve"> – период, должен равняться </w:t>
+      </w:r>
+      <w:proofErr w:type="spellStart"/>
+      <w:proofErr w:type="gramStart"/>
+      <w:r>
+        <w:rPr>
+          <w:rFonts w:ascii="Helvetica Neue" w:hAnsi="Helvetica Neue" w:cs="Helvetica Neue"/>
+          <w:color w:val="000000" w:themeColor="text1"/>
+          <w:sz w:val="26"/>
+          <w:szCs w:val="26"/>
+        </w:rPr>
+        <w:t>sin</w:t>
+      </w:r>
+      <w:proofErr w:type="spellEnd"/>
+      <w:r>
+        <w:rPr>
+          <w:rFonts w:ascii="Helvetica Neue" w:hAnsi="Helvetica Neue" w:cs="Helvetica Neue"/>
+          <w:color w:val="000000" w:themeColor="text1"/>
+          <w:sz w:val="26"/>
+          <w:szCs w:val="26"/>
+        </w:rPr>
+        <w:t>(</w:t>
+      </w:r>
+      <w:proofErr w:type="gramEnd"/>
+      <w:r>
+        <w:rPr>
+          <w:rFonts w:ascii="Helvetica Neue" w:hAnsi="Helvetica Neue" w:cs="Helvetica Neue"/>
+          <w:color w:val="000000" w:themeColor="text1"/>
+          <w:sz w:val="26"/>
+          <w:szCs w:val="26"/>
+        </w:rPr>
+        <w:t>0);</w:t>
       </w:r>
     </w:p>
     <w:p>
@@ -1236,6 +1371,7 @@
           <w:szCs w:val="28"/>
         </w:rPr>
       </w:pPr>
+      <w:proofErr w:type="spellStart"/>
       <w:r>
         <w:rPr>
           <w:rFonts w:ascii="Times New Roman" w:eastAsia="Times New Roman" w:hAnsi="Times New Roman" w:cs="Times New Roman"/>
@@ -1245,6 +1381,7 @@
         </w:rPr>
         <w:t>Double.NaN</w:t>
       </w:r>
+      <w:proofErr w:type="spellEnd"/>
       <w:r>
         <w:rPr>
           <w:rFonts w:ascii="Times New Roman" w:eastAsia="Times New Roman" w:hAnsi="Times New Roman" w:cs="Times New Roman"/>
@@ -1253,6 +1390,7 @@
         </w:rPr>
         <w:t xml:space="preserve"> – должно определяться как </w:t>
       </w:r>
+      <w:proofErr w:type="spellStart"/>
       <w:r>
         <w:rPr>
           <w:rFonts w:ascii="Times New Roman" w:eastAsia="Times New Roman" w:hAnsi="Times New Roman" w:cs="Times New Roman"/>
@@ -1262,6 +1400,7 @@
         </w:rPr>
         <w:t>NaN</w:t>
       </w:r>
+      <w:proofErr w:type="spellEnd"/>
       <w:r>
         <w:rPr>
           <w:rFonts w:ascii="Times New Roman" w:eastAsia="Times New Roman" w:hAnsi="Times New Roman" w:cs="Times New Roman"/>
@@ -1284,6 +1423,7 @@
           <w:szCs w:val="28"/>
         </w:rPr>
       </w:pPr>
+      <w:proofErr w:type="spellStart"/>
       <w:r>
         <w:rPr>
           <w:rFonts w:ascii="Times New Roman" w:eastAsia="Times New Roman" w:hAnsi="Times New Roman" w:cs="Times New Roman"/>
@@ -1293,6 +1433,7 @@
         </w:rPr>
         <w:t>Double.POSITIVE_INFINITY</w:t>
       </w:r>
+      <w:proofErr w:type="spellEnd"/>
       <w:r>
         <w:rPr>
           <w:rFonts w:ascii="Times New Roman" w:eastAsia="Times New Roman" w:hAnsi="Times New Roman" w:cs="Times New Roman"/>
@@ -1301,6 +1442,7 @@
         </w:rPr>
         <w:t xml:space="preserve"> – должно определяться как </w:t>
       </w:r>
+      <w:proofErr w:type="spellStart"/>
       <w:r>
         <w:rPr>
           <w:rFonts w:ascii="Times New Roman" w:eastAsia="Times New Roman" w:hAnsi="Times New Roman" w:cs="Times New Roman"/>
@@ -1310,6 +1452,7 @@
         </w:rPr>
         <w:t>NaN</w:t>
       </w:r>
+      <w:proofErr w:type="spellEnd"/>
       <w:r>
         <w:rPr>
           <w:rFonts w:ascii="Times New Roman" w:eastAsia="Times New Roman" w:hAnsi="Times New Roman" w:cs="Times New Roman"/>
@@ -1331,6 +1474,7 @@
           <w:szCs w:val="28"/>
         </w:rPr>
       </w:pPr>
+      <w:proofErr w:type="spellStart"/>
       <w:r>
         <w:rPr>
           <w:rFonts w:ascii="Times New Roman" w:eastAsia="Times New Roman" w:hAnsi="Times New Roman" w:cs="Times New Roman"/>
@@ -1340,13 +1484,32 @@
         </w:rPr>
         <w:t>Double.MIN_VALUE</w:t>
       </w:r>
-      <w:r>
-        <w:rPr>
-          <w:rFonts w:ascii="Times New Roman" w:eastAsia="Times New Roman" w:hAnsi="Times New Roman" w:cs="Times New Roman"/>
-          <w:sz w:val="28"/>
-          <w:szCs w:val="28"/>
-        </w:rPr>
-        <w:t xml:space="preserve"> – должно определяться как малое double число, а не как 0.</w:t>
+      <w:proofErr w:type="spellEnd"/>
+      <w:r>
+        <w:rPr>
+          <w:rFonts w:ascii="Times New Roman" w:eastAsia="Times New Roman" w:hAnsi="Times New Roman" w:cs="Times New Roman"/>
+          <w:sz w:val="28"/>
+          <w:szCs w:val="28"/>
+        </w:rPr>
+        <w:t xml:space="preserve"> – должно определяться как малое </w:t>
+      </w:r>
+      <w:proofErr w:type="spellStart"/>
+      <w:r>
+        <w:rPr>
+          <w:rFonts w:ascii="Times New Roman" w:eastAsia="Times New Roman" w:hAnsi="Times New Roman" w:cs="Times New Roman"/>
+          <w:sz w:val="28"/>
+          <w:szCs w:val="28"/>
+        </w:rPr>
+        <w:t>double</w:t>
+      </w:r>
+      <w:proofErr w:type="spellEnd"/>
+      <w:r>
+        <w:rPr>
+          <w:rFonts w:ascii="Times New Roman" w:eastAsia="Times New Roman" w:hAnsi="Times New Roman" w:cs="Times New Roman"/>
+          <w:sz w:val="28"/>
+          <w:szCs w:val="28"/>
+        </w:rPr>
+        <w:t xml:space="preserve"> число, а не как 0.</w:t>
       </w:r>
     </w:p>
     <w:p>
@@ -1464,7 +1627,27 @@
           <w:sz w:val="26"/>
           <w:szCs w:val="26"/>
         </w:rPr>
-        <w:t>±0.001, ±0.0001, ±0.00001, ±0.000001 – должны считаться верно, sin(x) ≈ x при малых x</w:t>
+        <w:t xml:space="preserve">±0.001, ±0.0001, ±0.00001, ±0.000001 – должны считаться верно, </w:t>
+      </w:r>
+      <w:proofErr w:type="spellStart"/>
+      <w:r>
+        <w:rPr>
+          <w:rFonts w:ascii="Helvetica Neue" w:hAnsi="Helvetica Neue" w:cs="Helvetica Neue"/>
+          <w:color w:val="000000" w:themeColor="text1"/>
+          <w:sz w:val="26"/>
+          <w:szCs w:val="26"/>
+        </w:rPr>
+        <w:t>sin</w:t>
+      </w:r>
+      <w:proofErr w:type="spellEnd"/>
+      <w:r>
+        <w:rPr>
+          <w:rFonts w:ascii="Helvetica Neue" w:hAnsi="Helvetica Neue" w:cs="Helvetica Neue"/>
+          <w:color w:val="000000" w:themeColor="text1"/>
+          <w:sz w:val="26"/>
+          <w:szCs w:val="26"/>
+        </w:rPr>
+        <w:t>(x) ≈ x при малых x</w:t>
       </w:r>
     </w:p>
     <w:p>
@@ -1541,6 +1724,8 @@
         </w:rPr>
         <w:t xml:space="preserve"> - </w:t>
       </w:r>
+      <w:proofErr w:type="spellStart"/>
+      <w:proofErr w:type="gramStart"/>
       <w:r>
         <w:rPr>
           <w:rFonts w:ascii="Helvetica Neue" w:hAnsi="Helvetica Neue" w:cs="Helvetica Neue"/>
@@ -1548,7 +1733,47 @@
           <w:sz w:val="26"/>
           <w:szCs w:val="26"/>
         </w:rPr>
-        <w:t>sin(x + 2πk) – для разных k должно равняться sin(x)</w:t>
+        <w:t>sin</w:t>
+      </w:r>
+      <w:proofErr w:type="spellEnd"/>
+      <w:r>
+        <w:rPr>
+          <w:rFonts w:ascii="Helvetica Neue" w:hAnsi="Helvetica Neue" w:cs="Helvetica Neue"/>
+          <w:color w:val="000000" w:themeColor="text1"/>
+          <w:sz w:val="26"/>
+          <w:szCs w:val="26"/>
+        </w:rPr>
+        <w:t>(</w:t>
+      </w:r>
+      <w:proofErr w:type="gramEnd"/>
+      <w:r>
+        <w:rPr>
+          <w:rFonts w:ascii="Helvetica Neue" w:hAnsi="Helvetica Neue" w:cs="Helvetica Neue"/>
+          <w:color w:val="000000" w:themeColor="text1"/>
+          <w:sz w:val="26"/>
+          <w:szCs w:val="26"/>
+        </w:rPr>
+        <w:t xml:space="preserve">x + 2πk) – для разных k должно равняться </w:t>
+      </w:r>
+      <w:proofErr w:type="spellStart"/>
+      <w:r>
+        <w:rPr>
+          <w:rFonts w:ascii="Helvetica Neue" w:hAnsi="Helvetica Neue" w:cs="Helvetica Neue"/>
+          <w:color w:val="000000" w:themeColor="text1"/>
+          <w:sz w:val="26"/>
+          <w:szCs w:val="26"/>
+        </w:rPr>
+        <w:t>sin</w:t>
+      </w:r>
+      <w:proofErr w:type="spellEnd"/>
+      <w:r>
+        <w:rPr>
+          <w:rFonts w:ascii="Helvetica Neue" w:hAnsi="Helvetica Neue" w:cs="Helvetica Neue"/>
+          <w:color w:val="000000" w:themeColor="text1"/>
+          <w:sz w:val="26"/>
+          <w:szCs w:val="26"/>
+        </w:rPr>
+        <w:t>(x)</w:t>
       </w:r>
     </w:p>
     <w:p>
@@ -1646,7 +1871,47 @@
           <w:sz w:val="26"/>
           <w:szCs w:val="26"/>
         </w:rPr>
-        <w:t>Property-based / Fuzzy тестирование</w:t>
+        <w:t>Property-</w:t>
+      </w:r>
+      <w:proofErr w:type="spellStart"/>
+      <w:r>
+        <w:rPr>
+          <w:rFonts w:ascii="Helvetica Neue" w:hAnsi="Helvetica Neue" w:cs="Helvetica Neue"/>
+          <w:color w:val="000000" w:themeColor="text1"/>
+          <w:sz w:val="26"/>
+          <w:szCs w:val="26"/>
+        </w:rPr>
+        <w:t>based</w:t>
+      </w:r>
+      <w:proofErr w:type="spellEnd"/>
+      <w:r>
+        <w:rPr>
+          <w:rFonts w:ascii="Helvetica Neue" w:hAnsi="Helvetica Neue" w:cs="Helvetica Neue"/>
+          <w:color w:val="000000" w:themeColor="text1"/>
+          <w:sz w:val="26"/>
+          <w:szCs w:val="26"/>
+        </w:rPr>
+        <w:t xml:space="preserve"> / </w:t>
+      </w:r>
+      <w:proofErr w:type="spellStart"/>
+      <w:r>
+        <w:rPr>
+          <w:rFonts w:ascii="Helvetica Neue" w:hAnsi="Helvetica Neue" w:cs="Helvetica Neue"/>
+          <w:color w:val="000000" w:themeColor="text1"/>
+          <w:sz w:val="26"/>
+          <w:szCs w:val="26"/>
+        </w:rPr>
+        <w:t>Fuzzy</w:t>
+      </w:r>
+      <w:proofErr w:type="spellEnd"/>
+      <w:r>
+        <w:rPr>
+          <w:rFonts w:ascii="Helvetica Neue" w:hAnsi="Helvetica Neue" w:cs="Helvetica Neue"/>
+          <w:color w:val="000000" w:themeColor="text1"/>
+          <w:sz w:val="26"/>
+          <w:szCs w:val="26"/>
+        </w:rPr>
+        <w:t xml:space="preserve"> тестирование</w:t>
       </w:r>
       <w:r>
         <w:rPr>
@@ -1764,7 +2029,47 @@
           <w:sz w:val="26"/>
           <w:szCs w:val="26"/>
         </w:rPr>
-        <w:t>Нечетность: sin(-x) = -sin(x</w:t>
+        <w:t xml:space="preserve">Нечетность: </w:t>
+      </w:r>
+      <w:proofErr w:type="spellStart"/>
+      <w:r>
+        <w:rPr>
+          <w:rFonts w:ascii="Helvetica Neue" w:hAnsi="Helvetica Neue" w:cs="Helvetica Neue"/>
+          <w:color w:val="000000" w:themeColor="text1"/>
+          <w:sz w:val="26"/>
+          <w:szCs w:val="26"/>
+        </w:rPr>
+        <w:t>sin</w:t>
+      </w:r>
+      <w:proofErr w:type="spellEnd"/>
+      <w:r>
+        <w:rPr>
+          <w:rFonts w:ascii="Helvetica Neue" w:hAnsi="Helvetica Neue" w:cs="Helvetica Neue"/>
+          <w:color w:val="000000" w:themeColor="text1"/>
+          <w:sz w:val="26"/>
+          <w:szCs w:val="26"/>
+        </w:rPr>
+        <w:t>(-x) = -</w:t>
+      </w:r>
+      <w:proofErr w:type="spellStart"/>
+      <w:r>
+        <w:rPr>
+          <w:rFonts w:ascii="Helvetica Neue" w:hAnsi="Helvetica Neue" w:cs="Helvetica Neue"/>
+          <w:color w:val="000000" w:themeColor="text1"/>
+          <w:sz w:val="26"/>
+          <w:szCs w:val="26"/>
+        </w:rPr>
+        <w:t>sin</w:t>
+      </w:r>
+      <w:proofErr w:type="spellEnd"/>
+      <w:r>
+        <w:rPr>
+          <w:rFonts w:ascii="Helvetica Neue" w:hAnsi="Helvetica Neue" w:cs="Helvetica Neue"/>
+          <w:color w:val="000000" w:themeColor="text1"/>
+          <w:sz w:val="26"/>
+          <w:szCs w:val="26"/>
+        </w:rPr>
+        <w:t>(x</w:t>
       </w:r>
       <w:r>
         <w:rPr>
@@ -1796,7 +2101,58 @@
           <w:sz w:val="26"/>
           <w:szCs w:val="26"/>
         </w:rPr>
-        <w:t>Сдвиг на π: sin(x + π) = -sin(x</w:t>
+        <w:t xml:space="preserve">Сдвиг на π: </w:t>
+      </w:r>
+      <w:proofErr w:type="spellStart"/>
+      <w:proofErr w:type="gramStart"/>
+      <w:r>
+        <w:rPr>
+          <w:rFonts w:ascii="Helvetica Neue" w:hAnsi="Helvetica Neue" w:cs="Helvetica Neue"/>
+          <w:color w:val="000000" w:themeColor="text1"/>
+          <w:sz w:val="26"/>
+          <w:szCs w:val="26"/>
+        </w:rPr>
+        <w:t>sin</w:t>
+      </w:r>
+      <w:proofErr w:type="spellEnd"/>
+      <w:r>
+        <w:rPr>
+          <w:rFonts w:ascii="Helvetica Neue" w:hAnsi="Helvetica Neue" w:cs="Helvetica Neue"/>
+          <w:color w:val="000000" w:themeColor="text1"/>
+          <w:sz w:val="26"/>
+          <w:szCs w:val="26"/>
+        </w:rPr>
+        <w:t>(</w:t>
+      </w:r>
+      <w:proofErr w:type="gramEnd"/>
+      <w:r>
+        <w:rPr>
+          <w:rFonts w:ascii="Helvetica Neue" w:hAnsi="Helvetica Neue" w:cs="Helvetica Neue"/>
+          <w:color w:val="000000" w:themeColor="text1"/>
+          <w:sz w:val="26"/>
+          <w:szCs w:val="26"/>
+        </w:rPr>
+        <w:t>x + π) = -</w:t>
+      </w:r>
+      <w:proofErr w:type="spellStart"/>
+      <w:r>
+        <w:rPr>
+          <w:rFonts w:ascii="Helvetica Neue" w:hAnsi="Helvetica Neue" w:cs="Helvetica Neue"/>
+          <w:color w:val="000000" w:themeColor="text1"/>
+          <w:sz w:val="26"/>
+          <w:szCs w:val="26"/>
+        </w:rPr>
+        <w:t>sin</w:t>
+      </w:r>
+      <w:proofErr w:type="spellEnd"/>
+      <w:r>
+        <w:rPr>
+          <w:rFonts w:ascii="Helvetica Neue" w:hAnsi="Helvetica Neue" w:cs="Helvetica Neue"/>
+          <w:color w:val="000000" w:themeColor="text1"/>
+          <w:sz w:val="26"/>
+          <w:szCs w:val="26"/>
+        </w:rPr>
+        <w:t>(x</w:t>
       </w:r>
       <w:r>
         <w:rPr>
@@ -1900,7 +2256,7 @@
           <w:szCs w:val="28"/>
         </w:rPr>
         <w:drawing>
-          <wp:inline distT="0" distB="0" distL="0" distR="0" wp14:anchorId="181BAD56" wp14:editId="0396D838">
+          <wp:inline distT="0" distB="0" distL="0" distR="0" wp14:anchorId="181BAD56" wp14:editId="24FFA40E">
             <wp:extent cx="5939790" cy="2157730"/>
             <wp:effectExtent l="0" t="0" r="3810" b="1270"/>
             <wp:docPr id="1856435127" name="Рисунок 3" descr="Изображение выглядит как текст, снимок экрана, Шрифт&#10;&#10;Содержимое, созданное искусственным интеллектом, может быть неверным."/>
@@ -1989,7 +2345,7 @@
           <w:szCs w:val="28"/>
         </w:rPr>
         <w:drawing>
-          <wp:inline distT="0" distB="0" distL="0" distR="0" wp14:anchorId="65A85366" wp14:editId="6B6B0474">
+          <wp:inline distT="0" distB="0" distL="0" distR="0" wp14:anchorId="65A85366" wp14:editId="01F8130E">
             <wp:extent cx="5939790" cy="767715"/>
             <wp:effectExtent l="0" t="0" r="3810" b="0"/>
             <wp:docPr id="1743718949" name="Рисунок 4" descr="Изображение выглядит как текст, Шрифт, снимок экрана, мерная рейка&#10;&#10;Содержимое, созданное искусственным интеллектом, может быть неверным."/>
@@ -2069,6 +2425,7 @@
         </w:rPr>
         <w:t xml:space="preserve">Функция </w:t>
       </w:r>
+      <w:proofErr w:type="spellStart"/>
       <w:r>
         <w:rPr>
           <w:rFonts w:ascii="Times New Roman" w:eastAsia="Times New Roman" w:hAnsi="Times New Roman" w:cs="Times New Roman"/>
@@ -2076,7 +2433,17 @@
           <w:sz w:val="28"/>
           <w:szCs w:val="28"/>
         </w:rPr>
-        <w:t>sin(x)</w:t>
+        <w:t>sin</w:t>
+      </w:r>
+      <w:proofErr w:type="spellEnd"/>
+      <w:r>
+        <w:rPr>
+          <w:rFonts w:ascii="Times New Roman" w:eastAsia="Times New Roman" w:hAnsi="Times New Roman" w:cs="Times New Roman"/>
+          <w:b/>
+          <w:sz w:val="28"/>
+          <w:szCs w:val="28"/>
+        </w:rPr>
+        <w:t>(x)</w:t>
       </w:r>
       <w:r>
         <w:rPr>
@@ -2086,6 +2453,7 @@
         </w:rPr>
         <w:t xml:space="preserve"> корректно обрабатывает все тестовые случаи, включая граничные и специальные значения. Все результаты совпадают с эталонной реализацией </w:t>
       </w:r>
+      <w:proofErr w:type="spellStart"/>
       <w:r>
         <w:rPr>
           <w:rFonts w:ascii="Times New Roman" w:eastAsia="Times New Roman" w:hAnsi="Times New Roman" w:cs="Times New Roman"/>
@@ -2095,6 +2463,7 @@
         </w:rPr>
         <w:t>Math.sin</w:t>
       </w:r>
+      <w:proofErr w:type="spellEnd"/>
       <w:r>
         <w:rPr>
           <w:rFonts w:ascii="Times New Roman" w:eastAsia="Times New Roman" w:hAnsi="Times New Roman" w:cs="Times New Roman"/>
@@ -2121,6 +2490,7 @@
         <w:lastRenderedPageBreak/>
         <w:t xml:space="preserve">Функция правильно возвращает </w:t>
       </w:r>
+      <w:proofErr w:type="spellStart"/>
       <w:r>
         <w:rPr>
           <w:rFonts w:ascii="Times New Roman" w:eastAsia="Times New Roman" w:hAnsi="Times New Roman" w:cs="Times New Roman"/>
@@ -2130,6 +2500,7 @@
         </w:rPr>
         <w:t>NaN</w:t>
       </w:r>
+      <w:proofErr w:type="spellEnd"/>
       <w:r>
         <w:rPr>
           <w:rFonts w:ascii="Times New Roman" w:eastAsia="Times New Roman" w:hAnsi="Times New Roman" w:cs="Times New Roman"/>
@@ -2297,7 +2668,79 @@
           <w:sz w:val="28"/>
           <w:szCs w:val="28"/>
         </w:rPr>
-        <w:t> Поразрядная сортировка (Radix Sort) — не сравнивающий алгоритм сортировки, обрабатывающий числа по отдельным разрядам (цифрам). Использует сортировку подсчетом (Counting Sort) как вспомогательную для каждого разряда.</w:t>
+        <w:t> Поразрядная сортировка (</w:t>
+      </w:r>
+      <w:proofErr w:type="spellStart"/>
+      <w:r>
+        <w:rPr>
+          <w:rFonts w:ascii="Times New Roman" w:hAnsi="Times New Roman" w:cs="Times New Roman"/>
+          <w:sz w:val="28"/>
+          <w:szCs w:val="28"/>
+        </w:rPr>
+        <w:t>Radix</w:t>
+      </w:r>
+      <w:proofErr w:type="spellEnd"/>
+      <w:r>
+        <w:rPr>
+          <w:rFonts w:ascii="Times New Roman" w:hAnsi="Times New Roman" w:cs="Times New Roman"/>
+          <w:sz w:val="28"/>
+          <w:szCs w:val="28"/>
+        </w:rPr>
+        <w:t xml:space="preserve"> </w:t>
+      </w:r>
+      <w:proofErr w:type="spellStart"/>
+      <w:r>
+        <w:rPr>
+          <w:rFonts w:ascii="Times New Roman" w:hAnsi="Times New Roman" w:cs="Times New Roman"/>
+          <w:sz w:val="28"/>
+          <w:szCs w:val="28"/>
+        </w:rPr>
+        <w:t>Sort</w:t>
+      </w:r>
+      <w:proofErr w:type="spellEnd"/>
+      <w:r>
+        <w:rPr>
+          <w:rFonts w:ascii="Times New Roman" w:hAnsi="Times New Roman" w:cs="Times New Roman"/>
+          <w:sz w:val="28"/>
+          <w:szCs w:val="28"/>
+        </w:rPr>
+        <w:t>) — не сравнивающий алгоритм сортировки, обрабатывающий числа по отдельным разрядам (цифрам). Использует сортировку подсчетом (</w:t>
+      </w:r>
+      <w:proofErr w:type="spellStart"/>
+      <w:r>
+        <w:rPr>
+          <w:rFonts w:ascii="Times New Roman" w:hAnsi="Times New Roman" w:cs="Times New Roman"/>
+          <w:sz w:val="28"/>
+          <w:szCs w:val="28"/>
+        </w:rPr>
+        <w:t>Counting</w:t>
+      </w:r>
+      <w:proofErr w:type="spellEnd"/>
+      <w:r>
+        <w:rPr>
+          <w:rFonts w:ascii="Times New Roman" w:hAnsi="Times New Roman" w:cs="Times New Roman"/>
+          <w:sz w:val="28"/>
+          <w:szCs w:val="28"/>
+        </w:rPr>
+        <w:t xml:space="preserve"> </w:t>
+      </w:r>
+      <w:proofErr w:type="spellStart"/>
+      <w:r>
+        <w:rPr>
+          <w:rFonts w:ascii="Times New Roman" w:hAnsi="Times New Roman" w:cs="Times New Roman"/>
+          <w:sz w:val="28"/>
+          <w:szCs w:val="28"/>
+        </w:rPr>
+        <w:t>Sort</w:t>
+      </w:r>
+      <w:proofErr w:type="spellEnd"/>
+      <w:r>
+        <w:rPr>
+          <w:rFonts w:ascii="Times New Roman" w:hAnsi="Times New Roman" w:cs="Times New Roman"/>
+          <w:sz w:val="28"/>
+          <w:szCs w:val="28"/>
+        </w:rPr>
+        <w:t>) как вспомогательную для каждого разряда.</w:t>
       </w:r>
     </w:p>
     <w:p>
@@ -2330,35 +2773,69 @@
         </w:rPr>
         <w:t> </w:t>
       </w:r>
-      <w:hyperlink r:id="rId11" w:history="1">
-        <w:r>
-          <w:rPr>
-            <w:rFonts w:ascii="Times New Roman" w:hAnsi="Times New Roman" w:cs="Times New Roman"/>
-            <w:sz w:val="28"/>
-            <w:szCs w:val="28"/>
-            <w:u w:val="single"/>
-          </w:rPr>
-          <w:t>Radix Sort Visu</w:t>
-        </w:r>
-        <w:r>
-          <w:rPr>
-            <w:rFonts w:ascii="Times New Roman" w:hAnsi="Times New Roman" w:cs="Times New Roman"/>
-            <w:sz w:val="28"/>
-            <w:szCs w:val="28"/>
-            <w:u w:val="single"/>
-          </w:rPr>
-          <w:t>a</w:t>
-        </w:r>
-        <w:r>
-          <w:rPr>
-            <w:rFonts w:ascii="Times New Roman" w:hAnsi="Times New Roman" w:cs="Times New Roman"/>
-            <w:sz w:val="28"/>
-            <w:szCs w:val="28"/>
-            <w:u w:val="single"/>
-          </w:rPr>
-          <w:t>lization</w:t>
-        </w:r>
-      </w:hyperlink>
+      <w:proofErr w:type="spellStart"/>
+      <w:r>
+        <w:fldChar w:fldCharType="begin"/>
+      </w:r>
+      <w:r>
+        <w:instrText>HYPERLINK "http://www.cs.usfca.edu/~galles/visualization/RadixSort.html"</w:instrText>
+      </w:r>
+      <w:r>
+        <w:fldChar w:fldCharType="separate"/>
+      </w:r>
+      <w:r>
+        <w:rPr>
+          <w:rFonts w:ascii="Times New Roman" w:hAnsi="Times New Roman" w:cs="Times New Roman"/>
+          <w:sz w:val="28"/>
+          <w:szCs w:val="28"/>
+          <w:u w:val="single"/>
+        </w:rPr>
+        <w:t>Radix</w:t>
+      </w:r>
+      <w:proofErr w:type="spellEnd"/>
+      <w:r>
+        <w:rPr>
+          <w:rFonts w:ascii="Times New Roman" w:hAnsi="Times New Roman" w:cs="Times New Roman"/>
+          <w:sz w:val="28"/>
+          <w:szCs w:val="28"/>
+          <w:u w:val="single"/>
+        </w:rPr>
+        <w:t xml:space="preserve"> </w:t>
+      </w:r>
+      <w:proofErr w:type="spellStart"/>
+      <w:r>
+        <w:rPr>
+          <w:rFonts w:ascii="Times New Roman" w:hAnsi="Times New Roman" w:cs="Times New Roman"/>
+          <w:sz w:val="28"/>
+          <w:szCs w:val="28"/>
+          <w:u w:val="single"/>
+        </w:rPr>
+        <w:t>Sort</w:t>
+      </w:r>
+      <w:proofErr w:type="spellEnd"/>
+      <w:r>
+        <w:rPr>
+          <w:rFonts w:ascii="Times New Roman" w:hAnsi="Times New Roman" w:cs="Times New Roman"/>
+          <w:sz w:val="28"/>
+          <w:szCs w:val="28"/>
+          <w:u w:val="single"/>
+        </w:rPr>
+        <w:t xml:space="preserve"> </w:t>
+      </w:r>
+      <w:proofErr w:type="spellStart"/>
+      <w:r>
+        <w:rPr>
+          <w:rFonts w:ascii="Times New Roman" w:hAnsi="Times New Roman" w:cs="Times New Roman"/>
+          <w:sz w:val="28"/>
+          <w:szCs w:val="28"/>
+          <w:u w:val="single"/>
+        </w:rPr>
+        <w:t>Visualization</w:t>
+      </w:r>
+      <w:proofErr w:type="spellEnd"/>
+      <w:r>
+        <w:fldChar w:fldCharType="end"/>
+      </w:r>
     </w:p>
     <w:p>
       <w:pPr>
@@ -2402,12 +2879,6 @@
         <w:gridCol w:w="4320"/>
       </w:tblGrid>
       <w:tr>
-        <w:tblPrEx>
-          <w:tblCellMar>
-            <w:top w:w="0" w:type="dxa"/>
-            <w:bottom w:w="0" w:type="dxa"/>
-          </w:tblCellMar>
-        </w:tblPrEx>
         <w:tc>
           <w:tcPr>
             <w:tcW w:w="4428" w:type="dxa"/>
@@ -2494,10 +2965,6 @@
           <w:tblBorders>
             <w:top w:val="none" w:sz="0" w:space="0" w:color="auto"/>
           </w:tblBorders>
-          <w:tblCellMar>
-            <w:top w:w="0" w:type="dxa"/>
-            <w:bottom w:w="0" w:type="dxa"/>
-          </w:tblCellMar>
         </w:tblPrEx>
         <w:tc>
           <w:tcPr>
@@ -2581,10 +3048,6 @@
           <w:tblBorders>
             <w:top w:val="none" w:sz="0" w:space="0" w:color="auto"/>
           </w:tblBorders>
-          <w:tblCellMar>
-            <w:top w:w="0" w:type="dxa"/>
-            <w:bottom w:w="0" w:type="dxa"/>
-          </w:tblCellMar>
         </w:tblPrEx>
         <w:tc>
           <w:tcPr>
@@ -2668,10 +3131,6 @@
           <w:tblBorders>
             <w:top w:val="none" w:sz="0" w:space="0" w:color="auto"/>
           </w:tblBorders>
-          <w:tblCellMar>
-            <w:top w:w="0" w:type="dxa"/>
-            <w:bottom w:w="0" w:type="dxa"/>
-          </w:tblCellMar>
         </w:tblPrEx>
         <w:tc>
           <w:tcPr>
@@ -2755,10 +3214,6 @@
           <w:tblBorders>
             <w:top w:val="none" w:sz="0" w:space="0" w:color="auto"/>
           </w:tblBorders>
-          <w:tblCellMar>
-            <w:top w:w="0" w:type="dxa"/>
-            <w:bottom w:w="0" w:type="dxa"/>
-          </w:tblCellMar>
         </w:tblPrEx>
         <w:tc>
           <w:tcPr>
@@ -2842,10 +3297,6 @@
           <w:tblBorders>
             <w:top w:val="none" w:sz="0" w:space="0" w:color="auto"/>
           </w:tblBorders>
-          <w:tblCellMar>
-            <w:top w:w="0" w:type="dxa"/>
-            <w:bottom w:w="0" w:type="dxa"/>
-          </w:tblCellMar>
         </w:tblPrEx>
         <w:tc>
           <w:tcPr>
@@ -2929,10 +3380,6 @@
           <w:tblBorders>
             <w:top w:val="none" w:sz="0" w:space="0" w:color="auto"/>
           </w:tblBorders>
-          <w:tblCellMar>
-            <w:top w:w="0" w:type="dxa"/>
-            <w:bottom w:w="0" w:type="dxa"/>
-          </w:tblCellMar>
         </w:tblPrEx>
         <w:tc>
           <w:tcPr>
@@ -3016,10 +3463,6 @@
           <w:tblBorders>
             <w:top w:val="none" w:sz="0" w:space="0" w:color="auto"/>
           </w:tblBorders>
-          <w:tblCellMar>
-            <w:top w:w="0" w:type="dxa"/>
-            <w:bottom w:w="0" w:type="dxa"/>
-          </w:tblCellMar>
         </w:tblPrEx>
         <w:tc>
           <w:tcPr>
@@ -3103,10 +3546,6 @@
           <w:tblBorders>
             <w:top w:val="none" w:sz="0" w:space="0" w:color="auto"/>
           </w:tblBorders>
-          <w:tblCellMar>
-            <w:top w:w="0" w:type="dxa"/>
-            <w:bottom w:w="0" w:type="dxa"/>
-          </w:tblCellMar>
         </w:tblPrEx>
         <w:tc>
           <w:tcPr>
@@ -3190,10 +3629,6 @@
           <w:tblBorders>
             <w:top w:val="none" w:sz="0" w:space="0" w:color="auto"/>
           </w:tblBorders>
-          <w:tblCellMar>
-            <w:top w:w="0" w:type="dxa"/>
-            <w:bottom w:w="0" w:type="dxa"/>
-          </w:tblCellMar>
         </w:tblPrEx>
         <w:tc>
           <w:tcPr>
@@ -3277,10 +3712,6 @@
           <w:tblBorders>
             <w:top w:val="none" w:sz="0" w:space="0" w:color="auto"/>
           </w:tblBorders>
-          <w:tblCellMar>
-            <w:top w:w="0" w:type="dxa"/>
-            <w:bottom w:w="0" w:type="dxa"/>
-          </w:tblCellMar>
         </w:tblPrEx>
         <w:tc>
           <w:tcPr>
@@ -3364,10 +3795,6 @@
           <w:tblBorders>
             <w:top w:val="none" w:sz="0" w:space="0" w:color="auto"/>
           </w:tblBorders>
-          <w:tblCellMar>
-            <w:top w:w="0" w:type="dxa"/>
-            <w:bottom w:w="0" w:type="dxa"/>
-          </w:tblCellMar>
         </w:tblPrEx>
         <w:tc>
           <w:tcPr>
@@ -3451,10 +3878,6 @@
           <w:tblBorders>
             <w:top w:val="none" w:sz="0" w:space="0" w:color="auto"/>
           </w:tblBorders>
-          <w:tblCellMar>
-            <w:top w:w="0" w:type="dxa"/>
-            <w:bottom w:w="0" w:type="dxa"/>
-          </w:tblCellMar>
         </w:tblPrEx>
         <w:tc>
           <w:tcPr>
@@ -3538,10 +3961,6 @@
           <w:tblBorders>
             <w:top w:val="none" w:sz="0" w:space="0" w:color="auto"/>
           </w:tblBorders>
-          <w:tblCellMar>
-            <w:top w:w="0" w:type="dxa"/>
-            <w:bottom w:w="0" w:type="dxa"/>
-          </w:tblCellMar>
         </w:tblPrEx>
         <w:tc>
           <w:tcPr>
@@ -3621,12 +4040,6 @@
         </w:tc>
       </w:tr>
       <w:tr>
-        <w:tblPrEx>
-          <w:tblCellMar>
-            <w:top w:w="0" w:type="dxa"/>
-            <w:bottom w:w="0" w:type="dxa"/>
-          </w:tblCellMar>
-        </w:tblPrEx>
         <w:tc>
           <w:tcPr>
             <w:tcW w:w="4428" w:type="dxa"/>
@@ -3852,7 +4265,6 @@
           <w:rFonts w:ascii="Times New Roman" w:hAnsi="Times New Roman" w:cs="Times New Roman"/>
           <w:sz w:val="28"/>
           <w:szCs w:val="28"/>
-          <w:lang w:val="en-US"/>
         </w:rPr>
         <w:t>-&gt;</w:t>
       </w:r>
@@ -3919,7 +4331,25 @@
           <w:sz w:val="28"/>
           <w:szCs w:val="28"/>
         </w:rPr>
-        <w:t> {5} (max=5, 1 разряд)</w:t>
+        <w:t> {5} (</w:t>
+      </w:r>
+      <w:proofErr w:type="spellStart"/>
+      <w:r>
+        <w:rPr>
+          <w:rFonts w:ascii="Times New Roman" w:hAnsi="Times New Roman" w:cs="Times New Roman"/>
+          <w:sz w:val="28"/>
+          <w:szCs w:val="28"/>
+        </w:rPr>
+        <w:t>max</w:t>
+      </w:r>
+      <w:proofErr w:type="spellEnd"/>
+      <w:r>
+        <w:rPr>
+          <w:rFonts w:ascii="Times New Roman" w:hAnsi="Times New Roman" w:cs="Times New Roman"/>
+          <w:sz w:val="28"/>
+          <w:szCs w:val="28"/>
+        </w:rPr>
+        <w:t>=5, 1 разряд)</w:t>
       </w:r>
     </w:p>
     <w:p>
@@ -4306,7 +4736,25 @@
           <w:sz w:val="28"/>
           <w:szCs w:val="28"/>
         </w:rPr>
-        <w:t> {3, 7} (max=7, 1 разряд)</w:t>
+        <w:t> {3, 7} (</w:t>
+      </w:r>
+      <w:proofErr w:type="spellStart"/>
+      <w:r>
+        <w:rPr>
+          <w:rFonts w:ascii="Times New Roman" w:hAnsi="Times New Roman" w:cs="Times New Roman"/>
+          <w:sz w:val="28"/>
+          <w:szCs w:val="28"/>
+        </w:rPr>
+        <w:t>max</w:t>
+      </w:r>
+      <w:proofErr w:type="spellEnd"/>
+      <w:r>
+        <w:rPr>
+          <w:rFonts w:ascii="Times New Roman" w:hAnsi="Times New Roman" w:cs="Times New Roman"/>
+          <w:sz w:val="28"/>
+          <w:szCs w:val="28"/>
+        </w:rPr>
+        <w:t>=7, 1 разряд)</w:t>
       </w:r>
     </w:p>
     <w:p>
@@ -4320,6 +4768,7 @@
           <w:rFonts w:ascii="Times New Roman" w:hAnsi="Times New Roman" w:cs="Times New Roman"/>
           <w:sz w:val="28"/>
           <w:szCs w:val="28"/>
+          <w:lang w:val="en-US"/>
         </w:rPr>
       </w:pPr>
       <w:r>
@@ -4330,7 +4779,39 @@
           <w:sz w:val="28"/>
           <w:szCs w:val="28"/>
         </w:rPr>
-        <w:t>Эталонная последовательность:</w:t>
+        <w:t>Эталонная</w:t>
+      </w:r>
+      <w:r>
+        <w:rPr>
+          <w:rFonts w:ascii="Times New Roman" w:hAnsi="Times New Roman" w:cs="Times New Roman"/>
+          <w:b/>
+          <w:bCs/>
+          <w:sz w:val="28"/>
+          <w:szCs w:val="28"/>
+          <w:lang w:val="en-US"/>
+        </w:rPr>
+        <w:t xml:space="preserve"> </w:t>
+      </w:r>
+      <w:r>
+        <w:rPr>
+          <w:rFonts w:ascii="Times New Roman" w:hAnsi="Times New Roman" w:cs="Times New Roman"/>
+          <w:b/>
+          <w:bCs/>
+          <w:sz w:val="28"/>
+          <w:szCs w:val="28"/>
+        </w:rPr>
+        <w:t>последовательность</w:t>
+      </w:r>
+      <w:r>
+        <w:rPr>
+          <w:rFonts w:ascii="Times New Roman" w:hAnsi="Times New Roman" w:cs="Times New Roman"/>
+          <w:b/>
+          <w:bCs/>
+          <w:sz w:val="28"/>
+          <w:szCs w:val="28"/>
+          <w:lang w:val="en-US"/>
+        </w:rPr>
+        <w:t>:</w:t>
       </w:r>
     </w:p>
     <w:p>
@@ -4391,7 +4872,27 @@
           <w:szCs w:val="28"/>
           <w:lang w:val="en-US"/>
         </w:rPr>
-        <w:t xml:space="preserve"> FIND_MAX_LOOP(2) </w:t>
+        <w:t xml:space="preserve"> FIND_MAX_</w:t>
+      </w:r>
+      <w:proofErr w:type="gramStart"/>
+      <w:r>
+        <w:rPr>
+          <w:rFonts w:ascii="Times New Roman" w:hAnsi="Times New Roman" w:cs="Times New Roman"/>
+          <w:sz w:val="28"/>
+          <w:szCs w:val="28"/>
+          <w:lang w:val="en-US"/>
+        </w:rPr>
+        <w:t>LOOP(</w:t>
+      </w:r>
+      <w:proofErr w:type="gramEnd"/>
+      <w:r>
+        <w:rPr>
+          <w:rFonts w:ascii="Times New Roman" w:hAnsi="Times New Roman" w:cs="Times New Roman"/>
+          <w:sz w:val="28"/>
+          <w:szCs w:val="28"/>
+          <w:lang w:val="en-US"/>
+        </w:rPr>
+        <w:t xml:space="preserve">2) </w:t>
       </w:r>
       <w:r>
         <w:rPr>
@@ -4505,7 +5006,27 @@
           <w:szCs w:val="28"/>
           <w:lang w:val="en-US"/>
         </w:rPr>
-        <w:t xml:space="preserve"> COUNT_DIGITS_LOOP(2) </w:t>
+        <w:t xml:space="preserve"> COUNT_DIGITS_</w:t>
+      </w:r>
+      <w:proofErr w:type="gramStart"/>
+      <w:r>
+        <w:rPr>
+          <w:rFonts w:ascii="Times New Roman" w:hAnsi="Times New Roman" w:cs="Times New Roman"/>
+          <w:sz w:val="28"/>
+          <w:szCs w:val="28"/>
+          <w:lang w:val="en-US"/>
+        </w:rPr>
+        <w:t>LOOP(</w:t>
+      </w:r>
+      <w:proofErr w:type="gramEnd"/>
+      <w:r>
+        <w:rPr>
+          <w:rFonts w:ascii="Times New Roman" w:hAnsi="Times New Roman" w:cs="Times New Roman"/>
+          <w:sz w:val="28"/>
+          <w:szCs w:val="28"/>
+          <w:lang w:val="en-US"/>
+        </w:rPr>
+        <w:t xml:space="preserve">2) </w:t>
       </w:r>
       <w:r>
         <w:rPr>
@@ -4583,8 +5104,9 @@
           <w:szCs w:val="28"/>
           <w:lang w:val="en-US"/>
         </w:rPr>
-        <w:t xml:space="preserve"> BUILD_OUTPUT_LOOP(2) </w:t>
-      </w:r>
+        <w:t xml:space="preserve"> BUILD_OUTPUT_</w:t>
+      </w:r>
+      <w:proofErr w:type="gramStart"/>
       <w:r>
         <w:rPr>
           <w:rFonts w:ascii="Times New Roman" w:hAnsi="Times New Roman" w:cs="Times New Roman"/>
@@ -4592,6 +5114,25 @@
           <w:szCs w:val="28"/>
           <w:lang w:val="en-US"/>
         </w:rPr>
+        <w:t>LOOP(</w:t>
+      </w:r>
+      <w:proofErr w:type="gramEnd"/>
+      <w:r>
+        <w:rPr>
+          <w:rFonts w:ascii="Times New Roman" w:hAnsi="Times New Roman" w:cs="Times New Roman"/>
+          <w:sz w:val="28"/>
+          <w:szCs w:val="28"/>
+          <w:lang w:val="en-US"/>
+        </w:rPr>
+        <w:t xml:space="preserve">2) </w:t>
+      </w:r>
+      <w:r>
+        <w:rPr>
+          <w:rFonts w:ascii="Times New Roman" w:hAnsi="Times New Roman" w:cs="Times New Roman"/>
+          <w:sz w:val="28"/>
+          <w:szCs w:val="28"/>
+          <w:lang w:val="en-US"/>
+        </w:rPr>
         <w:t>-&gt;</w:t>
       </w:r>
       <w:r>
@@ -4619,7 +5160,27 @@
           <w:szCs w:val="28"/>
           <w:lang w:val="en-US"/>
         </w:rPr>
-        <w:t xml:space="preserve"> COPY_LOOP(2) </w:t>
+        <w:t xml:space="preserve"> COPY_</w:t>
+      </w:r>
+      <w:proofErr w:type="gramStart"/>
+      <w:r>
+        <w:rPr>
+          <w:rFonts w:ascii="Times New Roman" w:hAnsi="Times New Roman" w:cs="Times New Roman"/>
+          <w:sz w:val="28"/>
+          <w:szCs w:val="28"/>
+          <w:lang w:val="en-US"/>
+        </w:rPr>
+        <w:t>LOOP(</w:t>
+      </w:r>
+      <w:proofErr w:type="gramEnd"/>
+      <w:r>
+        <w:rPr>
+          <w:rFonts w:ascii="Times New Roman" w:hAnsi="Times New Roman" w:cs="Times New Roman"/>
+          <w:sz w:val="28"/>
+          <w:szCs w:val="28"/>
+          <w:lang w:val="en-US"/>
+        </w:rPr>
+        <w:t xml:space="preserve">2) </w:t>
       </w:r>
       <w:r>
         <w:rPr>
@@ -4694,7 +5255,25 @@
           <w:sz w:val="28"/>
           <w:szCs w:val="28"/>
         </w:rPr>
-        <w:t> {5, 12} (max=12, 2 разряда)</w:t>
+        <w:t> {5, 12} (</w:t>
+      </w:r>
+      <w:proofErr w:type="spellStart"/>
+      <w:r>
+        <w:rPr>
+          <w:rFonts w:ascii="Times New Roman" w:hAnsi="Times New Roman" w:cs="Times New Roman"/>
+          <w:sz w:val="28"/>
+          <w:szCs w:val="28"/>
+        </w:rPr>
+        <w:t>max</w:t>
+      </w:r>
+      <w:proofErr w:type="spellEnd"/>
+      <w:r>
+        <w:rPr>
+          <w:rFonts w:ascii="Times New Roman" w:hAnsi="Times New Roman" w:cs="Times New Roman"/>
+          <w:sz w:val="28"/>
+          <w:szCs w:val="28"/>
+        </w:rPr>
+        <w:t>=12, 2 разряда)</w:t>
       </w:r>
     </w:p>
     <w:p>
@@ -4839,23 +5418,25 @@
           <w:sz w:val="28"/>
           <w:szCs w:val="28"/>
         </w:rPr>
-        <w:t> {3, 1, 4, 1,</w:t>
-      </w:r>
-      <w:r>
-        <w:rPr>
-          <w:rFonts w:ascii="Times New Roman" w:hAnsi="Times New Roman" w:cs="Times New Roman"/>
-          <w:sz w:val="28"/>
-          <w:szCs w:val="28"/>
-        </w:rPr>
-        <w:t xml:space="preserve"> </w:t>
-      </w:r>
-      <w:r>
-        <w:rPr>
-          <w:rFonts w:ascii="Times New Roman" w:hAnsi="Times New Roman" w:cs="Times New Roman"/>
-          <w:sz w:val="28"/>
-          <w:szCs w:val="28"/>
-        </w:rPr>
-        <w:t>5} (max=5, 1 разряд, 5 элементов)</w:t>
+        <w:t> {3, 1, 4, 1, 5} (</w:t>
+      </w:r>
+      <w:proofErr w:type="spellStart"/>
+      <w:r>
+        <w:rPr>
+          <w:rFonts w:ascii="Times New Roman" w:hAnsi="Times New Roman" w:cs="Times New Roman"/>
+          <w:sz w:val="28"/>
+          <w:szCs w:val="28"/>
+        </w:rPr>
+        <w:t>max</w:t>
+      </w:r>
+      <w:proofErr w:type="spellEnd"/>
+      <w:r>
+        <w:rPr>
+          <w:rFonts w:ascii="Times New Roman" w:hAnsi="Times New Roman" w:cs="Times New Roman"/>
+          <w:sz w:val="28"/>
+          <w:szCs w:val="28"/>
+        </w:rPr>
+        <w:t>=5, 1 разряд, 5 элементов)</w:t>
       </w:r>
     </w:p>
     <w:p>
@@ -5070,7 +5651,25 @@
           <w:sz w:val="28"/>
           <w:szCs w:val="28"/>
         </w:rPr>
-        <w:t> {10, 2} (max=10, 2 разряда)</w:t>
+        <w:t> {10, 2} (</w:t>
+      </w:r>
+      <w:proofErr w:type="spellStart"/>
+      <w:r>
+        <w:rPr>
+          <w:rFonts w:ascii="Times New Roman" w:hAnsi="Times New Roman" w:cs="Times New Roman"/>
+          <w:sz w:val="28"/>
+          <w:szCs w:val="28"/>
+        </w:rPr>
+        <w:t>max</w:t>
+      </w:r>
+      <w:proofErr w:type="spellEnd"/>
+      <w:r>
+        <w:rPr>
+          <w:rFonts w:ascii="Times New Roman" w:hAnsi="Times New Roman" w:cs="Times New Roman"/>
+          <w:sz w:val="28"/>
+          <w:szCs w:val="28"/>
+        </w:rPr>
+        <w:t>=10, 2 разряда)</w:t>
       </w:r>
     </w:p>
     <w:p>
@@ -5149,12 +5748,6 @@
         <w:gridCol w:w="2592"/>
       </w:tblGrid>
       <w:tr>
-        <w:tblPrEx>
-          <w:tblCellMar>
-            <w:top w:w="0" w:type="dxa"/>
-            <w:bottom w:w="0" w:type="dxa"/>
-          </w:tblCellMar>
-        </w:tblPrEx>
         <w:tc>
           <w:tcPr>
             <w:tcW w:w="2268" w:type="dxa"/>
@@ -5321,10 +5914,6 @@
           <w:tblBorders>
             <w:top w:val="none" w:sz="0" w:space="0" w:color="auto"/>
           </w:tblBorders>
-          <w:tblCellMar>
-            <w:top w:w="0" w:type="dxa"/>
-            <w:bottom w:w="0" w:type="dxa"/>
-          </w:tblCellMar>
         </w:tblPrEx>
         <w:tc>
           <w:tcPr>
@@ -5484,10 +6073,6 @@
           <w:tblBorders>
             <w:top w:val="none" w:sz="0" w:space="0" w:color="auto"/>
           </w:tblBorders>
-          <w:tblCellMar>
-            <w:top w:w="0" w:type="dxa"/>
-            <w:bottom w:w="0" w:type="dxa"/>
-          </w:tblCellMar>
         </w:tblPrEx>
         <w:tc>
           <w:tcPr>
@@ -5647,10 +6232,6 @@
           <w:tblBorders>
             <w:top w:val="none" w:sz="0" w:space="0" w:color="auto"/>
           </w:tblBorders>
-          <w:tblCellMar>
-            <w:top w:w="0" w:type="dxa"/>
-            <w:bottom w:w="0" w:type="dxa"/>
-          </w:tblCellMar>
         </w:tblPrEx>
         <w:tc>
           <w:tcPr>
@@ -5810,10 +6391,6 @@
           <w:tblBorders>
             <w:top w:val="none" w:sz="0" w:space="0" w:color="auto"/>
           </w:tblBorders>
-          <w:tblCellMar>
-            <w:top w:w="0" w:type="dxa"/>
-            <w:bottom w:w="0" w:type="dxa"/>
-          </w:tblCellMar>
         </w:tblPrEx>
         <w:tc>
           <w:tcPr>
@@ -6011,10 +6588,6 @@
           <w:tblBorders>
             <w:top w:val="none" w:sz="0" w:space="0" w:color="auto"/>
           </w:tblBorders>
-          <w:tblCellMar>
-            <w:top w:w="0" w:type="dxa"/>
-            <w:bottom w:w="0" w:type="dxa"/>
-          </w:tblCellMar>
         </w:tblPrEx>
         <w:tc>
           <w:tcPr>
@@ -6170,12 +6743,6 @@
         </w:tc>
       </w:tr>
       <w:tr>
-        <w:tblPrEx>
-          <w:tblCellMar>
-            <w:top w:w="0" w:type="dxa"/>
-            <w:bottom w:w="0" w:type="dxa"/>
-          </w:tblCellMar>
-        </w:tblPrEx>
         <w:tc>
           <w:tcPr>
             <w:tcW w:w="2268" w:type="dxa"/>
@@ -6388,7 +6955,7 @@
                     <pic:cNvPicPr/>
                   </pic:nvPicPr>
                   <pic:blipFill>
-                    <a:blip r:embed="rId12">
+                    <a:blip r:embed="rId11">
                       <a:extLst>
                         <a:ext uri="{28A0092B-C50C-407E-A947-70E740481C1C}">
                           <a14:useLocalDpi xmlns:a14="http://schemas.microsoft.com/office/drawing/2010/main" val="0"/>
@@ -6463,7 +7030,7 @@
         </w:rPr>
         <w:lastRenderedPageBreak/>
         <w:drawing>
-          <wp:inline distT="0" distB="0" distL="0" distR="0" wp14:anchorId="1DB2C906" wp14:editId="174D439F">
+          <wp:inline distT="0" distB="0" distL="0" distR="0" wp14:anchorId="1DB2C906" wp14:editId="63E92332">
             <wp:extent cx="5939790" cy="825500"/>
             <wp:effectExtent l="0" t="0" r="3810" b="0"/>
             <wp:docPr id="1846790315" name="Рисунок 3"/>
@@ -6478,7 +7045,7 @@
                     <pic:cNvPicPr/>
                   </pic:nvPicPr>
                   <pic:blipFill>
-                    <a:blip r:embed="rId13" cstate="print">
+                    <a:blip r:embed="rId12" cstate="print">
                       <a:extLst>
                         <a:ext uri="{28A0092B-C50C-407E-A947-70E740481C1C}">
                           <a14:useLocalDpi xmlns:a14="http://schemas.microsoft.com/office/drawing/2010/main" val="0"/>
@@ -6659,21 +7226,22 @@
           <w:szCs w:val="28"/>
         </w:rPr>
         <w:drawing>
-          <wp:inline distT="114300" distB="114300" distL="114300" distR="114300" wp14:anchorId="176C740C" wp14:editId="36ACBFDC">
-            <wp:extent cx="5939480" cy="4445000"/>
-            <wp:effectExtent l="0" t="0" r="0" b="0"/>
-            <wp:docPr id="6" name="image2.png"/>
-            <wp:cNvGraphicFramePr/>
+          <wp:inline distT="0" distB="0" distL="0" distR="0" wp14:anchorId="0A94CEBB" wp14:editId="75A9FDDB">
+            <wp:extent cx="5939790" cy="4991100"/>
+            <wp:effectExtent l="0" t="0" r="3810" b="0"/>
+            <wp:docPr id="1782645189" name="Рисунок 1" descr="Изображение выглядит как диаграмма, снимок экрана, План, Технический чертеж&#10;&#10;Содержимое, созданное искусственным интеллектом, может быть неверным."/>
+            <wp:cNvGraphicFramePr>
+              <a:graphicFrameLocks xmlns:a="http://schemas.openxmlformats.org/drawingml/2006/main" noChangeAspect="1"/>
+            </wp:cNvGraphicFramePr>
             <a:graphic xmlns:a="http://schemas.openxmlformats.org/drawingml/2006/main">
               <a:graphicData uri="http://schemas.openxmlformats.org/drawingml/2006/picture">
                 <pic:pic xmlns:pic="http://schemas.openxmlformats.org/drawingml/2006/picture">
                   <pic:nvPicPr>
-                    <pic:cNvPr id="0" name="image2.png"/>
-                    <pic:cNvPicPr preferRelativeResize="0"/>
+                    <pic:cNvPr id="1782645189" name="Рисунок 1" descr="Изображение выглядит как диаграмма, снимок экрана, План, Технический чертеж&#10;&#10;Содержимое, созданное искусственным интеллектом, может быть неверным."/>
+                    <pic:cNvPicPr/>
                   </pic:nvPicPr>
                   <pic:blipFill>
-                    <a:blip r:embed="rId14"/>
-                    <a:srcRect/>
+                    <a:blip r:embed="rId13"/>
                     <a:stretch>
                       <a:fillRect/>
                     </a:stretch>
@@ -6681,12 +7249,11 @@
                   <pic:spPr>
                     <a:xfrm>
                       <a:off x="0" y="0"/>
-                      <a:ext cx="5939480" cy="4445000"/>
+                      <a:ext cx="5939790" cy="4991100"/>
                     </a:xfrm>
                     <a:prstGeom prst="rect">
                       <a:avLst/>
                     </a:prstGeom>
-                    <a:ln/>
                   </pic:spPr>
                 </pic:pic>
               </a:graphicData>
@@ -6740,6 +7307,7 @@
           <w:sz w:val="28"/>
           <w:szCs w:val="28"/>
         </w:rPr>
+        <w:lastRenderedPageBreak/>
         <w:t>Предметная область включает в себя:</w:t>
       </w:r>
     </w:p>
@@ -6762,8 +7330,67 @@
           <w:sz w:val="28"/>
           <w:szCs w:val="28"/>
         </w:rPr>
-        <w:lastRenderedPageBreak/>
-        <w:t>Персонажи (например, Триллиан, Артур).</w:t>
+        <w:t>Персонажи (</w:t>
+      </w:r>
+      <w:r>
+        <w:rPr>
+          <w:rFonts w:ascii="Times New Roman" w:eastAsia="Times New Roman" w:hAnsi="Times New Roman" w:cs="Times New Roman"/>
+          <w:sz w:val="28"/>
+          <w:szCs w:val="28"/>
+        </w:rPr>
+        <w:t>Форд</w:t>
+      </w:r>
+      <w:r>
+        <w:rPr>
+          <w:rFonts w:ascii="Times New Roman" w:eastAsia="Times New Roman" w:hAnsi="Times New Roman" w:cs="Times New Roman"/>
+          <w:sz w:val="28"/>
+          <w:szCs w:val="28"/>
+        </w:rPr>
+        <w:t>,</w:t>
+      </w:r>
+      <w:r>
+        <w:rPr>
+          <w:rFonts w:ascii="Times New Roman" w:eastAsia="Times New Roman" w:hAnsi="Times New Roman" w:cs="Times New Roman"/>
+          <w:sz w:val="28"/>
+          <w:szCs w:val="28"/>
+        </w:rPr>
+        <w:t xml:space="preserve"> </w:t>
+      </w:r>
+      <w:proofErr w:type="spellStart"/>
+      <w:r>
+        <w:rPr>
+          <w:rFonts w:ascii="Times New Roman" w:eastAsia="Times New Roman" w:hAnsi="Times New Roman" w:cs="Times New Roman"/>
+          <w:sz w:val="28"/>
+          <w:szCs w:val="28"/>
+        </w:rPr>
+        <w:t>Зафод</w:t>
+      </w:r>
+      <w:proofErr w:type="spellEnd"/>
+      <w:r>
+        <w:rPr>
+          <w:rFonts w:ascii="Times New Roman" w:eastAsia="Times New Roman" w:hAnsi="Times New Roman" w:cs="Times New Roman"/>
+          <w:sz w:val="28"/>
+          <w:szCs w:val="28"/>
+        </w:rPr>
+        <w:t xml:space="preserve">, </w:t>
+      </w:r>
+      <w:proofErr w:type="spellStart"/>
+      <w:r>
+        <w:rPr>
+          <w:rFonts w:ascii="Times New Roman" w:eastAsia="Times New Roman" w:hAnsi="Times New Roman" w:cs="Times New Roman"/>
+          <w:sz w:val="28"/>
+          <w:szCs w:val="28"/>
+        </w:rPr>
+        <w:t>Триллиан</w:t>
+      </w:r>
+      <w:proofErr w:type="spellEnd"/>
+      <w:r>
+        <w:rPr>
+          <w:rFonts w:ascii="Times New Roman" w:eastAsia="Times New Roman" w:hAnsi="Times New Roman" w:cs="Times New Roman"/>
+          <w:sz w:val="28"/>
+          <w:szCs w:val="28"/>
+        </w:rPr>
+        <w:t>, Артур).</w:t>
       </w:r>
     </w:p>
     <w:p>
@@ -6785,7 +7412,39 @@
           <w:sz w:val="28"/>
           <w:szCs w:val="28"/>
         </w:rPr>
-        <w:t>Объекты (например, дверь, рука).</w:t>
+        <w:t xml:space="preserve">Объекты </w:t>
+      </w:r>
+      <w:r>
+        <w:rPr>
+          <w:rFonts w:ascii="Times New Roman" w:eastAsia="Times New Roman" w:hAnsi="Times New Roman" w:cs="Times New Roman"/>
+          <w:sz w:val="28"/>
+          <w:szCs w:val="28"/>
+        </w:rPr>
+        <w:t>(</w:t>
+      </w:r>
+      <w:r>
+        <w:rPr>
+          <w:rFonts w:ascii="Times New Roman" w:eastAsia="Times New Roman" w:hAnsi="Times New Roman" w:cs="Times New Roman"/>
+          <w:sz w:val="28"/>
+          <w:szCs w:val="28"/>
+        </w:rPr>
+        <w:t xml:space="preserve">дверь, </w:t>
+      </w:r>
+      <w:r>
+        <w:rPr>
+          <w:rFonts w:ascii="Times New Roman" w:eastAsia="Times New Roman" w:hAnsi="Times New Roman" w:cs="Times New Roman"/>
+          <w:sz w:val="28"/>
+          <w:szCs w:val="28"/>
+        </w:rPr>
+        <w:t>грызуны</w:t>
+      </w:r>
+      <w:r>
+        <w:rPr>
+          <w:rFonts w:ascii="Times New Roman" w:eastAsia="Times New Roman" w:hAnsi="Times New Roman" w:cs="Times New Roman"/>
+          <w:sz w:val="28"/>
+          <w:szCs w:val="28"/>
+        </w:rPr>
+        <w:t>).</w:t>
       </w:r>
     </w:p>
     <w:p>
@@ -6807,7 +7466,23 @@
           <w:sz w:val="28"/>
           <w:szCs w:val="28"/>
         </w:rPr>
-        <w:t>Действия (например, схватить, потянуть, открыть).</w:t>
+        <w:t>Действия (</w:t>
+      </w:r>
+      <w:r>
+        <w:rPr>
+          <w:rFonts w:ascii="Times New Roman" w:eastAsia="Times New Roman" w:hAnsi="Times New Roman" w:cs="Times New Roman"/>
+          <w:sz w:val="28"/>
+          <w:szCs w:val="28"/>
+        </w:rPr>
+        <w:t>гипнотизировать</w:t>
+      </w:r>
+      <w:r>
+        <w:rPr>
+          <w:rFonts w:ascii="Times New Roman" w:eastAsia="Times New Roman" w:hAnsi="Times New Roman" w:cs="Times New Roman"/>
+          <w:sz w:val="28"/>
+          <w:szCs w:val="28"/>
+        </w:rPr>
+        <w:t>, схватить, потянуть, открыть).</w:t>
       </w:r>
     </w:p>
     <w:p>
@@ -6828,132 +7503,65 @@
           <w:sz w:val="28"/>
           <w:szCs w:val="28"/>
         </w:rPr>
-        <w:t>Сценарии (последовательности действий).</w:t>
-      </w:r>
-    </w:p>
-    <w:p>
-      <w:pPr>
-        <w:rPr>
-          <w:rFonts w:ascii="Times New Roman" w:eastAsia="Times New Roman" w:hAnsi="Times New Roman" w:cs="Times New Roman"/>
-          <w:sz w:val="28"/>
-          <w:szCs w:val="28"/>
-        </w:rPr>
-      </w:pPr>
-    </w:p>
-    <w:p>
-      <w:pPr>
-        <w:rPr>
-          <w:rFonts w:ascii="Times New Roman" w:eastAsia="Times New Roman" w:hAnsi="Times New Roman" w:cs="Times New Roman"/>
-          <w:sz w:val="28"/>
-          <w:szCs w:val="28"/>
-        </w:rPr>
-      </w:pPr>
-      <w:r>
-        <w:rPr>
-          <w:rFonts w:ascii="Times New Roman" w:eastAsia="Times New Roman" w:hAnsi="Times New Roman" w:cs="Times New Roman"/>
-          <w:sz w:val="28"/>
-          <w:szCs w:val="28"/>
-        </w:rPr>
-        <w:t>Далее, в соответствии с TDD напишем тесты по спроектированной модели.</w:t>
-      </w:r>
-    </w:p>
-    <w:p>
-      <w:pPr>
-        <w:rPr>
-          <w:rFonts w:ascii="Times New Roman" w:eastAsia="Times New Roman" w:hAnsi="Times New Roman" w:cs="Times New Roman"/>
-          <w:sz w:val="28"/>
-          <w:szCs w:val="28"/>
-        </w:rPr>
-      </w:pPr>
-      <w:r>
-        <w:rPr>
-          <w:rFonts w:ascii="Times New Roman" w:eastAsia="Times New Roman" w:hAnsi="Times New Roman" w:cs="Times New Roman"/>
-          <w:sz w:val="28"/>
-          <w:szCs w:val="28"/>
-        </w:rPr>
-        <w:t>Цель тестирования — убедиться, что:</w:t>
-      </w:r>
-    </w:p>
-    <w:p>
-      <w:pPr>
-        <w:numPr>
-          <w:ilvl w:val="0"/>
-          <w:numId w:val="19"/>
-        </w:numPr>
-        <w:spacing w:after="0"/>
-        <w:rPr>
-          <w:rFonts w:ascii="Times New Roman" w:eastAsia="Times New Roman" w:hAnsi="Times New Roman" w:cs="Times New Roman"/>
-          <w:sz w:val="28"/>
-          <w:szCs w:val="28"/>
-        </w:rPr>
-      </w:pPr>
-      <w:r>
-        <w:rPr>
-          <w:rFonts w:ascii="Times New Roman" w:eastAsia="Times New Roman" w:hAnsi="Times New Roman" w:cs="Times New Roman"/>
-          <w:sz w:val="28"/>
-          <w:szCs w:val="28"/>
-        </w:rPr>
-        <w:t>Все команды выполняются корректно.</w:t>
-      </w:r>
-    </w:p>
-    <w:p>
-      <w:pPr>
-        <w:numPr>
-          <w:ilvl w:val="0"/>
-          <w:numId w:val="19"/>
-        </w:numPr>
-        <w:spacing w:after="0"/>
-        <w:rPr>
-          <w:rFonts w:ascii="Times New Roman" w:eastAsia="Times New Roman" w:hAnsi="Times New Roman" w:cs="Times New Roman"/>
-          <w:sz w:val="28"/>
-          <w:szCs w:val="28"/>
-        </w:rPr>
-      </w:pPr>
-      <w:r>
-        <w:rPr>
-          <w:rFonts w:ascii="Times New Roman" w:eastAsia="Times New Roman" w:hAnsi="Times New Roman" w:cs="Times New Roman"/>
-          <w:sz w:val="28"/>
-          <w:szCs w:val="28"/>
-        </w:rPr>
-        <w:t>Состояния персонажей и объектов изменяются в соответствии с командами.</w:t>
-      </w:r>
-    </w:p>
-    <w:p>
-      <w:pPr>
-        <w:numPr>
-          <w:ilvl w:val="0"/>
-          <w:numId w:val="19"/>
-        </w:numPr>
-        <w:rPr>
-          <w:rFonts w:ascii="Times New Roman" w:eastAsia="Times New Roman" w:hAnsi="Times New Roman" w:cs="Times New Roman"/>
-          <w:sz w:val="28"/>
-          <w:szCs w:val="28"/>
-        </w:rPr>
-      </w:pPr>
-      <w:r>
-        <w:rPr>
-          <w:rFonts w:ascii="Times New Roman" w:eastAsia="Times New Roman" w:hAnsi="Times New Roman" w:cs="Times New Roman"/>
-          <w:sz w:val="28"/>
-          <w:szCs w:val="28"/>
-        </w:rPr>
-        <w:t>Сценарии выполняются последовательно и без ошибок.</w:t>
-      </w:r>
-    </w:p>
-    <w:p>
-      <w:pPr>
-        <w:rPr>
-          <w:rFonts w:ascii="Times New Roman" w:eastAsia="Times New Roman" w:hAnsi="Times New Roman" w:cs="Times New Roman"/>
-          <w:sz w:val="28"/>
-          <w:szCs w:val="28"/>
-        </w:rPr>
-      </w:pPr>
-      <w:r>
-        <w:rPr>
-          <w:rFonts w:ascii="Times New Roman" w:eastAsia="Times New Roman" w:hAnsi="Times New Roman" w:cs="Times New Roman"/>
-          <w:sz w:val="28"/>
-          <w:szCs w:val="28"/>
-        </w:rPr>
-        <w:t>Составим следующие тесты:</w:t>
+        <w:t>Сценари</w:t>
+      </w:r>
+      <w:r>
+        <w:rPr>
+          <w:rFonts w:ascii="Times New Roman" w:eastAsia="Times New Roman" w:hAnsi="Times New Roman" w:cs="Times New Roman"/>
+          <w:sz w:val="28"/>
+          <w:szCs w:val="28"/>
+        </w:rPr>
+        <w:t>й</w:t>
+      </w:r>
+      <w:r>
+        <w:rPr>
+          <w:rFonts w:ascii="Times New Roman" w:eastAsia="Times New Roman" w:hAnsi="Times New Roman" w:cs="Times New Roman"/>
+          <w:sz w:val="28"/>
+          <w:szCs w:val="28"/>
+        </w:rPr>
+        <w:t xml:space="preserve"> (последовательности действий).</w:t>
+      </w:r>
+    </w:p>
+    <w:p>
+      <w:pPr>
+        <w:rPr>
+          <w:rFonts w:ascii="Times New Roman" w:eastAsia="Times New Roman" w:hAnsi="Times New Roman" w:cs="Times New Roman"/>
+          <w:sz w:val="28"/>
+          <w:szCs w:val="28"/>
+        </w:rPr>
+      </w:pPr>
+    </w:p>
+    <w:p>
+      <w:pPr>
+        <w:rPr>
+          <w:rFonts w:ascii="Times New Roman" w:eastAsia="Times New Roman" w:hAnsi="Times New Roman" w:cs="Times New Roman"/>
+          <w:sz w:val="28"/>
+          <w:szCs w:val="28"/>
+        </w:rPr>
+      </w:pPr>
+      <w:r>
+        <w:rPr>
+          <w:rFonts w:ascii="Times New Roman" w:eastAsia="Times New Roman" w:hAnsi="Times New Roman" w:cs="Times New Roman"/>
+          <w:sz w:val="28"/>
+          <w:szCs w:val="28"/>
+        </w:rPr>
+        <w:t>Составим следующие тесты</w:t>
+      </w:r>
+      <w:r>
+        <w:rPr>
+          <w:rFonts w:ascii="Times New Roman" w:eastAsia="Times New Roman" w:hAnsi="Times New Roman" w:cs="Times New Roman"/>
+          <w:sz w:val="28"/>
+          <w:szCs w:val="28"/>
+        </w:rPr>
+        <w:t xml:space="preserve"> по спроектированной модели</w:t>
+      </w:r>
+      <w:r>
+        <w:rPr>
+          <w:rFonts w:ascii="Times New Roman" w:eastAsia="Times New Roman" w:hAnsi="Times New Roman" w:cs="Times New Roman"/>
+          <w:sz w:val="28"/>
+          <w:szCs w:val="28"/>
+        </w:rPr>
+        <w:t>:</w:t>
       </w:r>
     </w:p>
     <w:p>
@@ -6963,6 +7571,7 @@
           <w:b/>
           <w:sz w:val="28"/>
           <w:szCs w:val="28"/>
+          <w:lang w:val="en-US"/>
         </w:rPr>
       </w:pPr>
       <w:r>
@@ -6973,6 +7582,7 @@
         </w:rPr>
         <w:t xml:space="preserve">Класс: </w:t>
       </w:r>
+      <w:proofErr w:type="spellStart"/>
       <w:r>
         <w:rPr>
           <w:rFonts w:ascii="Times New Roman" w:eastAsia="Times New Roman" w:hAnsi="Times New Roman" w:cs="Times New Roman"/>
@@ -6981,6 +7591,17 @@
           <w:szCs w:val="28"/>
         </w:rPr>
         <w:t>Person</w:t>
+      </w:r>
+      <w:proofErr w:type="spellEnd"/>
+      <w:r>
+        <w:rPr>
+          <w:rFonts w:ascii="Times New Roman" w:eastAsia="Times New Roman" w:hAnsi="Times New Roman" w:cs="Times New Roman"/>
+          <w:b/>
+          <w:sz w:val="28"/>
+          <w:szCs w:val="28"/>
+          <w:lang w:val="en-US"/>
+        </w:rPr>
+        <w:t>Test</w:t>
       </w:r>
     </w:p>
     <w:p>
@@ -6996,22 +7617,155 @@
           <w:szCs w:val="28"/>
         </w:rPr>
       </w:pPr>
+      <w:proofErr w:type="spellStart"/>
       <w:r>
         <w:rPr>
           <w:rFonts w:ascii="Times New Roman" w:eastAsia="Times New Roman" w:hAnsi="Times New Roman" w:cs="Times New Roman"/>
           <w:i/>
           <w:sz w:val="28"/>
           <w:szCs w:val="28"/>
-        </w:rPr>
-        <w:t>testPersonCreation</w:t>
-      </w:r>
-      <w:r>
-        <w:rPr>
-          <w:rFonts w:ascii="Times New Roman" w:eastAsia="Times New Roman" w:hAnsi="Times New Roman" w:cs="Times New Roman"/>
-          <w:sz w:val="28"/>
-          <w:szCs w:val="28"/>
-        </w:rPr>
-        <w:t>: Проверяет корректность создания объекта Person (имя и начальное состояние).</w:t>
+          <w:lang w:val="en-US"/>
+        </w:rPr>
+        <w:t>personShouldNotBeHypnotizedByDefault</w:t>
+      </w:r>
+      <w:proofErr w:type="spellEnd"/>
+      <w:r>
+        <w:rPr>
+          <w:rFonts w:ascii="Times New Roman" w:eastAsia="Times New Roman" w:hAnsi="Times New Roman" w:cs="Times New Roman"/>
+          <w:sz w:val="28"/>
+          <w:szCs w:val="28"/>
+        </w:rPr>
+        <w:t xml:space="preserve">: </w:t>
+      </w:r>
+      <w:r>
+        <w:rPr>
+          <w:rFonts w:ascii="Times New Roman" w:eastAsia="Times New Roman" w:hAnsi="Times New Roman" w:cs="Times New Roman"/>
+          <w:sz w:val="28"/>
+          <w:szCs w:val="28"/>
+        </w:rPr>
+        <w:t>Проверка</w:t>
+      </w:r>
+      <w:r>
+        <w:rPr>
+          <w:rFonts w:ascii="Times New Roman" w:eastAsia="Times New Roman" w:hAnsi="Times New Roman" w:cs="Times New Roman"/>
+          <w:sz w:val="28"/>
+          <w:szCs w:val="28"/>
+        </w:rPr>
+        <w:t xml:space="preserve"> </w:t>
+      </w:r>
+      <w:r>
+        <w:rPr>
+          <w:rFonts w:ascii="Times New Roman" w:eastAsia="Times New Roman" w:hAnsi="Times New Roman" w:cs="Times New Roman"/>
+          <w:sz w:val="28"/>
+          <w:szCs w:val="28"/>
+        </w:rPr>
+        <w:t>на</w:t>
+      </w:r>
+      <w:r>
+        <w:rPr>
+          <w:rFonts w:ascii="Times New Roman" w:eastAsia="Times New Roman" w:hAnsi="Times New Roman" w:cs="Times New Roman"/>
+          <w:sz w:val="28"/>
+          <w:szCs w:val="28"/>
+        </w:rPr>
+        <w:t xml:space="preserve"> </w:t>
+      </w:r>
+      <w:r>
+        <w:rPr>
+          <w:rFonts w:ascii="Times New Roman" w:eastAsia="Times New Roman" w:hAnsi="Times New Roman" w:cs="Times New Roman"/>
+          <w:sz w:val="28"/>
+          <w:szCs w:val="28"/>
+        </w:rPr>
+        <w:t>то</w:t>
+      </w:r>
+      <w:r>
+        <w:rPr>
+          <w:rFonts w:ascii="Times New Roman" w:eastAsia="Times New Roman" w:hAnsi="Times New Roman" w:cs="Times New Roman"/>
+          <w:sz w:val="28"/>
+          <w:szCs w:val="28"/>
+        </w:rPr>
+        <w:t xml:space="preserve">, </w:t>
+      </w:r>
+      <w:r>
+        <w:rPr>
+          <w:rFonts w:ascii="Times New Roman" w:eastAsia="Times New Roman" w:hAnsi="Times New Roman" w:cs="Times New Roman"/>
+          <w:sz w:val="28"/>
+          <w:szCs w:val="28"/>
+        </w:rPr>
+        <w:t>что</w:t>
+      </w:r>
+      <w:r>
+        <w:rPr>
+          <w:rFonts w:ascii="Times New Roman" w:eastAsia="Times New Roman" w:hAnsi="Times New Roman" w:cs="Times New Roman"/>
+          <w:sz w:val="28"/>
+          <w:szCs w:val="28"/>
+        </w:rPr>
+        <w:t xml:space="preserve"> </w:t>
+      </w:r>
+      <w:r>
+        <w:rPr>
+          <w:rFonts w:ascii="Times New Roman" w:eastAsia="Times New Roman" w:hAnsi="Times New Roman" w:cs="Times New Roman"/>
+          <w:sz w:val="28"/>
+          <w:szCs w:val="28"/>
+        </w:rPr>
+        <w:t>поле</w:t>
+      </w:r>
+      <w:r>
+        <w:rPr>
+          <w:rFonts w:ascii="Times New Roman" w:eastAsia="Times New Roman" w:hAnsi="Times New Roman" w:cs="Times New Roman"/>
+          <w:sz w:val="28"/>
+          <w:szCs w:val="28"/>
+        </w:rPr>
+        <w:t xml:space="preserve"> </w:t>
+      </w:r>
+      <w:r>
+        <w:rPr>
+          <w:rFonts w:ascii="Times New Roman" w:eastAsia="Times New Roman" w:hAnsi="Times New Roman" w:cs="Times New Roman"/>
+          <w:sz w:val="28"/>
+          <w:szCs w:val="28"/>
+          <w:lang w:val="en-US"/>
+        </w:rPr>
+        <w:t>hypnotized</w:t>
+      </w:r>
+      <w:r>
+        <w:rPr>
+          <w:rFonts w:ascii="Times New Roman" w:eastAsia="Times New Roman" w:hAnsi="Times New Roman" w:cs="Times New Roman"/>
+          <w:sz w:val="28"/>
+          <w:szCs w:val="28"/>
+        </w:rPr>
+        <w:t xml:space="preserve"> </w:t>
+      </w:r>
+      <w:r>
+        <w:rPr>
+          <w:rFonts w:ascii="Times New Roman" w:eastAsia="Times New Roman" w:hAnsi="Times New Roman" w:cs="Times New Roman"/>
+          <w:sz w:val="28"/>
+          <w:szCs w:val="28"/>
+        </w:rPr>
+        <w:t>у</w:t>
+      </w:r>
+      <w:r>
+        <w:rPr>
+          <w:rFonts w:ascii="Times New Roman" w:eastAsia="Times New Roman" w:hAnsi="Times New Roman" w:cs="Times New Roman"/>
+          <w:sz w:val="28"/>
+          <w:szCs w:val="28"/>
+        </w:rPr>
+        <w:t xml:space="preserve"> </w:t>
+      </w:r>
+      <w:r>
+        <w:rPr>
+          <w:rFonts w:ascii="Times New Roman" w:eastAsia="Times New Roman" w:hAnsi="Times New Roman" w:cs="Times New Roman"/>
+          <w:sz w:val="28"/>
+          <w:szCs w:val="28"/>
+        </w:rPr>
+        <w:t xml:space="preserve">человека по дефолту не </w:t>
+      </w:r>
+      <w:r>
+        <w:rPr>
+          <w:rFonts w:ascii="Times New Roman" w:eastAsia="Times New Roman" w:hAnsi="Times New Roman" w:cs="Times New Roman"/>
+          <w:sz w:val="28"/>
+          <w:szCs w:val="28"/>
+          <w:lang w:val="en-US"/>
+        </w:rPr>
+        <w:t>True</w:t>
       </w:r>
     </w:p>
     <w:p>
@@ -7026,113 +7780,81 @@
           <w:szCs w:val="28"/>
         </w:rPr>
       </w:pPr>
+      <w:proofErr w:type="spellStart"/>
       <w:r>
         <w:rPr>
           <w:rFonts w:ascii="Times New Roman" w:eastAsia="Times New Roman" w:hAnsi="Times New Roman" w:cs="Times New Roman"/>
           <w:i/>
           <w:sz w:val="28"/>
           <w:szCs w:val="28"/>
-        </w:rPr>
-        <w:t>testSetHypnotized</w:t>
-      </w:r>
-      <w:r>
-        <w:rPr>
-          <w:rFonts w:ascii="Times New Roman" w:eastAsia="Times New Roman" w:hAnsi="Times New Roman" w:cs="Times New Roman"/>
-          <w:sz w:val="28"/>
-          <w:szCs w:val="28"/>
-        </w:rPr>
-        <w:t>: Проверяет, что метод setHypnotized корректно изменяет состояние персонажа.</w:t>
-      </w:r>
-    </w:p>
-    <w:p>
-      <w:pPr>
+          <w:lang w:val="en-US"/>
+        </w:rPr>
+        <w:t>personShouldBecomeHypnotyzed</w:t>
+      </w:r>
+      <w:proofErr w:type="spellEnd"/>
+      <w:r>
+        <w:rPr>
+          <w:rFonts w:ascii="Times New Roman" w:eastAsia="Times New Roman" w:hAnsi="Times New Roman" w:cs="Times New Roman"/>
+          <w:sz w:val="28"/>
+          <w:szCs w:val="28"/>
+        </w:rPr>
+        <w:t xml:space="preserve">: Проверяет, что метод </w:t>
+      </w:r>
+      <w:proofErr w:type="spellStart"/>
+      <w:r>
+        <w:rPr>
+          <w:rFonts w:ascii="Times New Roman" w:eastAsia="Times New Roman" w:hAnsi="Times New Roman" w:cs="Times New Roman"/>
+          <w:sz w:val="28"/>
+          <w:szCs w:val="28"/>
+        </w:rPr>
+        <w:t>setHypnotized</w:t>
+      </w:r>
+      <w:proofErr w:type="spellEnd"/>
+      <w:r>
+        <w:rPr>
+          <w:rFonts w:ascii="Times New Roman" w:eastAsia="Times New Roman" w:hAnsi="Times New Roman" w:cs="Times New Roman"/>
+          <w:sz w:val="28"/>
+          <w:szCs w:val="28"/>
+        </w:rPr>
+        <w:t xml:space="preserve"> корректно изменяет состояние персонажа.</w:t>
+      </w:r>
+    </w:p>
+    <w:p>
+      <w:pPr>
+        <w:rPr>
+          <w:rFonts w:ascii="Times New Roman" w:eastAsia="Times New Roman" w:hAnsi="Times New Roman" w:cs="Times New Roman"/>
+          <w:sz w:val="28"/>
+          <w:szCs w:val="28"/>
+        </w:rPr>
+      </w:pPr>
+      <w:r>
+        <w:rPr>
+          <w:rFonts w:ascii="Times New Roman" w:eastAsia="Times New Roman" w:hAnsi="Times New Roman" w:cs="Times New Roman"/>
+          <w:sz w:val="28"/>
+          <w:szCs w:val="28"/>
+        </w:rPr>
+        <w:t xml:space="preserve">Класс: </w:t>
+      </w:r>
+      <w:proofErr w:type="spellStart"/>
+      <w:r>
         <w:rPr>
           <w:rFonts w:ascii="Times New Roman" w:eastAsia="Times New Roman" w:hAnsi="Times New Roman" w:cs="Times New Roman"/>
           <w:b/>
           <w:sz w:val="28"/>
           <w:szCs w:val="28"/>
         </w:rPr>
-      </w:pPr>
-      <w:r>
-        <w:rPr>
-          <w:rFonts w:ascii="Times New Roman" w:eastAsia="Times New Roman" w:hAnsi="Times New Roman" w:cs="Times New Roman"/>
-          <w:sz w:val="28"/>
-          <w:szCs w:val="28"/>
-        </w:rPr>
-        <w:t xml:space="preserve">Класс: </w:t>
-      </w:r>
+        <w:t>Door</w:t>
+      </w:r>
+      <w:proofErr w:type="spellEnd"/>
       <w:r>
         <w:rPr>
           <w:rFonts w:ascii="Times New Roman" w:eastAsia="Times New Roman" w:hAnsi="Times New Roman" w:cs="Times New Roman"/>
           <w:b/>
           <w:sz w:val="28"/>
           <w:szCs w:val="28"/>
-        </w:rPr>
-        <w:t>SceneObject</w:t>
-      </w:r>
-    </w:p>
-    <w:p>
-      <w:pPr>
-        <w:numPr>
-          <w:ilvl w:val="0"/>
-          <w:numId w:val="8"/>
-        </w:numPr>
-        <w:rPr>
-          <w:rFonts w:ascii="Times New Roman" w:eastAsia="Times New Roman" w:hAnsi="Times New Roman" w:cs="Times New Roman"/>
-          <w:sz w:val="28"/>
-          <w:szCs w:val="28"/>
-        </w:rPr>
-      </w:pPr>
-      <w:r>
-        <w:rPr>
-          <w:rFonts w:ascii="Times New Roman" w:eastAsia="Times New Roman" w:hAnsi="Times New Roman" w:cs="Times New Roman"/>
-          <w:i/>
-          <w:sz w:val="28"/>
-          <w:szCs w:val="28"/>
-        </w:rPr>
-        <w:t>testSceneObjectCreation</w:t>
-      </w:r>
-      <w:r>
-        <w:rPr>
-          <w:rFonts w:ascii="Times New Roman" w:eastAsia="Times New Roman" w:hAnsi="Times New Roman" w:cs="Times New Roman"/>
-          <w:sz w:val="28"/>
-          <w:szCs w:val="28"/>
-        </w:rPr>
-        <w:t>: Проверяет корректность создания объекта SceneObject (имя объекта).</w:t>
-      </w:r>
-    </w:p>
-    <w:p>
-      <w:pPr>
-        <w:rPr>
-          <w:rFonts w:ascii="Times New Roman" w:eastAsia="Times New Roman" w:hAnsi="Times New Roman" w:cs="Times New Roman"/>
-          <w:sz w:val="28"/>
-          <w:szCs w:val="28"/>
-        </w:rPr>
-      </w:pPr>
-      <w:r>
-        <w:rPr>
-          <w:rFonts w:ascii="Times New Roman" w:eastAsia="Times New Roman" w:hAnsi="Times New Roman" w:cs="Times New Roman"/>
-          <w:sz w:val="28"/>
-          <w:szCs w:val="28"/>
-        </w:rPr>
-        <w:t xml:space="preserve">Класс: </w:t>
-      </w:r>
-      <w:r>
-        <w:rPr>
-          <w:rFonts w:ascii="Times New Roman" w:eastAsia="Times New Roman" w:hAnsi="Times New Roman" w:cs="Times New Roman"/>
-          <w:b/>
-          <w:sz w:val="28"/>
-          <w:szCs w:val="28"/>
-        </w:rPr>
-        <w:t>Door</w:t>
-      </w:r>
-      <w:r>
-        <w:rPr>
-          <w:rFonts w:ascii="Times New Roman" w:eastAsia="Times New Roman" w:hAnsi="Times New Roman" w:cs="Times New Roman"/>
-          <w:sz w:val="28"/>
-          <w:szCs w:val="28"/>
-        </w:rPr>
-        <w:t xml:space="preserve"> (наследует SceneObject и реализует Openable)</w:t>
+          <w:lang w:val="en-US"/>
+        </w:rPr>
+        <w:t>Test</w:t>
       </w:r>
     </w:p>
     <w:p>
@@ -7148,22 +7870,32 @@
           <w:szCs w:val="28"/>
         </w:rPr>
       </w:pPr>
-      <w:r>
-        <w:rPr>
-          <w:rFonts w:ascii="Times New Roman" w:eastAsia="Times New Roman" w:hAnsi="Times New Roman" w:cs="Times New Roman"/>
-          <w:i/>
-          <w:sz w:val="28"/>
-          <w:szCs w:val="28"/>
-        </w:rPr>
-        <w:t>testDoorCreation</w:t>
-      </w:r>
-      <w:r>
-        <w:rPr>
-          <w:rFonts w:ascii="Times New Roman" w:eastAsia="Times New Roman" w:hAnsi="Times New Roman" w:cs="Times New Roman"/>
-          <w:sz w:val="28"/>
-          <w:szCs w:val="28"/>
-        </w:rPr>
-        <w:t>: Проверяет корректность создания объекта Door (имя и начальное состояние).</w:t>
+      <w:proofErr w:type="spellStart"/>
+      <w:r>
+        <w:rPr>
+          <w:rFonts w:ascii="Times New Roman" w:eastAsia="Times New Roman" w:hAnsi="Times New Roman" w:cs="Times New Roman"/>
+          <w:sz w:val="28"/>
+          <w:szCs w:val="28"/>
+          <w:lang w:val="en-US"/>
+        </w:rPr>
+        <w:t>doorShouldBeClosedByDefault</w:t>
+      </w:r>
+      <w:proofErr w:type="spellEnd"/>
+      <w:r>
+        <w:rPr>
+          <w:rFonts w:ascii="Times New Roman" w:eastAsia="Times New Roman" w:hAnsi="Times New Roman" w:cs="Times New Roman"/>
+          <w:sz w:val="28"/>
+          <w:szCs w:val="28"/>
+        </w:rPr>
+        <w:t xml:space="preserve">: </w:t>
+      </w:r>
+      <w:r>
+        <w:rPr>
+          <w:rFonts w:ascii="Times New Roman" w:eastAsia="Times New Roman" w:hAnsi="Times New Roman" w:cs="Times New Roman"/>
+          <w:sz w:val="28"/>
+          <w:szCs w:val="28"/>
+        </w:rPr>
+        <w:t>Проверяет что дверь по дефолту закрыта</w:t>
       </w:r>
     </w:p>
     <w:p>
@@ -7179,22 +7911,59 @@
           <w:szCs w:val="28"/>
         </w:rPr>
       </w:pPr>
+      <w:proofErr w:type="spellStart"/>
       <w:r>
         <w:rPr>
           <w:rFonts w:ascii="Times New Roman" w:eastAsia="Times New Roman" w:hAnsi="Times New Roman" w:cs="Times New Roman"/>
           <w:i/>
           <w:sz w:val="28"/>
           <w:szCs w:val="28"/>
-        </w:rPr>
-        <w:t>testOpenDoor</w:t>
-      </w:r>
-      <w:r>
-        <w:rPr>
-          <w:rFonts w:ascii="Times New Roman" w:eastAsia="Times New Roman" w:hAnsi="Times New Roman" w:cs="Times New Roman"/>
-          <w:sz w:val="28"/>
-          <w:szCs w:val="28"/>
-        </w:rPr>
-        <w:t>: Проверяет, что метод open корректно открывает дверь.</w:t>
+          <w:lang w:val="en-US"/>
+        </w:rPr>
+        <w:t>doorSHouldOpenAfterOpenMethodCall</w:t>
+      </w:r>
+      <w:proofErr w:type="spellEnd"/>
+      <w:r>
+        <w:rPr>
+          <w:rFonts w:ascii="Times New Roman" w:eastAsia="Times New Roman" w:hAnsi="Times New Roman" w:cs="Times New Roman"/>
+          <w:sz w:val="28"/>
+          <w:szCs w:val="28"/>
+        </w:rPr>
+        <w:t xml:space="preserve">: Проверяет, что метод </w:t>
+      </w:r>
+      <w:proofErr w:type="spellStart"/>
+      <w:r>
+        <w:rPr>
+          <w:rFonts w:ascii="Times New Roman" w:eastAsia="Times New Roman" w:hAnsi="Times New Roman" w:cs="Times New Roman"/>
+          <w:sz w:val="28"/>
+          <w:szCs w:val="28"/>
+        </w:rPr>
+        <w:t>open</w:t>
+      </w:r>
+      <w:proofErr w:type="spellEnd"/>
+      <w:r>
+        <w:rPr>
+          <w:rFonts w:ascii="Times New Roman" w:eastAsia="Times New Roman" w:hAnsi="Times New Roman" w:cs="Times New Roman"/>
+          <w:sz w:val="28"/>
+          <w:szCs w:val="28"/>
+        </w:rPr>
+        <w:t xml:space="preserve"> корректно открывает дверь</w:t>
+      </w:r>
+      <w:r>
+        <w:rPr>
+          <w:rFonts w:ascii="Times New Roman" w:eastAsia="Times New Roman" w:hAnsi="Times New Roman" w:cs="Times New Roman"/>
+          <w:sz w:val="28"/>
+          <w:szCs w:val="28"/>
+        </w:rPr>
+        <w:t xml:space="preserve"> и изменяет состояние</w:t>
+      </w:r>
+      <w:r>
+        <w:rPr>
+          <w:rFonts w:ascii="Times New Roman" w:eastAsia="Times New Roman" w:hAnsi="Times New Roman" w:cs="Times New Roman"/>
+          <w:sz w:val="28"/>
+          <w:szCs w:val="28"/>
+        </w:rPr>
+        <w:t>.</w:t>
       </w:r>
     </w:p>
     <w:p>
@@ -7209,23 +7978,272 @@
           <w:szCs w:val="28"/>
         </w:rPr>
       </w:pPr>
+      <w:proofErr w:type="spellStart"/>
+      <w:r>
+        <w:rPr>
+          <w:rFonts w:ascii="Times New Roman" w:eastAsia="Times New Roman" w:hAnsi="Times New Roman" w:cs="Times New Roman"/>
+          <w:sz w:val="28"/>
+          <w:szCs w:val="28"/>
+          <w:lang w:val="en-US"/>
+        </w:rPr>
+        <w:t>repeatedOpenShouldKeepDoorOpen</w:t>
+      </w:r>
+      <w:proofErr w:type="spellEnd"/>
+      <w:r>
+        <w:rPr>
+          <w:rFonts w:ascii="Times New Roman" w:eastAsia="Times New Roman" w:hAnsi="Times New Roman" w:cs="Times New Roman"/>
+          <w:sz w:val="28"/>
+          <w:szCs w:val="28"/>
+        </w:rPr>
+        <w:t xml:space="preserve">:  </w:t>
+      </w:r>
+      <w:r>
+        <w:rPr>
+          <w:rFonts w:ascii="Times New Roman" w:eastAsia="Times New Roman" w:hAnsi="Times New Roman" w:cs="Times New Roman"/>
+          <w:sz w:val="28"/>
+          <w:szCs w:val="28"/>
+        </w:rPr>
+        <w:t xml:space="preserve">Проверяет, что повторный вызов метода </w:t>
+      </w:r>
+      <w:proofErr w:type="spellStart"/>
+      <w:r>
+        <w:rPr>
+          <w:rFonts w:ascii="Times New Roman" w:eastAsia="Times New Roman" w:hAnsi="Times New Roman" w:cs="Times New Roman"/>
+          <w:sz w:val="28"/>
+          <w:szCs w:val="28"/>
+        </w:rPr>
+        <w:t>open</w:t>
+      </w:r>
+      <w:proofErr w:type="spellEnd"/>
+      <w:r>
+        <w:rPr>
+          <w:rFonts w:ascii="Times New Roman" w:eastAsia="Times New Roman" w:hAnsi="Times New Roman" w:cs="Times New Roman"/>
+          <w:sz w:val="28"/>
+          <w:szCs w:val="28"/>
+        </w:rPr>
+        <w:t xml:space="preserve"> не изменяет состояние уже открытой двери.</w:t>
+      </w:r>
+    </w:p>
+    <w:p>
+      <w:pPr>
+        <w:rPr>
+          <w:rFonts w:ascii="Times New Roman" w:eastAsia="Times New Roman" w:hAnsi="Times New Roman" w:cs="Times New Roman"/>
+          <w:b/>
+          <w:sz w:val="28"/>
+          <w:szCs w:val="28"/>
+          <w:lang w:val="en-US"/>
+        </w:rPr>
+      </w:pPr>
+      <w:r>
+        <w:rPr>
+          <w:rFonts w:ascii="Times New Roman" w:eastAsia="Times New Roman" w:hAnsi="Times New Roman" w:cs="Times New Roman"/>
+          <w:sz w:val="28"/>
+          <w:szCs w:val="28"/>
+        </w:rPr>
+        <w:t xml:space="preserve">Класс: </w:t>
+      </w:r>
+      <w:proofErr w:type="spellStart"/>
+      <w:r>
+        <w:rPr>
+          <w:rFonts w:ascii="Times New Roman" w:eastAsia="Times New Roman" w:hAnsi="Times New Roman" w:cs="Times New Roman"/>
+          <w:b/>
+          <w:sz w:val="28"/>
+          <w:szCs w:val="28"/>
+          <w:lang w:val="en-US"/>
+        </w:rPr>
+        <w:t>AirborneRodentsTest</w:t>
+      </w:r>
+      <w:proofErr w:type="spellEnd"/>
+    </w:p>
+    <w:p>
+      <w:pPr>
+        <w:numPr>
+          <w:ilvl w:val="0"/>
+          <w:numId w:val="5"/>
+        </w:numPr>
+        <w:spacing w:after="0"/>
+        <w:rPr>
+          <w:rFonts w:ascii="Times New Roman" w:eastAsia="Times New Roman" w:hAnsi="Times New Roman" w:cs="Times New Roman"/>
+          <w:sz w:val="28"/>
+          <w:szCs w:val="28"/>
+        </w:rPr>
+      </w:pPr>
+      <w:proofErr w:type="spellStart"/>
       <w:r>
         <w:rPr>
           <w:rFonts w:ascii="Times New Roman" w:eastAsia="Times New Roman" w:hAnsi="Times New Roman" w:cs="Times New Roman"/>
           <w:i/>
           <w:sz w:val="28"/>
           <w:szCs w:val="28"/>
-        </w:rPr>
-        <w:t>testOpenAlreadyOpenDoor</w:t>
-      </w:r>
-      <w:r>
-        <w:rPr>
-          <w:rFonts w:ascii="Times New Roman" w:eastAsia="Times New Roman" w:hAnsi="Times New Roman" w:cs="Times New Roman"/>
-          <w:sz w:val="28"/>
-          <w:szCs w:val="28"/>
-        </w:rPr>
-        <w:t>: Проверяет, что повторный вызов метода open не изменяет состояние уже открытой двери.</w:t>
-      </w:r>
+          <w:lang w:val="en-US"/>
+        </w:rPr>
+        <w:t>rodentsShouldHypnotizePerson</w:t>
+      </w:r>
+      <w:proofErr w:type="spellEnd"/>
+      <w:r>
+        <w:rPr>
+          <w:rFonts w:ascii="Times New Roman" w:eastAsia="Times New Roman" w:hAnsi="Times New Roman" w:cs="Times New Roman"/>
+          <w:sz w:val="28"/>
+          <w:szCs w:val="28"/>
+        </w:rPr>
+        <w:t xml:space="preserve">: </w:t>
+      </w:r>
+      <w:r>
+        <w:rPr>
+          <w:rFonts w:ascii="Times New Roman" w:eastAsia="Times New Roman" w:hAnsi="Times New Roman" w:cs="Times New Roman"/>
+          <w:sz w:val="28"/>
+          <w:szCs w:val="28"/>
+        </w:rPr>
+        <w:t>Проверка</w:t>
+      </w:r>
+      <w:r>
+        <w:rPr>
+          <w:rFonts w:ascii="Times New Roman" w:eastAsia="Times New Roman" w:hAnsi="Times New Roman" w:cs="Times New Roman"/>
+          <w:sz w:val="28"/>
+          <w:szCs w:val="28"/>
+        </w:rPr>
+        <w:t xml:space="preserve"> </w:t>
+      </w:r>
+      <w:r>
+        <w:rPr>
+          <w:rFonts w:ascii="Times New Roman" w:eastAsia="Times New Roman" w:hAnsi="Times New Roman" w:cs="Times New Roman"/>
+          <w:sz w:val="28"/>
+          <w:szCs w:val="28"/>
+        </w:rPr>
+        <w:t>на</w:t>
+      </w:r>
+      <w:r>
+        <w:rPr>
+          <w:rFonts w:ascii="Times New Roman" w:eastAsia="Times New Roman" w:hAnsi="Times New Roman" w:cs="Times New Roman"/>
+          <w:sz w:val="28"/>
+          <w:szCs w:val="28"/>
+        </w:rPr>
+        <w:t xml:space="preserve"> </w:t>
+      </w:r>
+      <w:r>
+        <w:rPr>
+          <w:rFonts w:ascii="Times New Roman" w:eastAsia="Times New Roman" w:hAnsi="Times New Roman" w:cs="Times New Roman"/>
+          <w:sz w:val="28"/>
+          <w:szCs w:val="28"/>
+        </w:rPr>
+        <w:t>то</w:t>
+      </w:r>
+      <w:r>
+        <w:rPr>
+          <w:rFonts w:ascii="Times New Roman" w:eastAsia="Times New Roman" w:hAnsi="Times New Roman" w:cs="Times New Roman"/>
+          <w:sz w:val="28"/>
+          <w:szCs w:val="28"/>
+        </w:rPr>
+        <w:t xml:space="preserve">, </w:t>
+      </w:r>
+      <w:r>
+        <w:rPr>
+          <w:rFonts w:ascii="Times New Roman" w:eastAsia="Times New Roman" w:hAnsi="Times New Roman" w:cs="Times New Roman"/>
+          <w:sz w:val="28"/>
+          <w:szCs w:val="28"/>
+        </w:rPr>
+        <w:t>что</w:t>
+      </w:r>
+      <w:r>
+        <w:rPr>
+          <w:rFonts w:ascii="Times New Roman" w:eastAsia="Times New Roman" w:hAnsi="Times New Roman" w:cs="Times New Roman"/>
+          <w:sz w:val="28"/>
+          <w:szCs w:val="28"/>
+        </w:rPr>
+        <w:t xml:space="preserve"> </w:t>
+      </w:r>
+      <w:r>
+        <w:rPr>
+          <w:rFonts w:ascii="Times New Roman" w:eastAsia="Times New Roman" w:hAnsi="Times New Roman" w:cs="Times New Roman"/>
+          <w:sz w:val="28"/>
+          <w:szCs w:val="28"/>
+        </w:rPr>
+        <w:t>поле</w:t>
+      </w:r>
+      <w:r>
+        <w:rPr>
+          <w:rFonts w:ascii="Times New Roman" w:eastAsia="Times New Roman" w:hAnsi="Times New Roman" w:cs="Times New Roman"/>
+          <w:sz w:val="28"/>
+          <w:szCs w:val="28"/>
+        </w:rPr>
+        <w:t xml:space="preserve"> </w:t>
+      </w:r>
+      <w:r>
+        <w:rPr>
+          <w:rFonts w:ascii="Times New Roman" w:eastAsia="Times New Roman" w:hAnsi="Times New Roman" w:cs="Times New Roman"/>
+          <w:sz w:val="28"/>
+          <w:szCs w:val="28"/>
+          <w:lang w:val="en-US"/>
+        </w:rPr>
+        <w:t>hypnotized</w:t>
+      </w:r>
+      <w:r>
+        <w:rPr>
+          <w:rFonts w:ascii="Times New Roman" w:eastAsia="Times New Roman" w:hAnsi="Times New Roman" w:cs="Times New Roman"/>
+          <w:sz w:val="28"/>
+          <w:szCs w:val="28"/>
+        </w:rPr>
+        <w:t xml:space="preserve"> </w:t>
+      </w:r>
+      <w:r>
+        <w:rPr>
+          <w:rFonts w:ascii="Times New Roman" w:eastAsia="Times New Roman" w:hAnsi="Times New Roman" w:cs="Times New Roman"/>
+          <w:sz w:val="28"/>
+          <w:szCs w:val="28"/>
+        </w:rPr>
+        <w:t>у</w:t>
+      </w:r>
+      <w:r>
+        <w:rPr>
+          <w:rFonts w:ascii="Times New Roman" w:eastAsia="Times New Roman" w:hAnsi="Times New Roman" w:cs="Times New Roman"/>
+          <w:sz w:val="28"/>
+          <w:szCs w:val="28"/>
+        </w:rPr>
+        <w:t xml:space="preserve"> </w:t>
+      </w:r>
+      <w:r>
+        <w:rPr>
+          <w:rFonts w:ascii="Times New Roman" w:eastAsia="Times New Roman" w:hAnsi="Times New Roman" w:cs="Times New Roman"/>
+          <w:sz w:val="28"/>
+          <w:szCs w:val="28"/>
+        </w:rPr>
+        <w:t xml:space="preserve">человека </w:t>
+      </w:r>
+      <w:r>
+        <w:rPr>
+          <w:rFonts w:ascii="Times New Roman" w:eastAsia="Times New Roman" w:hAnsi="Times New Roman" w:cs="Times New Roman"/>
+          <w:sz w:val="28"/>
+          <w:szCs w:val="28"/>
+        </w:rPr>
+        <w:t xml:space="preserve">меняется на </w:t>
+      </w:r>
+      <w:r>
+        <w:rPr>
+          <w:rFonts w:ascii="Times New Roman" w:eastAsia="Times New Roman" w:hAnsi="Times New Roman" w:cs="Times New Roman"/>
+          <w:sz w:val="28"/>
+          <w:szCs w:val="28"/>
+          <w:lang w:val="en-US"/>
+        </w:rPr>
+        <w:t>True</w:t>
+      </w:r>
+      <w:r>
+        <w:rPr>
+          <w:rFonts w:ascii="Times New Roman" w:eastAsia="Times New Roman" w:hAnsi="Times New Roman" w:cs="Times New Roman"/>
+          <w:sz w:val="28"/>
+          <w:szCs w:val="28"/>
+        </w:rPr>
+        <w:t>, если его гипнотизировали грызуны</w:t>
+      </w:r>
+    </w:p>
+    <w:p>
+      <w:pPr>
+        <w:spacing w:after="0"/>
+        <w:rPr>
+          <w:rFonts w:ascii="Times New Roman" w:eastAsia="Times New Roman" w:hAnsi="Times New Roman" w:cs="Times New Roman"/>
+          <w:sz w:val="28"/>
+          <w:szCs w:val="28"/>
+        </w:rPr>
+      </w:pPr>
     </w:p>
     <w:p>
       <w:pPr>
@@ -7234,6 +8252,7 @@
           <w:b/>
           <w:sz w:val="28"/>
           <w:szCs w:val="28"/>
+          <w:lang w:val="en-US"/>
         </w:rPr>
       </w:pPr>
       <w:r>
@@ -7244,6 +8263,7 @@
         </w:rPr>
         <w:t xml:space="preserve">Класс: </w:t>
       </w:r>
+      <w:proofErr w:type="spellStart"/>
       <w:r>
         <w:rPr>
           <w:rFonts w:ascii="Times New Roman" w:eastAsia="Times New Roman" w:hAnsi="Times New Roman" w:cs="Times New Roman"/>
@@ -7251,7 +8271,18 @@
           <w:sz w:val="28"/>
           <w:szCs w:val="28"/>
         </w:rPr>
-        <w:t>GrabCommand</w:t>
+        <w:t>Grab</w:t>
+      </w:r>
+      <w:proofErr w:type="spellEnd"/>
+      <w:r>
+        <w:rPr>
+          <w:rFonts w:ascii="Times New Roman" w:eastAsia="Times New Roman" w:hAnsi="Times New Roman" w:cs="Times New Roman"/>
+          <w:b/>
+          <w:sz w:val="28"/>
+          <w:szCs w:val="28"/>
+          <w:lang w:val="en-US"/>
+        </w:rPr>
+        <w:t>Test</w:t>
       </w:r>
     </w:p>
     <w:p>
@@ -7266,22 +8297,61 @@
           <w:szCs w:val="28"/>
         </w:rPr>
       </w:pPr>
+      <w:proofErr w:type="spellStart"/>
       <w:r>
         <w:rPr>
           <w:rFonts w:ascii="Times New Roman" w:eastAsia="Times New Roman" w:hAnsi="Times New Roman" w:cs="Times New Roman"/>
           <w:i/>
           <w:sz w:val="28"/>
           <w:szCs w:val="28"/>
-        </w:rPr>
-        <w:t>testGrabCommandExecution</w:t>
-      </w:r>
-      <w:r>
-        <w:rPr>
-          <w:rFonts w:ascii="Times New Roman" w:eastAsia="Times New Roman" w:hAnsi="Times New Roman" w:cs="Times New Roman"/>
-          <w:sz w:val="28"/>
-          <w:szCs w:val="28"/>
-        </w:rPr>
-        <w:t>: Проверяет, что команда GrabCommand корректно выполняет действие и выводит ожидаемое сообщение.</w:t>
+          <w:lang w:val="en-US"/>
+        </w:rPr>
+        <w:t>execute</w:t>
+      </w:r>
+      <w:r>
+        <w:rPr>
+          <w:rFonts w:ascii="Times New Roman" w:eastAsia="Times New Roman" w:hAnsi="Times New Roman" w:cs="Times New Roman"/>
+          <w:i/>
+          <w:sz w:val="28"/>
+          <w:szCs w:val="28"/>
+          <w:lang w:val="en-US"/>
+        </w:rPr>
+        <w:t>ShouldRunWithoutException</w:t>
+      </w:r>
+      <w:proofErr w:type="spellEnd"/>
+      <w:r>
+        <w:rPr>
+          <w:rFonts w:ascii="Times New Roman" w:eastAsia="Times New Roman" w:hAnsi="Times New Roman" w:cs="Times New Roman"/>
+          <w:sz w:val="28"/>
+          <w:szCs w:val="28"/>
+        </w:rPr>
+        <w:t xml:space="preserve">: Проверяет, что команда </w:t>
+      </w:r>
+      <w:proofErr w:type="spellStart"/>
+      <w:r>
+        <w:rPr>
+          <w:rFonts w:ascii="Times New Roman" w:eastAsia="Times New Roman" w:hAnsi="Times New Roman" w:cs="Times New Roman"/>
+          <w:sz w:val="28"/>
+          <w:szCs w:val="28"/>
+        </w:rPr>
+        <w:t>Grab</w:t>
+      </w:r>
+      <w:proofErr w:type="spellEnd"/>
+      <w:r>
+        <w:rPr>
+          <w:rFonts w:ascii="Times New Roman" w:eastAsia="Times New Roman" w:hAnsi="Times New Roman" w:cs="Times New Roman"/>
+          <w:sz w:val="28"/>
+          <w:szCs w:val="28"/>
+        </w:rPr>
+        <w:t xml:space="preserve"> </w:t>
+      </w:r>
+      <w:r>
+        <w:rPr>
+          <w:rFonts w:ascii="Times New Roman" w:eastAsia="Times New Roman" w:hAnsi="Times New Roman" w:cs="Times New Roman"/>
+          <w:sz w:val="28"/>
+          <w:szCs w:val="28"/>
+        </w:rPr>
+        <w:t>корректно выполняет действие и выводит ожидаемое сообщение.</w:t>
       </w:r>
     </w:p>
     <w:p>
@@ -7291,6 +8361,7 @@
           <w:b/>
           <w:sz w:val="28"/>
           <w:szCs w:val="28"/>
+          <w:lang w:val="en-US"/>
         </w:rPr>
       </w:pPr>
       <w:r>
@@ -7308,7 +8379,17 @@
           <w:sz w:val="28"/>
           <w:szCs w:val="28"/>
         </w:rPr>
-        <w:t>PullCommand</w:t>
+        <w:t>Pull</w:t>
+      </w:r>
+      <w:r>
+        <w:rPr>
+          <w:rFonts w:ascii="Times New Roman" w:eastAsia="Times New Roman" w:hAnsi="Times New Roman" w:cs="Times New Roman"/>
+          <w:b/>
+          <w:sz w:val="28"/>
+          <w:szCs w:val="28"/>
+          <w:lang w:val="en-US"/>
+        </w:rPr>
+        <w:t>Test</w:t>
       </w:r>
     </w:p>
     <w:p>
@@ -7323,23 +8404,369 @@
           <w:szCs w:val="28"/>
         </w:rPr>
       </w:pPr>
+      <w:proofErr w:type="spellStart"/>
       <w:r>
         <w:rPr>
           <w:rFonts w:ascii="Times New Roman" w:eastAsia="Times New Roman" w:hAnsi="Times New Roman" w:cs="Times New Roman"/>
           <w:i/>
           <w:sz w:val="28"/>
           <w:szCs w:val="28"/>
-        </w:rPr>
-        <w:t>testPullCommandExecution</w:t>
-      </w:r>
-      <w:r>
-        <w:rPr>
-          <w:rFonts w:ascii="Times New Roman" w:eastAsia="Times New Roman" w:hAnsi="Times New Roman" w:cs="Times New Roman"/>
-          <w:sz w:val="28"/>
-          <w:szCs w:val="28"/>
-        </w:rPr>
-        <w:t>: Проверяет, что команда PullCommand корректно выполняет действие и выводит ожидаемое сообщение.</w:t>
-      </w:r>
+          <w:lang w:val="en-US"/>
+        </w:rPr>
+        <w:t>executeShouldRunWithoutExceptionForNormalTarget</w:t>
+      </w:r>
+      <w:proofErr w:type="spellEnd"/>
+      <w:r>
+        <w:rPr>
+          <w:rFonts w:ascii="Times New Roman" w:eastAsia="Times New Roman" w:hAnsi="Times New Roman" w:cs="Times New Roman"/>
+          <w:sz w:val="28"/>
+          <w:szCs w:val="28"/>
+        </w:rPr>
+        <w:t xml:space="preserve">: </w:t>
+      </w:r>
+      <w:r>
+        <w:rPr>
+          <w:rFonts w:ascii="Times New Roman" w:eastAsia="Times New Roman" w:hAnsi="Times New Roman" w:cs="Times New Roman"/>
+          <w:sz w:val="28"/>
+          <w:szCs w:val="28"/>
+        </w:rPr>
+        <w:t>Проверяет</w:t>
+      </w:r>
+      <w:r>
+        <w:rPr>
+          <w:rFonts w:ascii="Times New Roman" w:eastAsia="Times New Roman" w:hAnsi="Times New Roman" w:cs="Times New Roman"/>
+          <w:sz w:val="28"/>
+          <w:szCs w:val="28"/>
+        </w:rPr>
+        <w:t xml:space="preserve">, </w:t>
+      </w:r>
+      <w:r>
+        <w:rPr>
+          <w:rFonts w:ascii="Times New Roman" w:eastAsia="Times New Roman" w:hAnsi="Times New Roman" w:cs="Times New Roman"/>
+          <w:sz w:val="28"/>
+          <w:szCs w:val="28"/>
+        </w:rPr>
+        <w:t>что</w:t>
+      </w:r>
+      <w:r>
+        <w:rPr>
+          <w:rFonts w:ascii="Times New Roman" w:eastAsia="Times New Roman" w:hAnsi="Times New Roman" w:cs="Times New Roman"/>
+          <w:sz w:val="28"/>
+          <w:szCs w:val="28"/>
+        </w:rPr>
+        <w:t xml:space="preserve"> </w:t>
+      </w:r>
+      <w:r>
+        <w:rPr>
+          <w:rFonts w:ascii="Times New Roman" w:eastAsia="Times New Roman" w:hAnsi="Times New Roman" w:cs="Times New Roman"/>
+          <w:sz w:val="28"/>
+          <w:szCs w:val="28"/>
+        </w:rPr>
+        <w:t>команда</w:t>
+      </w:r>
+      <w:r>
+        <w:rPr>
+          <w:rFonts w:ascii="Times New Roman" w:eastAsia="Times New Roman" w:hAnsi="Times New Roman" w:cs="Times New Roman"/>
+          <w:sz w:val="28"/>
+          <w:szCs w:val="28"/>
+        </w:rPr>
+        <w:t xml:space="preserve"> </w:t>
+      </w:r>
+      <w:r>
+        <w:rPr>
+          <w:rFonts w:ascii="Times New Roman" w:eastAsia="Times New Roman" w:hAnsi="Times New Roman" w:cs="Times New Roman"/>
+          <w:sz w:val="28"/>
+          <w:szCs w:val="28"/>
+          <w:lang w:val="en-US"/>
+        </w:rPr>
+        <w:t>Pull</w:t>
+      </w:r>
+      <w:r>
+        <w:rPr>
+          <w:rFonts w:ascii="Times New Roman" w:eastAsia="Times New Roman" w:hAnsi="Times New Roman" w:cs="Times New Roman"/>
+          <w:sz w:val="28"/>
+          <w:szCs w:val="28"/>
+        </w:rPr>
+        <w:t xml:space="preserve"> </w:t>
+      </w:r>
+      <w:r>
+        <w:rPr>
+          <w:rFonts w:ascii="Times New Roman" w:eastAsia="Times New Roman" w:hAnsi="Times New Roman" w:cs="Times New Roman"/>
+          <w:sz w:val="28"/>
+          <w:szCs w:val="28"/>
+        </w:rPr>
+        <w:t>корректно</w:t>
+      </w:r>
+      <w:r>
+        <w:rPr>
+          <w:rFonts w:ascii="Times New Roman" w:eastAsia="Times New Roman" w:hAnsi="Times New Roman" w:cs="Times New Roman"/>
+          <w:sz w:val="28"/>
+          <w:szCs w:val="28"/>
+        </w:rPr>
+        <w:t xml:space="preserve"> </w:t>
+      </w:r>
+      <w:r>
+        <w:rPr>
+          <w:rFonts w:ascii="Times New Roman" w:eastAsia="Times New Roman" w:hAnsi="Times New Roman" w:cs="Times New Roman"/>
+          <w:sz w:val="28"/>
+          <w:szCs w:val="28"/>
+        </w:rPr>
+        <w:t>выполняет</w:t>
+      </w:r>
+      <w:r>
+        <w:rPr>
+          <w:rFonts w:ascii="Times New Roman" w:eastAsia="Times New Roman" w:hAnsi="Times New Roman" w:cs="Times New Roman"/>
+          <w:sz w:val="28"/>
+          <w:szCs w:val="28"/>
+        </w:rPr>
+        <w:t xml:space="preserve"> </w:t>
+      </w:r>
+      <w:r>
+        <w:rPr>
+          <w:rFonts w:ascii="Times New Roman" w:eastAsia="Times New Roman" w:hAnsi="Times New Roman" w:cs="Times New Roman"/>
+          <w:sz w:val="28"/>
+          <w:szCs w:val="28"/>
+        </w:rPr>
+        <w:t>действие</w:t>
+      </w:r>
+      <w:r>
+        <w:rPr>
+          <w:rFonts w:ascii="Times New Roman" w:eastAsia="Times New Roman" w:hAnsi="Times New Roman" w:cs="Times New Roman"/>
+          <w:sz w:val="28"/>
+          <w:szCs w:val="28"/>
+        </w:rPr>
+        <w:t xml:space="preserve"> </w:t>
+      </w:r>
+      <w:r>
+        <w:rPr>
+          <w:rFonts w:ascii="Times New Roman" w:eastAsia="Times New Roman" w:hAnsi="Times New Roman" w:cs="Times New Roman"/>
+          <w:sz w:val="28"/>
+          <w:szCs w:val="28"/>
+        </w:rPr>
+        <w:t xml:space="preserve">с целью без </w:t>
+      </w:r>
+      <w:proofErr w:type="spellStart"/>
+      <w:r>
+        <w:rPr>
+          <w:rFonts w:ascii="Times New Roman" w:eastAsia="Times New Roman" w:hAnsi="Times New Roman" w:cs="Times New Roman"/>
+          <w:sz w:val="28"/>
+          <w:szCs w:val="28"/>
+        </w:rPr>
+        <w:t>гиноза</w:t>
+      </w:r>
+      <w:proofErr w:type="spellEnd"/>
+      <w:r>
+        <w:rPr>
+          <w:rFonts w:ascii="Times New Roman" w:eastAsia="Times New Roman" w:hAnsi="Times New Roman" w:cs="Times New Roman"/>
+          <w:sz w:val="28"/>
+          <w:szCs w:val="28"/>
+        </w:rPr>
+        <w:t xml:space="preserve"> </w:t>
+      </w:r>
+      <w:r>
+        <w:rPr>
+          <w:rFonts w:ascii="Times New Roman" w:eastAsia="Times New Roman" w:hAnsi="Times New Roman" w:cs="Times New Roman"/>
+          <w:sz w:val="28"/>
+          <w:szCs w:val="28"/>
+        </w:rPr>
+        <w:t>и</w:t>
+      </w:r>
+      <w:r>
+        <w:rPr>
+          <w:rFonts w:ascii="Times New Roman" w:eastAsia="Times New Roman" w:hAnsi="Times New Roman" w:cs="Times New Roman"/>
+          <w:sz w:val="28"/>
+          <w:szCs w:val="28"/>
+        </w:rPr>
+        <w:t xml:space="preserve"> </w:t>
+      </w:r>
+      <w:r>
+        <w:rPr>
+          <w:rFonts w:ascii="Times New Roman" w:eastAsia="Times New Roman" w:hAnsi="Times New Roman" w:cs="Times New Roman"/>
+          <w:sz w:val="28"/>
+          <w:szCs w:val="28"/>
+        </w:rPr>
+        <w:t>выводит</w:t>
+      </w:r>
+      <w:r>
+        <w:rPr>
+          <w:rFonts w:ascii="Times New Roman" w:eastAsia="Times New Roman" w:hAnsi="Times New Roman" w:cs="Times New Roman"/>
+          <w:sz w:val="28"/>
+          <w:szCs w:val="28"/>
+        </w:rPr>
+        <w:t xml:space="preserve"> </w:t>
+      </w:r>
+      <w:r>
+        <w:rPr>
+          <w:rFonts w:ascii="Times New Roman" w:eastAsia="Times New Roman" w:hAnsi="Times New Roman" w:cs="Times New Roman"/>
+          <w:sz w:val="28"/>
+          <w:szCs w:val="28"/>
+        </w:rPr>
+        <w:t>ожидаемое</w:t>
+      </w:r>
+      <w:r>
+        <w:rPr>
+          <w:rFonts w:ascii="Times New Roman" w:eastAsia="Times New Roman" w:hAnsi="Times New Roman" w:cs="Times New Roman"/>
+          <w:sz w:val="28"/>
+          <w:szCs w:val="28"/>
+        </w:rPr>
+        <w:t xml:space="preserve"> </w:t>
+      </w:r>
+      <w:r>
+        <w:rPr>
+          <w:rFonts w:ascii="Times New Roman" w:eastAsia="Times New Roman" w:hAnsi="Times New Roman" w:cs="Times New Roman"/>
+          <w:sz w:val="28"/>
+          <w:szCs w:val="28"/>
+        </w:rPr>
+        <w:t>сообщение</w:t>
+      </w:r>
+      <w:r>
+        <w:rPr>
+          <w:rFonts w:ascii="Times New Roman" w:eastAsia="Times New Roman" w:hAnsi="Times New Roman" w:cs="Times New Roman"/>
+          <w:sz w:val="28"/>
+          <w:szCs w:val="28"/>
+        </w:rPr>
+        <w:t>.</w:t>
+      </w:r>
+    </w:p>
+    <w:p>
+      <w:pPr>
+        <w:numPr>
+          <w:ilvl w:val="0"/>
+          <w:numId w:val="14"/>
+        </w:numPr>
+        <w:rPr>
+          <w:rFonts w:ascii="Times New Roman" w:eastAsia="Times New Roman" w:hAnsi="Times New Roman" w:cs="Times New Roman"/>
+          <w:sz w:val="28"/>
+          <w:szCs w:val="28"/>
+        </w:rPr>
+      </w:pPr>
+      <w:proofErr w:type="spellStart"/>
+      <w:r>
+        <w:rPr>
+          <w:rFonts w:ascii="Times New Roman" w:eastAsia="Times New Roman" w:hAnsi="Times New Roman" w:cs="Times New Roman"/>
+          <w:i/>
+          <w:sz w:val="28"/>
+          <w:szCs w:val="28"/>
+          <w:lang w:val="en-US"/>
+        </w:rPr>
+        <w:t>pullShouldPrintCantMoveMessageWhenPersonIsHypnotized</w:t>
+      </w:r>
+      <w:proofErr w:type="spellEnd"/>
+      <w:r>
+        <w:rPr>
+          <w:rFonts w:ascii="Times New Roman" w:eastAsia="Times New Roman" w:hAnsi="Times New Roman" w:cs="Times New Roman"/>
+          <w:sz w:val="28"/>
+          <w:szCs w:val="28"/>
+        </w:rPr>
+        <w:t xml:space="preserve">: </w:t>
+      </w:r>
+      <w:r>
+        <w:rPr>
+          <w:rFonts w:ascii="Times New Roman" w:eastAsia="Times New Roman" w:hAnsi="Times New Roman" w:cs="Times New Roman"/>
+          <w:sz w:val="28"/>
+          <w:szCs w:val="28"/>
+        </w:rPr>
+        <w:t>Проверяет</w:t>
+      </w:r>
+      <w:r>
+        <w:rPr>
+          <w:rFonts w:ascii="Times New Roman" w:eastAsia="Times New Roman" w:hAnsi="Times New Roman" w:cs="Times New Roman"/>
+          <w:sz w:val="28"/>
+          <w:szCs w:val="28"/>
+        </w:rPr>
+        <w:t xml:space="preserve">, </w:t>
+      </w:r>
+      <w:r>
+        <w:rPr>
+          <w:rFonts w:ascii="Times New Roman" w:eastAsia="Times New Roman" w:hAnsi="Times New Roman" w:cs="Times New Roman"/>
+          <w:sz w:val="28"/>
+          <w:szCs w:val="28"/>
+        </w:rPr>
+        <w:t>что</w:t>
+      </w:r>
+      <w:r>
+        <w:rPr>
+          <w:rFonts w:ascii="Times New Roman" w:eastAsia="Times New Roman" w:hAnsi="Times New Roman" w:cs="Times New Roman"/>
+          <w:sz w:val="28"/>
+          <w:szCs w:val="28"/>
+        </w:rPr>
+        <w:t xml:space="preserve"> </w:t>
+      </w:r>
+      <w:r>
+        <w:rPr>
+          <w:rFonts w:ascii="Times New Roman" w:eastAsia="Times New Roman" w:hAnsi="Times New Roman" w:cs="Times New Roman"/>
+          <w:sz w:val="28"/>
+          <w:szCs w:val="28"/>
+        </w:rPr>
+        <w:t>команда</w:t>
+      </w:r>
+      <w:r>
+        <w:rPr>
+          <w:rFonts w:ascii="Times New Roman" w:eastAsia="Times New Roman" w:hAnsi="Times New Roman" w:cs="Times New Roman"/>
+          <w:sz w:val="28"/>
+          <w:szCs w:val="28"/>
+        </w:rPr>
+        <w:t xml:space="preserve"> </w:t>
+      </w:r>
+      <w:r>
+        <w:rPr>
+          <w:rFonts w:ascii="Times New Roman" w:eastAsia="Times New Roman" w:hAnsi="Times New Roman" w:cs="Times New Roman"/>
+          <w:sz w:val="28"/>
+          <w:szCs w:val="28"/>
+          <w:lang w:val="en-US"/>
+        </w:rPr>
+        <w:t>Pull</w:t>
+      </w:r>
+      <w:r>
+        <w:rPr>
+          <w:rFonts w:ascii="Times New Roman" w:eastAsia="Times New Roman" w:hAnsi="Times New Roman" w:cs="Times New Roman"/>
+          <w:sz w:val="28"/>
+          <w:szCs w:val="28"/>
+        </w:rPr>
+        <w:t xml:space="preserve"> </w:t>
+      </w:r>
+      <w:r>
+        <w:rPr>
+          <w:rFonts w:ascii="Times New Roman" w:eastAsia="Times New Roman" w:hAnsi="Times New Roman" w:cs="Times New Roman"/>
+          <w:sz w:val="28"/>
+          <w:szCs w:val="28"/>
+        </w:rPr>
+        <w:t>корректно</w:t>
+      </w:r>
+      <w:r>
+        <w:rPr>
+          <w:rFonts w:ascii="Times New Roman" w:eastAsia="Times New Roman" w:hAnsi="Times New Roman" w:cs="Times New Roman"/>
+          <w:sz w:val="28"/>
+          <w:szCs w:val="28"/>
+        </w:rPr>
+        <w:t xml:space="preserve"> </w:t>
+      </w:r>
+      <w:r>
+        <w:rPr>
+          <w:rFonts w:ascii="Times New Roman" w:eastAsia="Times New Roman" w:hAnsi="Times New Roman" w:cs="Times New Roman"/>
+          <w:sz w:val="28"/>
+          <w:szCs w:val="28"/>
+        </w:rPr>
+        <w:t>выдает ошибку если персонаж который пытается тянуть – загипнотизирован</w:t>
+      </w:r>
+      <w:r>
+        <w:rPr>
+          <w:rFonts w:ascii="Times New Roman" w:eastAsia="Times New Roman" w:hAnsi="Times New Roman" w:cs="Times New Roman"/>
+          <w:sz w:val="28"/>
+          <w:szCs w:val="28"/>
+        </w:rPr>
+        <w:t>.</w:t>
+      </w:r>
+    </w:p>
+    <w:p>
+      <w:pPr>
+        <w:ind w:left="360"/>
+        <w:rPr>
+          <w:rFonts w:ascii="Times New Roman" w:eastAsia="Times New Roman" w:hAnsi="Times New Roman" w:cs="Times New Roman"/>
+          <w:sz w:val="28"/>
+          <w:szCs w:val="28"/>
+        </w:rPr>
+      </w:pPr>
     </w:p>
     <w:p>
       <w:pPr>
@@ -7348,6 +8775,7 @@
           <w:b/>
           <w:sz w:val="28"/>
           <w:szCs w:val="28"/>
+          <w:lang w:val="en-US"/>
         </w:rPr>
       </w:pPr>
       <w:r>
@@ -7365,7 +8793,17 @@
           <w:sz w:val="28"/>
           <w:szCs w:val="28"/>
         </w:rPr>
-        <w:t>OpenCommand</w:t>
+        <w:t>Open</w:t>
+      </w:r>
+      <w:r>
+        <w:rPr>
+          <w:rFonts w:ascii="Times New Roman" w:eastAsia="Times New Roman" w:hAnsi="Times New Roman" w:cs="Times New Roman"/>
+          <w:b/>
+          <w:sz w:val="28"/>
+          <w:szCs w:val="28"/>
+          <w:lang w:val="en-US"/>
+        </w:rPr>
+        <w:t>Test</w:t>
       </w:r>
     </w:p>
     <w:p>
@@ -7381,80 +8819,82 @@
           <w:szCs w:val="28"/>
         </w:rPr>
       </w:pPr>
+      <w:proofErr w:type="spellStart"/>
       <w:r>
         <w:rPr>
           <w:rFonts w:ascii="Times New Roman" w:eastAsia="Times New Roman" w:hAnsi="Times New Roman" w:cs="Times New Roman"/>
           <w:i/>
           <w:sz w:val="28"/>
           <w:szCs w:val="28"/>
+          <w:lang w:val="en-US"/>
+        </w:rPr>
+        <w:t>executeShouldOpenDoor</w:t>
+      </w:r>
+      <w:proofErr w:type="spellEnd"/>
+      <w:r>
+        <w:rPr>
+          <w:rFonts w:ascii="Times New Roman" w:eastAsia="Times New Roman" w:hAnsi="Times New Roman" w:cs="Times New Roman"/>
+          <w:sz w:val="28"/>
+          <w:szCs w:val="28"/>
+        </w:rPr>
+        <w:t xml:space="preserve">: Проверяет, что команда Open корректно открывает </w:t>
+      </w:r>
+      <w:r>
+        <w:rPr>
+          <w:rFonts w:ascii="Times New Roman" w:eastAsia="Times New Roman" w:hAnsi="Times New Roman" w:cs="Times New Roman"/>
+          <w:sz w:val="28"/>
+          <w:szCs w:val="28"/>
+        </w:rPr>
+        <w:t>дверь</w:t>
+      </w:r>
+      <w:r>
+        <w:rPr>
+          <w:rFonts w:ascii="Times New Roman" w:eastAsia="Times New Roman" w:hAnsi="Times New Roman" w:cs="Times New Roman"/>
+          <w:sz w:val="28"/>
+          <w:szCs w:val="28"/>
+        </w:rPr>
+        <w:t>.</w:t>
+      </w:r>
+    </w:p>
+    <w:p>
+      <w:pPr>
+        <w:rPr>
+          <w:rFonts w:ascii="Times New Roman" w:eastAsia="Times New Roman" w:hAnsi="Times New Roman" w:cs="Times New Roman"/>
+          <w:b/>
+          <w:sz w:val="28"/>
+          <w:szCs w:val="28"/>
+          <w:lang w:val="en-US"/>
+        </w:rPr>
+      </w:pPr>
+      <w:r>
+        <w:rPr>
+          <w:rFonts w:ascii="Times New Roman" w:eastAsia="Times New Roman" w:hAnsi="Times New Roman" w:cs="Times New Roman"/>
+          <w:sz w:val="28"/>
+          <w:szCs w:val="28"/>
         </w:rPr>
         <w:lastRenderedPageBreak/>
-        <w:t>testOpenCommandExecution</w:t>
-      </w:r>
-      <w:r>
-        <w:rPr>
-          <w:rFonts w:ascii="Times New Roman" w:eastAsia="Times New Roman" w:hAnsi="Times New Roman" w:cs="Times New Roman"/>
-          <w:sz w:val="28"/>
-          <w:szCs w:val="28"/>
-        </w:rPr>
-        <w:t>: Проверяет, что команда OpenCommand корректно открывает объект, реализующий интерфейс Openable, и выводит ожидаемое сообщение.</w:t>
-      </w:r>
-    </w:p>
-    <w:p>
-      <w:pPr>
-        <w:numPr>
-          <w:ilvl w:val="0"/>
-          <w:numId w:val="23"/>
-        </w:numPr>
-        <w:rPr>
-          <w:rFonts w:ascii="Times New Roman" w:eastAsia="Times New Roman" w:hAnsi="Times New Roman" w:cs="Times New Roman"/>
-          <w:sz w:val="28"/>
-          <w:szCs w:val="28"/>
-        </w:rPr>
-      </w:pPr>
-      <w:r>
-        <w:rPr>
-          <w:rFonts w:ascii="Times New Roman" w:eastAsia="Times New Roman" w:hAnsi="Times New Roman" w:cs="Times New Roman"/>
-          <w:i/>
-          <w:sz w:val="28"/>
-          <w:szCs w:val="28"/>
-        </w:rPr>
-        <w:t>testOpenNonOpenableObject</w:t>
-      </w:r>
-      <w:r>
-        <w:rPr>
-          <w:rFonts w:ascii="Times New Roman" w:eastAsia="Times New Roman" w:hAnsi="Times New Roman" w:cs="Times New Roman"/>
-          <w:sz w:val="28"/>
-          <w:szCs w:val="28"/>
-        </w:rPr>
-        <w:t>: Проверяет, что команда OpenCommand корректно обрабатывает попытку открыть объект, который не реализует интерфейс Openable.</w:t>
-      </w:r>
-    </w:p>
-    <w:p>
-      <w:pPr>
+        <w:t xml:space="preserve">Класс: </w:t>
+      </w:r>
+      <w:proofErr w:type="spellStart"/>
+      <w:r>
         <w:rPr>
           <w:rFonts w:ascii="Times New Roman" w:eastAsia="Times New Roman" w:hAnsi="Times New Roman" w:cs="Times New Roman"/>
           <w:b/>
           <w:sz w:val="28"/>
           <w:szCs w:val="28"/>
         </w:rPr>
-      </w:pPr>
-      <w:r>
-        <w:rPr>
-          <w:rFonts w:ascii="Times New Roman" w:eastAsia="Times New Roman" w:hAnsi="Times New Roman" w:cs="Times New Roman"/>
-          <w:sz w:val="28"/>
-          <w:szCs w:val="28"/>
-        </w:rPr>
-        <w:t xml:space="preserve">Класс: </w:t>
-      </w:r>
+        <w:t>Hypnotize</w:t>
+      </w:r>
+      <w:proofErr w:type="spellEnd"/>
       <w:r>
         <w:rPr>
           <w:rFonts w:ascii="Times New Roman" w:eastAsia="Times New Roman" w:hAnsi="Times New Roman" w:cs="Times New Roman"/>
           <w:b/>
           <w:sz w:val="28"/>
           <w:szCs w:val="28"/>
-        </w:rPr>
-        <w:t>HypnotizeCommand</w:t>
+          <w:lang w:val="en-US"/>
+        </w:rPr>
+        <w:t>Test</w:t>
       </w:r>
     </w:p>
     <w:p>
@@ -7469,22 +8909,43 @@
           <w:szCs w:val="28"/>
         </w:rPr>
       </w:pPr>
+      <w:proofErr w:type="spellStart"/>
       <w:r>
         <w:rPr>
           <w:rFonts w:ascii="Times New Roman" w:eastAsia="Times New Roman" w:hAnsi="Times New Roman" w:cs="Times New Roman"/>
           <w:i/>
           <w:sz w:val="28"/>
           <w:szCs w:val="28"/>
-        </w:rPr>
-        <w:t>testHypnotizeCommandExecution</w:t>
-      </w:r>
-      <w:r>
-        <w:rPr>
-          <w:rFonts w:ascii="Times New Roman" w:eastAsia="Times New Roman" w:hAnsi="Times New Roman" w:cs="Times New Roman"/>
-          <w:sz w:val="28"/>
-          <w:szCs w:val="28"/>
-        </w:rPr>
-        <w:t>: Проверяет, что команда HypnotizeCommand корректно изменяет состояние персонажа и выводит ожидаемое сообщение.</w:t>
+          <w:lang w:val="en-US"/>
+        </w:rPr>
+        <w:t>executeShouldHypnotizeTargetPerson</w:t>
+      </w:r>
+      <w:proofErr w:type="spellEnd"/>
+      <w:r>
+        <w:rPr>
+          <w:rFonts w:ascii="Times New Roman" w:eastAsia="Times New Roman" w:hAnsi="Times New Roman" w:cs="Times New Roman"/>
+          <w:sz w:val="28"/>
+          <w:szCs w:val="28"/>
+        </w:rPr>
+        <w:t xml:space="preserve">: Проверяет, что команда </w:t>
+      </w:r>
+      <w:proofErr w:type="spellStart"/>
+      <w:r>
+        <w:rPr>
+          <w:rFonts w:ascii="Times New Roman" w:eastAsia="Times New Roman" w:hAnsi="Times New Roman" w:cs="Times New Roman"/>
+          <w:sz w:val="28"/>
+          <w:szCs w:val="28"/>
+        </w:rPr>
+        <w:t>Hypnotize</w:t>
+      </w:r>
+      <w:proofErr w:type="spellEnd"/>
+      <w:r>
+        <w:rPr>
+          <w:rFonts w:ascii="Times New Roman" w:eastAsia="Times New Roman" w:hAnsi="Times New Roman" w:cs="Times New Roman"/>
+          <w:sz w:val="28"/>
+          <w:szCs w:val="28"/>
+        </w:rPr>
+        <w:t xml:space="preserve"> корректно изменяет состояние персонажа.</w:t>
       </w:r>
     </w:p>
     <w:p>
@@ -7494,6 +8955,7 @@
           <w:b/>
           <w:sz w:val="28"/>
           <w:szCs w:val="28"/>
+          <w:lang w:val="en-US"/>
         </w:rPr>
       </w:pPr>
       <w:r>
@@ -7504,6 +8966,7 @@
         </w:rPr>
         <w:t xml:space="preserve">Класс: </w:t>
       </w:r>
+      <w:proofErr w:type="spellStart"/>
       <w:r>
         <w:rPr>
           <w:rFonts w:ascii="Times New Roman" w:eastAsia="Times New Roman" w:hAnsi="Times New Roman" w:cs="Times New Roman"/>
@@ -7512,6 +8975,17 @@
           <w:szCs w:val="28"/>
         </w:rPr>
         <w:t>Scenario</w:t>
+      </w:r>
+      <w:proofErr w:type="spellEnd"/>
+      <w:r>
+        <w:rPr>
+          <w:rFonts w:ascii="Times New Roman" w:eastAsia="Times New Roman" w:hAnsi="Times New Roman" w:cs="Times New Roman"/>
+          <w:b/>
+          <w:sz w:val="28"/>
+          <w:szCs w:val="28"/>
+          <w:lang w:val="en-US"/>
+        </w:rPr>
+        <w:t>Test</w:t>
       </w:r>
     </w:p>
     <w:p>
@@ -7526,15 +9000,18 @@
           <w:szCs w:val="28"/>
         </w:rPr>
       </w:pPr>
+      <w:proofErr w:type="spellStart"/>
       <w:r>
         <w:rPr>
           <w:rFonts w:ascii="Times New Roman" w:eastAsia="Times New Roman" w:hAnsi="Times New Roman" w:cs="Times New Roman"/>
           <w:i/>
           <w:sz w:val="28"/>
           <w:szCs w:val="28"/>
-        </w:rPr>
-        <w:t>testScenarioExecution</w:t>
-      </w:r>
+          <w:lang w:val="en-US"/>
+        </w:rPr>
+        <w:t>scenarioShouldExecuteAllCommandInSequence</w:t>
+      </w:r>
+      <w:proofErr w:type="spellEnd"/>
       <w:r>
         <w:rPr>
           <w:rFonts w:ascii="Times New Roman" w:eastAsia="Times New Roman" w:hAnsi="Times New Roman" w:cs="Times New Roman"/>
@@ -7558,33 +9035,16 @@
           <w:sz w:val="28"/>
           <w:szCs w:val="28"/>
         </w:rPr>
-        <w:t>После написания тестов, реализуем собственно сами классы в соответствии с TDD.</w:t>
-      </w:r>
-    </w:p>
-    <w:p>
-      <w:pPr>
-        <w:rPr>
-          <w:rFonts w:ascii="Times New Roman" w:eastAsia="Times New Roman" w:hAnsi="Times New Roman" w:cs="Times New Roman"/>
-          <w:sz w:val="28"/>
-          <w:szCs w:val="28"/>
-        </w:rPr>
-      </w:pPr>
-    </w:p>
-    <w:p>
-      <w:pPr>
-        <w:rPr>
-          <w:rFonts w:ascii="Times New Roman" w:eastAsia="Times New Roman" w:hAnsi="Times New Roman" w:cs="Times New Roman"/>
-          <w:sz w:val="28"/>
-          <w:szCs w:val="28"/>
-        </w:rPr>
-      </w:pPr>
-      <w:r>
-        <w:rPr>
-          <w:rFonts w:ascii="Times New Roman" w:eastAsia="Times New Roman" w:hAnsi="Times New Roman" w:cs="Times New Roman"/>
-          <w:sz w:val="28"/>
-          <w:szCs w:val="28"/>
-        </w:rPr>
-        <w:t>Как мы можем видеть, все работает корректно:</w:t>
+        <w:t>Результаты тестирования</w:t>
+      </w:r>
+      <w:r>
+        <w:rPr>
+          <w:rFonts w:ascii="Times New Roman" w:eastAsia="Times New Roman" w:hAnsi="Times New Roman" w:cs="Times New Roman"/>
+          <w:sz w:val="28"/>
+          <w:szCs w:val="28"/>
+          <w:lang w:val="en-US"/>
+        </w:rPr>
+        <w:t>:</w:t>
       </w:r>
     </w:p>
     <w:p>
@@ -7603,21 +9063,22 @@
           <w:szCs w:val="28"/>
         </w:rPr>
         <w:drawing>
-          <wp:inline distT="114300" distB="114300" distL="114300" distR="114300" wp14:anchorId="1C492A0C" wp14:editId="3DDEE101">
-            <wp:extent cx="5939480" cy="2489200"/>
-            <wp:effectExtent l="0" t="0" r="0" b="0"/>
-            <wp:docPr id="1" name="image8.png"/>
-            <wp:cNvGraphicFramePr/>
+          <wp:inline distT="0" distB="0" distL="0" distR="0" wp14:anchorId="312BE03E" wp14:editId="3FD9EE0E">
+            <wp:extent cx="5939790" cy="1736090"/>
+            <wp:effectExtent l="0" t="0" r="3810" b="3810"/>
+            <wp:docPr id="487997794" name="Рисунок 1" descr="Изображение выглядит как текст, программное обеспечение, снимок экрана&#10;&#10;Содержимое, созданное искусственным интеллектом, может быть неверным."/>
+            <wp:cNvGraphicFramePr>
+              <a:graphicFrameLocks xmlns:a="http://schemas.openxmlformats.org/drawingml/2006/main" noChangeAspect="1"/>
+            </wp:cNvGraphicFramePr>
             <a:graphic xmlns:a="http://schemas.openxmlformats.org/drawingml/2006/main">
               <a:graphicData uri="http://schemas.openxmlformats.org/drawingml/2006/picture">
                 <pic:pic xmlns:pic="http://schemas.openxmlformats.org/drawingml/2006/picture">
                   <pic:nvPicPr>
-                    <pic:cNvPr id="0" name="image8.png"/>
-                    <pic:cNvPicPr preferRelativeResize="0"/>
+                    <pic:cNvPr id="487997794" name="Рисунок 1" descr="Изображение выглядит как текст, программное обеспечение, снимок экрана&#10;&#10;Содержимое, созданное искусственным интеллектом, может быть неверным."/>
+                    <pic:cNvPicPr/>
                   </pic:nvPicPr>
                   <pic:blipFill>
-                    <a:blip r:embed="rId15"/>
-                    <a:srcRect/>
+                    <a:blip r:embed="rId14"/>
                     <a:stretch>
                       <a:fillRect/>
                     </a:stretch>
@@ -7625,12 +9086,11 @@
                   <pic:spPr>
                     <a:xfrm>
                       <a:off x="0" y="0"/>
-                      <a:ext cx="5939480" cy="2489200"/>
+                      <a:ext cx="5939790" cy="1736090"/>
                     </a:xfrm>
                     <a:prstGeom prst="rect">
                       <a:avLst/>
                     </a:prstGeom>
-                    <a:ln/>
                   </pic:spPr>
                 </pic:pic>
               </a:graphicData>
@@ -7667,40 +9127,131 @@
           <w:rFonts w:ascii="Times New Roman" w:eastAsia="Times New Roman" w:hAnsi="Times New Roman" w:cs="Times New Roman"/>
           <w:sz w:val="28"/>
           <w:szCs w:val="28"/>
-        </w:rPr>
-      </w:pPr>
-    </w:p>
-    <w:p>
-      <w:pPr>
-        <w:rPr>
-          <w:rFonts w:ascii="Times New Roman" w:eastAsia="Times New Roman" w:hAnsi="Times New Roman" w:cs="Times New Roman"/>
-          <w:sz w:val="28"/>
-          <w:szCs w:val="28"/>
-        </w:rPr>
-      </w:pPr>
-      <w:r>
-        <w:rPr>
-          <w:rFonts w:ascii="Times New Roman" w:eastAsia="Times New Roman" w:hAnsi="Times New Roman" w:cs="Times New Roman"/>
-          <w:noProof/>
+          <w:lang w:val="en-US"/>
+        </w:rPr>
+      </w:pPr>
+    </w:p>
+    <w:p>
+      <w:pPr>
+        <w:rPr>
+          <w:rFonts w:ascii="Times New Roman" w:eastAsia="Times New Roman" w:hAnsi="Times New Roman" w:cs="Times New Roman"/>
+          <w:sz w:val="28"/>
+          <w:szCs w:val="28"/>
+        </w:rPr>
+      </w:pPr>
+      <w:r>
+        <w:rPr>
+          <w:rFonts w:ascii="Times New Roman" w:eastAsia="Times New Roman" w:hAnsi="Times New Roman" w:cs="Times New Roman"/>
+          <w:sz w:val="28"/>
+          <w:szCs w:val="28"/>
+        </w:rPr>
+        <w:t>В итоговом покрытии – покрытие не 100</w:t>
+      </w:r>
+      <w:r>
+        <w:rPr>
+          <w:rFonts w:ascii="Times New Roman" w:eastAsia="Times New Roman" w:hAnsi="Times New Roman" w:cs="Times New Roman"/>
+          <w:sz w:val="28"/>
+          <w:szCs w:val="28"/>
+        </w:rPr>
+        <w:t xml:space="preserve">% </w:t>
+      </w:r>
+      <w:r>
+        <w:rPr>
+          <w:rFonts w:ascii="Times New Roman" w:eastAsia="Times New Roman" w:hAnsi="Times New Roman" w:cs="Times New Roman"/>
+          <w:sz w:val="28"/>
+          <w:szCs w:val="28"/>
+        </w:rPr>
+        <w:t xml:space="preserve">так как есть файл </w:t>
+      </w:r>
+      <w:r>
+        <w:rPr>
+          <w:rFonts w:ascii="Times New Roman" w:eastAsia="Times New Roman" w:hAnsi="Times New Roman" w:cs="Times New Roman"/>
+          <w:sz w:val="28"/>
+          <w:szCs w:val="28"/>
+          <w:lang w:val="en-US"/>
+        </w:rPr>
+        <w:t>App</w:t>
+      </w:r>
+      <w:r>
+        <w:rPr>
+          <w:rFonts w:ascii="Times New Roman" w:eastAsia="Times New Roman" w:hAnsi="Times New Roman" w:cs="Times New Roman"/>
+          <w:sz w:val="28"/>
+          <w:szCs w:val="28"/>
+        </w:rPr>
+        <w:t xml:space="preserve"> </w:t>
+      </w:r>
+      <w:r>
+        <w:rPr>
+          <w:rFonts w:ascii="Times New Roman" w:eastAsia="Times New Roman" w:hAnsi="Times New Roman" w:cs="Times New Roman"/>
+          <w:sz w:val="28"/>
+          <w:szCs w:val="28"/>
+        </w:rPr>
+        <w:t>который просто является точкой запуска приложения</w:t>
+      </w:r>
+      <w:r>
+        <w:rPr>
+          <w:rFonts w:ascii="Times New Roman" w:eastAsia="Times New Roman" w:hAnsi="Times New Roman" w:cs="Times New Roman"/>
+          <w:sz w:val="28"/>
+          <w:szCs w:val="28"/>
+        </w:rPr>
+        <w:t xml:space="preserve">, </w:t>
+      </w:r>
+      <w:r>
+        <w:rPr>
+          <w:rFonts w:ascii="Times New Roman" w:eastAsia="Times New Roman" w:hAnsi="Times New Roman" w:cs="Times New Roman"/>
+          <w:sz w:val="28"/>
+          <w:szCs w:val="28"/>
+        </w:rPr>
+        <w:t>поэтому там нет смысла покрывать какой – либо код</w:t>
+      </w:r>
+      <w:r>
+        <w:rPr>
+          <w:rFonts w:ascii="Times New Roman" w:eastAsia="Times New Roman" w:hAnsi="Times New Roman" w:cs="Times New Roman"/>
+          <w:sz w:val="28"/>
+          <w:szCs w:val="28"/>
+        </w:rPr>
+        <w:t>.</w:t>
+      </w:r>
+      <w:r>
+        <w:rPr>
+          <w:rFonts w:ascii="Times New Roman" w:eastAsia="Times New Roman" w:hAnsi="Times New Roman" w:cs="Times New Roman"/>
+          <w:sz w:val="28"/>
+          <w:szCs w:val="28"/>
+        </w:rPr>
+        <w:t xml:space="preserve"> </w:t>
+      </w:r>
+    </w:p>
+    <w:p>
+      <w:pPr>
+        <w:rPr>
+          <w:rFonts w:ascii="Times New Roman" w:eastAsia="Times New Roman" w:hAnsi="Times New Roman" w:cs="Times New Roman"/>
+          <w:sz w:val="28"/>
+          <w:szCs w:val="28"/>
+        </w:rPr>
+      </w:pPr>
+      <w:r>
+        <w:rPr>
+          <w:rFonts w:ascii="Times New Roman" w:eastAsia="Times New Roman" w:hAnsi="Times New Roman" w:cs="Times New Roman"/>
           <w:sz w:val="28"/>
           <w:szCs w:val="28"/>
         </w:rPr>
         <w:drawing>
-          <wp:inline distT="114300" distB="114300" distL="114300" distR="114300" wp14:anchorId="2A6ACA9E" wp14:editId="5DEBCE69">
-            <wp:extent cx="5939480" cy="1320800"/>
-            <wp:effectExtent l="0" t="0" r="0" b="0"/>
-            <wp:docPr id="7" name="image6.png"/>
-            <wp:cNvGraphicFramePr/>
+          <wp:inline distT="0" distB="0" distL="0" distR="0" wp14:anchorId="6B92EFB4" wp14:editId="6275C80A">
+            <wp:extent cx="5939790" cy="996315"/>
+            <wp:effectExtent l="0" t="0" r="3810" b="0"/>
+            <wp:docPr id="1934640498" name="Рисунок 1" descr="Изображение выглядит как текст, снимок экрана, Шрифт, число&#10;&#10;Содержимое, созданное искусственным интеллектом, может быть неверным."/>
+            <wp:cNvGraphicFramePr>
+              <a:graphicFrameLocks xmlns:a="http://schemas.openxmlformats.org/drawingml/2006/main" noChangeAspect="1"/>
+            </wp:cNvGraphicFramePr>
             <a:graphic xmlns:a="http://schemas.openxmlformats.org/drawingml/2006/main">
               <a:graphicData uri="http://schemas.openxmlformats.org/drawingml/2006/picture">
                 <pic:pic xmlns:pic="http://schemas.openxmlformats.org/drawingml/2006/picture">
                   <pic:nvPicPr>
-                    <pic:cNvPr id="0" name="image6.png"/>
-                    <pic:cNvPicPr preferRelativeResize="0"/>
+                    <pic:cNvPr id="1934640498" name="Рисунок 1" descr="Изображение выглядит как текст, снимок экрана, Шрифт, число&#10;&#10;Содержимое, созданное искусственным интеллектом, может быть неверным."/>
+                    <pic:cNvPicPr/>
                   </pic:nvPicPr>
                   <pic:blipFill>
-                    <a:blip r:embed="rId16"/>
-                    <a:srcRect/>
+                    <a:blip r:embed="rId15"/>
                     <a:stretch>
                       <a:fillRect/>
                     </a:stretch>
@@ -7708,12 +9259,11 @@
                   <pic:spPr>
                     <a:xfrm>
                       <a:off x="0" y="0"/>
-                      <a:ext cx="5939480" cy="1320800"/>
+                      <a:ext cx="5939790" cy="996315"/>
                     </a:xfrm>
                     <a:prstGeom prst="rect">
                       <a:avLst/>
                     </a:prstGeom>
-                    <a:ln/>
                   </pic:spPr>
                 </pic:pic>
               </a:graphicData>
@@ -7750,10 +9300,10 @@
           <w:rFonts w:ascii="Times New Roman" w:eastAsia="Times New Roman" w:hAnsi="Times New Roman" w:cs="Times New Roman"/>
           <w:sz w:val="28"/>
           <w:szCs w:val="28"/>
-        </w:rPr>
-      </w:pPr>
-      <w:r>
-        <w:lastRenderedPageBreak/>
+          <w:lang w:val="en-US"/>
+        </w:rPr>
+      </w:pPr>
+      <w:r>
         <w:br w:type="page"/>
       </w:r>
     </w:p>
@@ -7785,28 +9335,55 @@
           <w:szCs w:val="28"/>
         </w:rPr>
       </w:pPr>
-      <w:r>
-        <w:rPr>
-          <w:rFonts w:ascii="Times New Roman" w:eastAsia="Times New Roman" w:hAnsi="Times New Roman" w:cs="Times New Roman"/>
-          <w:sz w:val="28"/>
-          <w:szCs w:val="28"/>
-        </w:rPr>
-        <w:t>Во время выполнения лабораторной работы я углубил свои знания в JUnit5, научился писать юнит-тесты, использовать параметризированные тесты и тесты на проверку составленной объектной модели.</w:t>
-      </w:r>
-    </w:p>
-    <w:p>
-      <w:pPr>
-        <w:rPr>
-          <w:rFonts w:ascii="Times New Roman" w:eastAsia="Times New Roman" w:hAnsi="Times New Roman" w:cs="Times New Roman"/>
-          <w:sz w:val="28"/>
-          <w:szCs w:val="28"/>
-        </w:rPr>
-      </w:pPr>
       <w:bookmarkStart w:id="0" w:name="_gjdgxs" w:colFirst="0" w:colLast="0"/>
       <w:bookmarkEnd w:id="0"/>
+      <w:r>
+        <w:rPr>
+          <w:rFonts w:ascii="Times New Roman" w:eastAsia="Times New Roman" w:hAnsi="Times New Roman" w:cs="Times New Roman"/>
+          <w:sz w:val="28"/>
+          <w:szCs w:val="28"/>
+        </w:rPr>
+        <w:t xml:space="preserve">В ходе работы была реализована доменная модель сцены и разработано тестовое покрытие для проверки ее корректности. С помощью </w:t>
+      </w:r>
+      <w:proofErr w:type="spellStart"/>
+      <w:r>
+        <w:rPr>
+          <w:rFonts w:ascii="Times New Roman" w:eastAsia="Times New Roman" w:hAnsi="Times New Roman" w:cs="Times New Roman"/>
+          <w:sz w:val="28"/>
+          <w:szCs w:val="28"/>
+        </w:rPr>
+        <w:t>JUnit</w:t>
+      </w:r>
+      <w:proofErr w:type="spellEnd"/>
+      <w:r>
+        <w:rPr>
+          <w:rFonts w:ascii="Times New Roman" w:eastAsia="Times New Roman" w:hAnsi="Times New Roman" w:cs="Times New Roman"/>
+          <w:sz w:val="28"/>
+          <w:szCs w:val="28"/>
+        </w:rPr>
+        <w:t xml:space="preserve"> были протестированы основные классы, команды и сценарий выполнения, а с помощью </w:t>
+      </w:r>
+      <w:proofErr w:type="spellStart"/>
+      <w:r>
+        <w:rPr>
+          <w:rFonts w:ascii="Times New Roman" w:eastAsia="Times New Roman" w:hAnsi="Times New Roman" w:cs="Times New Roman"/>
+          <w:sz w:val="28"/>
+          <w:szCs w:val="28"/>
+        </w:rPr>
+        <w:t>JaCoCo</w:t>
+      </w:r>
+      <w:proofErr w:type="spellEnd"/>
+      <w:r>
+        <w:rPr>
+          <w:rFonts w:ascii="Times New Roman" w:eastAsia="Times New Roman" w:hAnsi="Times New Roman" w:cs="Times New Roman"/>
+          <w:sz w:val="28"/>
+          <w:szCs w:val="28"/>
+        </w:rPr>
+        <w:t xml:space="preserve"> проверено покрытие кода тестами. Результаты показали, что логика модели работает корректно, а тестирование подтвердило надежность реализованных решений.</w:t>
+      </w:r>
     </w:p>
     <w:sectPr>
-      <w:headerReference w:type="default" r:id="rId17"/>
+      <w:headerReference w:type="default" r:id="rId16"/>
       <w:pgSz w:w="11906" w:h="16838"/>
       <w:pgMar w:top="1134" w:right="851" w:bottom="567" w:left="1701" w:header="709" w:footer="709" w:gutter="0"/>
       <w:pgNumType w:start="1"/>
